--- a/merge/HCP Client Care Plan (current) Blank Template.docx
+++ b/merge/HCP Client Care Plan (current) Blank Template.docx
@@ -97,19 +97,6 @@
               <w:rPr>
                 <w:rFonts w:asciiTheme="minorHAnsi" w:hAnsiTheme="minorHAnsi"/>
               </w:rPr>
-              <w:fldChar w:fldCharType="separate"/>
-            </w:r>
-            <w:r>
-              <w:rPr>
-                <w:rFonts w:asciiTheme="minorHAnsi" w:hAnsiTheme="minorHAnsi"/>
-                <w:noProof/>
-              </w:rPr>
-              <w:t>28/07/1947</w:t>
-            </w:r>
-            <w:r>
-              <w:rPr>
-                <w:rFonts w:asciiTheme="minorHAnsi" w:hAnsiTheme="minorHAnsi"/>
-              </w:rPr>
               <w:fldChar w:fldCharType="end"/>
             </w:r>
           </w:p>
@@ -168,7 +155,7 @@
                 <w:rFonts w:asciiTheme="minorHAnsi" w:hAnsiTheme="minorHAnsi"/>
                 <w:noProof/>
               </w:rPr>
-              <w:t>John</w:t>
+              <w:t>David</w:t>
             </w:r>
             <w:r>
               <w:rPr>
@@ -205,7 +192,7 @@
                 <w:rFonts w:asciiTheme="minorHAnsi" w:hAnsiTheme="minorHAnsi"/>
                 <w:noProof/>
               </w:rPr>
-              <w:t>Cooke</w:t>
+              <w:t>McLeod</w:t>
             </w:r>
             <w:r>
               <w:rPr>
@@ -269,7 +256,7 @@
                 <w:rFonts w:asciiTheme="minorHAnsi" w:hAnsiTheme="minorHAnsi"/>
                 <w:noProof/>
               </w:rPr>
-              <w:t>19/07/2024</w:t>
+              <w:t>9/08/2024</w:t>
             </w:r>
             <w:r>
               <w:rPr>
@@ -388,7 +375,7 @@
                 <w:rFonts w:asciiTheme="minorHAnsi" w:hAnsiTheme="minorHAnsi"/>
                 <w:noProof/>
               </w:rPr>
-              <w:t xml:space="preserve">John was born in Devon, England, he was a Fitter and Blacksmith in the Engineering field. John moved to New Zealand in 1971 for work and met his wife Joy. They moved to Perth, Australia in 1989 and later to Busselton to be near to their daughter Michele and her family. John and Joy have been together for 50 years, they have 3 children (Michelle -Margaret River, Shane -Canada and Kirsten in New Zealand). Joy has been caring for John in an increasing capacity over the past 20 years since his diagnosis of asbestosis and his chronic back condition. John's lung disease has gradually progressed over the years, he is being managed with a palliative treatment approach now. </w:t>
+              <w:t>David was born in South Africa and emigrated to Western Australian in 2000 with his wife and two sons, 1 son lives in Bunbury, the other is in NSW.  David was later diagnosed with Fibromyalgia and admitted to hospital, when discharged he took a redundancy package from his position of Town Planner which he had held for 11 years. David and his wife separated, he moved into the National Lifestyle Village in West Busselton in May 2013. In November 2023, David was diagnosed with Pancreatic Cancer, he has been reliant on help from his church community since he commenced treatment.</w:t>
             </w:r>
             <w:r>
               <w:rPr>
@@ -420,6 +407,26 @@
               <w:rPr>
                 <w:rFonts w:asciiTheme="minorHAnsi" w:hAnsiTheme="minorHAnsi"/>
               </w:rPr>
+              <w:fldChar w:fldCharType="separate"/>
+            </w:r>
+            <w:r>
+              <w:rPr>
+                <w:rFonts w:asciiTheme="minorHAnsi" w:hAnsiTheme="minorHAnsi"/>
+                <w:noProof/>
+              </w:rPr>
+              <w:t xml:space="preserve">Important People: </w:t>
+            </w:r>
+            <w:r>
+              <w:rPr>
+                <w:rFonts w:asciiTheme="minorHAnsi" w:hAnsiTheme="minorHAnsi"/>
+                <w:noProof/>
+              </w:rPr>
+              <w:t xml:space="preserve">Davids church friends have been helping him with shopping, transport, meals, social and welfare. His son helps when he can however works fulltime.  </w:t>
+            </w:r>
+            <w:r>
+              <w:rPr>
+                <w:rFonts w:asciiTheme="minorHAnsi" w:hAnsiTheme="minorHAnsi"/>
+              </w:rPr>
               <w:fldChar w:fldCharType="end"/>
             </w:r>
           </w:p>
@@ -461,7 +468,7 @@
                 <w:rFonts w:asciiTheme="minorHAnsi" w:hAnsiTheme="minorHAnsi"/>
                 <w:noProof/>
               </w:rPr>
-              <w:t>To have the support I need to live at home for as long as possible.</w:t>
+              <w:t>To be as active as possible and maintain/maximize independence while living at home.</w:t>
             </w:r>
           </w:p>
           <w:p>
@@ -469,15 +476,20 @@
               <w:pStyle w:val="FormFont2"/>
               <w:rPr>
                 <w:rFonts w:asciiTheme="minorHAnsi" w:hAnsiTheme="minorHAnsi"/>
-                <w:noProof/>
-              </w:rPr>
-            </w:pPr>
-            <w:r>
-              <w:rPr>
-                <w:rFonts w:asciiTheme="minorHAnsi" w:hAnsiTheme="minorHAnsi"/>
-                <w:noProof/>
-              </w:rPr>
-              <w:t>For Joy to have respite.</w:t>
+              </w:rPr>
+            </w:pPr>
+            <w:r>
+              <w:rPr>
+                <w:rFonts w:asciiTheme="minorHAnsi" w:hAnsiTheme="minorHAnsi"/>
+                <w:noProof/>
+              </w:rPr>
+              <w:t>I have a caravan project I am working on</w:t>
+            </w:r>
+            <w:r>
+              <w:rPr>
+                <w:rFonts w:asciiTheme="minorHAnsi" w:hAnsiTheme="minorHAnsi"/>
+              </w:rPr>
+              <w:fldChar w:fldCharType="end"/>
             </w:r>
           </w:p>
           <w:p>
@@ -490,9 +502,14 @@
             <w:r>
               <w:rPr>
                 <w:rFonts w:asciiTheme="minorHAnsi" w:hAnsiTheme="minorHAnsi"/>
-                <w:noProof/>
-              </w:rPr>
-              <w:t>To receive the right care at the right time, I have a plan to seek hospice support when I am no longer able to be cared for at home. This has been discussed with the palliative care service who will support this decision when the time comes.</w:t>
+              </w:rPr>
+              <w:fldChar w:fldCharType="begin"/>
+            </w:r>
+            <w:r>
+              <w:rPr>
+                <w:rFonts w:asciiTheme="minorHAnsi" w:hAnsiTheme="minorHAnsi"/>
+              </w:rPr>
+              <w:instrText xml:space="preserve"> MERGEFIELD  goodDay \b "A good day: " </w:instrText>
             </w:r>
             <w:r>
               <w:rPr>
@@ -518,7 +535,7 @@
               <w:rPr>
                 <w:rFonts w:asciiTheme="minorHAnsi" w:hAnsiTheme="minorHAnsi"/>
               </w:rPr>
-              <w:instrText xml:space="preserve"> MERGEFIELD  goodDay \b "A good day: " </w:instrText>
+              <w:instrText xml:space="preserve"> MERGEFIELD  badDay \b "A bad day: " </w:instrText>
             </w:r>
             <w:r>
               <w:rPr>
@@ -544,7 +561,7 @@
               <w:rPr>
                 <w:rFonts w:asciiTheme="minorHAnsi" w:hAnsiTheme="minorHAnsi"/>
               </w:rPr>
-              <w:instrText xml:space="preserve"> MERGEFIELD  badDay \b "A bad day: " </w:instrText>
+              <w:instrText xml:space="preserve"> MERGEFIELD  strengths \b "Strenghths: " </w:instrText>
             </w:r>
             <w:r>
               <w:rPr>
@@ -570,69 +587,7 @@
               <w:rPr>
                 <w:rFonts w:asciiTheme="minorHAnsi" w:hAnsiTheme="minorHAnsi"/>
               </w:rPr>
-              <w:instrText xml:space="preserve"> MERGEFIELD  strengths \b "Strenghths: " </w:instrText>
-            </w:r>
-            <w:r>
-              <w:rPr>
-                <w:rFonts w:asciiTheme="minorHAnsi" w:hAnsiTheme="minorHAnsi"/>
-              </w:rPr>
-              <w:fldChar w:fldCharType="end"/>
-            </w:r>
-          </w:p>
-          <w:p>
-            <w:pPr>
-              <w:pStyle w:val="FormFont2"/>
-              <w:rPr>
-                <w:rFonts w:asciiTheme="minorHAnsi" w:hAnsiTheme="minorHAnsi"/>
-                <w:noProof/>
-              </w:rPr>
-            </w:pPr>
-            <w:r>
-              <w:rPr>
-                <w:rFonts w:asciiTheme="minorHAnsi" w:hAnsiTheme="minorHAnsi"/>
-              </w:rPr>
-              <w:fldChar w:fldCharType="begin"/>
-            </w:r>
-            <w:r>
-              <w:rPr>
-                <w:rFonts w:asciiTheme="minorHAnsi" w:hAnsiTheme="minorHAnsi"/>
-              </w:rPr>
               <w:instrText xml:space="preserve"> MERGEFIELD  likesDislikes \b "Likes and dislikes: " </w:instrText>
-            </w:r>
-            <w:r>
-              <w:rPr>
-                <w:rFonts w:asciiTheme="minorHAnsi" w:hAnsiTheme="minorHAnsi"/>
-              </w:rPr>
-              <w:fldChar w:fldCharType="separate"/>
-            </w:r>
-            <w:r>
-              <w:rPr>
-                <w:rFonts w:asciiTheme="minorHAnsi" w:hAnsiTheme="minorHAnsi"/>
-                <w:noProof/>
-              </w:rPr>
-              <w:t xml:space="preserve">Likes and dislikes: </w:t>
-            </w:r>
-            <w:r>
-              <w:rPr>
-                <w:rFonts w:asciiTheme="minorHAnsi" w:hAnsiTheme="minorHAnsi"/>
-                <w:noProof/>
-              </w:rPr>
-              <w:t xml:space="preserve">John has enjoyed painting, playing Squash, using the computer and was a member of a Bonsai Club. He loves being around his grandchildren and watches documentaries on TV when feeling up to it. </w:t>
-            </w:r>
-          </w:p>
-          <w:p>
-            <w:pPr>
-              <w:pStyle w:val="FormFont2"/>
-              <w:rPr>
-                <w:rFonts w:asciiTheme="minorHAnsi" w:hAnsiTheme="minorHAnsi"/>
-              </w:rPr>
-            </w:pPr>
-            <w:r>
-              <w:rPr>
-                <w:rFonts w:asciiTheme="minorHAnsi" w:hAnsiTheme="minorHAnsi"/>
-                <w:noProof/>
-              </w:rPr>
-              <w:t>John likes the outdoors and going for a ride in the wheelchair on warmer sunny days.</w:t>
             </w:r>
             <w:r>
               <w:rPr>
@@ -816,7 +771,7 @@
                 <w:rFonts w:asciiTheme="minorHAnsi" w:hAnsiTheme="minorHAnsi"/>
                 <w:noProof/>
               </w:rPr>
-              <w:t>Pain, Asbestosis, Depression and mood affective disorders, Rheumatoid Arthritis, Psoriasis, Fracture of Femur, Back problems.</w:t>
+              <w:t>Fibromyalgia, Osteoporosis, Depression/Anxiety, Pancreatic Cancer</w:t>
             </w:r>
             <w:r>
               <w:rPr>
@@ -860,7 +815,7 @@
                 <w:rFonts w:asciiTheme="minorHAnsi" w:hAnsiTheme="minorHAnsi"/>
                 <w:noProof/>
               </w:rPr>
-              <w:t>Receiving nursing services (such as wound management),Unlikely to be able to relocate without assistance,Socially or geographically isolated</w:t>
+              <w:t>Living alone or with an individual with similar or greater level of needs</w:t>
             </w:r>
             <w:r>
               <w:rPr>
@@ -887,27 +842,6 @@
                 <w:rFonts w:asciiTheme="minorHAnsi" w:hAnsiTheme="minorHAnsi"/>
               </w:rPr>
               <w:instrText xml:space="preserve"> MERGEFIELD "medicalCurrent" </w:instrText>
-            </w:r>
-            <w:r>
-              <w:rPr>
-                <w:rFonts w:asciiTheme="minorHAnsi" w:hAnsiTheme="minorHAnsi"/>
-              </w:rPr>
-              <w:fldChar w:fldCharType="separate"/>
-            </w:r>
-            <w:r>
-              <w:rPr>
-                <w:rFonts w:asciiTheme="minorHAnsi" w:hAnsiTheme="minorHAnsi"/>
-                <w:noProof/>
-              </w:rPr>
-              <w:t xml:space="preserve">John's medical conditions impact his functioning and mobility. He experiences declining endurance, increasing fatigue and shortness of breath requiring continuous oxygen therapy. John is currently under the palliative care team </w:t>
-            </w:r>
-            <w:r>
-              <w:rPr>
-                <w:rFonts w:asciiTheme="minorHAnsi" w:hAnsiTheme="minorHAnsi"/>
-                <w:noProof/>
-              </w:rPr>
-              <w:lastRenderedPageBreak/>
-              <w:t>for symptom management of his lung disease. His condition is deteriorating, he is receiving medication to maintain his comfort and is nursed in bed and is supported by Coastal Palliative Care.</w:t>
             </w:r>
             <w:r>
               <w:rPr>
@@ -933,7 +867,6 @@
               <w:rPr>
                 <w:rFonts w:asciiTheme="minorHAnsi" w:hAnsiTheme="minorHAnsi"/>
               </w:rPr>
-              <w:lastRenderedPageBreak/>
               <w:fldChar w:fldCharType="begin"/>
             </w:r>
             <w:r>
@@ -953,7 +886,7 @@
                 <w:rFonts w:asciiTheme="minorHAnsi" w:hAnsiTheme="minorHAnsi"/>
                 <w:noProof/>
               </w:rPr>
-              <w:t>Standby assist transfers inside the home.</w:t>
+              <w:t>Independent transfers inside the home.</w:t>
             </w:r>
             <w:r>
               <w:rPr>
@@ -992,7 +925,7 @@
                 <w:rFonts w:asciiTheme="minorHAnsi" w:hAnsiTheme="minorHAnsi"/>
                 <w:noProof/>
               </w:rPr>
-              <w:t>Physical assist transfers outside the home.</w:t>
+              <w:t>Independent transfers outside the home.</w:t>
             </w:r>
             <w:r>
               <w:rPr>
@@ -1031,7 +964,7 @@
                 <w:rFonts w:asciiTheme="minorHAnsi" w:hAnsiTheme="minorHAnsi"/>
                 <w:noProof/>
               </w:rPr>
-              <w:t>Standby assist ambulation inside the home.</w:t>
+              <w:t>Independent ambulation inside the home.</w:t>
             </w:r>
             <w:r>
               <w:rPr>
@@ -1070,7 +1003,7 @@
                 <w:rFonts w:asciiTheme="minorHAnsi" w:hAnsiTheme="minorHAnsi"/>
                 <w:noProof/>
               </w:rPr>
-              <w:t>Standby assist ambulation outside the home.</w:t>
+              <w:t>Independent ambulation outside the home.</w:t>
             </w:r>
             <w:r>
               <w:rPr>
@@ -1097,26 +1030,6 @@
                 <w:rFonts w:asciiTheme="minorHAnsi" w:hAnsiTheme="minorHAnsi"/>
               </w:rPr>
               <w:instrText xml:space="preserve"> MERGEFIELD  mobilityAids \b "Mobility aids: " </w:instrText>
-            </w:r>
-            <w:r>
-              <w:rPr>
-                <w:rFonts w:asciiTheme="minorHAnsi" w:hAnsiTheme="minorHAnsi"/>
-              </w:rPr>
-              <w:fldChar w:fldCharType="separate"/>
-            </w:r>
-            <w:r>
-              <w:rPr>
-                <w:rFonts w:asciiTheme="minorHAnsi" w:hAnsiTheme="minorHAnsi"/>
-                <w:noProof/>
-              </w:rPr>
-              <w:t xml:space="preserve">Mobility aids: </w:t>
-            </w:r>
-            <w:r>
-              <w:rPr>
-                <w:rFonts w:asciiTheme="minorHAnsi" w:hAnsiTheme="minorHAnsi"/>
-                <w:noProof/>
-              </w:rPr>
-              <w:t>Walking stick,Four wheeled Walker,Wheel chair for longer distances</w:t>
             </w:r>
             <w:r>
               <w:rPr>
@@ -1150,7 +1063,6 @@
               <w:rPr>
                 <w:rFonts w:asciiTheme="minorHAnsi" w:hAnsiTheme="minorHAnsi"/>
               </w:rPr>
-              <w:lastRenderedPageBreak/>
               <w:fldChar w:fldCharType="begin"/>
             </w:r>
             <w:r>
@@ -1184,6 +1096,7 @@
               <w:pStyle w:val="FormFont2"/>
               <w:rPr>
                 <w:rFonts w:asciiTheme="minorHAnsi" w:hAnsiTheme="minorHAnsi"/>
+                <w:noProof/>
               </w:rPr>
             </w:pPr>
             <w:r>
@@ -1209,7 +1122,38 @@
                 <w:rFonts w:asciiTheme="minorHAnsi" w:hAnsiTheme="minorHAnsi"/>
                 <w:noProof/>
               </w:rPr>
-              <w:t>John wears glasses for reading, he is not wearing hearing aids due to weight loss they do not fit any more. John is very SOB, he struggles to converse often using body language and short answers</w:t>
+              <w:t>David is aware of his care needs and can communicate independently.</w:t>
+            </w:r>
+          </w:p>
+          <w:p>
+            <w:pPr>
+              <w:pStyle w:val="FormFont2"/>
+              <w:rPr>
+                <w:rFonts w:asciiTheme="minorHAnsi" w:hAnsiTheme="minorHAnsi"/>
+                <w:noProof/>
+              </w:rPr>
+            </w:pPr>
+            <w:r>
+              <w:rPr>
+                <w:rFonts w:asciiTheme="minorHAnsi" w:hAnsiTheme="minorHAnsi"/>
+                <w:noProof/>
+              </w:rPr>
+              <w:t>David has a hearing impairment.</w:t>
+            </w:r>
+          </w:p>
+          <w:p>
+            <w:pPr>
+              <w:pStyle w:val="FormFont2"/>
+              <w:rPr>
+                <w:rFonts w:asciiTheme="minorHAnsi" w:hAnsiTheme="minorHAnsi"/>
+              </w:rPr>
+            </w:pPr>
+            <w:r>
+              <w:rPr>
+                <w:rFonts w:asciiTheme="minorHAnsi" w:hAnsiTheme="minorHAnsi"/>
+                <w:noProof/>
+              </w:rPr>
+              <w:t>David has a vision impairment.</w:t>
             </w:r>
             <w:r>
               <w:rPr>
@@ -1248,7 +1192,7 @@
                 <w:rFonts w:asciiTheme="minorHAnsi" w:hAnsiTheme="minorHAnsi"/>
                 <w:noProof/>
               </w:rPr>
-              <w:t>Wears bifocal glasses</w:t>
+              <w:t>Wears hearing aids,Wears reading glasses</w:t>
             </w:r>
             <w:r>
               <w:rPr>
@@ -1275,19 +1219,6 @@
                 <w:rFonts w:asciiTheme="minorHAnsi" w:hAnsiTheme="minorHAnsi"/>
               </w:rPr>
               <w:instrText xml:space="preserve"> MERGEFIELD "communicationSupportPlanInterventions" </w:instrText>
-            </w:r>
-            <w:r>
-              <w:rPr>
-                <w:rFonts w:asciiTheme="minorHAnsi" w:hAnsiTheme="minorHAnsi"/>
-              </w:rPr>
-              <w:fldChar w:fldCharType="separate"/>
-            </w:r>
-            <w:r>
-              <w:rPr>
-                <w:rFonts w:asciiTheme="minorHAnsi" w:hAnsiTheme="minorHAnsi"/>
-                <w:noProof/>
-              </w:rPr>
-              <w:t>Support workers will support John with communication by speaking clearly and not shouting, facing John when speaking, reducing the  distance between them and John, reducing background noise, rephrase the sentence as needed, checking to see that John has understood what has been communicated.</w:t>
             </w:r>
             <w:r>
               <w:rPr>
@@ -1544,7 +1475,7 @@
                 <w:sz w:val="24"/>
                 <w:szCs w:val="24"/>
               </w:rPr>
-              <w:t>Call my home phone,Call my mobile,Call my next of kin</w:t>
+              <w:t>Call my mobile,Call my next of kin</w:t>
             </w:r>
             <w:r>
               <w:rPr>
@@ -1658,27 +1589,6 @@
                 <w:sz w:val="24"/>
                 <w:szCs w:val="24"/>
               </w:rPr>
-              <w:fldChar w:fldCharType="separate"/>
-            </w:r>
-            <w:r>
-              <w:rPr>
-                <w:rFonts w:asciiTheme="minorHAnsi" w:hAnsiTheme="minorHAnsi"/>
-                <w:b/>
-                <w:bCs/>
-                <w:noProof/>
-                <w:sz w:val="24"/>
-                <w:szCs w:val="24"/>
-              </w:rPr>
-              <w:t>Do not contact emergency services</w:t>
-            </w:r>
-            <w:r>
-              <w:rPr>
-                <w:rFonts w:asciiTheme="minorHAnsi" w:hAnsiTheme="minorHAnsi"/>
-                <w:b/>
-                <w:bCs/>
-                <w:sz w:val="24"/>
-                <w:szCs w:val="24"/>
-              </w:rPr>
               <w:fldChar w:fldCharType="end"/>
             </w:r>
           </w:p>
@@ -1780,7 +1690,7 @@
                 <w:sz w:val="24"/>
                 <w:szCs w:val="24"/>
               </w:rPr>
-              <w:t>Contact Ambulance services</w:t>
+              <w:t>Contact Ambulance services,Contact my emergency contacts</w:t>
             </w:r>
             <w:r>
               <w:rPr>
@@ -1891,6 +1801,27 @@
                 <w:sz w:val="24"/>
                 <w:szCs w:val="24"/>
               </w:rPr>
+              <w:fldChar w:fldCharType="separate"/>
+            </w:r>
+            <w:r>
+              <w:rPr>
+                <w:rFonts w:asciiTheme="minorHAnsi" w:hAnsiTheme="minorHAnsi"/>
+                <w:b/>
+                <w:bCs/>
+                <w:noProof/>
+                <w:sz w:val="24"/>
+                <w:szCs w:val="24"/>
+              </w:rPr>
+              <w:t>NA</w:t>
+            </w:r>
+            <w:r>
+              <w:rPr>
+                <w:rFonts w:asciiTheme="minorHAnsi" w:hAnsiTheme="minorHAnsi"/>
+                <w:b/>
+                <w:bCs/>
+                <w:sz w:val="24"/>
+                <w:szCs w:val="24"/>
+              </w:rPr>
               <w:fldChar w:fldCharType="end"/>
             </w:r>
           </w:p>
@@ -1940,6 +1871,27 @@
                 <w:szCs w:val="24"/>
               </w:rPr>
               <w:instrText xml:space="preserve"> MERGEFIELD "keySafeCode" </w:instrText>
+            </w:r>
+            <w:r>
+              <w:rPr>
+                <w:rFonts w:asciiTheme="minorHAnsi" w:hAnsiTheme="minorHAnsi"/>
+                <w:b/>
+                <w:bCs/>
+                <w:sz w:val="24"/>
+                <w:szCs w:val="24"/>
+              </w:rPr>
+              <w:fldChar w:fldCharType="separate"/>
+            </w:r>
+            <w:r>
+              <w:rPr>
+                <w:rFonts w:asciiTheme="minorHAnsi" w:hAnsiTheme="minorHAnsi"/>
+                <w:b/>
+                <w:bCs/>
+                <w:noProof/>
+                <w:sz w:val="24"/>
+                <w:szCs w:val="24"/>
+              </w:rPr>
+              <w:t>NA</w:t>
             </w:r>
             <w:r>
               <w:rPr>
@@ -2054,12 +2006,12 @@
         <w:tblLook w:val="04A0" w:firstRow="1" w:lastRow="0" w:firstColumn="1" w:lastColumn="0" w:noHBand="0" w:noVBand="1"/>
       </w:tblPr>
       <w:tblGrid>
-        <w:gridCol w:w="4233"/>
-        <w:gridCol w:w="1492"/>
-        <w:gridCol w:w="1263"/>
-        <w:gridCol w:w="2486"/>
-        <w:gridCol w:w="3651"/>
-        <w:gridCol w:w="2340"/>
+        <w:gridCol w:w="2637"/>
+        <w:gridCol w:w="1425"/>
+        <w:gridCol w:w="1192"/>
+        <w:gridCol w:w="3405"/>
+        <w:gridCol w:w="3825"/>
+        <w:gridCol w:w="2981"/>
       </w:tblGrid>
       <w:tr>
         <w:trPr>
@@ -3330,6 +3282,11 @@
             </w:r>
           </w:p>
           <w:p>
+            <w:pPr>
+              <w:rPr>
+                <w:noProof/>
+              </w:rPr>
+            </w:pPr>
             <w:r>
               <w:rPr>
                 <w:noProof/>
@@ -3352,7 +3309,41 @@
               <w:rPr>
                 <w:noProof/>
               </w:rPr>
-              <w:t>John has good understanding and knowledge of his current and past medical issues. He is supported by Joy due to declining health. Has been noted to become "muddled" at times, "emotional and teary"</w:t>
+              <w:t xml:space="preserve">David experiences low mood and anxiety, sleep disturbances.  </w:t>
+            </w:r>
+          </w:p>
+          <w:p>
+            <w:pPr>
+              <w:rPr>
+                <w:noProof/>
+              </w:rPr>
+            </w:pPr>
+            <w:r>
+              <w:rPr>
+                <w:noProof/>
+              </w:rPr>
+              <w:t>Currently David reports that he can be forgetful (i.e does not always get scripts filled when he see's his GP/specialist)</w:t>
+            </w:r>
+          </w:p>
+          <w:p>
+            <w:pPr>
+              <w:rPr>
+                <w:noProof/>
+              </w:rPr>
+            </w:pPr>
+            <w:r>
+              <w:rPr>
+                <w:noProof/>
+              </w:rPr>
+              <w:t>David is at risk of social isolation although has frequent informal support via his church community.</w:t>
+            </w:r>
+          </w:p>
+          <w:p>
+            <w:r>
+              <w:rPr>
+                <w:noProof/>
+              </w:rPr>
+              <w:t>David sees a counsellor under a GP mental health plan.</w:t>
             </w:r>
             <w:r>
               <w:rPr>
@@ -3399,15 +3390,28 @@
               <w:rPr>
                 <w:noProof/>
               </w:rPr>
-              <w:t>John will report he feels safe and secure at all times.</w:t>
-            </w:r>
-          </w:p>
-          <w:p>
-            <w:r>
-              <w:rPr>
-                <w:noProof/>
-              </w:rPr>
-              <w:t>John will engage in meaningful activity on a daily basis and effectively complete all of his activities of daily living.</w:t>
+              <w:t>David will report he feels safe and secure at all times.</w:t>
+            </w:r>
+          </w:p>
+          <w:p>
+            <w:pPr>
+              <w:rPr>
+                <w:noProof/>
+              </w:rPr>
+            </w:pPr>
+            <w:r>
+              <w:rPr>
+                <w:noProof/>
+              </w:rPr>
+              <w:t>David will engage in meaningful activity on a daily basis and effectively complete all of his activities of daily living.</w:t>
+            </w:r>
+          </w:p>
+          <w:p>
+            <w:r>
+              <w:rPr>
+                <w:noProof/>
+              </w:rPr>
+              <w:t>David will report that his mood has improved.</w:t>
             </w:r>
             <w:r>
               <w:rPr>
@@ -3453,15 +3457,28 @@
               <w:rPr>
                 <w:noProof/>
               </w:rPr>
-              <w:t>John is able to independently make contact with people via phone and other electronic means.</w:t>
-            </w:r>
-          </w:p>
-          <w:p>
-            <w:r>
-              <w:rPr>
-                <w:noProof/>
-              </w:rPr>
-              <w:t>John is able to access services such as . - Beyond Blue Support Service, 1300 22 46 36 and Web Chat; - Lifeline, 13 11 14; - Suicide Call Back Service, 1300 659 467</w:t>
+              <w:t>David will continue to access support services via his counsellor.</w:t>
+            </w:r>
+          </w:p>
+          <w:p>
+            <w:pPr>
+              <w:rPr>
+                <w:noProof/>
+              </w:rPr>
+            </w:pPr>
+            <w:r>
+              <w:rPr>
+                <w:noProof/>
+              </w:rPr>
+              <w:t>David will continue to engage with church community, Men's shed and maintain contact with his son.</w:t>
+            </w:r>
+          </w:p>
+          <w:p>
+            <w:r>
+              <w:rPr>
+                <w:noProof/>
+              </w:rPr>
+              <w:t>Other services available for David to reach out to for strategies to manage depression and anxiety and in times of crisis. - Beyond Blue Support Service, 1300 22 46 36 and Web Chat; - Lifeline, 13 11 14; - Suicide Call Back Service, 1300 659 467</w:t>
             </w:r>
             <w:r>
               <w:rPr>
@@ -3480,11 +3497,6 @@
             <w:shd w:val="clear" w:color="auto" w:fill="auto"/>
           </w:tcPr>
           <w:p>
-            <w:pPr>
-              <w:rPr>
-                <w:noProof/>
-              </w:rPr>
-            </w:pPr>
             <w:r>
               <w:rPr>
                 <w:noProof/>
@@ -3496,26 +3508,6 @@
                 <w:noProof/>
               </w:rPr>
               <w:instrText xml:space="preserve"> MERGEFIELD "psychologicalSupportPlanInterventions" </w:instrText>
-            </w:r>
-            <w:r>
-              <w:rPr>
-                <w:noProof/>
-              </w:rPr>
-              <w:fldChar w:fldCharType="separate"/>
-            </w:r>
-            <w:r>
-              <w:rPr>
-                <w:noProof/>
-              </w:rPr>
-              <w:t>SCC staff will provide john with support with memory and orientation.</w:t>
-            </w:r>
-          </w:p>
-          <w:p>
-            <w:r>
-              <w:rPr>
-                <w:noProof/>
-              </w:rPr>
-              <w:t>Provide encouragement and reminiscence therapy.</w:t>
             </w:r>
             <w:r>
               <w:rPr>
@@ -3584,7 +3576,6 @@
                 <w:b/>
                 <w:bCs/>
               </w:rPr>
-              <w:lastRenderedPageBreak/>
               <w:t>PERSONAL SAFETY</w:t>
             </w:r>
             <w:r>
@@ -3623,28 +3614,15 @@
               <w:rPr>
                 <w:noProof/>
               </w:rPr>
-              <w:t>John has very limited mobility and requires 24/7 support/supervision.</w:t>
-            </w:r>
-          </w:p>
-          <w:p>
-            <w:pPr>
-              <w:rPr>
-                <w:noProof/>
-              </w:rPr>
-            </w:pPr>
-            <w:r>
-              <w:rPr>
-                <w:noProof/>
-              </w:rPr>
-              <w:t>John requires support to relocate in an emergency.</w:t>
-            </w:r>
-          </w:p>
-          <w:p>
-            <w:r>
-              <w:rPr>
-                <w:noProof/>
-              </w:rPr>
-              <w:t>Johns home is fitted with smoke detectors and RCDs.</w:t>
+              <w:t>David has an apple watch that he has set up to use in emergency and can dial 000</w:t>
+            </w:r>
+          </w:p>
+          <w:p>
+            <w:r>
+              <w:rPr>
+                <w:noProof/>
+              </w:rPr>
+              <w:t>David lives in a secure apartment and smoke alarms and RCD devices are functional</w:t>
             </w:r>
             <w:r>
               <w:rPr>
@@ -3664,11 +3642,6 @@
             <w:shd w:val="clear" w:color="auto" w:fill="auto"/>
           </w:tcPr>
           <w:p>
-            <w:pPr>
-              <w:rPr>
-                <w:noProof/>
-              </w:rPr>
-            </w:pPr>
             <w:r>
               <w:rPr>
                 <w:noProof/>
@@ -3691,15 +3664,7 @@
               <w:rPr>
                 <w:noProof/>
               </w:rPr>
-              <w:t>John will have the ability to gain timely access to emergency services as needed.</w:t>
-            </w:r>
-          </w:p>
-          <w:p>
-            <w:r>
-              <w:rPr>
-                <w:noProof/>
-              </w:rPr>
-              <w:t>John will be demonstrate emergency response preparedness and have a plan in place in the event of a fire or other emergency situation.</w:t>
+              <w:t>David will have the ability to gain timely access to emergency services as needed.</w:t>
             </w:r>
             <w:r>
               <w:rPr>
@@ -3746,36 +3711,16 @@
               <w:rPr>
                 <w:noProof/>
               </w:rPr>
-              <w:t>Joy will ensure that John has someone with him at all times so that he has access to support and assistance in case of an emergency situation.</w:t>
-            </w:r>
-          </w:p>
-          <w:p>
-            <w:pPr>
-              <w:rPr>
-                <w:noProof/>
-              </w:rPr>
-            </w:pPr>
-            <w:r>
-              <w:rPr>
-                <w:noProof/>
-              </w:rPr>
-              <w:t>Joy will support herself and John to have a plan for evacuation in case of an emergency and will access information to inform planning via DFES.</w:t>
-            </w:r>
-          </w:p>
-          <w:p>
-            <w:pPr>
-              <w:rPr>
-                <w:noProof/>
-              </w:rPr>
-            </w:pPr>
-            <w:r>
-              <w:rPr>
-                <w:noProof/>
-              </w:rPr>
-              <w:t>Joy will arrange for annual checking of safety devices within the home.</w:t>
-            </w:r>
-          </w:p>
-          <w:p>
+              <w:t>David identify potential emergency situations and make a plan to enact in case of an emergency and ensure that preparations are made accordingly.</w:t>
+            </w:r>
+          </w:p>
+          <w:p>
+            <w:r>
+              <w:rPr>
+                <w:noProof/>
+              </w:rPr>
+              <w:t>David will test smoke alarms and RCD devices annual and arrange for maintenance as required.</w:t>
+            </w:r>
             <w:r>
               <w:rPr>
                 <w:noProof/>
@@ -3908,7 +3853,7 @@
               <w:rPr>
                 <w:noProof/>
               </w:rPr>
-              <w:t>John requires assistance with showering due to declining health and SOB</w:t>
+              <w:t>David is independent with all personal care tasks.</w:t>
             </w:r>
             <w:r>
               <w:rPr>
@@ -3944,18 +3889,6 @@
               <w:rPr>
                 <w:noProof/>
               </w:rPr>
-              <w:fldChar w:fldCharType="separate"/>
-            </w:r>
-            <w:r>
-              <w:rPr>
-                <w:noProof/>
-              </w:rPr>
-              <w:t>John will report he is maintaining a satisfactory level of personal hygiene/dress and grooming.</w:t>
-            </w:r>
-            <w:r>
-              <w:rPr>
-                <w:noProof/>
-              </w:rPr>
               <w:fldChar w:fldCharType="end"/>
             </w:r>
           </w:p>
@@ -3985,18 +3918,6 @@
               <w:rPr>
                 <w:noProof/>
               </w:rPr>
-              <w:fldChar w:fldCharType="separate"/>
-            </w:r>
-            <w:r>
-              <w:rPr>
-                <w:noProof/>
-              </w:rPr>
-              <w:t>John will continue to do what he can for himself during personal care services.</w:t>
-            </w:r>
-            <w:r>
-              <w:rPr>
-                <w:noProof/>
-              </w:rPr>
               <w:fldChar w:fldCharType="end"/>
             </w:r>
           </w:p>
@@ -4010,11 +3931,6 @@
             <w:shd w:val="clear" w:color="auto" w:fill="auto"/>
           </w:tcPr>
           <w:p>
-            <w:pPr>
-              <w:rPr>
-                <w:noProof/>
-              </w:rPr>
-            </w:pPr>
             <w:r>
               <w:rPr>
                 <w:noProof/>
@@ -4027,124 +3943,6 @@
               </w:rPr>
               <w:instrText xml:space="preserve"> MERGEFIELD "personalCareSupportPlanInterventions" </w:instrText>
             </w:r>
-            <w:r>
-              <w:rPr>
-                <w:noProof/>
-              </w:rPr>
-              <w:fldChar w:fldCharType="separate"/>
-            </w:r>
-            <w:r>
-              <w:rPr>
-                <w:noProof/>
-              </w:rPr>
-              <w:t>Southern Plus support workers will assist John with personal care 3 days per week.</w:t>
-            </w:r>
-          </w:p>
-          <w:p>
-            <w:pPr>
-              <w:rPr>
-                <w:noProof/>
-              </w:rPr>
-            </w:pPr>
-            <w:r>
-              <w:rPr>
-                <w:noProof/>
-              </w:rPr>
-              <w:t>Personal care details:</w:t>
-            </w:r>
-          </w:p>
-          <w:p>
-            <w:pPr>
-              <w:rPr>
-                <w:noProof/>
-              </w:rPr>
-            </w:pPr>
-            <w:r>
-              <w:rPr>
-                <w:noProof/>
-              </w:rPr>
-              <w:t>- Please be guided by client and wife Joy as to what level of care is required</w:t>
-            </w:r>
-          </w:p>
-          <w:p>
-            <w:pPr>
-              <w:rPr>
-                <w:noProof/>
-              </w:rPr>
-            </w:pPr>
-            <w:r>
-              <w:rPr>
-                <w:noProof/>
-              </w:rPr>
-              <w:t>- Full assist shower or bed bath</w:t>
-            </w:r>
-          </w:p>
-          <w:p>
-            <w:pPr>
-              <w:rPr>
-                <w:noProof/>
-              </w:rPr>
-            </w:pPr>
-            <w:r>
-              <w:rPr>
-                <w:noProof/>
-              </w:rPr>
-              <w:t xml:space="preserve">- Currently client will sit in shower and is able to mostly wash himself, requires assistance with hard to reach areas back, legs. Same with drying and dressing. </w:t>
-            </w:r>
-          </w:p>
-          <w:p>
-            <w:pPr>
-              <w:rPr>
-                <w:noProof/>
-              </w:rPr>
-            </w:pPr>
-            <w:r>
-              <w:rPr>
-                <w:noProof/>
-              </w:rPr>
-              <w:t>- Dry and dress on seat in bathroom</w:t>
-            </w:r>
-          </w:p>
-          <w:p>
-            <w:pPr>
-              <w:rPr>
-                <w:noProof/>
-              </w:rPr>
-            </w:pPr>
-            <w:r>
-              <w:rPr>
-                <w:noProof/>
-              </w:rPr>
-              <w:t>-prompt and assist John to apply moisturiser to his arms and legs.</w:t>
-            </w:r>
-          </w:p>
-          <w:p>
-            <w:pPr>
-              <w:rPr>
-                <w:noProof/>
-              </w:rPr>
-            </w:pPr>
-            <w:r>
-              <w:rPr>
-                <w:noProof/>
-              </w:rPr>
-              <w:t>- Client will most likely go back to bed after</w:t>
-            </w:r>
-          </w:p>
-          <w:p>
-            <w:pPr>
-              <w:rPr>
-                <w:noProof/>
-              </w:rPr>
-            </w:pPr>
-            <w:r>
-              <w:rPr>
-                <w:noProof/>
-              </w:rPr>
-              <w:t>- Tidy bathroom following shower.</w:t>
-            </w:r>
-          </w:p>
-          <w:p>
             <w:r>
               <w:rPr>
                 <w:noProof/>
@@ -4210,7 +4008,6 @@
               <w:rPr>
                 <w:noProof/>
               </w:rPr>
-              <w:lastRenderedPageBreak/>
               <w:fldChar w:fldCharType="begin"/>
             </w:r>
             <w:r>
@@ -4218,24 +4015,6 @@
                 <w:noProof/>
               </w:rPr>
               <w:instrText xml:space="preserve"> MERGEFIELD  eliminationSupportPlanFactors \b "Continence: " </w:instrText>
-            </w:r>
-            <w:r>
-              <w:rPr>
-                <w:noProof/>
-              </w:rPr>
-              <w:fldChar w:fldCharType="separate"/>
-            </w:r>
-            <w:r>
-              <w:rPr>
-                <w:noProof/>
-              </w:rPr>
-              <w:t xml:space="preserve">Continence: </w:t>
-            </w:r>
-            <w:r>
-              <w:rPr>
-                <w:noProof/>
-              </w:rPr>
-              <w:t>John requires help getting to the toilet at times due to his SOB, Joy assists. He wears pullups in case he does not make it to the toilet on time, help to change which Joy assist with.</w:t>
             </w:r>
             <w:r>
               <w:rPr>
@@ -4271,24 +4050,6 @@
               <w:rPr>
                 <w:noProof/>
               </w:rPr>
-              <w:fldChar w:fldCharType="separate"/>
-            </w:r>
-            <w:r>
-              <w:rPr>
-                <w:noProof/>
-              </w:rPr>
-              <w:t xml:space="preserve">Continence: </w:t>
-            </w:r>
-            <w:r>
-              <w:rPr>
-                <w:noProof/>
-              </w:rPr>
-              <w:t>John will maintain social continence.</w:t>
-            </w:r>
-            <w:r>
-              <w:rPr>
-                <w:noProof/>
-              </w:rPr>
               <w:fldChar w:fldCharType="end"/>
             </w:r>
           </w:p>
@@ -4318,24 +4079,6 @@
               <w:rPr>
                 <w:noProof/>
               </w:rPr>
-              <w:fldChar w:fldCharType="separate"/>
-            </w:r>
-            <w:r>
-              <w:rPr>
-                <w:noProof/>
-              </w:rPr>
-              <w:t xml:space="preserve">Continence: </w:t>
-            </w:r>
-            <w:r>
-              <w:rPr>
-                <w:noProof/>
-              </w:rPr>
-              <w:t>Joy will support John with toileting and personal hygiene</w:t>
-            </w:r>
-            <w:r>
-              <w:rPr>
-                <w:noProof/>
-              </w:rPr>
               <w:fldChar w:fldCharType="end"/>
             </w:r>
           </w:p>
@@ -4349,11 +4092,6 @@
             <w:shd w:val="clear" w:color="auto" w:fill="auto"/>
           </w:tcPr>
           <w:p>
-            <w:pPr>
-              <w:rPr>
-                <w:noProof/>
-              </w:rPr>
-            </w:pPr>
             <w:r>
               <w:rPr>
                 <w:noProof/>
@@ -4365,32 +4103,6 @@
                 <w:noProof/>
               </w:rPr>
               <w:instrText xml:space="preserve"> MERGEFIELD  eliminationSupportPlanInterventions \b "Continence: " </w:instrText>
-            </w:r>
-            <w:r>
-              <w:rPr>
-                <w:noProof/>
-              </w:rPr>
-              <w:fldChar w:fldCharType="separate"/>
-            </w:r>
-            <w:r>
-              <w:rPr>
-                <w:noProof/>
-              </w:rPr>
-              <w:t xml:space="preserve">Continence: </w:t>
-            </w:r>
-            <w:r>
-              <w:rPr>
-                <w:noProof/>
-              </w:rPr>
-              <w:t>SCC will supply incontinence aids to manage incontinence and prevent skin breakdown.  Molicare Mobile medium 6 drop.</w:t>
-            </w:r>
-          </w:p>
-          <w:p>
-            <w:r>
-              <w:rPr>
-                <w:noProof/>
-              </w:rPr>
-              <w:t>SCC support workers will support John with toileting and persona hygiene when they are providing social support/respite services.</w:t>
             </w:r>
             <w:r>
               <w:rPr>
@@ -4409,11 +4121,6 @@
             <w:shd w:val="clear" w:color="auto" w:fill="auto"/>
           </w:tcPr>
           <w:p>
-            <w:pPr>
-              <w:rPr>
-                <w:noProof/>
-              </w:rPr>
-            </w:pPr>
             <w:r>
               <w:rPr>
                 <w:noProof/>
@@ -4425,32 +4132,6 @@
                 <w:noProof/>
               </w:rPr>
               <w:instrText xml:space="preserve"> MERGEFIELD  eliminationSP_WellnessPartner \b "Continence: " </w:instrText>
-            </w:r>
-            <w:r>
-              <w:rPr>
-                <w:noProof/>
-              </w:rPr>
-              <w:fldChar w:fldCharType="separate"/>
-            </w:r>
-            <w:r>
-              <w:rPr>
-                <w:noProof/>
-              </w:rPr>
-              <w:t xml:space="preserve">Continence: </w:t>
-            </w:r>
-            <w:r>
-              <w:rPr>
-                <w:noProof/>
-              </w:rPr>
-              <w:t>The Wellness Partner will order pads as and when requested to ensure delivery within 2 weeks time frame.</w:t>
-            </w:r>
-          </w:p>
-          <w:p>
-            <w:r>
-              <w:rPr>
-                <w:noProof/>
-              </w:rPr>
-              <w:t>The Wellness Partner will facilitate continence assessment when there are changes to Johns care needs.</w:t>
             </w:r>
             <w:r>
               <w:rPr>
@@ -4501,6 +4182,11 @@
             </w:r>
           </w:p>
           <w:p>
+            <w:pPr>
+              <w:rPr>
+                <w:noProof/>
+              </w:rPr>
+            </w:pPr>
             <w:r>
               <w:rPr>
                 <w:noProof/>
@@ -4523,7 +4209,15 @@
               <w:rPr>
                 <w:noProof/>
               </w:rPr>
-              <w:t>John requires support to with his medication administration as he is very fatigued and short of breath (SOB), he is on strong, schedule 8 medications for pain. Has clinical support via Coastal Palliative Care service with medication and symptom management.</w:t>
+              <w:t>No self care deficits identified.</w:t>
+            </w:r>
+          </w:p>
+          <w:p>
+            <w:r>
+              <w:rPr>
+                <w:noProof/>
+              </w:rPr>
+              <w:t>David has been prescribed high risk medication morphine.</w:t>
             </w:r>
             <w:r>
               <w:rPr>
@@ -4565,7 +4259,7 @@
               <w:rPr>
                 <w:noProof/>
               </w:rPr>
-              <w:t>John's medication will be managed safely and effectively</w:t>
+              <w:t>David's medication will be managed safely and effectively</w:t>
             </w:r>
             <w:r>
               <w:rPr>
@@ -4585,11 +4279,6 @@
             <w:shd w:val="clear" w:color="auto" w:fill="auto"/>
           </w:tcPr>
           <w:p>
-            <w:pPr>
-              <w:rPr>
-                <w:noProof/>
-              </w:rPr>
-            </w:pPr>
             <w:r>
               <w:rPr>
                 <w:noProof/>
@@ -4612,15 +4301,7 @@
               <w:rPr>
                 <w:noProof/>
               </w:rPr>
-              <w:t>Joy will support John to manage and take medication in consultation with his GP.</w:t>
-            </w:r>
-          </w:p>
-          <w:p>
-            <w:r>
-              <w:rPr>
-                <w:noProof/>
-              </w:rPr>
-              <w:t>Joy will support John to remain in touch with the SW Coastal Palliative care service.</w:t>
+              <w:t>David will continue to manage and self administer his own medication in consultation with his GP and pharmacist and pain specialist Dr Dunlop.</w:t>
             </w:r>
             <w:r>
               <w:rPr>
@@ -4681,18 +4362,6 @@
                 <w:noProof/>
               </w:rPr>
               <w:instrText xml:space="preserve"> MERGEFIELD "medicationSP_WellnessPartner" </w:instrText>
-            </w:r>
-            <w:r>
-              <w:rPr>
-                <w:noProof/>
-              </w:rPr>
-              <w:fldChar w:fldCharType="separate"/>
-            </w:r>
-            <w:r>
-              <w:rPr>
-                <w:noProof/>
-              </w:rPr>
-              <w:t>Wellness Partner will liaise and collaborate with SW Coastal Palliative care service and clients GP to ensure care needs are met.</w:t>
             </w:r>
             <w:r>
               <w:rPr>
@@ -4731,7 +4400,6 @@
                 <w:b/>
                 <w:bCs/>
               </w:rPr>
-              <w:lastRenderedPageBreak/>
               <w:t>NUTRITION</w:t>
             </w:r>
             <w:r>
@@ -4743,6 +4411,11 @@
             </w:r>
           </w:p>
           <w:p>
+            <w:pPr>
+              <w:rPr>
+                <w:noProof/>
+              </w:rPr>
+            </w:pPr>
             <w:r>
               <w:rPr>
                 <w:noProof/>
@@ -4765,7 +4438,15 @@
               <w:rPr>
                 <w:noProof/>
               </w:rPr>
-              <w:t>John has a poor appetite eats small serves and snacks, he reports feeling nauseous. John drinks lots of fluids and take nutritional supplements regularly.  He has lost a lot of weight as his condition has progressed towards palliative. John is unable to manage any shopping tasks, he has taken to his bed due to his deteriorating, palliative condition.</w:t>
+              <w:t xml:space="preserve">David is experiencing weakness and fatigue and often finds he has no energy to prepare a meal in the evening. </w:t>
+            </w:r>
+          </w:p>
+          <w:p>
+            <w:r>
+              <w:rPr>
+                <w:noProof/>
+              </w:rPr>
+              <w:t>May need Shopping support post surgery. David reports he is currently managing to do his own shopping okay and does not want formal supports.</w:t>
             </w:r>
             <w:r>
               <w:rPr>
@@ -4785,6 +4466,11 @@
             <w:shd w:val="clear" w:color="auto" w:fill="auto"/>
           </w:tcPr>
           <w:p>
+            <w:pPr>
+              <w:rPr>
+                <w:noProof/>
+              </w:rPr>
+            </w:pPr>
             <w:r>
               <w:rPr>
                 <w:noProof/>
@@ -4807,7 +4493,15 @@
               <w:rPr>
                 <w:noProof/>
               </w:rPr>
-              <w:t>John and Joy will report that they are able to manage weekly shopping and meal preparation needs.</w:t>
+              <w:t>David will be adequately nourished and hydrated.</w:t>
+            </w:r>
+          </w:p>
+          <w:p>
+            <w:r>
+              <w:rPr>
+                <w:noProof/>
+              </w:rPr>
+              <w:t>David will report he is able to access the community to do his weekly shopping.</w:t>
             </w:r>
             <w:r>
               <w:rPr>
@@ -4854,28 +4548,15 @@
               <w:rPr>
                 <w:noProof/>
               </w:rPr>
-              <w:t xml:space="preserve">Joy completes grocery shopping via online delivery. </w:t>
-            </w:r>
-          </w:p>
-          <w:p>
-            <w:pPr>
-              <w:rPr>
-                <w:noProof/>
-              </w:rPr>
-            </w:pPr>
-            <w:r>
-              <w:rPr>
-                <w:noProof/>
-              </w:rPr>
-              <w:t>John's family will support John with meal preparation.</w:t>
-            </w:r>
-          </w:p>
-          <w:p>
-            <w:r>
-              <w:rPr>
-                <w:noProof/>
-              </w:rPr>
-              <w:t>John will contribute to the set up, cost of the food portion of and ongoing ordering of home delivered meals.</w:t>
+              <w:t>David is able to do own meal preparation with addition of occasional precooked home delivered meals.</w:t>
+            </w:r>
+          </w:p>
+          <w:p>
+            <w:r>
+              <w:rPr>
+                <w:noProof/>
+              </w:rPr>
+              <w:t xml:space="preserve">David will contribute to the set up, cost of the food portion of and ongoing ordering of meals.  </w:t>
             </w:r>
             <w:r>
               <w:rPr>
@@ -4895,11 +4576,6 @@
             <w:shd w:val="clear" w:color="auto" w:fill="auto"/>
           </w:tcPr>
           <w:p>
-            <w:pPr>
-              <w:rPr>
-                <w:noProof/>
-              </w:rPr>
-            </w:pPr>
             <w:r>
               <w:rPr>
                 <w:noProof/>
@@ -4922,15 +4598,7 @@
               <w:rPr>
                 <w:noProof/>
               </w:rPr>
-              <w:t>Southern Plus will facilitate the provision of prepared and home delivered meals through light and easy.</w:t>
-            </w:r>
-          </w:p>
-          <w:p>
-            <w:r>
-              <w:rPr>
-                <w:noProof/>
-              </w:rPr>
-              <w:t>SCC will provide access to nutritional supplements as prescribed by a dietician</w:t>
+              <w:t>Southern Plus will facilitate the provision of prepared and home delivered meals through Light and Easy.</w:t>
             </w:r>
             <w:r>
               <w:rPr>
@@ -4961,18 +4629,6 @@
                 <w:noProof/>
               </w:rPr>
               <w:instrText xml:space="preserve"> MERGEFIELD "mealsAndShoppingSP_WellnessPartner" </w:instrText>
-            </w:r>
-            <w:r>
-              <w:rPr>
-                <w:noProof/>
-              </w:rPr>
-              <w:fldChar w:fldCharType="separate"/>
-            </w:r>
-            <w:r>
-              <w:rPr>
-                <w:noProof/>
-              </w:rPr>
-              <w:t>WP will follow up clients dietician to determine need for nutritional supplements.</w:t>
             </w:r>
             <w:r>
               <w:rPr>
@@ -5045,7 +4701,7 @@
               <w:rPr>
                 <w:noProof/>
               </w:rPr>
-              <w:t xml:space="preserve">John is SOB and unable to endure any physical tasks. </w:t>
+              <w:t>David is finding it difficult to managing the heavier tasks around his home due to age related medical issues.</w:t>
             </w:r>
             <w:r>
               <w:rPr>
@@ -5077,7 +4733,7 @@
               <w:rPr>
                 <w:noProof/>
               </w:rPr>
-              <w:t>Self care deficit related to maintenance of safe, accessible outdoor areas and access to the home secondary to frailty.</w:t>
+              <w:t>Self care deficit related to maintenance of safe, accessible outdoor areas and access to the home secondary to fibromyalgia.</w:t>
             </w:r>
             <w:r>
               <w:rPr>
@@ -5119,7 +4775,7 @@
               <w:rPr>
                 <w:noProof/>
               </w:rPr>
-              <w:t>Johns home environment will be maintained in a clean and tidy state.</w:t>
+              <w:t>Davids home environment will be maintained in a clean and tidy state.</w:t>
             </w:r>
             <w:r>
               <w:rPr>
@@ -5151,7 +4807,7 @@
               <w:rPr>
                 <w:noProof/>
               </w:rPr>
-              <w:t>Johns home will be accessable and safe</w:t>
+              <w:t>Davids home will be accessable and safe</w:t>
             </w:r>
             <w:r>
               <w:rPr>
@@ -5193,7 +4849,7 @@
               <w:rPr>
                 <w:noProof/>
               </w:rPr>
-              <w:t>Joy will support John with lighter daily household tasks and cleaning.</w:t>
+              <w:t>David will continue to attend to light cleaning and tidying around the home.</w:t>
             </w:r>
             <w:r>
               <w:rPr>
@@ -5260,67 +4916,41 @@
               <w:rPr>
                 <w:noProof/>
               </w:rPr>
-              <w:t>Southern Plus support workers will provide assistance with cleaning fortnightly for 2 hours.</w:t>
-            </w:r>
-          </w:p>
-          <w:p>
-            <w:pPr>
-              <w:rPr>
-                <w:noProof/>
-              </w:rPr>
-            </w:pPr>
-            <w:r>
-              <w:rPr>
-                <w:noProof/>
-              </w:rPr>
-              <w:t>DOMESTIC ASSISTANCE:</w:t>
-            </w:r>
-          </w:p>
-          <w:p>
-            <w:pPr>
-              <w:rPr>
-                <w:noProof/>
-              </w:rPr>
-            </w:pPr>
-            <w:r>
-              <w:rPr>
-                <w:noProof/>
-              </w:rPr>
-              <w:t>- Strip and remake bed - assist with washing and hanging out.</w:t>
-            </w:r>
-          </w:p>
-          <w:p>
-            <w:pPr>
-              <w:rPr>
-                <w:noProof/>
-              </w:rPr>
-            </w:pPr>
-            <w:r>
-              <w:rPr>
-                <w:noProof/>
-              </w:rPr>
-              <w:t>- Clean bathroom and toilet.</w:t>
-            </w:r>
-          </w:p>
-          <w:p>
-            <w:pPr>
-              <w:rPr>
-                <w:noProof/>
-              </w:rPr>
-            </w:pPr>
-            <w:r>
-              <w:rPr>
-                <w:noProof/>
-              </w:rPr>
-              <w:t>- Vacuum throughout and mop hard floors.</w:t>
-            </w:r>
-          </w:p>
-          <w:p>
-            <w:r>
-              <w:rPr>
-                <w:noProof/>
-              </w:rPr>
-              <w:t>- Assist with other OSH appropriate tasks as required, time permitting.</w:t>
+              <w:t>Southern Plus support workers will provide assistance with cleaning fortnightly for 1 hours.</w:t>
+            </w:r>
+          </w:p>
+          <w:p>
+            <w:pPr>
+              <w:rPr>
+                <w:noProof/>
+              </w:rPr>
+            </w:pPr>
+            <w:r>
+              <w:rPr>
+                <w:noProof/>
+              </w:rPr>
+              <w:t>Cleaning tasks will include</w:t>
+            </w:r>
+          </w:p>
+          <w:p>
+            <w:pPr>
+              <w:rPr>
+                <w:noProof/>
+              </w:rPr>
+            </w:pPr>
+            <w:r>
+              <w:rPr>
+                <w:noProof/>
+              </w:rPr>
+              <w:t>Vacuum and mop floors, clean bathroom, toilet, laundry and kitchen, change bed linen, launder and hang out to dry if needed.</w:t>
+            </w:r>
+          </w:p>
+          <w:p>
+            <w:r>
+              <w:rPr>
+                <w:noProof/>
+              </w:rPr>
+              <w:t>Support workers will assist with other household tasks as as requested by David as time permits and utilise any spare time to identify other jobs that need doing (empty/put out bins, tidy clean the fridge/microwave/dusting surfaces/skirting/window sills etc.)</w:t>
             </w:r>
             <w:r>
               <w:rPr>
@@ -5352,7 +4982,7 @@
               <w:rPr>
                 <w:noProof/>
               </w:rPr>
-              <w:t>SCC will support client to attend to home maintenance and gardening that he would have ordinarily been able to attend to himself prior to age related decline in function.  This will be within the capacity of budget, unspent funds and as needed.</w:t>
+              <w:t>Southern plus will facilitate monthly gardening services.</w:t>
             </w:r>
             <w:r>
               <w:rPr>
@@ -5376,6 +5006,7 @@
               <w:rPr>
                 <w:noProof/>
               </w:rPr>
+              <w:lastRenderedPageBreak/>
               <w:fldChar w:fldCharType="begin"/>
             </w:r>
             <w:r>
@@ -5441,7 +5072,6 @@
                 <w:b/>
                 <w:bCs/>
               </w:rPr>
-              <w:lastRenderedPageBreak/>
               <w:t>FUNCTIONAL SAFETY IN THE HOME ENVIRONMENT</w:t>
             </w:r>
             <w:r>
@@ -5480,41 +5110,15 @@
               <w:rPr>
                 <w:noProof/>
               </w:rPr>
-              <w:t>John uses home oxygen.</w:t>
-            </w:r>
-          </w:p>
-          <w:p>
-            <w:pPr>
-              <w:rPr>
-                <w:noProof/>
-              </w:rPr>
-            </w:pPr>
-            <w:r>
-              <w:rPr>
-                <w:noProof/>
-              </w:rPr>
-              <w:t>John's home is well designed and laid out.</w:t>
-            </w:r>
-          </w:p>
-          <w:p>
-            <w:pPr>
-              <w:rPr>
-                <w:noProof/>
-              </w:rPr>
-            </w:pPr>
-            <w:r>
-              <w:rPr>
-                <w:noProof/>
-              </w:rPr>
-              <w:t>John maintains his home in a safe condition.</w:t>
-            </w:r>
-          </w:p>
-          <w:p>
-            <w:r>
-              <w:rPr>
-                <w:noProof/>
-              </w:rPr>
-              <w:t>John does not live in a bush fire prone area.</w:t>
+              <w:t>David is at increased risk of falls and would benefit from review of his home and living spaces to assess and reduce risk factors.</w:t>
+            </w:r>
+          </w:p>
+          <w:p>
+            <w:r>
+              <w:rPr>
+                <w:noProof/>
+              </w:rPr>
+              <w:t>David does live in a bush fire prone area.</w:t>
             </w:r>
             <w:r>
               <w:rPr>
@@ -5569,6 +5173,12 @@
               <w:rPr>
                 <w:noProof/>
               </w:rPr>
+              <w:t>David will be able to articulate her action plan to stay informed about fire emergency's and when and how she will evacuate if required.</w:t>
+            </w:r>
+            <w:r>
+              <w:rPr>
+                <w:noProof/>
+              </w:rPr>
               <w:fldChar w:fldCharType="end"/>
             </w:r>
           </w:p>
@@ -5610,10 +5220,16 @@
               <w:rPr>
                 <w:noProof/>
               </w:rPr>
-              <w:t>Joy and John will perform their own risk and hazard assessments and seek support from WP to manage these when identified.</w:t>
-            </w:r>
-          </w:p>
-          <w:p>
+              <w:t>David will make emergency plan's to stay informed during high risk fire season and when and how to evacuate if required.  David will review these annually.</w:t>
+            </w:r>
+          </w:p>
+          <w:p>
+            <w:r>
+              <w:rPr>
+                <w:noProof/>
+              </w:rPr>
+              <w:t>David will perform his own risk and hazard assessments and seek support from WP to manage these when identified.</w:t>
+            </w:r>
             <w:r>
               <w:rPr>
                 <w:noProof/>
@@ -5632,11 +5248,6 @@
             <w:shd w:val="clear" w:color="auto" w:fill="auto"/>
           </w:tcPr>
           <w:p>
-            <w:pPr>
-              <w:rPr>
-                <w:noProof/>
-              </w:rPr>
-            </w:pPr>
             <w:r>
               <w:rPr>
                 <w:noProof/>
@@ -5660,14 +5271,6 @@
                 <w:noProof/>
               </w:rPr>
               <w:t>SCC staff will conduct risk assessment at each home visit and report hazards and incidents.</w:t>
-            </w:r>
-          </w:p>
-          <w:p>
-            <w:r>
-              <w:rPr>
-                <w:noProof/>
-              </w:rPr>
-              <w:t>SCC staff will follow guidelines for safety in the home when oxygen concentrator/bottles are in use.</w:t>
             </w:r>
             <w:r>
               <w:rPr>
@@ -5714,15 +5317,15 @@
               <w:rPr>
                 <w:noProof/>
               </w:rPr>
-              <w:t>Wellness Partner will ensure that John has current up to date information about fire safety in the home or information on where to access this.</w:t>
-            </w:r>
-          </w:p>
-          <w:p>
-            <w:r>
-              <w:rPr>
-                <w:noProof/>
-              </w:rPr>
-              <w:t>Wellness Partner will ensure that John has current up to date information about oxygen use safety in the home or information on where to access this.</w:t>
+              <w:t>Wellness Partner will make a referral to Empower for Occupation Therapy home safety assessment and facilitate provision of home modifications and equipment according to HCP inclusion/exclusion framework.</w:t>
+            </w:r>
+          </w:p>
+          <w:p>
+            <w:r>
+              <w:rPr>
+                <w:noProof/>
+              </w:rPr>
+              <w:t>Wellness partner will provide information on fire safety and planning DFES brochure.</w:t>
             </w:r>
             <w:r>
               <w:rPr>
@@ -5806,29 +5409,23 @@
               <w:rPr>
                 <w:noProof/>
               </w:rPr>
-              <w:t>John is at risk of social isolation secondary to increasing frailty and mobility deficits.</w:t>
-            </w:r>
-          </w:p>
-          <w:p>
-            <w:pPr>
-              <w:rPr>
-                <w:noProof/>
-              </w:rPr>
-            </w:pPr>
-            <w:r>
-              <w:rPr>
-                <w:noProof/>
-              </w:rPr>
-              <w:t>John reports that he has lost interest in attending social groups and activities other than with family.</w:t>
-            </w:r>
-          </w:p>
-          <w:p>
-            <w:r>
-              <w:rPr>
-                <w:noProof/>
-              </w:rPr>
-              <w:t>John states he enjoys getting out doors in fine weather.</w:t>
-            </w:r>
+              <w:t>David lives alone.  He has a good support network of church friends who support him. David attends the Busselton Men's shed where he is getting support to work on his caravan.</w:t>
+            </w:r>
+          </w:p>
+          <w:p>
+            <w:pPr>
+              <w:rPr>
+                <w:noProof/>
+              </w:rPr>
+            </w:pPr>
+            <w:r>
+              <w:rPr>
+                <w:noProof/>
+              </w:rPr>
+              <w:t>David has a good relationship with his son however he does not live in Busselton.</w:t>
+            </w:r>
+          </w:p>
+          <w:p>
             <w:r>
               <w:rPr>
                 <w:noProof/>
@@ -5847,6 +5444,11 @@
             <w:shd w:val="clear" w:color="auto" w:fill="auto"/>
           </w:tcPr>
           <w:p>
+            <w:pPr>
+              <w:rPr>
+                <w:noProof/>
+              </w:rPr>
+            </w:pPr>
             <w:r>
               <w:rPr>
                 <w:noProof/>
@@ -5869,7 +5471,15 @@
               <w:rPr>
                 <w:noProof/>
               </w:rPr>
-              <w:t>John will have the opportunity to access the outdoors in fine weather on a daily basis.</w:t>
+              <w:t>David will report that he is satisfied with the amount of social interaction that he engages in.</w:t>
+            </w:r>
+          </w:p>
+          <w:p>
+            <w:r>
+              <w:rPr>
+                <w:noProof/>
+              </w:rPr>
+              <w:t>David will report that frequently engage in activities and have opportunity to build and maintain the relationships that are important to him.</w:t>
             </w:r>
             <w:r>
               <w:rPr>
@@ -5889,6 +5499,11 @@
             <w:shd w:val="clear" w:color="auto" w:fill="auto"/>
           </w:tcPr>
           <w:p>
+            <w:pPr>
+              <w:rPr>
+                <w:noProof/>
+              </w:rPr>
+            </w:pPr>
             <w:r>
               <w:rPr>
                 <w:noProof/>
@@ -5911,8 +5526,10 @@
               <w:rPr>
                 <w:noProof/>
               </w:rPr>
-              <w:t>Joy will support John to access the outdoors in his wheelchair on days that there are not support workers coming in.</w:t>
-            </w:r>
+              <w:t>David will maintain social connections and access the community with the support of family/independently.</w:t>
+            </w:r>
+          </w:p>
+          <w:p>
             <w:r>
               <w:rPr>
                 <w:noProof/>
@@ -5953,7 +5570,7 @@
               <w:rPr>
                 <w:noProof/>
               </w:rPr>
-              <w:t>Southern Plus support workers will provide extra companionship/social interaction during support services.  They will take John outdoors in his wheel chair to get some sunshine and fresh air.</w:t>
+              <w:t>Southern Plus support workers will provide extra companionship/social interaction during support services.</w:t>
             </w:r>
             <w:r>
               <w:rPr>
@@ -5984,6 +5601,18 @@
                 <w:noProof/>
               </w:rPr>
               <w:instrText xml:space="preserve"> MERGEFIELD "socialSP_WellnessPartner" </w:instrText>
+            </w:r>
+            <w:r>
+              <w:rPr>
+                <w:noProof/>
+              </w:rPr>
+              <w:fldChar w:fldCharType="separate"/>
+            </w:r>
+            <w:r>
+              <w:rPr>
+                <w:noProof/>
+              </w:rPr>
+              <w:t>WP will review social support needs six monthly with David.</w:t>
             </w:r>
             <w:r>
               <w:rPr>
@@ -6034,6 +5663,11 @@
             </w:r>
           </w:p>
           <w:p>
+            <w:pPr>
+              <w:rPr>
+                <w:noProof/>
+              </w:rPr>
+            </w:pPr>
             <w:r>
               <w:rPr>
                 <w:noProof/>
@@ -6056,7 +5690,15 @@
               <w:rPr>
                 <w:noProof/>
               </w:rPr>
-              <w:t xml:space="preserve">John needs an ambulance for transport due to his deteriorating condition and declining mobility. </w:t>
+              <w:t>David is currently driving himself locally.</w:t>
+            </w:r>
+          </w:p>
+          <w:p>
+            <w:r>
+              <w:rPr>
+                <w:noProof/>
+              </w:rPr>
+              <w:t>David will require support to transport to some medical appointments if affected and longer distances.</w:t>
             </w:r>
             <w:r>
               <w:rPr>
@@ -6098,7 +5740,7 @@
               <w:rPr>
                 <w:noProof/>
               </w:rPr>
-              <w:t>John will be able to access the community to attend medical and allied health appointments.</w:t>
+              <w:t>David will be able to access the community to attend medical and allied health appointments.</w:t>
             </w:r>
             <w:r>
               <w:rPr>
@@ -6140,7 +5782,7 @@
               <w:rPr>
                 <w:noProof/>
               </w:rPr>
-              <w:t>Joy will contact St Johns Ambulance when John needs to be transported.</w:t>
+              <w:t>David will contact Southern Plus office to advise of transport requirements providing as much notice as possible for requirements to be met.</w:t>
             </w:r>
             <w:r>
               <w:rPr>
@@ -6175,6 +5817,18 @@
               <w:rPr>
                 <w:noProof/>
               </w:rPr>
+              <w:fldChar w:fldCharType="separate"/>
+            </w:r>
+            <w:r>
+              <w:rPr>
+                <w:noProof/>
+              </w:rPr>
+              <w:t>Southern Plus support workers will provide transport to appointments as required within capacity of HCP funding.</w:t>
+            </w:r>
+            <w:r>
+              <w:rPr>
+                <w:noProof/>
+              </w:rPr>
               <w:fldChar w:fldCharType="end"/>
             </w:r>
           </w:p>
@@ -6199,6 +5853,18 @@
                 <w:noProof/>
               </w:rPr>
               <w:instrText xml:space="preserve"> MERGEFIELD "transportSP_WellnessPartner" </w:instrText>
+            </w:r>
+            <w:r>
+              <w:rPr>
+                <w:noProof/>
+              </w:rPr>
+              <w:fldChar w:fldCharType="separate"/>
+            </w:r>
+            <w:r>
+              <w:rPr>
+                <w:noProof/>
+              </w:rPr>
+              <w:t>WP will facilitate transports via St Johns Community Transport as needed.</w:t>
             </w:r>
             <w:r>
               <w:rPr>
@@ -6248,6 +5914,11 @@
             </w:r>
           </w:p>
           <w:p>
+            <w:pPr>
+              <w:rPr>
+                <w:noProof/>
+              </w:rPr>
+            </w:pPr>
             <w:r>
               <w:rPr>
                 <w:noProof/>
@@ -6270,7 +5941,15 @@
               <w:rPr>
                 <w:noProof/>
               </w:rPr>
-              <w:t>John has a history of falls, he has an unsteady gait, he is not walking much at the moment only a few steps around the house. For distances he requires a wheelchair. John requires assistance with transfers due to deteriorating health and fatigue.  He has rails and uses furniture for support.</w:t>
+              <w:t>David has an increased falls risk</w:t>
+            </w:r>
+          </w:p>
+          <w:p>
+            <w:r>
+              <w:rPr>
+                <w:noProof/>
+              </w:rPr>
+              <w:t>David mobilises independently without mobility aids.</w:t>
             </w:r>
             <w:r>
               <w:rPr>
@@ -6321,24 +6000,11 @@
             </w:r>
           </w:p>
           <w:p>
-            <w:pPr>
-              <w:rPr>
-                <w:noProof/>
-              </w:rPr>
-            </w:pPr>
-            <w:r>
-              <w:rPr>
-                <w:noProof/>
-              </w:rPr>
-              <w:t>John will report he feels safe and confident when ambulating and during transfers.</w:t>
-            </w:r>
-          </w:p>
-          <w:p>
-            <w:r>
-              <w:rPr>
-                <w:noProof/>
-              </w:rPr>
-              <w:t>All manual handling tasks will be able to be completed in a safe and comfortable manner.</w:t>
+            <w:r>
+              <w:rPr>
+                <w:noProof/>
+              </w:rPr>
+              <w:t>David will report he feels safe and confident when ambulating.</w:t>
             </w:r>
             <w:r>
               <w:rPr>
@@ -6405,18 +6071,6 @@
               <w:rPr>
                 <w:noProof/>
               </w:rPr>
-              <w:fldChar w:fldCharType="separate"/>
-            </w:r>
-            <w:r>
-              <w:rPr>
-                <w:noProof/>
-              </w:rPr>
-              <w:t>SCC staff will assist John with transfers and ambulation as per mobility section.</w:t>
-            </w:r>
-            <w:r>
-              <w:rPr>
-                <w:noProof/>
-              </w:rPr>
               <w:fldChar w:fldCharType="end"/>
             </w:r>
           </w:p>
@@ -6441,6 +6095,18 @@
                 <w:noProof/>
               </w:rPr>
               <w:instrText xml:space="preserve"> MERGEFIELD "mobilitySP_WellnessPartner" </w:instrText>
+            </w:r>
+            <w:r>
+              <w:rPr>
+                <w:noProof/>
+              </w:rPr>
+              <w:fldChar w:fldCharType="separate"/>
+            </w:r>
+            <w:r>
+              <w:rPr>
+                <w:noProof/>
+              </w:rPr>
+              <w:t>WP will arrange OT assessment for home modification and rails</w:t>
             </w:r>
             <w:r>
               <w:rPr>
@@ -6476,6 +6142,7 @@
                 <w:b/>
                 <w:bCs/>
               </w:rPr>
+              <w:lastRenderedPageBreak/>
               <w:t>RESPITE</w:t>
             </w:r>
             <w:r>
@@ -6498,18 +6165,6 @@
                 <w:noProof/>
               </w:rPr>
               <w:instrText xml:space="preserve"> MERGEFIELD "carerSupportPlanFactors" </w:instrText>
-            </w:r>
-            <w:r>
-              <w:rPr>
-                <w:noProof/>
-              </w:rPr>
-              <w:fldChar w:fldCharType="separate"/>
-            </w:r>
-            <w:r>
-              <w:rPr>
-                <w:noProof/>
-              </w:rPr>
-              <w:t>High risk of carer strain related to Johns high care and supervision needs</w:t>
             </w:r>
             <w:r>
               <w:rPr>
@@ -6542,18 +6197,6 @@
               <w:rPr>
                 <w:noProof/>
               </w:rPr>
-              <w:fldChar w:fldCharType="separate"/>
-            </w:r>
-            <w:r>
-              <w:rPr>
-                <w:noProof/>
-              </w:rPr>
-              <w:t>Joy will report that she feels less burdened, has more time to attend to her own health, social and or personal needs and goals.</w:t>
-            </w:r>
-            <w:r>
-              <w:rPr>
-                <w:noProof/>
-              </w:rPr>
               <w:fldChar w:fldCharType="end"/>
             </w:r>
           </w:p>
@@ -6580,18 +6223,6 @@
               <w:rPr>
                 <w:noProof/>
               </w:rPr>
-              <w:fldChar w:fldCharType="separate"/>
-            </w:r>
-            <w:r>
-              <w:rPr>
-                <w:noProof/>
-              </w:rPr>
-              <w:t>Joy has access to respite through her own access to carer and aged care services.</w:t>
-            </w:r>
-            <w:r>
-              <w:rPr>
-                <w:noProof/>
-              </w:rPr>
               <w:fldChar w:fldCharType="end"/>
             </w:r>
           </w:p>
@@ -6613,18 +6244,6 @@
                 <w:noProof/>
               </w:rPr>
               <w:instrText xml:space="preserve"> MERGEFIELD "carerSupportPlanInterventions" </w:instrText>
-            </w:r>
-            <w:r>
-              <w:rPr>
-                <w:noProof/>
-              </w:rPr>
-              <w:fldChar w:fldCharType="separate"/>
-            </w:r>
-            <w:r>
-              <w:rPr>
-                <w:noProof/>
-              </w:rPr>
-              <w:t>Southern Plus will provide services to ensure that Joy is able to attend to her own care needs and respite.</w:t>
             </w:r>
             <w:r>
               <w:rPr>
@@ -6691,7 +6310,6 @@
                 <w:b/>
                 <w:bCs/>
               </w:rPr>
-              <w:lastRenderedPageBreak/>
               <w:t>CLINICAL CARE</w:t>
             </w:r>
             <w:r>
@@ -6721,7 +6339,6 @@
               <w:rPr>
                 <w:b/>
                 <w:bCs/>
-                <w:noProof/>
               </w:rPr>
             </w:pPr>
             <w:r>
@@ -6737,54 +6354,6 @@
                 <w:bCs/>
               </w:rPr>
               <w:instrText xml:space="preserve"> MERGEFIELD "clinicalSupportPlanFactors" </w:instrText>
-            </w:r>
-            <w:r>
-              <w:rPr>
-                <w:b/>
-                <w:bCs/>
-              </w:rPr>
-              <w:fldChar w:fldCharType="separate"/>
-            </w:r>
-            <w:r>
-              <w:rPr>
-                <w:b/>
-                <w:bCs/>
-                <w:noProof/>
-              </w:rPr>
-              <w:t>John is being reviewed weekly by the SW Coastal Palliative care team</w:t>
-            </w:r>
-          </w:p>
-          <w:p>
-            <w:pPr>
-              <w:rPr>
-                <w:b/>
-                <w:bCs/>
-                <w:noProof/>
-              </w:rPr>
-            </w:pPr>
-            <w:r>
-              <w:rPr>
-                <w:b/>
-                <w:bCs/>
-                <w:noProof/>
-              </w:rPr>
-              <w:t>Potential falls and pressure injury risk identified.</w:t>
-            </w:r>
-          </w:p>
-          <w:p>
-            <w:pPr>
-              <w:rPr>
-                <w:b/>
-                <w:bCs/>
-              </w:rPr>
-            </w:pPr>
-            <w:r>
-              <w:rPr>
-                <w:b/>
-                <w:bCs/>
-                <w:noProof/>
-              </w:rPr>
-              <w:t>John is not able to attend to his own foot care.</w:t>
             </w:r>
             <w:r>
               <w:rPr>
@@ -6829,21 +6398,6 @@
                 <w:b/>
                 <w:bCs/>
               </w:rPr>
-              <w:fldChar w:fldCharType="separate"/>
-            </w:r>
-            <w:r>
-              <w:rPr>
-                <w:b/>
-                <w:bCs/>
-                <w:noProof/>
-              </w:rPr>
-              <w:t>John will experience good long term foot health.  Foot complications, such as infections will be prevented or identified early and treated.</w:t>
-            </w:r>
-            <w:r>
-              <w:rPr>
-                <w:b/>
-                <w:bCs/>
-              </w:rPr>
               <w:fldChar w:fldCharType="end"/>
             </w:r>
           </w:p>
@@ -6912,18 +6466,6 @@
               <w:rPr>
                 <w:noProof/>
               </w:rPr>
-              <w:fldChar w:fldCharType="separate"/>
-            </w:r>
-            <w:r>
-              <w:rPr>
-                <w:noProof/>
-              </w:rPr>
-              <w:t>Southern Plus will facilitate regular 8 weekly podiatry services.</w:t>
-            </w:r>
-            <w:r>
-              <w:rPr>
-                <w:noProof/>
-              </w:rPr>
               <w:fldChar w:fldCharType="end"/>
             </w:r>
           </w:p>
@@ -6954,38 +6496,6 @@
               </w:rPr>
               <w:instrText xml:space="preserve"> MERGEFIELD "clinicalSP_WellnessPartner" </w:instrText>
             </w:r>
-            <w:r>
-              <w:rPr>
-                <w:noProof/>
-              </w:rPr>
-              <w:fldChar w:fldCharType="separate"/>
-            </w:r>
-            <w:r>
-              <w:rPr>
-                <w:noProof/>
-              </w:rPr>
-              <w:t>Pressure injury risk - WP to discuss referral for nursing assessment.</w:t>
-            </w:r>
-          </w:p>
-          <w:p>
-            <w:pPr>
-              <w:rPr>
-                <w:noProof/>
-              </w:rPr>
-            </w:pPr>
-            <w:r>
-              <w:rPr>
-                <w:noProof/>
-              </w:rPr>
-              <w:t>Falls risk - WP to discuss referral for follow up assessment.</w:t>
-            </w:r>
-          </w:p>
-          <w:p>
-            <w:pPr>
-              <w:rPr>
-                <w:noProof/>
-              </w:rPr>
-            </w:pPr>
             <w:r>
               <w:rPr>
                 <w:noProof/>
@@ -7304,14 +6814,14 @@
         <w:tblLook w:val="04A0" w:firstRow="1" w:lastRow="0" w:firstColumn="1" w:lastColumn="0" w:noHBand="0" w:noVBand="1"/>
       </w:tblPr>
       <w:tblGrid>
-        <w:gridCol w:w="1866"/>
-        <w:gridCol w:w="1857"/>
-        <w:gridCol w:w="1873"/>
-        <w:gridCol w:w="1858"/>
-        <w:gridCol w:w="2021"/>
-        <w:gridCol w:w="1857"/>
-        <w:gridCol w:w="1846"/>
-        <w:gridCol w:w="1848"/>
+        <w:gridCol w:w="1878"/>
+        <w:gridCol w:w="1878"/>
+        <w:gridCol w:w="1878"/>
+        <w:gridCol w:w="1879"/>
+        <w:gridCol w:w="1878"/>
+        <w:gridCol w:w="1878"/>
+        <w:gridCol w:w="1878"/>
+        <w:gridCol w:w="1879"/>
       </w:tblGrid>
       <w:tr>
         <w:trPr>
@@ -7605,18 +7115,6 @@
               <w:rPr>
                 <w:noProof/>
               </w:rPr>
-              <w:fldChar w:fldCharType="separate"/>
-            </w:r>
-            <w:r>
-              <w:rPr>
-                <w:noProof/>
-              </w:rPr>
-              <w:t>Personal care 30min</w:t>
-            </w:r>
-            <w:r>
-              <w:rPr>
-                <w:noProof/>
-              </w:rPr>
               <w:fldChar w:fldCharType="end"/>
             </w:r>
           </w:p>
@@ -7675,18 +7173,6 @@
               <w:rPr>
                 <w:noProof/>
               </w:rPr>
-              <w:fldChar w:fldCharType="separate"/>
-            </w:r>
-            <w:r>
-              <w:rPr>
-                <w:noProof/>
-              </w:rPr>
-              <w:t>Personal care 30min</w:t>
-            </w:r>
-            <w:r>
-              <w:rPr>
-                <w:noProof/>
-              </w:rPr>
               <w:fldChar w:fldCharType="end"/>
             </w:r>
           </w:p>
@@ -7751,7 +7237,7 @@
               <w:rPr>
                 <w:noProof/>
               </w:rPr>
-              <w:t>Personal care 30min</w:t>
+              <w:t>1.5 hours cleaning weekly</w:t>
             </w:r>
             <w:r>
               <w:rPr>
@@ -7893,18 +7379,6 @@
               <w:rPr>
                 <w:noProof/>
               </w:rPr>
-              <w:fldChar w:fldCharType="separate"/>
-            </w:r>
-            <w:r>
-              <w:rPr>
-                <w:noProof/>
-              </w:rPr>
-              <w:t>Social Support/Respite 2 hours weekly</w:t>
-            </w:r>
-            <w:r>
-              <w:rPr>
-                <w:noProof/>
-              </w:rPr>
               <w:fldChar w:fldCharType="end"/>
             </w:r>
           </w:p>
@@ -7958,18 +7432,6 @@
                 <w:noProof/>
               </w:rPr>
               <w:instrText xml:space="preserve"> MERGEFIELD "thursdayPM" </w:instrText>
-            </w:r>
-            <w:r>
-              <w:rPr>
-                <w:noProof/>
-              </w:rPr>
-              <w:fldChar w:fldCharType="separate"/>
-            </w:r>
-            <w:r>
-              <w:rPr>
-                <w:noProof/>
-              </w:rPr>
-              <w:t>Cleaning/SS/Respite 2 hours fortnightly</w:t>
             </w:r>
             <w:r>
               <w:rPr>
@@ -9426,19 +8888,6 @@
             <w:rPr>
               <w:rFonts w:asciiTheme="minorHAnsi" w:hAnsiTheme="minorHAnsi"/>
             </w:rPr>
-            <w:fldChar w:fldCharType="separate"/>
-          </w:r>
-          <w:r>
-            <w:rPr>
-              <w:rFonts w:asciiTheme="minorHAnsi" w:hAnsiTheme="minorHAnsi"/>
-              <w:noProof/>
-            </w:rPr>
-            <w:t>28/07/1947</w:t>
-          </w:r>
-          <w:r>
-            <w:rPr>
-              <w:rFonts w:asciiTheme="minorHAnsi" w:hAnsiTheme="minorHAnsi"/>
-            </w:rPr>
             <w:fldChar w:fldCharType="end"/>
           </w:r>
         </w:p>
@@ -9496,7 +8945,7 @@
               <w:rFonts w:asciiTheme="minorHAnsi" w:hAnsiTheme="minorHAnsi"/>
               <w:noProof/>
             </w:rPr>
-            <w:t>John</w:t>
+            <w:t>David</w:t>
           </w:r>
           <w:r>
             <w:rPr>
@@ -9533,7 +8982,7 @@
               <w:rFonts w:asciiTheme="minorHAnsi" w:hAnsiTheme="minorHAnsi"/>
               <w:noProof/>
             </w:rPr>
-            <w:t>Cooke</w:t>
+            <w:t>McLeod</w:t>
           </w:r>
           <w:r>
             <w:rPr>
@@ -9606,7 +9055,7 @@
               <w:sz w:val="16"/>
               <w:szCs w:val="16"/>
             </w:rPr>
-            <w:t>19/07/2024</w:t>
+            <w:t>9/08/2024</w:t>
           </w:r>
           <w:r>
             <w:rPr>
@@ -9842,7 +9291,7 @@
         <v:path o:extrusionok="f" gradientshapeok="t" o:connecttype="rect"/>
         <o:lock v:ext="edit" aspectratio="t"/>
       </v:shapetype>
-      <v:shape id="_x0000_i1026" type="#_x0000_t75" style="width:11.25pt;height:11.25pt" o:bullet="t">
+      <v:shape id="_x0000_i1047" type="#_x0000_t75" style="width:11.3pt;height:11.3pt" o:bullet="t">
         <v:imagedata r:id="rId1" o:title="mso3683"/>
       </v:shape>
     </w:pict>
@@ -13750,6 +13199,17 @@
 </file>
 
 <file path=customXml/item2.xml><?xml version="1.0" encoding="utf-8"?>
+<p:properties xmlns:p="http://schemas.microsoft.com/office/2006/metadata/properties" xmlns:xsi="http://www.w3.org/2001/XMLSchema-instance" xmlns:pc="http://schemas.microsoft.com/office/infopath/2007/PartnerControls">
+  <documentManagement>
+    <PublishingExpirationDate xmlns="http://schemas.microsoft.com/sharepoint/v3" xsi:nil="true"/>
+    <Documenttype2 xmlns="0ce37e29-1057-4d1e-8fe4-135ae9ef8a58">Form</Documenttype2>
+    <PublishingStartDate xmlns="http://schemas.microsoft.com/sharepoint/v3" xsi:nil="true"/>
+    <DocumentType xmlns="0ce37e29-1057-4d1e-8fe4-135ae9ef8a58">Home Care</DocumentType>
+  </documentManagement>
+</p:properties>
+</file>
+
+<file path=customXml/item3.xml><?xml version="1.0" encoding="utf-8"?>
 <ct:contentTypeSchema xmlns:ct="http://schemas.microsoft.com/office/2006/metadata/contentType" xmlns:ma="http://schemas.microsoft.com/office/2006/metadata/properties/metaAttributes" ct:_="" ma:_="" ma:contentTypeName="Document" ma:contentTypeID="0x01010033D7A74B29D82546BE9ADBD44AA159B2" ma:contentTypeVersion="9" ma:contentTypeDescription="Create a new document." ma:contentTypeScope="" ma:versionID="13ed7236a978c93029832a0de4478f29">
   <xsd:schema xmlns:xsd="http://www.w3.org/2001/XMLSchema" xmlns:xs="http://www.w3.org/2001/XMLSchema" xmlns:p="http://schemas.microsoft.com/office/2006/metadata/properties" xmlns:ns1="http://schemas.microsoft.com/sharepoint/v3" xmlns:ns2="0ce37e29-1057-4d1e-8fe4-135ae9ef8a58" targetNamespace="http://schemas.microsoft.com/office/2006/metadata/properties" ma:root="true" ma:fieldsID="0b6ff04e860a5ddef2ccaf1e0574a846" ns1:_="" ns2:_="">
     <xsd:import namespace="http://schemas.microsoft.com/sharepoint/v3"/>
@@ -13939,7 +13399,7 @@
 </ct:contentTypeSchema>
 </file>
 
-<file path=customXml/item3.xml><?xml version="1.0" encoding="utf-8"?>
+<file path=customXml/item4.xml><?xml version="1.0" encoding="utf-8"?>
 <?mso-contentType ?>
 <FormTemplates xmlns="http://schemas.microsoft.com/sharepoint/v3/contenttype/forms">
   <Display>DocumentLibraryForm</Display>
@@ -13948,19 +13408,8 @@
 </FormTemplates>
 </file>
 
-<file path=customXml/item4.xml><?xml version="1.0" encoding="utf-8"?>
+<file path=customXml/item5.xml><?xml version="1.0" encoding="utf-8"?>
 <b:Sources xmlns:b="http://schemas.openxmlformats.org/officeDocument/2006/bibliography" xmlns="http://schemas.openxmlformats.org/officeDocument/2006/bibliography" SelectedStyle="\APA.XSL" StyleName="APA"/>
-</file>
-
-<file path=customXml/item5.xml><?xml version="1.0" encoding="utf-8"?>
-<p:properties xmlns:p="http://schemas.microsoft.com/office/2006/metadata/properties" xmlns:xsi="http://www.w3.org/2001/XMLSchema-instance" xmlns:pc="http://schemas.microsoft.com/office/infopath/2007/PartnerControls">
-  <documentManagement>
-    <PublishingExpirationDate xmlns="http://schemas.microsoft.com/sharepoint/v3" xsi:nil="true"/>
-    <Documenttype2 xmlns="0ce37e29-1057-4d1e-8fe4-135ae9ef8a58">Form</Documenttype2>
-    <PublishingStartDate xmlns="http://schemas.microsoft.com/sharepoint/v3" xsi:nil="true"/>
-    <DocumentType xmlns="0ce37e29-1057-4d1e-8fe4-135ae9ef8a58">Home Care</DocumentType>
-  </documentManagement>
-</p:properties>
 </file>
 
 <file path=customXml/itemProps1.xml><?xml version="1.0" encoding="utf-8"?>
@@ -13972,6 +13421,23 @@
 </file>
 
 <file path=customXml/itemProps2.xml><?xml version="1.0" encoding="utf-8"?>
+<ds:datastoreItem xmlns:ds="http://schemas.openxmlformats.org/officeDocument/2006/customXml" ds:itemID="{F6A53EED-9433-4BF9-949D-52F6BA3CB7EA}">
+  <ds:schemaRefs>
+    <ds:schemaRef ds:uri="http://schemas.microsoft.com/office/2006/documentManagement/types"/>
+    <ds:schemaRef ds:uri="http://purl.org/dc/elements/1.1/"/>
+    <ds:schemaRef ds:uri="http://purl.org/dc/dcmitype/"/>
+    <ds:schemaRef ds:uri="http://schemas.microsoft.com/office/2006/metadata/properties"/>
+    <ds:schemaRef ds:uri="http://www.w3.org/XML/1998/namespace"/>
+    <ds:schemaRef ds:uri="http://purl.org/dc/terms/"/>
+    <ds:schemaRef ds:uri="http://schemas.microsoft.com/sharepoint/v3"/>
+    <ds:schemaRef ds:uri="0ce37e29-1057-4d1e-8fe4-135ae9ef8a58"/>
+    <ds:schemaRef ds:uri="http://schemas.microsoft.com/office/infopath/2007/PartnerControls"/>
+    <ds:schemaRef ds:uri="http://schemas.openxmlformats.org/package/2006/metadata/core-properties"/>
+  </ds:schemaRefs>
+</ds:datastoreItem>
+</file>
+
+<file path=customXml/itemProps3.xml><?xml version="1.0" encoding="utf-8"?>
 <ds:datastoreItem xmlns:ds="http://schemas.openxmlformats.org/officeDocument/2006/customXml" ds:itemID="{C559D07F-9AC5-44AA-B4E7-0F99E5B9AD4F}">
   <ds:schemaRefs>
     <ds:schemaRef ds:uri="http://schemas.microsoft.com/office/2006/metadata/contentType"/>
@@ -13990,7 +13456,7 @@
 </ds:datastoreItem>
 </file>
 
-<file path=customXml/itemProps3.xml><?xml version="1.0" encoding="utf-8"?>
+<file path=customXml/itemProps4.xml><?xml version="1.0" encoding="utf-8"?>
 <ds:datastoreItem xmlns:ds="http://schemas.openxmlformats.org/officeDocument/2006/customXml" ds:itemID="{7EB57670-54EC-4AB7-AFAD-B68C046CA870}">
   <ds:schemaRefs>
     <ds:schemaRef ds:uri="http://schemas.microsoft.com/sharepoint/v3/contenttype/forms"/>
@@ -13998,27 +13464,10 @@
 </ds:datastoreItem>
 </file>
 
-<file path=customXml/itemProps4.xml><?xml version="1.0" encoding="utf-8"?>
+<file path=customXml/itemProps5.xml><?xml version="1.0" encoding="utf-8"?>
 <ds:datastoreItem xmlns:ds="http://schemas.openxmlformats.org/officeDocument/2006/customXml" ds:itemID="{52659089-253E-4CF0-A657-BAC2587216F9}">
   <ds:schemaRefs>
     <ds:schemaRef ds:uri="http://schemas.openxmlformats.org/officeDocument/2006/bibliography"/>
   </ds:schemaRefs>
 </ds:datastoreItem>
-</file>
-
-<file path=customXml/itemProps5.xml><?xml version="1.0" encoding="utf-8"?>
-<ds:datastoreItem xmlns:ds="http://schemas.openxmlformats.org/officeDocument/2006/customXml" ds:itemID="{F6A53EED-9433-4BF9-949D-52F6BA3CB7EA}">
-  <ds:schemaRefs>
-    <ds:schemaRef ds:uri="http://schemas.microsoft.com/office/2006/documentManagement/types"/>
-    <ds:schemaRef ds:uri="http://purl.org/dc/elements/1.1/"/>
-    <ds:schemaRef ds:uri="http://purl.org/dc/dcmitype/"/>
-    <ds:schemaRef ds:uri="http://schemas.microsoft.com/office/2006/metadata/properties"/>
-    <ds:schemaRef ds:uri="http://www.w3.org/XML/1998/namespace"/>
-    <ds:schemaRef ds:uri="http://purl.org/dc/terms/"/>
-    <ds:schemaRef ds:uri="http://schemas.microsoft.com/sharepoint/v3"/>
-    <ds:schemaRef ds:uri="0ce37e29-1057-4d1e-8fe4-135ae9ef8a58"/>
-    <ds:schemaRef ds:uri="http://schemas.microsoft.com/office/infopath/2007/PartnerControls"/>
-    <ds:schemaRef ds:uri="http://schemas.openxmlformats.org/package/2006/metadata/core-properties"/>
-  </ds:schemaRefs>
-</ds:datastoreItem>
 </file>
--- a/merge/HCP Client Care Plan (current) Blank Template.docx
+++ b/merge/HCP Client Care Plan (current) Blank Template.docx
@@ -14,7 +14,23 @@
           <w:rFonts w:asciiTheme="minorHAnsi" w:hAnsiTheme="minorHAnsi"/>
           <w:szCs w:val="24"/>
         </w:rPr>
-        <w:t>Complete relevant sections of the support plan as they relate to the client; blank sections indicate that support is not provided. Make a note to refer to medication plan, clinical/complex care plan or other specific plan.</w:t>
+        <w:t xml:space="preserve">Complete relevant sections of the support plan as they relate to the client; blank sections indicate that support is not provided. Make a note to refer to medication plan, clinical/complex care plan or </w:t>
+      </w:r>
+      <w:proofErr w:type="gramStart"/>
+      <w:r>
+        <w:rPr>
+          <w:rFonts w:asciiTheme="minorHAnsi" w:hAnsiTheme="minorHAnsi"/>
+          <w:szCs w:val="24"/>
+        </w:rPr>
+        <w:t>other</w:t>
+      </w:r>
+      <w:proofErr w:type="gramEnd"/>
+      <w:r>
+        <w:rPr>
+          <w:rFonts w:asciiTheme="minorHAnsi" w:hAnsiTheme="minorHAnsi"/>
+          <w:szCs w:val="24"/>
+        </w:rPr>
+        <w:t xml:space="preserve"> specific plan.</w:t>
       </w:r>
     </w:p>
     <w:tbl>
@@ -97,6 +113,19 @@
               <w:rPr>
                 <w:rFonts w:asciiTheme="minorHAnsi" w:hAnsiTheme="minorHAnsi"/>
               </w:rPr>
+              <w:fldChar w:fldCharType="separate"/>
+            </w:r>
+            <w:r>
+              <w:rPr>
+                <w:rFonts w:asciiTheme="minorHAnsi" w:hAnsiTheme="minorHAnsi"/>
+                <w:noProof/>
+              </w:rPr>
+              <w:t>02/06/1947</w:t>
+            </w:r>
+            <w:r>
+              <w:rPr>
+                <w:rFonts w:asciiTheme="minorHAnsi" w:hAnsiTheme="minorHAnsi"/>
+              </w:rPr>
               <w:fldChar w:fldCharType="end"/>
             </w:r>
           </w:p>
@@ -155,7 +184,7 @@
                 <w:rFonts w:asciiTheme="minorHAnsi" w:hAnsiTheme="minorHAnsi"/>
                 <w:noProof/>
               </w:rPr>
-              <w:t>David</w:t>
+              <w:t>Ann</w:t>
             </w:r>
             <w:r>
               <w:rPr>
@@ -192,7 +221,7 @@
                 <w:rFonts w:asciiTheme="minorHAnsi" w:hAnsiTheme="minorHAnsi"/>
                 <w:noProof/>
               </w:rPr>
-              <w:t>McLeod</w:t>
+              <w:t>Kavanagh</w:t>
             </w:r>
             <w:r>
               <w:rPr>
@@ -256,7 +285,7 @@
                 <w:rFonts w:asciiTheme="minorHAnsi" w:hAnsiTheme="minorHAnsi"/>
                 <w:noProof/>
               </w:rPr>
-              <w:t>9/08/2024</w:t>
+              <w:t>19/08/2024</w:t>
             </w:r>
             <w:r>
               <w:rPr>
@@ -343,6 +372,7 @@
               <w:pStyle w:val="FormFont2"/>
               <w:rPr>
                 <w:rFonts w:asciiTheme="minorHAnsi" w:hAnsiTheme="minorHAnsi"/>
+                <w:noProof/>
               </w:rPr>
             </w:pPr>
             <w:r>
@@ -375,8 +405,32 @@
                 <w:rFonts w:asciiTheme="minorHAnsi" w:hAnsiTheme="minorHAnsi"/>
                 <w:noProof/>
               </w:rPr>
-              <w:t>David was born in South Africa and emigrated to Western Australian in 2000 with his wife and two sons, 1 son lives in Bunbury, the other is in NSW.  David was later diagnosed with Fibromyalgia and admitted to hospital, when discharged he took a redundancy package from his position of Town Planner which he had held for 11 years. David and his wife separated, he moved into the National Lifestyle Village in West Busselton in May 2013. In November 2023, David was diagnosed with Pancreatic Cancer, he has been reliant on help from his church community since he commenced treatment.</w:t>
-            </w:r>
+              <w:t xml:space="preserve">Ann was born in Northern Ireland and moved to New Zealand when she was 4 years old. She has 3 sisters and 1 brother.  She moved to Australia in 1967. </w:t>
+            </w:r>
+          </w:p>
+          <w:p>
+            <w:pPr>
+              <w:pStyle w:val="FormFont2"/>
+              <w:rPr>
+                <w:rFonts w:asciiTheme="minorHAnsi" w:hAnsiTheme="minorHAnsi"/>
+                <w:noProof/>
+              </w:rPr>
+            </w:pPr>
+            <w:r>
+              <w:rPr>
+                <w:rFonts w:asciiTheme="minorHAnsi" w:hAnsiTheme="minorHAnsi"/>
+                <w:noProof/>
+              </w:rPr>
+              <w:t>Ann is a widow who lives on her own. Ann used to clean schools and teach swimming. She has little social contact with others in Bunbury other than Brother tom, Grnadaughter Chiara and health care team.</w:t>
+            </w:r>
+          </w:p>
+          <w:p>
+            <w:pPr>
+              <w:pStyle w:val="FormFont2"/>
+              <w:rPr>
+                <w:rFonts w:asciiTheme="minorHAnsi" w:hAnsiTheme="minorHAnsi"/>
+              </w:rPr>
+            </w:pPr>
             <w:r>
               <w:rPr>
                 <w:rFonts w:asciiTheme="minorHAnsi" w:hAnsiTheme="minorHAnsi"/>
@@ -421,7 +475,7 @@
                 <w:rFonts w:asciiTheme="minorHAnsi" w:hAnsiTheme="minorHAnsi"/>
                 <w:noProof/>
               </w:rPr>
-              <w:t xml:space="preserve">Davids church friends have been helping him with shopping, transport, meals, social and welfare. His son helps when he can however works fulltime.  </w:t>
+              <w:t xml:space="preserve">Ann has four children Martin who lives in Karratha, Paul who lives in Perth, Michael in Mandurah and Peter who lives in the USA.  Her brother Tom lives in Donnybrook and assists with navigating services and providing welfare checks. </w:t>
             </w:r>
             <w:r>
               <w:rPr>
@@ -468,7 +522,7 @@
                 <w:rFonts w:asciiTheme="minorHAnsi" w:hAnsiTheme="minorHAnsi"/>
                 <w:noProof/>
               </w:rPr>
-              <w:t>To be as active as possible and maintain/maximize independence while living at home.</w:t>
+              <w:t>Mixing with People - family and friends.</w:t>
             </w:r>
           </w:p>
           <w:p>
@@ -476,14 +530,30 @@
               <w:pStyle w:val="FormFont2"/>
               <w:rPr>
                 <w:rFonts w:asciiTheme="minorHAnsi" w:hAnsiTheme="minorHAnsi"/>
-              </w:rPr>
-            </w:pPr>
-            <w:r>
-              <w:rPr>
-                <w:rFonts w:asciiTheme="minorHAnsi" w:hAnsiTheme="minorHAnsi"/>
-                <w:noProof/>
-              </w:rPr>
-              <w:t>I have a caravan project I am working on</w:t>
+                <w:noProof/>
+              </w:rPr>
+            </w:pPr>
+            <w:r>
+              <w:rPr>
+                <w:rFonts w:asciiTheme="minorHAnsi" w:hAnsiTheme="minorHAnsi"/>
+                <w:noProof/>
+              </w:rPr>
+              <w:t>Southern Plus support workers.</w:t>
+            </w:r>
+          </w:p>
+          <w:p>
+            <w:pPr>
+              <w:pStyle w:val="FormFont2"/>
+              <w:rPr>
+                <w:rFonts w:asciiTheme="minorHAnsi" w:hAnsiTheme="minorHAnsi"/>
+              </w:rPr>
+            </w:pPr>
+            <w:r>
+              <w:rPr>
+                <w:rFonts w:asciiTheme="minorHAnsi" w:hAnsiTheme="minorHAnsi"/>
+                <w:noProof/>
+              </w:rPr>
+              <w:t>Living at home in Bunbury.</w:t>
             </w:r>
             <w:r>
               <w:rPr>
@@ -515,6 +585,26 @@
               <w:rPr>
                 <w:rFonts w:asciiTheme="minorHAnsi" w:hAnsiTheme="minorHAnsi"/>
               </w:rPr>
+              <w:fldChar w:fldCharType="separate"/>
+            </w:r>
+            <w:r>
+              <w:rPr>
+                <w:rFonts w:asciiTheme="minorHAnsi" w:hAnsiTheme="minorHAnsi"/>
+                <w:noProof/>
+              </w:rPr>
+              <w:t xml:space="preserve">A good day: </w:t>
+            </w:r>
+            <w:r>
+              <w:rPr>
+                <w:rFonts w:asciiTheme="minorHAnsi" w:hAnsiTheme="minorHAnsi"/>
+                <w:noProof/>
+              </w:rPr>
+              <w:t>Having a visitor or being able to go out if I want.  Having a trusted person available to help with daily activities and when I am anxious.</w:t>
+            </w:r>
+            <w:r>
+              <w:rPr>
+                <w:rFonts w:asciiTheme="minorHAnsi" w:hAnsiTheme="minorHAnsi"/>
+              </w:rPr>
               <w:fldChar w:fldCharType="end"/>
             </w:r>
           </w:p>
@@ -541,6 +631,26 @@
               <w:rPr>
                 <w:rFonts w:asciiTheme="minorHAnsi" w:hAnsiTheme="minorHAnsi"/>
               </w:rPr>
+              <w:fldChar w:fldCharType="separate"/>
+            </w:r>
+            <w:r>
+              <w:rPr>
+                <w:rFonts w:asciiTheme="minorHAnsi" w:hAnsiTheme="minorHAnsi"/>
+                <w:noProof/>
+              </w:rPr>
+              <w:t xml:space="preserve">A bad day: </w:t>
+            </w:r>
+            <w:r>
+              <w:rPr>
+                <w:rFonts w:asciiTheme="minorHAnsi" w:hAnsiTheme="minorHAnsi"/>
+                <w:noProof/>
+              </w:rPr>
+              <w:t>Having anxiety or feeling low in mood.</w:t>
+            </w:r>
+            <w:r>
+              <w:rPr>
+                <w:rFonts w:asciiTheme="minorHAnsi" w:hAnsiTheme="minorHAnsi"/>
+              </w:rPr>
               <w:fldChar w:fldCharType="end"/>
             </w:r>
           </w:p>
@@ -567,6 +677,26 @@
               <w:rPr>
                 <w:rFonts w:asciiTheme="minorHAnsi" w:hAnsiTheme="minorHAnsi"/>
               </w:rPr>
+              <w:fldChar w:fldCharType="separate"/>
+            </w:r>
+            <w:r>
+              <w:rPr>
+                <w:rFonts w:asciiTheme="minorHAnsi" w:hAnsiTheme="minorHAnsi"/>
+                <w:noProof/>
+              </w:rPr>
+              <w:t xml:space="preserve">Strenghths: </w:t>
+            </w:r>
+            <w:r>
+              <w:rPr>
+                <w:rFonts w:asciiTheme="minorHAnsi" w:hAnsiTheme="minorHAnsi"/>
+                <w:noProof/>
+              </w:rPr>
+              <w:t>Mobile (walking). Motivated to stay well and participate in activities to improve and maintain wellbeing.</w:t>
+            </w:r>
+            <w:r>
+              <w:rPr>
+                <w:rFonts w:asciiTheme="minorHAnsi" w:hAnsiTheme="minorHAnsi"/>
+              </w:rPr>
               <w:fldChar w:fldCharType="end"/>
             </w:r>
           </w:p>
@@ -575,6 +705,7 @@
               <w:pStyle w:val="FormFont2"/>
               <w:rPr>
                 <w:rFonts w:asciiTheme="minorHAnsi" w:hAnsiTheme="minorHAnsi"/>
+                <w:noProof/>
               </w:rPr>
             </w:pPr>
             <w:r>
@@ -588,6 +719,57 @@
                 <w:rFonts w:asciiTheme="minorHAnsi" w:hAnsiTheme="minorHAnsi"/>
               </w:rPr>
               <w:instrText xml:space="preserve"> MERGEFIELD  likesDislikes \b "Likes and dislikes: " </w:instrText>
+            </w:r>
+            <w:r>
+              <w:rPr>
+                <w:rFonts w:asciiTheme="minorHAnsi" w:hAnsiTheme="minorHAnsi"/>
+              </w:rPr>
+              <w:fldChar w:fldCharType="separate"/>
+            </w:r>
+            <w:r>
+              <w:rPr>
+                <w:rFonts w:asciiTheme="minorHAnsi" w:hAnsiTheme="minorHAnsi"/>
+                <w:noProof/>
+              </w:rPr>
+              <w:t xml:space="preserve">Likes and dislikes: </w:t>
+            </w:r>
+            <w:r>
+              <w:rPr>
+                <w:rFonts w:asciiTheme="minorHAnsi" w:hAnsiTheme="minorHAnsi"/>
+                <w:noProof/>
+              </w:rPr>
+              <w:t>Like swimming and walking if not too hot and not in pain.</w:t>
+            </w:r>
+          </w:p>
+          <w:p>
+            <w:pPr>
+              <w:pStyle w:val="FormFont2"/>
+              <w:rPr>
+                <w:rFonts w:asciiTheme="minorHAnsi" w:hAnsiTheme="minorHAnsi"/>
+                <w:noProof/>
+              </w:rPr>
+            </w:pPr>
+            <w:r>
+              <w:rPr>
+                <w:rFonts w:asciiTheme="minorHAnsi" w:hAnsiTheme="minorHAnsi"/>
+                <w:noProof/>
+              </w:rPr>
+              <w:t>Like company and being with others.</w:t>
+            </w:r>
+          </w:p>
+          <w:p>
+            <w:pPr>
+              <w:pStyle w:val="FormFont2"/>
+              <w:rPr>
+                <w:rFonts w:asciiTheme="minorHAnsi" w:hAnsiTheme="minorHAnsi"/>
+              </w:rPr>
+            </w:pPr>
+            <w:r>
+              <w:rPr>
+                <w:rFonts w:asciiTheme="minorHAnsi" w:hAnsiTheme="minorHAnsi"/>
+                <w:noProof/>
+              </w:rPr>
+              <w:t>Don't like being unwell - physically or mentally that effects ability to function independently.</w:t>
             </w:r>
             <w:r>
               <w:rPr>
@@ -618,11 +800,19 @@
                 <w:rFonts w:asciiTheme="minorHAnsi" w:hAnsiTheme="minorHAnsi"/>
               </w:rPr>
             </w:pPr>
-            <w:r>
-              <w:rPr>
-                <w:rFonts w:asciiTheme="minorHAnsi" w:hAnsiTheme="minorHAnsi"/>
-              </w:rPr>
-              <w:t xml:space="preserve">OVERALL </w:t>
+            <w:proofErr w:type="gramStart"/>
+            <w:r>
+              <w:rPr>
+                <w:rFonts w:asciiTheme="minorHAnsi" w:hAnsiTheme="minorHAnsi"/>
+              </w:rPr>
+              <w:t>OVERALL</w:t>
+            </w:r>
+            <w:proofErr w:type="gramEnd"/>
+            <w:r>
+              <w:rPr>
+                <w:rFonts w:asciiTheme="minorHAnsi" w:hAnsiTheme="minorHAnsi"/>
+              </w:rPr>
+              <w:t xml:space="preserve"> </w:t>
             </w:r>
             <w:r>
               <w:rPr>
@@ -771,7 +961,7 @@
                 <w:rFonts w:asciiTheme="minorHAnsi" w:hAnsiTheme="minorHAnsi"/>
                 <w:noProof/>
               </w:rPr>
-              <w:t>Fibromyalgia, Osteoporosis, Depression/Anxiety, Pancreatic Cancer</w:t>
+              <w:t>Ann experiences 0561 - Phobic &amp; anxiety disorders (includes agoraphobia, panic disorder); 0552 - Depression/Mood affective disorders; 1306 - Osteoporosis; 1301 - Rheumatoid arthritis; 1603 - Ankle injury?. Asthma.</w:t>
             </w:r>
             <w:r>
               <w:rPr>
@@ -815,7 +1005,7 @@
                 <w:rFonts w:asciiTheme="minorHAnsi" w:hAnsiTheme="minorHAnsi"/>
                 <w:noProof/>
               </w:rPr>
-              <w:t>Living alone or with an individual with similar or greater level of needs</w:t>
+              <w:t>Living alone or with an individual with similar or greater level of needs,Unable to make an independent decision due to cognitive or other impairment,Socially or geographically isolated</w:t>
             </w:r>
             <w:r>
               <w:rPr>
@@ -842,6 +1032,27 @@
                 <w:rFonts w:asciiTheme="minorHAnsi" w:hAnsiTheme="minorHAnsi"/>
               </w:rPr>
               <w:instrText xml:space="preserve"> MERGEFIELD "medicalCurrent" </w:instrText>
+            </w:r>
+            <w:r>
+              <w:rPr>
+                <w:rFonts w:asciiTheme="minorHAnsi" w:hAnsiTheme="minorHAnsi"/>
+              </w:rPr>
+              <w:fldChar w:fldCharType="separate"/>
+            </w:r>
+            <w:r>
+              <w:rPr>
+                <w:rFonts w:asciiTheme="minorHAnsi" w:hAnsiTheme="minorHAnsi"/>
+                <w:noProof/>
+              </w:rPr>
+              <w:t xml:space="preserve">Ann lives with a degree of age related cognitive impairment </w:t>
+            </w:r>
+            <w:r>
+              <w:rPr>
+                <w:rFonts w:asciiTheme="minorHAnsi" w:hAnsiTheme="minorHAnsi"/>
+                <w:noProof/>
+              </w:rPr>
+              <w:lastRenderedPageBreak/>
+              <w:t>(short term memory loss) and anxiety. Ann requires support to attend and keep track of medical appointments. Anne has age related physical frailty and is also at risk of social isolation.</w:t>
             </w:r>
             <w:r>
               <w:rPr>
@@ -867,6 +1078,7 @@
               <w:rPr>
                 <w:rFonts w:asciiTheme="minorHAnsi" w:hAnsiTheme="minorHAnsi"/>
               </w:rPr>
+              <w:lastRenderedPageBreak/>
               <w:fldChar w:fldCharType="begin"/>
             </w:r>
             <w:r>
@@ -879,19 +1091,6 @@
               <w:rPr>
                 <w:rFonts w:asciiTheme="minorHAnsi" w:hAnsiTheme="minorHAnsi"/>
               </w:rPr>
-              <w:fldChar w:fldCharType="separate"/>
-            </w:r>
-            <w:r>
-              <w:rPr>
-                <w:rFonts w:asciiTheme="minorHAnsi" w:hAnsiTheme="minorHAnsi"/>
-                <w:noProof/>
-              </w:rPr>
-              <w:t>Independent transfers inside the home.</w:t>
-            </w:r>
-            <w:r>
-              <w:rPr>
-                <w:rFonts w:asciiTheme="minorHAnsi" w:hAnsiTheme="minorHAnsi"/>
-              </w:rPr>
               <w:fldChar w:fldCharType="end"/>
             </w:r>
           </w:p>
@@ -918,19 +1117,6 @@
               <w:rPr>
                 <w:rFonts w:asciiTheme="minorHAnsi" w:hAnsiTheme="minorHAnsi"/>
               </w:rPr>
-              <w:fldChar w:fldCharType="separate"/>
-            </w:r>
-            <w:r>
-              <w:rPr>
-                <w:rFonts w:asciiTheme="minorHAnsi" w:hAnsiTheme="minorHAnsi"/>
-                <w:noProof/>
-              </w:rPr>
-              <w:t>Independent transfers outside the home.</w:t>
-            </w:r>
-            <w:r>
-              <w:rPr>
-                <w:rFonts w:asciiTheme="minorHAnsi" w:hAnsiTheme="minorHAnsi"/>
-              </w:rPr>
               <w:fldChar w:fldCharType="end"/>
             </w:r>
           </w:p>
@@ -957,19 +1143,6 @@
               <w:rPr>
                 <w:rFonts w:asciiTheme="minorHAnsi" w:hAnsiTheme="minorHAnsi"/>
               </w:rPr>
-              <w:fldChar w:fldCharType="separate"/>
-            </w:r>
-            <w:r>
-              <w:rPr>
-                <w:rFonts w:asciiTheme="minorHAnsi" w:hAnsiTheme="minorHAnsi"/>
-                <w:noProof/>
-              </w:rPr>
-              <w:t>Independent ambulation inside the home.</w:t>
-            </w:r>
-            <w:r>
-              <w:rPr>
-                <w:rFonts w:asciiTheme="minorHAnsi" w:hAnsiTheme="minorHAnsi"/>
-              </w:rPr>
               <w:fldChar w:fldCharType="end"/>
             </w:r>
           </w:p>
@@ -991,19 +1164,6 @@
                 <w:rFonts w:asciiTheme="minorHAnsi" w:hAnsiTheme="minorHAnsi"/>
               </w:rPr>
               <w:instrText xml:space="preserve"> MERGEFIELD ambulationOutside </w:instrText>
-            </w:r>
-            <w:r>
-              <w:rPr>
-                <w:rFonts w:asciiTheme="minorHAnsi" w:hAnsiTheme="minorHAnsi"/>
-              </w:rPr>
-              <w:fldChar w:fldCharType="separate"/>
-            </w:r>
-            <w:r>
-              <w:rPr>
-                <w:rFonts w:asciiTheme="minorHAnsi" w:hAnsiTheme="minorHAnsi"/>
-                <w:noProof/>
-              </w:rPr>
-              <w:t>Independent ambulation outside the home.</w:t>
             </w:r>
             <w:r>
               <w:rPr>
@@ -1075,6 +1235,32 @@
               <w:rPr>
                 <w:rFonts w:asciiTheme="minorHAnsi" w:hAnsiTheme="minorHAnsi"/>
               </w:rPr>
+              <w:fldChar w:fldCharType="end"/>
+            </w:r>
+          </w:p>
+          <w:p>
+            <w:pPr>
+              <w:pStyle w:val="FormFont2"/>
+              <w:rPr>
+                <w:rFonts w:asciiTheme="minorHAnsi" w:hAnsiTheme="minorHAnsi"/>
+              </w:rPr>
+            </w:pPr>
+            <w:r>
+              <w:rPr>
+                <w:rFonts w:asciiTheme="minorHAnsi" w:hAnsiTheme="minorHAnsi"/>
+              </w:rPr>
+              <w:fldChar w:fldCharType="begin"/>
+            </w:r>
+            <w:r>
+              <w:rPr>
+                <w:rFonts w:asciiTheme="minorHAnsi" w:hAnsiTheme="minorHAnsi"/>
+              </w:rPr>
+              <w:instrText xml:space="preserve"> MERGEFIELD "communicationSupportPlanFactors" </w:instrText>
+            </w:r>
+            <w:r>
+              <w:rPr>
+                <w:rFonts w:asciiTheme="minorHAnsi" w:hAnsiTheme="minorHAnsi"/>
+              </w:rPr>
               <w:fldChar w:fldCharType="separate"/>
             </w:r>
             <w:r>
@@ -1082,7 +1268,7 @@
                 <w:rFonts w:asciiTheme="minorHAnsi" w:hAnsiTheme="minorHAnsi"/>
                 <w:noProof/>
               </w:rPr>
-              <w:t>Hearing impaired,Vision impaired (glasses)</w:t>
+              <w:t>Ann is orientated and able to communicate her needs.  Ann can become anxious at times which affects her ability to concentrate.  Anne lives with short term memory loss.</w:t>
             </w:r>
             <w:r>
               <w:rPr>
@@ -1096,7 +1282,6 @@
               <w:pStyle w:val="FormFont2"/>
               <w:rPr>
                 <w:rFonts w:asciiTheme="minorHAnsi" w:hAnsiTheme="minorHAnsi"/>
-                <w:noProof/>
               </w:rPr>
             </w:pPr>
             <w:r>
@@ -1109,7 +1294,34 @@
               <w:rPr>
                 <w:rFonts w:asciiTheme="minorHAnsi" w:hAnsiTheme="minorHAnsi"/>
               </w:rPr>
-              <w:instrText xml:space="preserve"> MERGEFIELD "communicationSupportPlanFactors" </w:instrText>
+              <w:instrText xml:space="preserve"> MERGEFIELD CommunicationAids </w:instrText>
+            </w:r>
+            <w:r>
+              <w:rPr>
+                <w:rFonts w:asciiTheme="minorHAnsi" w:hAnsiTheme="minorHAnsi"/>
+              </w:rPr>
+              <w:fldChar w:fldCharType="end"/>
+            </w:r>
+          </w:p>
+          <w:p>
+            <w:pPr>
+              <w:pStyle w:val="FormFont2"/>
+              <w:rPr>
+                <w:rFonts w:asciiTheme="minorHAnsi" w:hAnsiTheme="minorHAnsi"/>
+                <w:noProof/>
+              </w:rPr>
+            </w:pPr>
+            <w:r>
+              <w:rPr>
+                <w:rFonts w:asciiTheme="minorHAnsi" w:hAnsiTheme="minorHAnsi"/>
+              </w:rPr>
+              <w:fldChar w:fldCharType="begin"/>
+            </w:r>
+            <w:r>
+              <w:rPr>
+                <w:rFonts w:asciiTheme="minorHAnsi" w:hAnsiTheme="minorHAnsi"/>
+              </w:rPr>
+              <w:instrText xml:space="preserve"> MERGEFIELD "communicationSupportPlanInterventions" </w:instrText>
             </w:r>
             <w:r>
               <w:rPr>
@@ -1122,7 +1334,7 @@
                 <w:rFonts w:asciiTheme="minorHAnsi" w:hAnsiTheme="minorHAnsi"/>
                 <w:noProof/>
               </w:rPr>
-              <w:t>David is aware of his care needs and can communicate independently.</w:t>
+              <w:t>Ensure a quiet calm and respectful environment and allow Ann time to respond questions.  Provide prompts to facilitate conversation.</w:t>
             </w:r>
           </w:p>
           <w:p>
@@ -1130,95 +1342,14 @@
               <w:pStyle w:val="FormFont2"/>
               <w:rPr>
                 <w:rFonts w:asciiTheme="minorHAnsi" w:hAnsiTheme="minorHAnsi"/>
-                <w:noProof/>
-              </w:rPr>
-            </w:pPr>
-            <w:r>
-              <w:rPr>
-                <w:rFonts w:asciiTheme="minorHAnsi" w:hAnsiTheme="minorHAnsi"/>
-                <w:noProof/>
-              </w:rPr>
-              <w:t>David has a hearing impairment.</w:t>
-            </w:r>
-          </w:p>
-          <w:p>
-            <w:pPr>
-              <w:pStyle w:val="FormFont2"/>
-              <w:rPr>
-                <w:rFonts w:asciiTheme="minorHAnsi" w:hAnsiTheme="minorHAnsi"/>
-              </w:rPr>
-            </w:pPr>
-            <w:r>
-              <w:rPr>
-                <w:rFonts w:asciiTheme="minorHAnsi" w:hAnsiTheme="minorHAnsi"/>
-                <w:noProof/>
-              </w:rPr>
-              <w:t>David has a vision impairment.</w:t>
-            </w:r>
-            <w:r>
-              <w:rPr>
-                <w:rFonts w:asciiTheme="minorHAnsi" w:hAnsiTheme="minorHAnsi"/>
-              </w:rPr>
-              <w:fldChar w:fldCharType="end"/>
-            </w:r>
-          </w:p>
-          <w:p>
-            <w:pPr>
-              <w:pStyle w:val="FormFont2"/>
-              <w:rPr>
-                <w:rFonts w:asciiTheme="minorHAnsi" w:hAnsiTheme="minorHAnsi"/>
-              </w:rPr>
-            </w:pPr>
-            <w:r>
-              <w:rPr>
-                <w:rFonts w:asciiTheme="minorHAnsi" w:hAnsiTheme="minorHAnsi"/>
-              </w:rPr>
-              <w:fldChar w:fldCharType="begin"/>
-            </w:r>
-            <w:r>
-              <w:rPr>
-                <w:rFonts w:asciiTheme="minorHAnsi" w:hAnsiTheme="minorHAnsi"/>
-              </w:rPr>
-              <w:instrText xml:space="preserve"> MERGEFIELD CommunicationAids </w:instrText>
-            </w:r>
-            <w:r>
-              <w:rPr>
-                <w:rFonts w:asciiTheme="minorHAnsi" w:hAnsiTheme="minorHAnsi"/>
-              </w:rPr>
-              <w:fldChar w:fldCharType="separate"/>
-            </w:r>
-            <w:r>
-              <w:rPr>
-                <w:rFonts w:asciiTheme="minorHAnsi" w:hAnsiTheme="minorHAnsi"/>
-                <w:noProof/>
-              </w:rPr>
-              <w:t>Wears hearing aids,Wears reading glasses</w:t>
-            </w:r>
-            <w:r>
-              <w:rPr>
-                <w:rFonts w:asciiTheme="minorHAnsi" w:hAnsiTheme="minorHAnsi"/>
-              </w:rPr>
-              <w:fldChar w:fldCharType="end"/>
-            </w:r>
-          </w:p>
-          <w:p>
-            <w:pPr>
-              <w:pStyle w:val="FormFont2"/>
-              <w:rPr>
-                <w:rFonts w:asciiTheme="minorHAnsi" w:hAnsiTheme="minorHAnsi"/>
-              </w:rPr>
-            </w:pPr>
-            <w:r>
-              <w:rPr>
-                <w:rFonts w:asciiTheme="minorHAnsi" w:hAnsiTheme="minorHAnsi"/>
-              </w:rPr>
-              <w:fldChar w:fldCharType="begin"/>
-            </w:r>
-            <w:r>
-              <w:rPr>
-                <w:rFonts w:asciiTheme="minorHAnsi" w:hAnsiTheme="minorHAnsi"/>
-              </w:rPr>
-              <w:instrText xml:space="preserve"> MERGEFIELD "communicationSupportPlanInterventions" </w:instrText>
+              </w:rPr>
+            </w:pPr>
+            <w:r>
+              <w:rPr>
+                <w:rFonts w:asciiTheme="minorHAnsi" w:hAnsiTheme="minorHAnsi"/>
+                <w:noProof/>
+              </w:rPr>
+              <w:t>Support worker will prompt Ann to write new appointments in her diary and check her diary and phone for appointment reminders each day.</w:t>
             </w:r>
             <w:r>
               <w:rPr>
@@ -1411,7 +1542,25 @@
                 <w:sz w:val="22"/>
                 <w:szCs w:val="22"/>
               </w:rPr>
-              <w:t xml:space="preserve">If I do not answer the door to a scheduled visit, I want Southern Plus to; </w:t>
+              <w:t xml:space="preserve">If I do not answer the door to a scheduled visit, I want Southern Plus </w:t>
+            </w:r>
+            <w:proofErr w:type="gramStart"/>
+            <w:r>
+              <w:rPr>
+                <w:rFonts w:asciiTheme="minorHAnsi" w:hAnsiTheme="minorHAnsi" w:cstheme="minorHAnsi"/>
+                <w:sz w:val="22"/>
+                <w:szCs w:val="22"/>
+              </w:rPr>
+              <w:t>to;</w:t>
+            </w:r>
+            <w:proofErr w:type="gramEnd"/>
+            <w:r>
+              <w:rPr>
+                <w:rFonts w:asciiTheme="minorHAnsi" w:hAnsiTheme="minorHAnsi" w:cstheme="minorHAnsi"/>
+                <w:sz w:val="22"/>
+                <w:szCs w:val="22"/>
+              </w:rPr>
+              <w:t xml:space="preserve"> </w:t>
             </w:r>
           </w:p>
           <w:p>
@@ -1441,6 +1590,7 @@
                 <w:rFonts w:asciiTheme="minorHAnsi" w:hAnsiTheme="minorHAnsi"/>
                 <w:b/>
                 <w:bCs/>
+                <w:color w:val="0070C0"/>
                 <w:sz w:val="24"/>
                 <w:szCs w:val="24"/>
               </w:rPr>
@@ -1451,6 +1601,7 @@
                 <w:rFonts w:asciiTheme="minorHAnsi" w:hAnsiTheme="minorHAnsi"/>
                 <w:b/>
                 <w:bCs/>
+                <w:color w:val="0070C0"/>
                 <w:sz w:val="24"/>
                 <w:szCs w:val="24"/>
               </w:rPr>
@@ -1461,6 +1612,7 @@
                 <w:rFonts w:asciiTheme="minorHAnsi" w:hAnsiTheme="minorHAnsi"/>
                 <w:b/>
                 <w:bCs/>
+                <w:color w:val="0070C0"/>
                 <w:sz w:val="24"/>
                 <w:szCs w:val="24"/>
               </w:rPr>
@@ -1472,16 +1624,18 @@
                 <w:b/>
                 <w:bCs/>
                 <w:noProof/>
+                <w:color w:val="0070C0"/>
                 <w:sz w:val="24"/>
                 <w:szCs w:val="24"/>
               </w:rPr>
-              <w:t>Call my mobile,Call my next of kin</w:t>
+              <w:t>Call my mobile,Enter through the unlocked door,Use the locked box to gain entry,Call my next of kin</w:t>
             </w:r>
             <w:r>
               <w:rPr>
                 <w:rFonts w:asciiTheme="minorHAnsi" w:hAnsiTheme="minorHAnsi"/>
                 <w:b/>
                 <w:bCs/>
+                <w:color w:val="0070C0"/>
                 <w:sz w:val="24"/>
                 <w:szCs w:val="24"/>
               </w:rPr>
@@ -1566,6 +1720,7 @@
                 <w:rFonts w:asciiTheme="minorHAnsi" w:hAnsiTheme="minorHAnsi"/>
                 <w:b/>
                 <w:bCs/>
+                <w:color w:val="0070C0"/>
                 <w:sz w:val="24"/>
                 <w:szCs w:val="24"/>
               </w:rPr>
@@ -1576,6 +1731,7 @@
                 <w:rFonts w:asciiTheme="minorHAnsi" w:hAnsiTheme="minorHAnsi"/>
                 <w:b/>
                 <w:bCs/>
+                <w:color w:val="0070C0"/>
                 <w:sz w:val="24"/>
                 <w:szCs w:val="24"/>
               </w:rPr>
@@ -1586,6 +1742,30 @@
                 <w:rFonts w:asciiTheme="minorHAnsi" w:hAnsiTheme="minorHAnsi"/>
                 <w:b/>
                 <w:bCs/>
+                <w:color w:val="0070C0"/>
+                <w:sz w:val="24"/>
+                <w:szCs w:val="24"/>
+              </w:rPr>
+              <w:fldChar w:fldCharType="separate"/>
+            </w:r>
+            <w:r>
+              <w:rPr>
+                <w:rFonts w:asciiTheme="minorHAnsi" w:hAnsiTheme="minorHAnsi"/>
+                <w:b/>
+                <w:bCs/>
+                <w:noProof/>
+                <w:color w:val="0070C0"/>
+                <w:sz w:val="24"/>
+                <w:szCs w:val="24"/>
+              </w:rPr>
+              <w:t>Contact the emergency services (Police, Ambulance)</w:t>
+            </w:r>
+            <w:r>
+              <w:rPr>
+                <w:rFonts w:asciiTheme="minorHAnsi" w:hAnsiTheme="minorHAnsi"/>
+                <w:b/>
+                <w:bCs/>
+                <w:color w:val="0070C0"/>
                 <w:sz w:val="24"/>
                 <w:szCs w:val="24"/>
               </w:rPr>
@@ -1656,6 +1836,7 @@
                 <w:rFonts w:asciiTheme="minorHAnsi" w:hAnsiTheme="minorHAnsi"/>
                 <w:b/>
                 <w:bCs/>
+                <w:color w:val="0070C0"/>
                 <w:sz w:val="24"/>
                 <w:szCs w:val="24"/>
               </w:rPr>
@@ -1666,6 +1847,7 @@
                 <w:rFonts w:asciiTheme="minorHAnsi" w:hAnsiTheme="minorHAnsi"/>
                 <w:b/>
                 <w:bCs/>
+                <w:color w:val="0070C0"/>
                 <w:sz w:val="24"/>
                 <w:szCs w:val="24"/>
               </w:rPr>
@@ -1676,6 +1858,7 @@
                 <w:rFonts w:asciiTheme="minorHAnsi" w:hAnsiTheme="minorHAnsi"/>
                 <w:b/>
                 <w:bCs/>
+                <w:color w:val="0070C0"/>
                 <w:sz w:val="24"/>
                 <w:szCs w:val="24"/>
               </w:rPr>
@@ -1687,16 +1870,18 @@
                 <w:b/>
                 <w:bCs/>
                 <w:noProof/>
+                <w:color w:val="0070C0"/>
                 <w:sz w:val="24"/>
                 <w:szCs w:val="24"/>
               </w:rPr>
-              <w:t>Contact Ambulance services,Contact my emergency contacts</w:t>
+              <w:t>Contact Ambulance services</w:t>
             </w:r>
             <w:r>
               <w:rPr>
                 <w:rFonts w:asciiTheme="minorHAnsi" w:hAnsiTheme="minorHAnsi"/>
                 <w:b/>
                 <w:bCs/>
+                <w:color w:val="0070C0"/>
                 <w:sz w:val="24"/>
                 <w:szCs w:val="24"/>
               </w:rPr>
@@ -1771,13 +1956,23 @@
                 <w:sz w:val="22"/>
                 <w:szCs w:val="22"/>
               </w:rPr>
-              <w:t xml:space="preserve">: </w:t>
+              <w:t>:</w:t>
+            </w:r>
+            <w:r>
+              <w:rPr>
+                <w:rFonts w:asciiTheme="minorHAnsi" w:hAnsiTheme="minorHAnsi" w:cstheme="minorHAnsi"/>
+                <w:color w:val="0070C0"/>
+                <w:sz w:val="22"/>
+                <w:szCs w:val="22"/>
+              </w:rPr>
+              <w:t xml:space="preserve"> </w:t>
             </w:r>
             <w:r>
               <w:rPr>
                 <w:rFonts w:asciiTheme="minorHAnsi" w:hAnsiTheme="minorHAnsi"/>
                 <w:b/>
                 <w:bCs/>
+                <w:color w:val="0070C0"/>
                 <w:sz w:val="24"/>
                 <w:szCs w:val="24"/>
               </w:rPr>
@@ -1788,6 +1983,7 @@
                 <w:rFonts w:asciiTheme="minorHAnsi" w:hAnsiTheme="minorHAnsi"/>
                 <w:b/>
                 <w:bCs/>
+                <w:color w:val="0070C0"/>
                 <w:sz w:val="24"/>
                 <w:szCs w:val="24"/>
               </w:rPr>
@@ -1798,6 +1994,7 @@
                 <w:rFonts w:asciiTheme="minorHAnsi" w:hAnsiTheme="minorHAnsi"/>
                 <w:b/>
                 <w:bCs/>
+                <w:color w:val="0070C0"/>
                 <w:sz w:val="24"/>
                 <w:szCs w:val="24"/>
               </w:rPr>
@@ -1809,16 +2006,18 @@
                 <w:b/>
                 <w:bCs/>
                 <w:noProof/>
+                <w:color w:val="0070C0"/>
                 <w:sz w:val="24"/>
                 <w:szCs w:val="24"/>
               </w:rPr>
-              <w:t>NA</w:t>
+              <w:t>front door</w:t>
             </w:r>
             <w:r>
               <w:rPr>
                 <w:rFonts w:asciiTheme="minorHAnsi" w:hAnsiTheme="minorHAnsi"/>
                 <w:b/>
                 <w:bCs/>
+                <w:color w:val="0070C0"/>
                 <w:sz w:val="24"/>
                 <w:szCs w:val="24"/>
               </w:rPr>
@@ -1850,13 +2049,23 @@
                 <w:sz w:val="22"/>
                 <w:szCs w:val="22"/>
               </w:rPr>
-              <w:t xml:space="preserve">:  </w:t>
+              <w:t xml:space="preserve">: </w:t>
+            </w:r>
+            <w:r>
+              <w:rPr>
+                <w:rFonts w:asciiTheme="minorHAnsi" w:hAnsiTheme="minorHAnsi" w:cstheme="minorHAnsi"/>
+                <w:color w:val="0070C0"/>
+                <w:sz w:val="22"/>
+                <w:szCs w:val="22"/>
+              </w:rPr>
+              <w:t xml:space="preserve"> </w:t>
             </w:r>
             <w:r>
               <w:rPr>
                 <w:rFonts w:asciiTheme="minorHAnsi" w:hAnsiTheme="minorHAnsi"/>
                 <w:b/>
                 <w:bCs/>
+                <w:color w:val="0070C0"/>
                 <w:sz w:val="24"/>
                 <w:szCs w:val="24"/>
               </w:rPr>
@@ -1867,6 +2076,7 @@
                 <w:rFonts w:asciiTheme="minorHAnsi" w:hAnsiTheme="minorHAnsi"/>
                 <w:b/>
                 <w:bCs/>
+                <w:color w:val="0070C0"/>
                 <w:sz w:val="24"/>
                 <w:szCs w:val="24"/>
               </w:rPr>
@@ -1877,6 +2087,7 @@
                 <w:rFonts w:asciiTheme="minorHAnsi" w:hAnsiTheme="minorHAnsi"/>
                 <w:b/>
                 <w:bCs/>
+                <w:color w:val="0070C0"/>
                 <w:sz w:val="24"/>
                 <w:szCs w:val="24"/>
               </w:rPr>
@@ -1888,16 +2099,18 @@
                 <w:b/>
                 <w:bCs/>
                 <w:noProof/>
+                <w:color w:val="0070C0"/>
                 <w:sz w:val="24"/>
                 <w:szCs w:val="24"/>
               </w:rPr>
-              <w:t>NA</w:t>
+              <w:t>in procura</w:t>
             </w:r>
             <w:r>
               <w:rPr>
                 <w:rFonts w:asciiTheme="minorHAnsi" w:hAnsiTheme="minorHAnsi"/>
                 <w:b/>
                 <w:bCs/>
+                <w:color w:val="0070C0"/>
                 <w:sz w:val="24"/>
                 <w:szCs w:val="24"/>
               </w:rPr>
@@ -1932,6 +2145,7 @@
             <w:r>
               <w:rPr>
                 <w:rFonts w:asciiTheme="minorHAnsi" w:hAnsiTheme="minorHAnsi" w:cstheme="minorHAnsi"/>
+                <w:color w:val="0070C0"/>
                 <w:sz w:val="22"/>
                 <w:szCs w:val="22"/>
               </w:rPr>
@@ -1942,6 +2156,7 @@
                 <w:rFonts w:asciiTheme="minorHAnsi" w:hAnsiTheme="minorHAnsi"/>
                 <w:b/>
                 <w:bCs/>
+                <w:color w:val="0070C0"/>
                 <w:sz w:val="24"/>
                 <w:szCs w:val="24"/>
               </w:rPr>
@@ -1952,6 +2167,7 @@
                 <w:rFonts w:asciiTheme="minorHAnsi" w:hAnsiTheme="minorHAnsi"/>
                 <w:b/>
                 <w:bCs/>
+                <w:color w:val="0070C0"/>
                 <w:sz w:val="24"/>
                 <w:szCs w:val="24"/>
               </w:rPr>
@@ -1962,6 +2178,7 @@
                 <w:rFonts w:asciiTheme="minorHAnsi" w:hAnsiTheme="minorHAnsi"/>
                 <w:b/>
                 <w:bCs/>
+                <w:color w:val="0070C0"/>
                 <w:sz w:val="24"/>
                 <w:szCs w:val="24"/>
               </w:rPr>
@@ -2006,12 +2223,12 @@
         <w:tblLook w:val="04A0" w:firstRow="1" w:lastRow="0" w:firstColumn="1" w:lastColumn="0" w:noHBand="0" w:noVBand="1"/>
       </w:tblPr>
       <w:tblGrid>
-        <w:gridCol w:w="2637"/>
-        <w:gridCol w:w="1425"/>
-        <w:gridCol w:w="1192"/>
-        <w:gridCol w:w="3405"/>
-        <w:gridCol w:w="3825"/>
-        <w:gridCol w:w="2981"/>
+        <w:gridCol w:w="3941"/>
+        <w:gridCol w:w="1483"/>
+        <w:gridCol w:w="1252"/>
+        <w:gridCol w:w="2361"/>
+        <w:gridCol w:w="3839"/>
+        <w:gridCol w:w="2589"/>
       </w:tblGrid>
       <w:tr>
         <w:trPr>
@@ -2200,23 +2417,28 @@
               <w:pStyle w:val="FormFont2"/>
               <w:rPr>
                 <w:rFonts w:asciiTheme="minorHAnsi" w:hAnsiTheme="minorHAnsi"/>
-              </w:rPr>
-            </w:pPr>
-            <w:r>
-              <w:rPr>
-                <w:rFonts w:asciiTheme="minorHAnsi" w:hAnsiTheme="minorHAnsi"/>
+                <w:noProof/>
+                <w:color w:val="0070C0"/>
+              </w:rPr>
+            </w:pPr>
+            <w:r>
+              <w:rPr>
+                <w:rFonts w:asciiTheme="minorHAnsi" w:hAnsiTheme="minorHAnsi"/>
+                <w:color w:val="0070C0"/>
               </w:rPr>
               <w:fldChar w:fldCharType="begin"/>
             </w:r>
             <w:r>
               <w:rPr>
                 <w:rFonts w:asciiTheme="minorHAnsi" w:hAnsiTheme="minorHAnsi"/>
+                <w:color w:val="0070C0"/>
               </w:rPr>
               <w:instrText xml:space="preserve"> MERGEFIELD "sharedRiskActivity" </w:instrText>
             </w:r>
             <w:r>
               <w:rPr>
                 <w:rFonts w:asciiTheme="minorHAnsi" w:hAnsiTheme="minorHAnsi"/>
+                <w:color w:val="0070C0"/>
               </w:rPr>
               <w:fldChar w:fldCharType="separate"/>
             </w:r>
@@ -2224,12 +2446,120 @@
               <w:rPr>
                 <w:rFonts w:asciiTheme="minorHAnsi" w:hAnsiTheme="minorHAnsi"/>
                 <w:noProof/>
-              </w:rPr>
-              <w:t>NA</w:t>
-            </w:r>
-            <w:r>
-              <w:rPr>
-                <w:rFonts w:asciiTheme="minorHAnsi" w:hAnsiTheme="minorHAnsi"/>
+                <w:color w:val="0070C0"/>
+              </w:rPr>
+              <w:t>What I would like to do/not do....</w:t>
+            </w:r>
+          </w:p>
+          <w:p>
+            <w:pPr>
+              <w:pStyle w:val="FormFont2"/>
+              <w:rPr>
+                <w:rFonts w:asciiTheme="minorHAnsi" w:hAnsiTheme="minorHAnsi"/>
+                <w:noProof/>
+                <w:color w:val="0070C0"/>
+              </w:rPr>
+            </w:pPr>
+            <w:r>
+              <w:rPr>
+                <w:rFonts w:asciiTheme="minorHAnsi" w:hAnsiTheme="minorHAnsi"/>
+                <w:noProof/>
+                <w:color w:val="0070C0"/>
+              </w:rPr>
+              <w:t>Situation: My son Michael has mental health condition. When he visits, he stays for long periods of time. He says that he is the only person who knows how to care for me and provide the care I need.  He shouts at me. He rants and makes demands of of me (i.e. demanding about how I spend my money etc).  He disturbs the neighbors who have been alarmed and concerned for my welfare and have called the police. Michael also engages in text messaging and phone calls (which are long) which support workers have observed causes me stress. He harasses support workers when they come and they witness him harassing me and being verbally abusive.</w:t>
+            </w:r>
+          </w:p>
+          <w:p>
+            <w:pPr>
+              <w:pStyle w:val="FormFont2"/>
+              <w:rPr>
+                <w:rFonts w:asciiTheme="minorHAnsi" w:hAnsiTheme="minorHAnsi"/>
+                <w:noProof/>
+                <w:color w:val="0070C0"/>
+              </w:rPr>
+            </w:pPr>
+            <w:r>
+              <w:rPr>
+                <w:rFonts w:asciiTheme="minorHAnsi" w:hAnsiTheme="minorHAnsi"/>
+                <w:noProof/>
+                <w:color w:val="0070C0"/>
+              </w:rPr>
+              <w:t>Michael does not have concern for the impact of his behavior he does not listen or moderate his behavior.</w:t>
+            </w:r>
+          </w:p>
+          <w:p>
+            <w:pPr>
+              <w:pStyle w:val="FormFont2"/>
+              <w:rPr>
+                <w:rFonts w:asciiTheme="minorHAnsi" w:hAnsiTheme="minorHAnsi"/>
+                <w:noProof/>
+                <w:color w:val="0070C0"/>
+              </w:rPr>
+            </w:pPr>
+            <w:r>
+              <w:rPr>
+                <w:rFonts w:asciiTheme="minorHAnsi" w:hAnsiTheme="minorHAnsi"/>
+                <w:noProof/>
+                <w:color w:val="0070C0"/>
+              </w:rPr>
+              <w:t>Michael has not been willing in the past to talk reasonably with others about the best way to support me or about the impact his behavior is having.</w:t>
+            </w:r>
+          </w:p>
+          <w:p>
+            <w:pPr>
+              <w:pStyle w:val="FormFont2"/>
+              <w:rPr>
+                <w:rFonts w:asciiTheme="minorHAnsi" w:hAnsiTheme="minorHAnsi"/>
+                <w:noProof/>
+                <w:color w:val="0070C0"/>
+              </w:rPr>
+            </w:pPr>
+            <w:r>
+              <w:rPr>
+                <w:rFonts w:asciiTheme="minorHAnsi" w:hAnsiTheme="minorHAnsi"/>
+                <w:noProof/>
+                <w:color w:val="0070C0"/>
+              </w:rPr>
+              <w:t xml:space="preserve">Choice: I want to continue to have Michael visit my home, to continue to engage with Michael via text and phone calls. </w:t>
+            </w:r>
+          </w:p>
+          <w:p>
+            <w:pPr>
+              <w:pStyle w:val="FormFont2"/>
+              <w:rPr>
+                <w:rFonts w:asciiTheme="minorHAnsi" w:hAnsiTheme="minorHAnsi"/>
+                <w:noProof/>
+                <w:color w:val="0070C0"/>
+              </w:rPr>
+            </w:pPr>
+            <w:r>
+              <w:rPr>
+                <w:rFonts w:asciiTheme="minorHAnsi" w:hAnsiTheme="minorHAnsi"/>
+                <w:noProof/>
+                <w:color w:val="0070C0"/>
+              </w:rPr>
+              <w:t xml:space="preserve">I do not want Michael to stay overnight. </w:t>
+            </w:r>
+          </w:p>
+          <w:p>
+            <w:pPr>
+              <w:pStyle w:val="FormFont2"/>
+              <w:rPr>
+                <w:rFonts w:asciiTheme="minorHAnsi" w:hAnsiTheme="minorHAnsi"/>
+              </w:rPr>
+            </w:pPr>
+            <w:r>
+              <w:rPr>
+                <w:rFonts w:asciiTheme="minorHAnsi" w:hAnsiTheme="minorHAnsi"/>
+                <w:noProof/>
+                <w:color w:val="0070C0"/>
+              </w:rPr>
+              <w:t>I will talk to Michael to let him know that this is what I want.</w:t>
+            </w:r>
+            <w:r>
+              <w:rPr>
+                <w:rFonts w:asciiTheme="minorHAnsi" w:hAnsiTheme="minorHAnsi"/>
+                <w:color w:val="0070C0"/>
               </w:rPr>
               <w:fldChar w:fldCharType="end"/>
             </w:r>
@@ -2295,18 +2625,21 @@
             <w:r>
               <w:rPr>
                 <w:rFonts w:asciiTheme="minorHAnsi" w:hAnsiTheme="minorHAnsi"/>
+                <w:color w:val="0070C0"/>
               </w:rPr>
               <w:fldChar w:fldCharType="begin"/>
             </w:r>
             <w:r>
               <w:rPr>
                 <w:rFonts w:asciiTheme="minorHAnsi" w:hAnsiTheme="minorHAnsi"/>
+                <w:color w:val="0070C0"/>
               </w:rPr>
               <w:instrText xml:space="preserve"> MERGEFIELD "sharedRiskGoal" </w:instrText>
             </w:r>
             <w:r>
               <w:rPr>
                 <w:rFonts w:asciiTheme="minorHAnsi" w:hAnsiTheme="minorHAnsi"/>
+                <w:color w:val="0070C0"/>
               </w:rPr>
               <w:fldChar w:fldCharType="separate"/>
             </w:r>
@@ -2314,12 +2647,14 @@
               <w:rPr>
                 <w:rFonts w:asciiTheme="minorHAnsi" w:hAnsiTheme="minorHAnsi"/>
                 <w:noProof/>
-              </w:rPr>
-              <w:t>NA</w:t>
-            </w:r>
-            <w:r>
-              <w:rPr>
-                <w:rFonts w:asciiTheme="minorHAnsi" w:hAnsiTheme="minorHAnsi"/>
+                <w:color w:val="0070C0"/>
+              </w:rPr>
+              <w:t>Why I have chosen this and what I hope to achieve:  I want to stay in contact with my son because I care for him and want to be there for him.</w:t>
+            </w:r>
+            <w:r>
+              <w:rPr>
+                <w:rFonts w:asciiTheme="minorHAnsi" w:hAnsiTheme="minorHAnsi"/>
+                <w:color w:val="0070C0"/>
               </w:rPr>
               <w:fldChar w:fldCharType="end"/>
             </w:r>
@@ -2349,6 +2684,7 @@
                 <w:rFonts w:asciiTheme="minorHAnsi" w:hAnsiTheme="minorHAnsi"/>
                 <w:b/>
               </w:rPr>
+              <w:lastRenderedPageBreak/>
               <w:t xml:space="preserve">Possible Associated Risk/s of Choice or Activity </w:t>
             </w:r>
           </w:p>
@@ -2394,6 +2730,7 @@
               <w:rPr>
                 <w:rFonts w:asciiTheme="minorHAnsi" w:hAnsiTheme="minorHAnsi"/>
                 <w:b/>
+                <w:noProof/>
               </w:rPr>
             </w:pPr>
             <w:r>
@@ -2423,8 +2760,35 @@
                 <w:b/>
                 <w:noProof/>
               </w:rPr>
-              <w:t>NA</w:t>
-            </w:r>
+              <w:t>When Michael visits I do not eat well, my medication gets missed, I become stressed (visible shaking, and breathing) – and it effects my ability to function, I do not sleep, Michaels dog comes it has scratched and broken skin on a number of occasions/poos in the yard and contractors will not do lawn, my service have been cancelled (support workers threatened and will not stay if Michael is in the home also I have canceled services to keep Michael happy), this leads to social isolation. My neighbors (very concerned - disrupts them) - breach of tenancy housing rules about visitors having disruptive behavior.</w:t>
+            </w:r>
+          </w:p>
+          <w:p>
+            <w:pPr>
+              <w:pStyle w:val="FormFont2"/>
+              <w:rPr>
+                <w:rFonts w:asciiTheme="minorHAnsi" w:hAnsiTheme="minorHAnsi"/>
+                <w:b/>
+                <w:noProof/>
+              </w:rPr>
+            </w:pPr>
+            <w:r>
+              <w:rPr>
+                <w:rFonts w:asciiTheme="minorHAnsi" w:hAnsiTheme="minorHAnsi"/>
+                <w:b/>
+                <w:noProof/>
+              </w:rPr>
+              <w:t>Michael has not been physically violent or threatened physical violence in the past.</w:t>
+            </w:r>
+          </w:p>
+          <w:p>
+            <w:pPr>
+              <w:pStyle w:val="FormFont2"/>
+              <w:rPr>
+                <w:rFonts w:asciiTheme="minorHAnsi" w:hAnsiTheme="minorHAnsi"/>
+                <w:b/>
+              </w:rPr>
+            </w:pPr>
             <w:r>
               <w:rPr>
                 <w:rFonts w:asciiTheme="minorHAnsi" w:hAnsiTheme="minorHAnsi"/>
@@ -2450,37 +2814,70 @@
               <w:pStyle w:val="FormFont2"/>
               <w:rPr>
                 <w:rFonts w:asciiTheme="minorHAnsi" w:hAnsiTheme="minorHAnsi"/>
+                <w:noProof/>
+                <w:color w:val="0070C0"/>
+              </w:rPr>
+            </w:pPr>
+            <w:r>
+              <w:rPr>
+                <w:rFonts w:asciiTheme="minorHAnsi" w:hAnsiTheme="minorHAnsi"/>
+                <w:color w:val="0070C0"/>
+              </w:rPr>
+              <w:fldChar w:fldCharType="begin"/>
+            </w:r>
+            <w:r>
+              <w:rPr>
+                <w:rFonts w:asciiTheme="minorHAnsi" w:hAnsiTheme="minorHAnsi"/>
+                <w:color w:val="0070C0"/>
+              </w:rPr>
+              <w:instrText xml:space="preserve"> MERGEFIELD "sharedRiskRisks" </w:instrText>
+            </w:r>
+            <w:r>
+              <w:rPr>
+                <w:rFonts w:asciiTheme="minorHAnsi" w:hAnsiTheme="minorHAnsi"/>
+                <w:color w:val="0070C0"/>
+              </w:rPr>
+              <w:fldChar w:fldCharType="separate"/>
+            </w:r>
+            <w:r>
+              <w:rPr>
+                <w:rFonts w:asciiTheme="minorHAnsi" w:hAnsiTheme="minorHAnsi"/>
+                <w:noProof/>
+                <w:color w:val="0070C0"/>
+              </w:rPr>
+              <w:t>When Michael visits I do not eat well, my medication gets missed, I become stressed (visible shaking, and breathing) – and it effects my ability to function, I do not sleep, Michaels dog comes it has scratched and broken skin on a number of occasions/poos in the yard and contractors will not do lawn, my service have been cancelled (support workers threatened and will not stay if Michael is in the home also I have canceled services to keep Michael happy), this leads to social isolation. My neighbors (very concerned - disrupts them) - breach of tenancy housing rules about visitors having disruptive behavior.</w:t>
+            </w:r>
+          </w:p>
+          <w:p>
+            <w:pPr>
+              <w:pStyle w:val="FormFont2"/>
+              <w:rPr>
+                <w:rFonts w:asciiTheme="minorHAnsi" w:hAnsiTheme="minorHAnsi"/>
+                <w:noProof/>
+                <w:color w:val="0070C0"/>
+              </w:rPr>
+            </w:pPr>
+            <w:r>
+              <w:rPr>
+                <w:rFonts w:asciiTheme="minorHAnsi" w:hAnsiTheme="minorHAnsi"/>
+                <w:noProof/>
+                <w:color w:val="0070C0"/>
+              </w:rPr>
+              <w:t>Michael has not been physically violent or threatened physical violence in the past.</w:t>
+            </w:r>
+          </w:p>
+          <w:p>
+            <w:pPr>
+              <w:pStyle w:val="FormFont2"/>
+              <w:rPr>
+                <w:rFonts w:asciiTheme="minorHAnsi" w:hAnsiTheme="minorHAnsi"/>
                 <w:b/>
               </w:rPr>
             </w:pPr>
             <w:r>
               <w:rPr>
                 <w:rFonts w:asciiTheme="minorHAnsi" w:hAnsiTheme="minorHAnsi"/>
-              </w:rPr>
-              <w:fldChar w:fldCharType="begin"/>
-            </w:r>
-            <w:r>
-              <w:rPr>
-                <w:rFonts w:asciiTheme="minorHAnsi" w:hAnsiTheme="minorHAnsi"/>
-              </w:rPr>
-              <w:instrText xml:space="preserve"> MERGEFIELD "sharedRiskRisks" </w:instrText>
-            </w:r>
-            <w:r>
-              <w:rPr>
-                <w:rFonts w:asciiTheme="minorHAnsi" w:hAnsiTheme="minorHAnsi"/>
-              </w:rPr>
-              <w:fldChar w:fldCharType="separate"/>
-            </w:r>
-            <w:r>
-              <w:rPr>
-                <w:rFonts w:asciiTheme="minorHAnsi" w:hAnsiTheme="minorHAnsi"/>
-                <w:noProof/>
-              </w:rPr>
-              <w:t>NA</w:t>
-            </w:r>
-            <w:r>
-              <w:rPr>
-                <w:rFonts w:asciiTheme="minorHAnsi" w:hAnsiTheme="minorHAnsi"/>
+                <w:color w:val="0070C0"/>
               </w:rPr>
               <w:fldChar w:fldCharType="end"/>
             </w:r>
@@ -2496,37 +2893,168 @@
               <w:pStyle w:val="FormFont2"/>
               <w:rPr>
                 <w:rFonts w:asciiTheme="minorHAnsi" w:hAnsiTheme="minorHAnsi"/>
+                <w:noProof/>
+                <w:color w:val="0070C0"/>
+              </w:rPr>
+            </w:pPr>
+            <w:r>
+              <w:rPr>
+                <w:rFonts w:asciiTheme="minorHAnsi" w:hAnsiTheme="minorHAnsi"/>
+                <w:color w:val="0070C0"/>
+              </w:rPr>
+              <w:fldChar w:fldCharType="begin"/>
+            </w:r>
+            <w:r>
+              <w:rPr>
+                <w:rFonts w:asciiTheme="minorHAnsi" w:hAnsiTheme="minorHAnsi"/>
+                <w:color w:val="0070C0"/>
+              </w:rPr>
+              <w:instrText xml:space="preserve"> MERGEFIELD "sharedRiskStrategies" </w:instrText>
+            </w:r>
+            <w:r>
+              <w:rPr>
+                <w:rFonts w:asciiTheme="minorHAnsi" w:hAnsiTheme="minorHAnsi"/>
+                <w:color w:val="0070C0"/>
+              </w:rPr>
+              <w:fldChar w:fldCharType="separate"/>
+            </w:r>
+            <w:r>
+              <w:rPr>
+                <w:rFonts w:asciiTheme="minorHAnsi" w:hAnsiTheme="minorHAnsi"/>
+                <w:noProof/>
+                <w:color w:val="0070C0"/>
+              </w:rPr>
+              <w:t>How would you (Ann) like to deal with it?</w:t>
+            </w:r>
+          </w:p>
+          <w:p>
+            <w:pPr>
+              <w:pStyle w:val="FormFont2"/>
+              <w:rPr>
+                <w:rFonts w:asciiTheme="minorHAnsi" w:hAnsiTheme="minorHAnsi"/>
+                <w:noProof/>
+                <w:color w:val="0070C0"/>
+              </w:rPr>
+            </w:pPr>
+            <w:r>
+              <w:rPr>
+                <w:rFonts w:asciiTheme="minorHAnsi" w:hAnsiTheme="minorHAnsi"/>
+                <w:noProof/>
+                <w:color w:val="0070C0"/>
+              </w:rPr>
+              <w:t xml:space="preserve">I want to limit the amount of time Michael visits and for him not to stay overnight.  </w:t>
+            </w:r>
+          </w:p>
+          <w:p>
+            <w:pPr>
+              <w:pStyle w:val="FormFont2"/>
+              <w:rPr>
+                <w:rFonts w:asciiTheme="minorHAnsi" w:hAnsiTheme="minorHAnsi"/>
+                <w:noProof/>
+                <w:color w:val="0070C0"/>
+              </w:rPr>
+            </w:pPr>
+            <w:r>
+              <w:rPr>
+                <w:rFonts w:asciiTheme="minorHAnsi" w:hAnsiTheme="minorHAnsi"/>
+                <w:noProof/>
+                <w:color w:val="0070C0"/>
+              </w:rPr>
+              <w:t>I will ask Michael to abide by this boundary.</w:t>
+            </w:r>
+          </w:p>
+          <w:p>
+            <w:pPr>
+              <w:pStyle w:val="FormFont2"/>
+              <w:rPr>
+                <w:rFonts w:asciiTheme="minorHAnsi" w:hAnsiTheme="minorHAnsi"/>
+                <w:noProof/>
+                <w:color w:val="0070C0"/>
+              </w:rPr>
+            </w:pPr>
+            <w:r>
+              <w:rPr>
+                <w:rFonts w:asciiTheme="minorHAnsi" w:hAnsiTheme="minorHAnsi"/>
+                <w:noProof/>
+                <w:color w:val="0070C0"/>
+              </w:rPr>
+              <w:t>If Michael is disruptive I will ask him to leave.</w:t>
+            </w:r>
+          </w:p>
+          <w:p>
+            <w:pPr>
+              <w:pStyle w:val="FormFont2"/>
+              <w:rPr>
+                <w:rFonts w:asciiTheme="minorHAnsi" w:hAnsiTheme="minorHAnsi"/>
+                <w:noProof/>
+                <w:color w:val="0070C0"/>
+              </w:rPr>
+            </w:pPr>
+            <w:r>
+              <w:rPr>
+                <w:rFonts w:asciiTheme="minorHAnsi" w:hAnsiTheme="minorHAnsi"/>
+                <w:noProof/>
+                <w:color w:val="0070C0"/>
+              </w:rPr>
+              <w:t>If SCC support workers notice that Michael is disruptive and not leaving when asked or trying to stay overnight they will report this to the Wellness Partner who will contact Ann and support her to contact her sons and brother and the police to support her to maintain the boundary with Michael.</w:t>
+            </w:r>
+          </w:p>
+          <w:p>
+            <w:pPr>
+              <w:pStyle w:val="FormFont2"/>
+              <w:rPr>
+                <w:rFonts w:asciiTheme="minorHAnsi" w:hAnsiTheme="minorHAnsi"/>
+                <w:noProof/>
+                <w:color w:val="0070C0"/>
+              </w:rPr>
+            </w:pPr>
+            <w:r>
+              <w:rPr>
+                <w:rFonts w:asciiTheme="minorHAnsi" w:hAnsiTheme="minorHAnsi"/>
+                <w:noProof/>
+                <w:color w:val="0070C0"/>
+              </w:rPr>
+              <w:t>I will encourage Michael to get help with his mental health condition.</w:t>
+            </w:r>
+          </w:p>
+          <w:p>
+            <w:pPr>
+              <w:pStyle w:val="FormFont2"/>
+              <w:rPr>
+                <w:rFonts w:asciiTheme="minorHAnsi" w:hAnsiTheme="minorHAnsi"/>
+                <w:noProof/>
+                <w:color w:val="0070C0"/>
+              </w:rPr>
+            </w:pPr>
+            <w:r>
+              <w:rPr>
+                <w:rFonts w:asciiTheme="minorHAnsi" w:hAnsiTheme="minorHAnsi"/>
+                <w:noProof/>
+                <w:color w:val="0070C0"/>
+              </w:rPr>
+              <w:t>I will consider further action if Michael does not honor my wishes such as</w:t>
+            </w:r>
+          </w:p>
+          <w:p>
+            <w:pPr>
+              <w:pStyle w:val="FormFont2"/>
+              <w:rPr>
+                <w:rFonts w:asciiTheme="minorHAnsi" w:hAnsiTheme="minorHAnsi"/>
                 <w:b/>
               </w:rPr>
             </w:pPr>
             <w:r>
               <w:rPr>
                 <w:rFonts w:asciiTheme="minorHAnsi" w:hAnsiTheme="minorHAnsi"/>
-              </w:rPr>
-              <w:fldChar w:fldCharType="begin"/>
-            </w:r>
-            <w:r>
-              <w:rPr>
-                <w:rFonts w:asciiTheme="minorHAnsi" w:hAnsiTheme="minorHAnsi"/>
-              </w:rPr>
-              <w:instrText xml:space="preserve"> MERGEFIELD "sharedRiskStrategies" </w:instrText>
-            </w:r>
-            <w:r>
-              <w:rPr>
-                <w:rFonts w:asciiTheme="minorHAnsi" w:hAnsiTheme="minorHAnsi"/>
-              </w:rPr>
-              <w:fldChar w:fldCharType="separate"/>
-            </w:r>
-            <w:r>
-              <w:rPr>
-                <w:rFonts w:asciiTheme="minorHAnsi" w:hAnsiTheme="minorHAnsi"/>
-                <w:noProof/>
-              </w:rPr>
-              <w:t>NA</w:t>
-            </w:r>
-            <w:r>
-              <w:rPr>
-                <w:rFonts w:asciiTheme="minorHAnsi" w:hAnsiTheme="minorHAnsi"/>
+                <w:noProof/>
+                <w:color w:val="0070C0"/>
+              </w:rPr>
+              <w:t>restricting Michaels access to my home and only meeting with him in a public place. SCC will provide support to do this by providing support workers to transport and accompany me to a place where I can meet with Michael and pick me up later at a set time.</w:t>
+            </w:r>
+            <w:r>
+              <w:rPr>
+                <w:rFonts w:asciiTheme="minorHAnsi" w:hAnsiTheme="minorHAnsi"/>
+                <w:color w:val="0070C0"/>
               </w:rPr>
               <w:fldChar w:fldCharType="end"/>
             </w:r>
@@ -2598,18 +3126,36 @@
             <w:r>
               <w:rPr>
                 <w:rFonts w:asciiTheme="minorHAnsi" w:hAnsiTheme="minorHAnsi"/>
+                <w:color w:val="0070C0"/>
               </w:rPr>
               <w:fldChar w:fldCharType="begin"/>
             </w:r>
             <w:r>
               <w:rPr>
                 <w:rFonts w:asciiTheme="minorHAnsi" w:hAnsiTheme="minorHAnsi"/>
+                <w:color w:val="0070C0"/>
               </w:rPr>
               <w:instrText xml:space="preserve"> MERGEFIELD "sharedRiskReviewDate" </w:instrText>
             </w:r>
             <w:r>
               <w:rPr>
                 <w:rFonts w:asciiTheme="minorHAnsi" w:hAnsiTheme="minorHAnsi"/>
+                <w:color w:val="0070C0"/>
+              </w:rPr>
+              <w:fldChar w:fldCharType="separate"/>
+            </w:r>
+            <w:r>
+              <w:rPr>
+                <w:rFonts w:asciiTheme="minorHAnsi" w:hAnsiTheme="minorHAnsi"/>
+                <w:noProof/>
+                <w:color w:val="0070C0"/>
+              </w:rPr>
+              <w:t>2024-10-31</w:t>
+            </w:r>
+            <w:r>
+              <w:rPr>
+                <w:rFonts w:asciiTheme="minorHAnsi" w:hAnsiTheme="minorHAnsi"/>
+                <w:color w:val="0070C0"/>
               </w:rPr>
               <w:fldChar w:fldCharType="end"/>
             </w:r>
@@ -2869,6 +3415,7 @@
                 <w:rFonts w:asciiTheme="minorHAnsi" w:hAnsiTheme="minorHAnsi"/>
                 <w:bCs/>
               </w:rPr>
+              <w:lastRenderedPageBreak/>
               <w:t>Client/Carer/Client Representative Name</w:t>
             </w:r>
             <w:r>
@@ -3142,7 +3689,6 @@
               <w:rPr>
                 <w:rFonts w:asciiTheme="minorHAnsi" w:hAnsiTheme="minorHAnsi"/>
               </w:rPr>
-              <w:lastRenderedPageBreak/>
               <w:t>IDENTIFIED NEED</w:t>
             </w:r>
           </w:p>
@@ -3282,11 +3828,6 @@
             </w:r>
           </w:p>
           <w:p>
-            <w:pPr>
-              <w:rPr>
-                <w:noProof/>
-              </w:rPr>
-            </w:pPr>
             <w:r>
               <w:rPr>
                 <w:noProof/>
@@ -3309,41 +3850,7 @@
               <w:rPr>
                 <w:noProof/>
               </w:rPr>
-              <w:t xml:space="preserve">David experiences low mood and anxiety, sleep disturbances.  </w:t>
-            </w:r>
-          </w:p>
-          <w:p>
-            <w:pPr>
-              <w:rPr>
-                <w:noProof/>
-              </w:rPr>
-            </w:pPr>
-            <w:r>
-              <w:rPr>
-                <w:noProof/>
-              </w:rPr>
-              <w:t>Currently David reports that he can be forgetful (i.e does not always get scripts filled when he see's his GP/specialist)</w:t>
-            </w:r>
-          </w:p>
-          <w:p>
-            <w:pPr>
-              <w:rPr>
-                <w:noProof/>
-              </w:rPr>
-            </w:pPr>
-            <w:r>
-              <w:rPr>
-                <w:noProof/>
-              </w:rPr>
-              <w:t>David is at risk of social isolation although has frequent informal support via his church community.</w:t>
-            </w:r>
-          </w:p>
-          <w:p>
-            <w:r>
-              <w:rPr>
-                <w:noProof/>
-              </w:rPr>
-              <w:t>David sees a counsellor under a GP mental health plan.</w:t>
+              <w:t>Ann has mild cognitive deficits and psychological symptoms - Short and long term memory problems, impaired judgement, agitation, insomnia, confusion, disorientation to time and place. Regular: symptoms of depression, apathy, loneliness.  Always: anxiety and social isolation.</w:t>
             </w:r>
             <w:r>
               <w:rPr>
@@ -3390,29 +3897,23 @@
               <w:rPr>
                 <w:noProof/>
               </w:rPr>
-              <w:t>David will report he feels safe and secure at all times.</w:t>
-            </w:r>
-          </w:p>
-          <w:p>
-            <w:pPr>
-              <w:rPr>
-                <w:noProof/>
-              </w:rPr>
-            </w:pPr>
-            <w:r>
-              <w:rPr>
-                <w:noProof/>
-              </w:rPr>
-              <w:t>David will engage in meaningful activity on a daily basis and effectively complete all of his activities of daily living.</w:t>
-            </w:r>
-          </w:p>
-          <w:p>
-            <w:r>
-              <w:rPr>
-                <w:noProof/>
-              </w:rPr>
-              <w:t>David will report that his mood has improved.</w:t>
-            </w:r>
+              <w:t>Ann will states she feels safe and secure living at home and that she is satisfied with the level of social interaction and support she receives.</w:t>
+            </w:r>
+          </w:p>
+          <w:p>
+            <w:pPr>
+              <w:rPr>
+                <w:noProof/>
+              </w:rPr>
+            </w:pPr>
+            <w:r>
+              <w:rPr>
+                <w:noProof/>
+              </w:rPr>
+              <w:t>Ann would like to attend swimming weekly with a support worker as an exercise to improve mental and physical wellbeing.</w:t>
+            </w:r>
+          </w:p>
+          <w:p>
             <w:r>
               <w:rPr>
                 <w:noProof/>
@@ -3430,11 +3931,6 @@
             <w:shd w:val="clear" w:color="auto" w:fill="auto"/>
           </w:tcPr>
           <w:p>
-            <w:pPr>
-              <w:rPr>
-                <w:noProof/>
-              </w:rPr>
-            </w:pPr>
             <w:r>
               <w:rPr>
                 <w:noProof/>
@@ -3457,28 +3953,7 @@
               <w:rPr>
                 <w:noProof/>
               </w:rPr>
-              <w:t>David will continue to access support services via his counsellor.</w:t>
-            </w:r>
-          </w:p>
-          <w:p>
-            <w:pPr>
-              <w:rPr>
-                <w:noProof/>
-              </w:rPr>
-            </w:pPr>
-            <w:r>
-              <w:rPr>
-                <w:noProof/>
-              </w:rPr>
-              <w:t>David will continue to engage with church community, Men's shed and maintain contact with his son.</w:t>
-            </w:r>
-          </w:p>
-          <w:p>
-            <w:r>
-              <w:rPr>
-                <w:noProof/>
-              </w:rPr>
-              <w:t>Other services available for David to reach out to for strategies to manage depression and anxiety and in times of crisis. - Beyond Blue Support Service, 1300 22 46 36 and Web Chat; - Lifeline, 13 11 14; - Suicide Call Back Service, 1300 659 467</w:t>
+              <w:t>Anne will maintain contact with her GP and continue services under her mental health care plan as referred by her GP.</w:t>
             </w:r>
             <w:r>
               <w:rPr>
@@ -3497,6 +3972,11 @@
             <w:shd w:val="clear" w:color="auto" w:fill="auto"/>
           </w:tcPr>
           <w:p>
+            <w:pPr>
+              <w:rPr>
+                <w:noProof/>
+              </w:rPr>
+            </w:pPr>
             <w:r>
               <w:rPr>
                 <w:noProof/>
@@ -3508,6 +3988,39 @@
                 <w:noProof/>
               </w:rPr>
               <w:instrText xml:space="preserve"> MERGEFIELD "psychologicalSupportPlanInterventions" </w:instrText>
+            </w:r>
+            <w:r>
+              <w:rPr>
+                <w:noProof/>
+              </w:rPr>
+              <w:fldChar w:fldCharType="separate"/>
+            </w:r>
+            <w:r>
+              <w:rPr>
+                <w:noProof/>
+              </w:rPr>
+              <w:t>Southern plus support workers will attend daily and provide social and emotional support, including but not limited to support with completing instrumental activities of daily living, provide company to alleviate loneliness and social interaction with peers (social support group.)</w:t>
+            </w:r>
+          </w:p>
+          <w:p>
+            <w:pPr>
+              <w:rPr>
+                <w:noProof/>
+              </w:rPr>
+            </w:pPr>
+            <w:r>
+              <w:rPr>
+                <w:noProof/>
+              </w:rPr>
+              <w:t>Anne has been supplied with an orientation clock with medication reminders.</w:t>
+            </w:r>
+          </w:p>
+          <w:p>
+            <w:r>
+              <w:rPr>
+                <w:noProof/>
+              </w:rPr>
+              <w:t>Refer also to communication support.</w:t>
             </w:r>
             <w:r>
               <w:rPr>
@@ -3537,6 +4050,18 @@
                 <w:noProof/>
               </w:rPr>
               <w:instrText xml:space="preserve"> MERGEFIELD "psychologicalSP_WellnessPartner" </w:instrText>
+            </w:r>
+            <w:r>
+              <w:rPr>
+                <w:noProof/>
+              </w:rPr>
+              <w:fldChar w:fldCharType="separate"/>
+            </w:r>
+            <w:r>
+              <w:rPr>
+                <w:noProof/>
+              </w:rPr>
+              <w:t xml:space="preserve">WP will prompt/assist Anne to request renewed referrals for GP mental health plan annually. </w:t>
             </w:r>
             <w:r>
               <w:rPr>
@@ -3576,6 +4101,7 @@
                 <w:b/>
                 <w:bCs/>
               </w:rPr>
+              <w:lastRenderedPageBreak/>
               <w:t>PERSONAL SAFETY</w:t>
             </w:r>
             <w:r>
@@ -3614,16 +4140,23 @@
               <w:rPr>
                 <w:noProof/>
               </w:rPr>
-              <w:t>David has an apple watch that he has set up to use in emergency and can dial 000</w:t>
-            </w:r>
-          </w:p>
-          <w:p>
-            <w:r>
-              <w:rPr>
-                <w:noProof/>
-              </w:rPr>
-              <w:t>David lives in a secure apartment and smoke alarms and RCD devices are functional</w:t>
-            </w:r>
+              <w:t>Ann is at increased risk of medical emergency and falls and is often at home alone.</w:t>
+            </w:r>
+          </w:p>
+          <w:p>
+            <w:pPr>
+              <w:rPr>
+                <w:noProof/>
+              </w:rPr>
+            </w:pPr>
+            <w:r>
+              <w:rPr>
+                <w:noProof/>
+              </w:rPr>
+              <w:t>Potential for delayed access to emergency services.</w:t>
+            </w:r>
+          </w:p>
+          <w:p>
             <w:r>
               <w:rPr>
                 <w:noProof/>
@@ -3642,6 +4175,11 @@
             <w:shd w:val="clear" w:color="auto" w:fill="auto"/>
           </w:tcPr>
           <w:p>
+            <w:pPr>
+              <w:rPr>
+                <w:noProof/>
+              </w:rPr>
+            </w:pPr>
             <w:r>
               <w:rPr>
                 <w:noProof/>
@@ -3664,8 +4202,36 @@
               <w:rPr>
                 <w:noProof/>
               </w:rPr>
-              <w:t>David will have the ability to gain timely access to emergency services as needed.</w:t>
-            </w:r>
+              <w:t>Ann will have the ability to gain timely access to emergency services as needed.</w:t>
+            </w:r>
+          </w:p>
+          <w:p>
+            <w:pPr>
+              <w:rPr>
+                <w:noProof/>
+              </w:rPr>
+            </w:pPr>
+            <w:r>
+              <w:rPr>
+                <w:noProof/>
+              </w:rPr>
+              <w:t>Ann's PERS will be functional when tested.</w:t>
+            </w:r>
+          </w:p>
+          <w:p>
+            <w:pPr>
+              <w:rPr>
+                <w:noProof/>
+              </w:rPr>
+            </w:pPr>
+            <w:r>
+              <w:rPr>
+                <w:noProof/>
+              </w:rPr>
+              <w:t>Ann will be demonstrate emergency response preparedness and have a plan in place in the event of a fire or other emergency situation.</w:t>
+            </w:r>
+          </w:p>
+          <w:p>
             <w:r>
               <w:rPr>
                 <w:noProof/>
@@ -3711,16 +4277,69 @@
               <w:rPr>
                 <w:noProof/>
               </w:rPr>
-              <w:t>David identify potential emergency situations and make a plan to enact in case of an emergency and ensure that preparations are made accordingly.</w:t>
-            </w:r>
-          </w:p>
-          <w:p>
-            <w:r>
-              <w:rPr>
-                <w:noProof/>
-              </w:rPr>
-              <w:t>David will test smoke alarms and RCD devices annual and arrange for maintenance as required.</w:t>
-            </w:r>
+              <w:t>Anne reports that she will be able to stay with her Brother in an emergency</w:t>
+            </w:r>
+          </w:p>
+          <w:p>
+            <w:pPr>
+              <w:rPr>
+                <w:noProof/>
+              </w:rPr>
+            </w:pPr>
+            <w:r>
+              <w:rPr>
+                <w:noProof/>
+              </w:rPr>
+              <w:t>Ann states she will unsure she is prepared in the event she has to quickly evacuate her premises.</w:t>
+            </w:r>
+          </w:p>
+          <w:p>
+            <w:pPr>
+              <w:rPr>
+                <w:noProof/>
+              </w:rPr>
+            </w:pPr>
+            <w:r>
+              <w:rPr>
+                <w:noProof/>
+              </w:rPr>
+              <w:t>Ann will wear her PERS pendant at all times and keep it charged if needed.</w:t>
+            </w:r>
+          </w:p>
+          <w:p>
+            <w:pPr>
+              <w:rPr>
+                <w:noProof/>
+              </w:rPr>
+            </w:pPr>
+            <w:r>
+              <w:rPr>
+                <w:noProof/>
+              </w:rPr>
+              <w:t>Ann will wear Personal Emergency Response pendant and ensure the battery is charged and renew sim card activation each year if required.</w:t>
+            </w:r>
+          </w:p>
+          <w:p>
+            <w:pPr>
+              <w:rPr>
+                <w:noProof/>
+              </w:rPr>
+            </w:pPr>
+            <w:r>
+              <w:rPr>
+                <w:noProof/>
+              </w:rPr>
+              <w:t xml:space="preserve">Ann identify potential emergency situations and make a plan to enact in case of an emergency and ensure </w:t>
+            </w:r>
+            <w:r>
+              <w:rPr>
+                <w:noProof/>
+              </w:rPr>
+              <w:lastRenderedPageBreak/>
+              <w:t>that preparations are made accordingly.</w:t>
+            </w:r>
+          </w:p>
+          <w:p>
             <w:r>
               <w:rPr>
                 <w:noProof/>
@@ -3739,10 +4358,16 @@
             <w:shd w:val="clear" w:color="auto" w:fill="auto"/>
           </w:tcPr>
           <w:p>
-            <w:r>
-              <w:rPr>
-                <w:noProof/>
-              </w:rPr>
+            <w:pPr>
+              <w:rPr>
+                <w:noProof/>
+              </w:rPr>
+            </w:pPr>
+            <w:r>
+              <w:rPr>
+                <w:noProof/>
+              </w:rPr>
+              <w:lastRenderedPageBreak/>
               <w:fldChar w:fldCharType="begin"/>
             </w:r>
             <w:r>
@@ -3751,6 +4376,20 @@
               </w:rPr>
               <w:instrText xml:space="preserve"> MERGEFIELD "personalSafetySupportPlanInterventions" </w:instrText>
             </w:r>
+            <w:r>
+              <w:rPr>
+                <w:noProof/>
+              </w:rPr>
+              <w:fldChar w:fldCharType="separate"/>
+            </w:r>
+            <w:r>
+              <w:rPr>
+                <w:noProof/>
+              </w:rPr>
+              <w:t>Support worker will support Ann to make an emergency evacuation pack as per DFES guidelines.</w:t>
+            </w:r>
+          </w:p>
+          <w:p>
             <w:r>
               <w:rPr>
                 <w:noProof/>
@@ -3780,6 +4419,18 @@
                 <w:noProof/>
               </w:rPr>
               <w:instrText xml:space="preserve"> MERGEFIELD "personalSafetySP_WellnessPartner" </w:instrText>
+            </w:r>
+            <w:r>
+              <w:rPr>
+                <w:noProof/>
+              </w:rPr>
+              <w:fldChar w:fldCharType="separate"/>
+            </w:r>
+            <w:r>
+              <w:rPr>
+                <w:noProof/>
+              </w:rPr>
+              <w:t>WP will  facilitate supports as described.</w:t>
             </w:r>
             <w:r>
               <w:rPr>
@@ -3819,7 +4470,6 @@
                 <w:b/>
                 <w:bCs/>
               </w:rPr>
-              <w:lastRenderedPageBreak/>
               <w:t>PERSONAL CARE</w:t>
             </w:r>
             <w:r>
@@ -3831,6 +4481,11 @@
             </w:r>
           </w:p>
           <w:p>
+            <w:pPr>
+              <w:rPr>
+                <w:noProof/>
+              </w:rPr>
+            </w:pPr>
             <w:r>
               <w:rPr>
                 <w:noProof/>
@@ -3853,7 +4508,15 @@
               <w:rPr>
                 <w:noProof/>
               </w:rPr>
-              <w:t>David is independent with all personal care tasks.</w:t>
+              <w:t>Ann is able to attend to her own personal care and basic activities of daily living.</w:t>
+            </w:r>
+          </w:p>
+          <w:p>
+            <w:r>
+              <w:rPr>
+                <w:noProof/>
+              </w:rPr>
+              <w:t>Anne reports that she feels unsteady in her feet some days and requires supervision and standby assistance when required.</w:t>
             </w:r>
             <w:r>
               <w:rPr>
@@ -3873,6 +4536,11 @@
             <w:shd w:val="clear" w:color="auto" w:fill="auto"/>
           </w:tcPr>
           <w:p>
+            <w:pPr>
+              <w:rPr>
+                <w:noProof/>
+              </w:rPr>
+            </w:pPr>
             <w:r>
               <w:rPr>
                 <w:noProof/>
@@ -3885,6 +4553,20 @@
               </w:rPr>
               <w:instrText xml:space="preserve"> MERGEFIELD "personalCareSupportPlanGoals" </w:instrText>
             </w:r>
+            <w:r>
+              <w:rPr>
+                <w:noProof/>
+              </w:rPr>
+              <w:fldChar w:fldCharType="separate"/>
+            </w:r>
+            <w:r>
+              <w:rPr>
+                <w:noProof/>
+              </w:rPr>
+              <w:t>Ann will maintain independence with personal care without falls.</w:t>
+            </w:r>
+          </w:p>
+          <w:p>
             <w:r>
               <w:rPr>
                 <w:noProof/>
@@ -3902,6 +4584,11 @@
             <w:shd w:val="clear" w:color="auto" w:fill="auto"/>
           </w:tcPr>
           <w:p>
+            <w:pPr>
+              <w:rPr>
+                <w:noProof/>
+              </w:rPr>
+            </w:pPr>
             <w:r>
               <w:rPr>
                 <w:noProof/>
@@ -3913,6 +4600,39 @@
                 <w:noProof/>
               </w:rPr>
               <w:instrText xml:space="preserve"> MERGEFIELD "personalCareSP_Client" </w:instrText>
+            </w:r>
+            <w:r>
+              <w:rPr>
+                <w:noProof/>
+              </w:rPr>
+              <w:fldChar w:fldCharType="separate"/>
+            </w:r>
+            <w:r>
+              <w:rPr>
+                <w:noProof/>
+              </w:rPr>
+              <w:t xml:space="preserve">Ann will wait for the support worker and shower when they are there on days that she feels unsteady on her feet. </w:t>
+            </w:r>
+          </w:p>
+          <w:p>
+            <w:pPr>
+              <w:rPr>
+                <w:noProof/>
+              </w:rPr>
+            </w:pPr>
+            <w:r>
+              <w:rPr>
+                <w:noProof/>
+              </w:rPr>
+              <w:t>Ann will ask for hands on assistance when she feels it is unsafe for her to do things on her own.</w:t>
+            </w:r>
+          </w:p>
+          <w:p>
+            <w:r>
+              <w:rPr>
+                <w:noProof/>
+              </w:rPr>
+              <w:t>Ann will report if her care needs increase and she requires more time for personal care assistance.</w:t>
             </w:r>
             <w:r>
               <w:rPr>
@@ -3942,6 +4662,18 @@
                 <w:noProof/>
               </w:rPr>
               <w:instrText xml:space="preserve"> MERGEFIELD "personalCareSupportPlanInterventions" </w:instrText>
+            </w:r>
+            <w:r>
+              <w:rPr>
+                <w:noProof/>
+              </w:rPr>
+              <w:fldChar w:fldCharType="separate"/>
+            </w:r>
+            <w:r>
+              <w:rPr>
+                <w:noProof/>
+              </w:rPr>
+              <w:t>Southern Plus support workers will provide supervision and standby assistance as required/requested by Ann during services when appropriate.  Support workers will monitor for any decline in function and provide timely feedback to the  Wellness Partner.</w:t>
             </w:r>
             <w:r>
               <w:rPr>
@@ -4020,6 +4752,24 @@
               <w:rPr>
                 <w:noProof/>
               </w:rPr>
+              <w:fldChar w:fldCharType="separate"/>
+            </w:r>
+            <w:r>
+              <w:rPr>
+                <w:noProof/>
+              </w:rPr>
+              <w:t xml:space="preserve">Continence: </w:t>
+            </w:r>
+            <w:r>
+              <w:rPr>
+                <w:noProof/>
+              </w:rPr>
+              <w:t>Ann has regular elimination patterns and is continent</w:t>
+            </w:r>
+            <w:r>
+              <w:rPr>
+                <w:noProof/>
+              </w:rPr>
               <w:fldChar w:fldCharType="end"/>
             </w:r>
           </w:p>
@@ -4103,6 +4853,24 @@
                 <w:noProof/>
               </w:rPr>
               <w:instrText xml:space="preserve"> MERGEFIELD  eliminationSupportPlanInterventions \b "Continence: " </w:instrText>
+            </w:r>
+            <w:r>
+              <w:rPr>
+                <w:noProof/>
+              </w:rPr>
+              <w:fldChar w:fldCharType="separate"/>
+            </w:r>
+            <w:r>
+              <w:rPr>
+                <w:noProof/>
+              </w:rPr>
+              <w:t xml:space="preserve">Continence: </w:t>
+            </w:r>
+            <w:r>
+              <w:rPr>
+                <w:noProof/>
+              </w:rPr>
+              <w:t>Nil further intervention via HCP at this stage</w:t>
             </w:r>
             <w:r>
               <w:rPr>
@@ -4171,6 +4939,7 @@
                 <w:b/>
                 <w:bCs/>
               </w:rPr>
+              <w:lastRenderedPageBreak/>
               <w:t>MEDICATION MANAGEMENT</w:t>
             </w:r>
             <w:r>
@@ -4209,15 +4978,28 @@
               <w:rPr>
                 <w:noProof/>
               </w:rPr>
-              <w:t>No self care deficits identified.</w:t>
-            </w:r>
-          </w:p>
-          <w:p>
-            <w:r>
-              <w:rPr>
-                <w:noProof/>
-              </w:rPr>
-              <w:t>David has been prescribed high risk medication morphine.</w:t>
+              <w:t xml:space="preserve">Ann is able to identify what medication she is taking and when (webster pack including thyroxine) what to do if missed or incorrect doses taken. </w:t>
+            </w:r>
+          </w:p>
+          <w:p>
+            <w:pPr>
+              <w:rPr>
+                <w:noProof/>
+              </w:rPr>
+            </w:pPr>
+            <w:r>
+              <w:rPr>
+                <w:noProof/>
+              </w:rPr>
+              <w:t>Ann demonstrates appropriate use of webster pack as per RN assessment.</w:t>
+            </w:r>
+          </w:p>
+          <w:p>
+            <w:r>
+              <w:rPr>
+                <w:noProof/>
+              </w:rPr>
+              <w:t>Ann has age related memory loss which potential will impact on her medication management.</w:t>
             </w:r>
             <w:r>
               <w:rPr>
@@ -4259,7 +5041,7 @@
               <w:rPr>
                 <w:noProof/>
               </w:rPr>
-              <w:t>David's medication will be managed safely and effectively</w:t>
+              <w:t>Safe appropriate and effective use of medications.</w:t>
             </w:r>
             <w:r>
               <w:rPr>
@@ -4279,6 +5061,11 @@
             <w:shd w:val="clear" w:color="auto" w:fill="auto"/>
           </w:tcPr>
           <w:p>
+            <w:pPr>
+              <w:rPr>
+                <w:noProof/>
+              </w:rPr>
+            </w:pPr>
             <w:r>
               <w:rPr>
                 <w:noProof/>
@@ -4301,7 +5088,15 @@
               <w:rPr>
                 <w:noProof/>
               </w:rPr>
-              <w:t>David will continue to manage and self administer his own medication in consultation with his GP and pharmacist and pain specialist Dr Dunlop.</w:t>
+              <w:t>Ann will continue to self administer medications from webster pack</w:t>
+            </w:r>
+          </w:p>
+          <w:p>
+            <w:r>
+              <w:rPr>
+                <w:noProof/>
+              </w:rPr>
+              <w:t>Anne will report to her Wellness Partner if she has any medication changes and provide an updated medication profile.</w:t>
             </w:r>
             <w:r>
               <w:rPr>
@@ -4321,6 +5116,11 @@
             <w:shd w:val="clear" w:color="auto" w:fill="auto"/>
           </w:tcPr>
           <w:p>
+            <w:pPr>
+              <w:rPr>
+                <w:noProof/>
+              </w:rPr>
+            </w:pPr>
             <w:r>
               <w:rPr>
                 <w:noProof/>
@@ -4333,6 +5133,33 @@
               </w:rPr>
               <w:instrText xml:space="preserve"> MERGEFIELD "medicationSupportPlanInterventions" </w:instrText>
             </w:r>
+            <w:r>
+              <w:rPr>
+                <w:noProof/>
+              </w:rPr>
+              <w:fldChar w:fldCharType="separate"/>
+            </w:r>
+            <w:r>
+              <w:rPr>
+                <w:noProof/>
+              </w:rPr>
+              <w:t xml:space="preserve">Support workers will prompt Ann to take medications and check that she is not forgetting doses.  </w:t>
+            </w:r>
+          </w:p>
+          <w:p>
+            <w:pPr>
+              <w:rPr>
+                <w:noProof/>
+              </w:rPr>
+            </w:pPr>
+            <w:r>
+              <w:rPr>
+                <w:noProof/>
+              </w:rPr>
+              <w:t>Support workers will report missed doses or other concerns to Wellness Partner.</w:t>
+            </w:r>
+          </w:p>
+          <w:p>
             <w:r>
               <w:rPr>
                 <w:noProof/>
@@ -4362,6 +5189,18 @@
                 <w:noProof/>
               </w:rPr>
               <w:instrText xml:space="preserve"> MERGEFIELD "medicationSP_WellnessPartner" </w:instrText>
+            </w:r>
+            <w:r>
+              <w:rPr>
+                <w:noProof/>
+              </w:rPr>
+              <w:fldChar w:fldCharType="separate"/>
+            </w:r>
+            <w:r>
+              <w:rPr>
+                <w:noProof/>
+              </w:rPr>
+              <w:t>Wellness partner will check with Ann that her medication reminders are appropriate for her medication regime, working and effective each review or when there are medication changes.</w:t>
             </w:r>
             <w:r>
               <w:rPr>
@@ -4400,6 +5239,7 @@
                 <w:b/>
                 <w:bCs/>
               </w:rPr>
+              <w:lastRenderedPageBreak/>
               <w:t>NUTRITION</w:t>
             </w:r>
             <w:r>
@@ -4438,15 +5278,15 @@
               <w:rPr>
                 <w:noProof/>
               </w:rPr>
-              <w:t xml:space="preserve">David is experiencing weakness and fatigue and often finds he has no energy to prepare a meal in the evening. </w:t>
-            </w:r>
-          </w:p>
-          <w:p>
-            <w:r>
-              <w:rPr>
-                <w:noProof/>
-              </w:rPr>
-              <w:t>May need Shopping support post surgery. David reports he is currently managing to do his own shopping okay and does not want formal supports.</w:t>
+              <w:t>Ann struggles to prepare her own meals secondary to cognitive and psychological symptoms</w:t>
+            </w:r>
+          </w:p>
+          <w:p>
+            <w:r>
+              <w:rPr>
+                <w:noProof/>
+              </w:rPr>
+              <w:t>Ann is able to make her own drinks, snacks and simple meals</w:t>
             </w:r>
             <w:r>
               <w:rPr>
@@ -4466,11 +5306,6 @@
             <w:shd w:val="clear" w:color="auto" w:fill="auto"/>
           </w:tcPr>
           <w:p>
-            <w:pPr>
-              <w:rPr>
-                <w:noProof/>
-              </w:rPr>
-            </w:pPr>
             <w:r>
               <w:rPr>
                 <w:noProof/>
@@ -4493,15 +5328,7 @@
               <w:rPr>
                 <w:noProof/>
               </w:rPr>
-              <w:t>David will be adequately nourished and hydrated.</w:t>
-            </w:r>
-          </w:p>
-          <w:p>
-            <w:r>
-              <w:rPr>
-                <w:noProof/>
-              </w:rPr>
-              <w:t>David will report he is able to access the community to do his weekly shopping.</w:t>
+              <w:t>Ann will be adequately nourished and hydrated.</w:t>
             </w:r>
             <w:r>
               <w:rPr>
@@ -4548,15 +5375,15 @@
               <w:rPr>
                 <w:noProof/>
               </w:rPr>
-              <w:t>David is able to do own meal preparation with addition of occasional precooked home delivered meals.</w:t>
-            </w:r>
-          </w:p>
-          <w:p>
-            <w:r>
-              <w:rPr>
-                <w:noProof/>
-              </w:rPr>
-              <w:t xml:space="preserve">David will contribute to the set up, cost of the food portion of and ongoing ordering of meals.  </w:t>
+              <w:t>Ann is able to prepare her own simple meals and snacks.</w:t>
+            </w:r>
+          </w:p>
+          <w:p>
+            <w:r>
+              <w:rPr>
+                <w:noProof/>
+              </w:rPr>
+              <w:t>Ann will contribute to the set up, cost of the food portion of and ongoing ordering of home delivered meals.</w:t>
             </w:r>
             <w:r>
               <w:rPr>
@@ -4576,6 +5403,11 @@
             <w:shd w:val="clear" w:color="auto" w:fill="auto"/>
           </w:tcPr>
           <w:p>
+            <w:pPr>
+              <w:rPr>
+                <w:noProof/>
+              </w:rPr>
+            </w:pPr>
             <w:r>
               <w:rPr>
                 <w:noProof/>
@@ -4598,7 +5430,41 @@
               <w:rPr>
                 <w:noProof/>
               </w:rPr>
-              <w:t>Southern Plus will facilitate the provision of prepared and home delivered meals through Light and Easy.</w:t>
+              <w:t>Southern Plus will facilitate the provision of prepared and home delivered meals through light and easy.</w:t>
+            </w:r>
+          </w:p>
+          <w:p>
+            <w:pPr>
+              <w:rPr>
+                <w:noProof/>
+              </w:rPr>
+            </w:pPr>
+            <w:r>
+              <w:rPr>
+                <w:noProof/>
+              </w:rPr>
+              <w:t>Southern Plus staff will assist Ann to do shopping for snacks and easy home made meals for variety</w:t>
+            </w:r>
+          </w:p>
+          <w:p>
+            <w:pPr>
+              <w:rPr>
+                <w:noProof/>
+              </w:rPr>
+            </w:pPr>
+            <w:r>
+              <w:rPr>
+                <w:noProof/>
+              </w:rPr>
+              <w:t>Southern Plus staff will monitor and support Ann to ensure she has access to and is having three nutritious meals per day and report any concerns to the Wellness Partner</w:t>
+            </w:r>
+          </w:p>
+          <w:p>
+            <w:r>
+              <w:rPr>
+                <w:noProof/>
+              </w:rPr>
+              <w:t>Southern Plus support workers will assist Ann with shopping each week Friday's by supporting her to make a list, do the shopping and put away at home.</w:t>
             </w:r>
             <w:r>
               <w:rPr>
@@ -4701,7 +5567,7 @@
               <w:rPr>
                 <w:noProof/>
               </w:rPr>
-              <w:t>David is finding it difficult to managing the heavier tasks around his home due to age related medical issues.</w:t>
+              <w:t>Ann requires support with all household tasks.</w:t>
             </w:r>
             <w:r>
               <w:rPr>
@@ -4733,7 +5599,7 @@
               <w:rPr>
                 <w:noProof/>
               </w:rPr>
-              <w:t>Self care deficit related to maintenance of safe, accessible outdoor areas and access to the home secondary to fibromyalgia.</w:t>
+              <w:t>Self care deficit related to maintenance of safe, accessible outdoor areas and access to the home secondary to reduced mobility and activity tolerance.</w:t>
             </w:r>
             <w:r>
               <w:rPr>
@@ -4775,7 +5641,7 @@
               <w:rPr>
                 <w:noProof/>
               </w:rPr>
-              <w:t>Davids home environment will be maintained in a clean and tidy state.</w:t>
+              <w:t>To maintain a clean, safe and hygienic home environment</w:t>
             </w:r>
             <w:r>
               <w:rPr>
@@ -4807,7 +5673,7 @@
               <w:rPr>
                 <w:noProof/>
               </w:rPr>
-              <w:t>Davids home will be accessable and safe</w:t>
+              <w:t>Ann's home will be accessible and safe</w:t>
             </w:r>
             <w:r>
               <w:rPr>
@@ -4843,18 +5709,6 @@
               <w:rPr>
                 <w:noProof/>
               </w:rPr>
-              <w:fldChar w:fldCharType="separate"/>
-            </w:r>
-            <w:r>
-              <w:rPr>
-                <w:noProof/>
-              </w:rPr>
-              <w:t>David will continue to attend to light cleaning and tidying around the home.</w:t>
-            </w:r>
-            <w:r>
-              <w:rPr>
-                <w:noProof/>
-              </w:rPr>
               <w:fldChar w:fldCharType="end"/>
             </w:r>
           </w:p>
@@ -4916,41 +5770,28 @@
               <w:rPr>
                 <w:noProof/>
               </w:rPr>
-              <w:t>Southern Plus support workers will provide assistance with cleaning fortnightly for 1 hours.</w:t>
-            </w:r>
-          </w:p>
-          <w:p>
-            <w:pPr>
-              <w:rPr>
-                <w:noProof/>
-              </w:rPr>
-            </w:pPr>
-            <w:r>
-              <w:rPr>
-                <w:noProof/>
-              </w:rPr>
-              <w:t>Cleaning tasks will include</w:t>
-            </w:r>
-          </w:p>
-          <w:p>
-            <w:pPr>
-              <w:rPr>
-                <w:noProof/>
-              </w:rPr>
-            </w:pPr>
-            <w:r>
-              <w:rPr>
-                <w:noProof/>
-              </w:rPr>
-              <w:t>Vacuum and mop floors, clean bathroom, toilet, laundry and kitchen, change bed linen, launder and hang out to dry if needed.</w:t>
-            </w:r>
-          </w:p>
-          <w:p>
-            <w:r>
-              <w:rPr>
-                <w:noProof/>
-              </w:rPr>
-              <w:t>Support workers will assist with other household tasks as as requested by David as time permits and utilise any spare time to identify other jobs that need doing (empty/put out bins, tidy clean the fridge/microwave/dusting surfaces/skirting/window sills etc.)</w:t>
+              <w:t>Weekly Service to include supporting Ann to complete heavier household tasks and prompting/working alongside Ann to complete general cleaning and tidy.</w:t>
+            </w:r>
+          </w:p>
+          <w:p>
+            <w:pPr>
+              <w:rPr>
+                <w:noProof/>
+              </w:rPr>
+            </w:pPr>
+            <w:r>
+              <w:rPr>
+                <w:noProof/>
+              </w:rPr>
+              <w:t>Weekly services to include assisting Ann to determine household requirements and complete weekly shopping (refer to nutritonal section)</w:t>
+            </w:r>
+          </w:p>
+          <w:p>
+            <w:r>
+              <w:rPr>
+                <w:noProof/>
+              </w:rPr>
+              <w:t>Support worker to work along side Ann to declutter her home which includes putting documents and bills aside that require attention or archiving (in a box) for her family to assist with.</w:t>
             </w:r>
             <w:r>
               <w:rPr>
@@ -4982,7 +5823,7 @@
               <w:rPr>
                 <w:noProof/>
               </w:rPr>
-              <w:t>Southern plus will facilitate monthly gardening services.</w:t>
+              <w:t>Monthly and seasonal garden services to attend weeding, mowing and pruning as required.</w:t>
             </w:r>
             <w:r>
               <w:rPr>
@@ -5006,7 +5847,6 @@
               <w:rPr>
                 <w:noProof/>
               </w:rPr>
-              <w:lastRenderedPageBreak/>
               <w:fldChar w:fldCharType="begin"/>
             </w:r>
             <w:r>
@@ -5072,6 +5912,7 @@
                 <w:b/>
                 <w:bCs/>
               </w:rPr>
+              <w:lastRenderedPageBreak/>
               <w:t>FUNCTIONAL SAFETY IN THE HOME ENVIRONMENT</w:t>
             </w:r>
             <w:r>
@@ -5110,16 +5951,75 @@
               <w:rPr>
                 <w:noProof/>
               </w:rPr>
-              <w:t>David is at increased risk of falls and would benefit from review of his home and living spaces to assess and reduce risk factors.</w:t>
-            </w:r>
-          </w:p>
-          <w:p>
-            <w:r>
-              <w:rPr>
-                <w:noProof/>
-              </w:rPr>
-              <w:t>David does live in a bush fire prone area.</w:t>
-            </w:r>
+              <w:t>Ann does not live in a high fire risk area.</w:t>
+            </w:r>
+          </w:p>
+          <w:p>
+            <w:pPr>
+              <w:rPr>
+                <w:noProof/>
+              </w:rPr>
+            </w:pPr>
+            <w:r>
+              <w:rPr>
+                <w:noProof/>
+              </w:rPr>
+              <w:t>Anne has railing in her shower bathroom and toilet.</w:t>
+            </w:r>
+          </w:p>
+          <w:p>
+            <w:pPr>
+              <w:rPr>
+                <w:noProof/>
+              </w:rPr>
+            </w:pPr>
+            <w:r>
+              <w:rPr>
+                <w:noProof/>
+              </w:rPr>
+              <w:t>Ann has a shower chair.</w:t>
+            </w:r>
+          </w:p>
+          <w:p>
+            <w:pPr>
+              <w:rPr>
+                <w:noProof/>
+              </w:rPr>
+            </w:pPr>
+            <w:r>
+              <w:rPr>
+                <w:noProof/>
+              </w:rPr>
+              <w:t>Ann is able to get in and out of her chairs and bed.</w:t>
+            </w:r>
+          </w:p>
+          <w:p>
+            <w:pPr>
+              <w:rPr>
+                <w:noProof/>
+              </w:rPr>
+            </w:pPr>
+            <w:r>
+              <w:rPr>
+                <w:noProof/>
+              </w:rPr>
+              <w:t>Ann has ramps at front access and is able to enter exit the home at all points.</w:t>
+            </w:r>
+          </w:p>
+          <w:p>
+            <w:pPr>
+              <w:rPr>
+                <w:noProof/>
+              </w:rPr>
+            </w:pPr>
+            <w:r>
+              <w:rPr>
+                <w:noProof/>
+              </w:rPr>
+              <w:t>Ann has increased vulnerability during the hot weather season.</w:t>
+            </w:r>
+          </w:p>
+          <w:p>
             <w:r>
               <w:rPr>
                 <w:noProof/>
@@ -5173,7 +6073,7 @@
               <w:rPr>
                 <w:noProof/>
               </w:rPr>
-              <w:t>David will be able to articulate her action plan to stay informed about fire emergency's and when and how she will evacuate if required.</w:t>
+              <w:t>Ann will be able to identify ways to stay cool and hydrated during extreme heat days.</w:t>
             </w:r>
             <w:r>
               <w:rPr>
@@ -5193,11 +6093,6 @@
             <w:shd w:val="clear" w:color="auto" w:fill="auto"/>
           </w:tcPr>
           <w:p>
-            <w:pPr>
-              <w:rPr>
-                <w:noProof/>
-              </w:rPr>
-            </w:pPr>
             <w:r>
               <w:rPr>
                 <w:noProof/>
@@ -5220,15 +6115,7 @@
               <w:rPr>
                 <w:noProof/>
               </w:rPr>
-              <w:t>David will make emergency plan's to stay informed during high risk fire season and when and how to evacuate if required.  David will review these annually.</w:t>
-            </w:r>
-          </w:p>
-          <w:p>
-            <w:r>
-              <w:rPr>
-                <w:noProof/>
-              </w:rPr>
-              <w:t>David will perform his own risk and hazard assessments and seek support from WP to manage these when identified.</w:t>
+              <w:t>Ann will ensure she is drinking water and staying cool on hot days.  Ann will utilize strategies to prevent heat stress.</w:t>
             </w:r>
             <w:r>
               <w:rPr>
@@ -5248,6 +6135,11 @@
             <w:shd w:val="clear" w:color="auto" w:fill="auto"/>
           </w:tcPr>
           <w:p>
+            <w:pPr>
+              <w:rPr>
+                <w:noProof/>
+              </w:rPr>
+            </w:pPr>
             <w:r>
               <w:rPr>
                 <w:noProof/>
@@ -5270,7 +6162,15 @@
               <w:rPr>
                 <w:noProof/>
               </w:rPr>
-              <w:t>SCC staff will conduct risk assessment at each home visit and report hazards and incidents.</w:t>
+              <w:t>Support workers will monitor and prompt Ann to keep walkways clear of trip hazards and well lit.</w:t>
+            </w:r>
+          </w:p>
+          <w:p>
+            <w:r>
+              <w:rPr>
+                <w:noProof/>
+              </w:rPr>
+              <w:t>Support workers will monitor Ann for signs of heat stress, prompt her to take action to prevent heat stress, keep cool and hydrated.</w:t>
             </w:r>
             <w:r>
               <w:rPr>
@@ -5290,11 +6190,6 @@
             <w:shd w:val="clear" w:color="auto" w:fill="auto"/>
           </w:tcPr>
           <w:p>
-            <w:pPr>
-              <w:rPr>
-                <w:noProof/>
-              </w:rPr>
-            </w:pPr>
             <w:r>
               <w:rPr>
                 <w:noProof/>
@@ -5317,15 +6212,7 @@
               <w:rPr>
                 <w:noProof/>
               </w:rPr>
-              <w:t>Wellness Partner will make a referral to Empower for Occupation Therapy home safety assessment and facilitate provision of home modifications and equipment according to HCP inclusion/exclusion framework.</w:t>
-            </w:r>
-          </w:p>
-          <w:p>
-            <w:r>
-              <w:rPr>
-                <w:noProof/>
-              </w:rPr>
-              <w:t>Wellness partner will provide information on fire safety and planning DFES brochure.</w:t>
+              <w:t>Six monthly review</w:t>
             </w:r>
             <w:r>
               <w:rPr>
@@ -5364,6 +6251,7 @@
                 <w:b/>
                 <w:bCs/>
               </w:rPr>
+              <w:lastRenderedPageBreak/>
               <w:t>PSYCO</w:t>
             </w:r>
             <w:r>
@@ -5382,11 +6270,6 @@
             </w:r>
           </w:p>
           <w:p>
-            <w:pPr>
-              <w:rPr>
-                <w:noProof/>
-              </w:rPr>
-            </w:pPr>
             <w:r>
               <w:rPr>
                 <w:noProof/>
@@ -5409,23 +6292,8 @@
               <w:rPr>
                 <w:noProof/>
               </w:rPr>
-              <w:t>David lives alone.  He has a good support network of church friends who support him. David attends the Busselton Men's shed where he is getting support to work on his caravan.</w:t>
-            </w:r>
-          </w:p>
-          <w:p>
-            <w:pPr>
-              <w:rPr>
-                <w:noProof/>
-              </w:rPr>
-            </w:pPr>
-            <w:r>
-              <w:rPr>
-                <w:noProof/>
-              </w:rPr>
-              <w:t>David has a good relationship with his son however he does not live in Busselton.</w:t>
-            </w:r>
-          </w:p>
-          <w:p>
+              <w:t>Ann is no longer safe to drive and requires support to access the community for medical/health related appointments, do shopping and engage in social activities.</w:t>
+            </w:r>
             <w:r>
               <w:rPr>
                 <w:noProof/>
@@ -5471,15 +6339,15 @@
               <w:rPr>
                 <w:noProof/>
               </w:rPr>
-              <w:t>David will report that he is satisfied with the amount of social interaction that he engages in.</w:t>
-            </w:r>
-          </w:p>
-          <w:p>
-            <w:r>
-              <w:rPr>
-                <w:noProof/>
-              </w:rPr>
-              <w:t>David will report that frequently engage in activities and have opportunity to build and maintain the relationships that are important to him.</w:t>
+              <w:t xml:space="preserve">Ann will maintain access to the community as required for social and health related appointments,  </w:t>
+            </w:r>
+          </w:p>
+          <w:p>
+            <w:r>
+              <w:rPr>
+                <w:noProof/>
+              </w:rPr>
+              <w:t>Ann will be able to access stores and purchase the things she needs for day to day living and to achieve her overall goals.</w:t>
             </w:r>
             <w:r>
               <w:rPr>
@@ -5499,11 +6367,6 @@
             <w:shd w:val="clear" w:color="auto" w:fill="auto"/>
           </w:tcPr>
           <w:p>
-            <w:pPr>
-              <w:rPr>
-                <w:noProof/>
-              </w:rPr>
-            </w:pPr>
             <w:r>
               <w:rPr>
                 <w:noProof/>
@@ -5516,20 +6379,6 @@
               </w:rPr>
               <w:instrText xml:space="preserve"> MERGEFIELD "socialSP_CLient" </w:instrText>
             </w:r>
-            <w:r>
-              <w:rPr>
-                <w:noProof/>
-              </w:rPr>
-              <w:fldChar w:fldCharType="separate"/>
-            </w:r>
-            <w:r>
-              <w:rPr>
-                <w:noProof/>
-              </w:rPr>
-              <w:t>David will maintain social connections and access the community with the support of family/independently.</w:t>
-            </w:r>
-          </w:p>
-          <w:p>
             <w:r>
               <w:rPr>
                 <w:noProof/>
@@ -5548,6 +6397,11 @@
             <w:shd w:val="clear" w:color="auto" w:fill="auto"/>
           </w:tcPr>
           <w:p>
+            <w:pPr>
+              <w:rPr>
+                <w:noProof/>
+              </w:rPr>
+            </w:pPr>
             <w:r>
               <w:rPr>
                 <w:noProof/>
@@ -5566,6 +6420,40 @@
               </w:rPr>
               <w:fldChar w:fldCharType="separate"/>
             </w:r>
+            <w:r>
+              <w:rPr>
+                <w:noProof/>
+              </w:rPr>
+              <w:t>Southern Plus will provide assistance with transport and social support services to meet these goals</w:t>
+            </w:r>
+          </w:p>
+          <w:p>
+            <w:pPr>
+              <w:rPr>
+                <w:noProof/>
+              </w:rPr>
+            </w:pPr>
+            <w:r>
+              <w:rPr>
+                <w:noProof/>
+              </w:rPr>
+              <w:t>This will include continuing attendance at CHSP social support group as prior to commencement of HCP (This will be funded using HCP funds when available)</w:t>
+            </w:r>
+          </w:p>
+          <w:p>
+            <w:pPr>
+              <w:rPr>
+                <w:noProof/>
+              </w:rPr>
+            </w:pPr>
+            <w:r>
+              <w:rPr>
+                <w:noProof/>
+              </w:rPr>
+              <w:t>Ann would like to attend swimming weekly with a support worker as an exercise to improve mental and physical wellbeing.</w:t>
+            </w:r>
+          </w:p>
+          <w:p>
             <w:r>
               <w:rPr>
                 <w:noProof/>
@@ -5601,18 +6489,6 @@
                 <w:noProof/>
               </w:rPr>
               <w:instrText xml:space="preserve"> MERGEFIELD "socialSP_WellnessPartner" </w:instrText>
-            </w:r>
-            <w:r>
-              <w:rPr>
-                <w:noProof/>
-              </w:rPr>
-              <w:fldChar w:fldCharType="separate"/>
-            </w:r>
-            <w:r>
-              <w:rPr>
-                <w:noProof/>
-              </w:rPr>
-              <w:t>WP will review social support needs six monthly with David.</w:t>
             </w:r>
             <w:r>
               <w:rPr>
@@ -5651,7 +6527,6 @@
                 <w:b/>
                 <w:bCs/>
               </w:rPr>
-              <w:lastRenderedPageBreak/>
               <w:t>TRANSPORT</w:t>
             </w:r>
             <w:r>
@@ -5690,15 +6565,15 @@
               <w:rPr>
                 <w:noProof/>
               </w:rPr>
-              <w:t>David is currently driving himself locally.</w:t>
-            </w:r>
-          </w:p>
-          <w:p>
-            <w:r>
-              <w:rPr>
-                <w:noProof/>
-              </w:rPr>
-              <w:t>David will require support to transport to some medical appointments if affected and longer distances.</w:t>
+              <w:t>Ann is not able to drive secondary to cognitive impairments and age related functional decline.</w:t>
+            </w:r>
+          </w:p>
+          <w:p>
+            <w:r>
+              <w:rPr>
+                <w:noProof/>
+              </w:rPr>
+              <w:t>Ann is unable to access the community without assistance secondary to anxiety and short term memory loss.</w:t>
             </w:r>
             <w:r>
               <w:rPr>
@@ -5740,7 +6615,7 @@
               <w:rPr>
                 <w:noProof/>
               </w:rPr>
-              <w:t>David will be able to access the community to attend medical and allied health appointments.</w:t>
+              <w:t>Ann will be able to access the community to attend medical and allied health appointments.</w:t>
             </w:r>
             <w:r>
               <w:rPr>
@@ -5782,7 +6657,7 @@
               <w:rPr>
                 <w:noProof/>
               </w:rPr>
-              <w:t>David will contact Southern Plus office to advise of transport requirements providing as much notice as possible for requirements to be met.</w:t>
+              <w:t>Ann will contact Southern Plus office to advise of transport requirements providing as much notice as possible for requirements to be met.</w:t>
             </w:r>
             <w:r>
               <w:rPr>
@@ -5801,6 +6676,11 @@
             <w:shd w:val="clear" w:color="auto" w:fill="auto"/>
           </w:tcPr>
           <w:p>
+            <w:pPr>
+              <w:rPr>
+                <w:noProof/>
+              </w:rPr>
+            </w:pPr>
             <w:r>
               <w:rPr>
                 <w:noProof/>
@@ -5824,6 +6704,14 @@
                 <w:noProof/>
               </w:rPr>
               <w:t>Southern Plus support workers will provide transport to appointments as required within capacity of HCP funding.</w:t>
+            </w:r>
+          </w:p>
+          <w:p>
+            <w:r>
+              <w:rPr>
+                <w:noProof/>
+              </w:rPr>
+              <w:t>Southern Plus Support workers will prompt/assist Ann to stay up to date with her medical/health related appointments and prompt her /assist her to notify the office to schedule transport.</w:t>
             </w:r>
             <w:r>
               <w:rPr>
@@ -5853,18 +6741,6 @@
                 <w:noProof/>
               </w:rPr>
               <w:instrText xml:space="preserve"> MERGEFIELD "transportSP_WellnessPartner" </w:instrText>
-            </w:r>
-            <w:r>
-              <w:rPr>
-                <w:noProof/>
-              </w:rPr>
-              <w:fldChar w:fldCharType="separate"/>
-            </w:r>
-            <w:r>
-              <w:rPr>
-                <w:noProof/>
-              </w:rPr>
-              <w:t>WP will facilitate transports via St Johns Community Transport as needed.</w:t>
             </w:r>
             <w:r>
               <w:rPr>
@@ -5903,6 +6779,7 @@
                 <w:b/>
                 <w:bCs/>
               </w:rPr>
+              <w:lastRenderedPageBreak/>
               <w:t>MAINTAINING PHYSICAL ACTIVITY &amp; FUNCTION</w:t>
             </w:r>
             <w:r>
@@ -5941,15 +6818,28 @@
               <w:rPr>
                 <w:noProof/>
               </w:rPr>
-              <w:t>David has an increased falls risk</w:t>
-            </w:r>
-          </w:p>
-          <w:p>
-            <w:r>
-              <w:rPr>
-                <w:noProof/>
-              </w:rPr>
-              <w:t>David mobilises independently without mobility aids.</w:t>
+              <w:t xml:space="preserve">Ann is able to mobilize independently. </w:t>
+            </w:r>
+          </w:p>
+          <w:p>
+            <w:pPr>
+              <w:rPr>
+                <w:noProof/>
+              </w:rPr>
+            </w:pPr>
+            <w:r>
+              <w:rPr>
+                <w:noProof/>
+              </w:rPr>
+              <w:t>Ann requires the use of a walking frame for balance secondary to  age related functional decline.</w:t>
+            </w:r>
+          </w:p>
+          <w:p>
+            <w:r>
+              <w:rPr>
+                <w:noProof/>
+              </w:rPr>
+              <w:t xml:space="preserve">High risk of further muscle strength and balance decline due to aging process. </w:t>
             </w:r>
             <w:r>
               <w:rPr>
@@ -5996,15 +6886,15 @@
               <w:rPr>
                 <w:noProof/>
               </w:rPr>
-              <w:t>Falls will be prevented.</w:t>
-            </w:r>
-          </w:p>
-          <w:p>
-            <w:r>
-              <w:rPr>
-                <w:noProof/>
-              </w:rPr>
-              <w:t>David will report he feels safe and confident when ambulating.</w:t>
+              <w:t xml:space="preserve">Falls risk factors will be mitigated, </w:t>
+            </w:r>
+          </w:p>
+          <w:p>
+            <w:r>
+              <w:rPr>
+                <w:noProof/>
+              </w:rPr>
+              <w:t xml:space="preserve">Ann will maintain independence and safety with mobility  </w:t>
             </w:r>
             <w:r>
               <w:rPr>
@@ -6041,6 +6931,18 @@
               <w:rPr>
                 <w:noProof/>
               </w:rPr>
+              <w:fldChar w:fldCharType="separate"/>
+            </w:r>
+            <w:r>
+              <w:rPr>
+                <w:noProof/>
+              </w:rPr>
+              <w:t>Ann will participate in her home exercise program as per physiotherapy plan.</w:t>
+            </w:r>
+            <w:r>
+              <w:rPr>
+                <w:noProof/>
+              </w:rPr>
               <w:fldChar w:fldCharType="end"/>
             </w:r>
           </w:p>
@@ -6055,6 +6957,11 @@
             <w:shd w:val="clear" w:color="auto" w:fill="auto"/>
           </w:tcPr>
           <w:p>
+            <w:pPr>
+              <w:rPr>
+                <w:noProof/>
+              </w:rPr>
+            </w:pPr>
             <w:r>
               <w:rPr>
                 <w:noProof/>
@@ -6066,6 +6973,39 @@
                 <w:noProof/>
               </w:rPr>
               <w:instrText xml:space="preserve"> MERGEFIELD "mobilitySupportPlanInterventions" </w:instrText>
+            </w:r>
+            <w:r>
+              <w:rPr>
+                <w:noProof/>
+              </w:rPr>
+              <w:fldChar w:fldCharType="separate"/>
+            </w:r>
+            <w:r>
+              <w:rPr>
+                <w:noProof/>
+              </w:rPr>
+              <w:t>Referral for physio therapy assessment for potential ongoing exercise program - Ann states she would like to go swimming.</w:t>
+            </w:r>
+          </w:p>
+          <w:p>
+            <w:pPr>
+              <w:rPr>
+                <w:noProof/>
+              </w:rPr>
+            </w:pPr>
+            <w:r>
+              <w:rPr>
+                <w:noProof/>
+              </w:rPr>
+              <w:t>Support workers will prompt Ann to do HEP</w:t>
+            </w:r>
+          </w:p>
+          <w:p>
+            <w:r>
+              <w:rPr>
+                <w:noProof/>
+              </w:rPr>
+              <w:t>Referral to Maximum results - southern plus will facilitate weekly hydrotherapy exercise program (including transport, companionship and cost of program)</w:t>
             </w:r>
             <w:r>
               <w:rPr>
@@ -6095,18 +7035,6 @@
                 <w:noProof/>
               </w:rPr>
               <w:instrText xml:space="preserve"> MERGEFIELD "mobilitySP_WellnessPartner" </w:instrText>
-            </w:r>
-            <w:r>
-              <w:rPr>
-                <w:noProof/>
-              </w:rPr>
-              <w:fldChar w:fldCharType="separate"/>
-            </w:r>
-            <w:r>
-              <w:rPr>
-                <w:noProof/>
-              </w:rPr>
-              <w:t>WP will arrange OT assessment for home modification and rails</w:t>
             </w:r>
             <w:r>
               <w:rPr>
@@ -6142,7 +7070,6 @@
                 <w:b/>
                 <w:bCs/>
               </w:rPr>
-              <w:lastRenderedPageBreak/>
               <w:t>RESPITE</w:t>
             </w:r>
             <w:r>
@@ -6360,6 +7287,21 @@
                 <w:b/>
                 <w:bCs/>
               </w:rPr>
+              <w:fldChar w:fldCharType="separate"/>
+            </w:r>
+            <w:r>
+              <w:rPr>
+                <w:b/>
+                <w:bCs/>
+                <w:noProof/>
+              </w:rPr>
+              <w:t>Anne has a self care deficit related to foot care secondary to age related functional decline.</w:t>
+            </w:r>
+            <w:r>
+              <w:rPr>
+                <w:b/>
+                <w:bCs/>
+              </w:rPr>
               <w:fldChar w:fldCharType="end"/>
             </w:r>
           </w:p>
@@ -6398,6 +7340,21 @@
                 <w:b/>
                 <w:bCs/>
               </w:rPr>
+              <w:fldChar w:fldCharType="separate"/>
+            </w:r>
+            <w:r>
+              <w:rPr>
+                <w:b/>
+                <w:bCs/>
+                <w:noProof/>
+              </w:rPr>
+              <w:t xml:space="preserve">Ann's feet will remain healthy and free from infection, injury. </w:t>
+            </w:r>
+            <w:r>
+              <w:rPr>
+                <w:b/>
+                <w:bCs/>
+              </w:rPr>
               <w:fldChar w:fldCharType="end"/>
             </w:r>
           </w:p>
@@ -6461,6 +7418,18 @@
                 <w:noProof/>
               </w:rPr>
               <w:instrText xml:space="preserve"> MERGEFIELD "clinicalSupportPlanInterventions" </w:instrText>
+            </w:r>
+            <w:r>
+              <w:rPr>
+                <w:noProof/>
+              </w:rPr>
+              <w:fldChar w:fldCharType="separate"/>
+            </w:r>
+            <w:r>
+              <w:rPr>
+                <w:noProof/>
+              </w:rPr>
+              <w:t>Southern plus will facilitate 8 weekly podiatry home visits.</w:t>
             </w:r>
             <w:r>
               <w:rPr>
@@ -6585,6 +7554,7 @@
                 <w:rFonts w:asciiTheme="minorHAnsi" w:hAnsiTheme="minorHAnsi"/>
                 <w:b/>
               </w:rPr>
+              <w:lastRenderedPageBreak/>
               <w:t>WELLNESS PARTNER RESPONSIBILITIES</w:t>
             </w:r>
           </w:p>
@@ -6765,8 +7735,18 @@
                 <w:sz w:val="22"/>
                 <w:szCs w:val="22"/>
               </w:rPr>
-              <w:t>Address identified risks to client safety</w:t>
-            </w:r>
+              <w:t xml:space="preserve">Address identified risks to client </w:t>
+            </w:r>
+            <w:proofErr w:type="gramStart"/>
+            <w:r>
+              <w:rPr>
+                <w:rFonts w:asciiTheme="minorHAnsi" w:hAnsiTheme="minorHAnsi"/>
+                <w:sz w:val="22"/>
+                <w:szCs w:val="22"/>
+              </w:rPr>
+              <w:t>safety</w:t>
+            </w:r>
+            <w:proofErr w:type="gramEnd"/>
           </w:p>
           <w:p>
             <w:pPr>
@@ -7115,6 +8095,18 @@
               <w:rPr>
                 <w:noProof/>
               </w:rPr>
+              <w:fldChar w:fldCharType="separate"/>
+            </w:r>
+            <w:r>
+              <w:rPr>
+                <w:noProof/>
+              </w:rPr>
+              <w:t>1 hours social support</w:t>
+            </w:r>
+            <w:r>
+              <w:rPr>
+                <w:noProof/>
+              </w:rPr>
               <w:fldChar w:fldCharType="end"/>
             </w:r>
           </w:p>
@@ -7173,6 +8165,18 @@
               <w:rPr>
                 <w:noProof/>
               </w:rPr>
+              <w:fldChar w:fldCharType="separate"/>
+            </w:r>
+            <w:r>
+              <w:rPr>
+                <w:noProof/>
+              </w:rPr>
+              <w:t>Cleaning support 1.5 hour</w:t>
+            </w:r>
+            <w:r>
+              <w:rPr>
+                <w:noProof/>
+              </w:rPr>
               <w:fldChar w:fldCharType="end"/>
             </w:r>
           </w:p>
@@ -7202,6 +8206,18 @@
               <w:rPr>
                 <w:noProof/>
               </w:rPr>
+              <w:fldChar w:fldCharType="separate"/>
+            </w:r>
+            <w:r>
+              <w:rPr>
+                <w:noProof/>
+              </w:rPr>
+              <w:t>CHSP social support group or individual social support depending on available funds and availability of services. 2.5hours</w:t>
+            </w:r>
+            <w:r>
+              <w:rPr>
+                <w:noProof/>
+              </w:rPr>
               <w:fldChar w:fldCharType="end"/>
             </w:r>
           </w:p>
@@ -7237,7 +8253,7 @@
               <w:rPr>
                 <w:noProof/>
               </w:rPr>
-              <w:t>1.5 hours cleaning weekly</w:t>
+              <w:t>1.5 hours social support</w:t>
             </w:r>
             <w:r>
               <w:rPr>
@@ -7379,6 +8395,18 @@
               <w:rPr>
                 <w:noProof/>
               </w:rPr>
+              <w:fldChar w:fldCharType="separate"/>
+            </w:r>
+            <w:r>
+              <w:rPr>
+                <w:noProof/>
+              </w:rPr>
+              <w:t>1.5 hours SS (swimming)</w:t>
+            </w:r>
+            <w:r>
+              <w:rPr>
+                <w:noProof/>
+              </w:rPr>
               <w:fldChar w:fldCharType="end"/>
             </w:r>
           </w:p>
@@ -7495,6 +8523,18 @@
               <w:rPr>
                 <w:noProof/>
               </w:rPr>
+              <w:fldChar w:fldCharType="separate"/>
+            </w:r>
+            <w:r>
+              <w:rPr>
+                <w:noProof/>
+              </w:rPr>
+              <w:t>half hour ss/welfare check</w:t>
+            </w:r>
+            <w:r>
+              <w:rPr>
+                <w:noProof/>
+              </w:rPr>
               <w:fldChar w:fldCharType="end"/>
             </w:r>
           </w:p>
@@ -7519,6 +8559,18 @@
                 <w:noProof/>
               </w:rPr>
               <w:instrText xml:space="preserve"> MERGEFIELD "sundayPM" </w:instrText>
+            </w:r>
+            <w:r>
+              <w:rPr>
+                <w:noProof/>
+              </w:rPr>
+              <w:fldChar w:fldCharType="separate"/>
+            </w:r>
+            <w:r>
+              <w:rPr>
+                <w:noProof/>
+              </w:rPr>
+              <w:t>half hour ss/welfare check</w:t>
             </w:r>
             <w:r>
               <w:rPr>
@@ -8121,8 +9173,16 @@
               <w:rPr>
                 <w:rFonts w:asciiTheme="minorHAnsi" w:hAnsiTheme="minorHAnsi"/>
               </w:rPr>
-              <w:t>Client agrees to the service provider contacting their nominated emergency contact if required</w:t>
-            </w:r>
+              <w:t xml:space="preserve">Client agrees to the service provider contacting their nominated emergency contact if </w:t>
+            </w:r>
+            <w:proofErr w:type="gramStart"/>
+            <w:r>
+              <w:rPr>
+                <w:rFonts w:asciiTheme="minorHAnsi" w:hAnsiTheme="minorHAnsi"/>
+              </w:rPr>
+              <w:t>required</w:t>
+            </w:r>
+            <w:proofErr w:type="gramEnd"/>
           </w:p>
           <w:p>
             <w:pPr>
@@ -8357,8 +9417,13 @@
           <w:pPr>
             <w:pStyle w:val="FormFooterLeft"/>
           </w:pPr>
+          <w:proofErr w:type="gramStart"/>
           <w:r>
-            <w:t>Revision  3.1</w:t>
+            <w:t>Revision  3</w:t>
+          </w:r>
+          <w:proofErr w:type="gramEnd"/>
+          <w:r>
+            <w:t>.1</w:t>
           </w:r>
         </w:p>
       </w:tc>
@@ -8460,8 +9525,13 @@
           <w:pPr>
             <w:pStyle w:val="FormFooterLeft"/>
           </w:pPr>
+          <w:proofErr w:type="gramStart"/>
           <w:r>
-            <w:t>Revision  3.1</w:t>
+            <w:t>Revision  3</w:t>
+          </w:r>
+          <w:proofErr w:type="gramEnd"/>
+          <w:r>
+            <w:t>.1</w:t>
           </w:r>
         </w:p>
       </w:tc>
@@ -8888,6 +9958,19 @@
             <w:rPr>
               <w:rFonts w:asciiTheme="minorHAnsi" w:hAnsiTheme="minorHAnsi"/>
             </w:rPr>
+            <w:fldChar w:fldCharType="separate"/>
+          </w:r>
+          <w:r>
+            <w:rPr>
+              <w:rFonts w:asciiTheme="minorHAnsi" w:hAnsiTheme="minorHAnsi"/>
+              <w:noProof/>
+            </w:rPr>
+            <w:t>02/06/1947</w:t>
+          </w:r>
+          <w:r>
+            <w:rPr>
+              <w:rFonts w:asciiTheme="minorHAnsi" w:hAnsiTheme="minorHAnsi"/>
+            </w:rPr>
             <w:fldChar w:fldCharType="end"/>
           </w:r>
         </w:p>
@@ -8945,7 +10028,7 @@
               <w:rFonts w:asciiTheme="minorHAnsi" w:hAnsiTheme="minorHAnsi"/>
               <w:noProof/>
             </w:rPr>
-            <w:t>David</w:t>
+            <w:t>Ann</w:t>
           </w:r>
           <w:r>
             <w:rPr>
@@ -8982,7 +10065,7 @@
               <w:rFonts w:asciiTheme="minorHAnsi" w:hAnsiTheme="minorHAnsi"/>
               <w:noProof/>
             </w:rPr>
-            <w:t>McLeod</w:t>
+            <w:t>Kavanagh</w:t>
           </w:r>
           <w:r>
             <w:rPr>
@@ -9055,7 +10138,7 @@
               <w:sz w:val="16"/>
               <w:szCs w:val="16"/>
             </w:rPr>
-            <w:t>9/08/2024</w:t>
+            <w:t>19/08/2024</w:t>
           </w:r>
           <w:r>
             <w:rPr>
@@ -9291,7 +10374,7 @@
         <v:path o:extrusionok="f" gradientshapeok="t" o:connecttype="rect"/>
         <o:lock v:ext="edit" aspectratio="t"/>
       </v:shapetype>
-      <v:shape id="_x0000_i1047" type="#_x0000_t75" style="width:11.3pt;height:11.3pt" o:bullet="t">
+      <v:shape id="_x0000_i1064" type="#_x0000_t75" style="width:11.25pt;height:11.25pt" o:bullet="t">
         <v:imagedata r:id="rId1" o:title="mso3683"/>
       </v:shape>
     </w:pict>
@@ -13199,17 +14282,6 @@
 </file>
 
 <file path=customXml/item2.xml><?xml version="1.0" encoding="utf-8"?>
-<p:properties xmlns:p="http://schemas.microsoft.com/office/2006/metadata/properties" xmlns:xsi="http://www.w3.org/2001/XMLSchema-instance" xmlns:pc="http://schemas.microsoft.com/office/infopath/2007/PartnerControls">
-  <documentManagement>
-    <PublishingExpirationDate xmlns="http://schemas.microsoft.com/sharepoint/v3" xsi:nil="true"/>
-    <Documenttype2 xmlns="0ce37e29-1057-4d1e-8fe4-135ae9ef8a58">Form</Documenttype2>
-    <PublishingStartDate xmlns="http://schemas.microsoft.com/sharepoint/v3" xsi:nil="true"/>
-    <DocumentType xmlns="0ce37e29-1057-4d1e-8fe4-135ae9ef8a58">Home Care</DocumentType>
-  </documentManagement>
-</p:properties>
-</file>
-
-<file path=customXml/item3.xml><?xml version="1.0" encoding="utf-8"?>
 <ct:contentTypeSchema xmlns:ct="http://schemas.microsoft.com/office/2006/metadata/contentType" xmlns:ma="http://schemas.microsoft.com/office/2006/metadata/properties/metaAttributes" ct:_="" ma:_="" ma:contentTypeName="Document" ma:contentTypeID="0x01010033D7A74B29D82546BE9ADBD44AA159B2" ma:contentTypeVersion="9" ma:contentTypeDescription="Create a new document." ma:contentTypeScope="" ma:versionID="13ed7236a978c93029832a0de4478f29">
   <xsd:schema xmlns:xsd="http://www.w3.org/2001/XMLSchema" xmlns:xs="http://www.w3.org/2001/XMLSchema" xmlns:p="http://schemas.microsoft.com/office/2006/metadata/properties" xmlns:ns1="http://schemas.microsoft.com/sharepoint/v3" xmlns:ns2="0ce37e29-1057-4d1e-8fe4-135ae9ef8a58" targetNamespace="http://schemas.microsoft.com/office/2006/metadata/properties" ma:root="true" ma:fieldsID="0b6ff04e860a5ddef2ccaf1e0574a846" ns1:_="" ns2:_="">
     <xsd:import namespace="http://schemas.microsoft.com/sharepoint/v3"/>
@@ -13399,17 +14471,28 @@
 </ct:contentTypeSchema>
 </file>
 
+<file path=customXml/item3.xml><?xml version="1.0" encoding="utf-8"?>
+<p:properties xmlns:p="http://schemas.microsoft.com/office/2006/metadata/properties" xmlns:xsi="http://www.w3.org/2001/XMLSchema-instance" xmlns:pc="http://schemas.microsoft.com/office/infopath/2007/PartnerControls">
+  <documentManagement>
+    <PublishingExpirationDate xmlns="http://schemas.microsoft.com/sharepoint/v3" xsi:nil="true"/>
+    <Documenttype2 xmlns="0ce37e29-1057-4d1e-8fe4-135ae9ef8a58">Form</Documenttype2>
+    <PublishingStartDate xmlns="http://schemas.microsoft.com/sharepoint/v3" xsi:nil="true"/>
+    <DocumentType xmlns="0ce37e29-1057-4d1e-8fe4-135ae9ef8a58">Home Care</DocumentType>
+  </documentManagement>
+</p:properties>
+</file>
+
 <file path=customXml/item4.xml><?xml version="1.0" encoding="utf-8"?>
+<b:Sources xmlns:b="http://schemas.openxmlformats.org/officeDocument/2006/bibliography" xmlns="http://schemas.openxmlformats.org/officeDocument/2006/bibliography" SelectedStyle="\APA.XSL" StyleName="APA"/>
+</file>
+
+<file path=customXml/item5.xml><?xml version="1.0" encoding="utf-8"?>
 <?mso-contentType ?>
 <FormTemplates xmlns="http://schemas.microsoft.com/sharepoint/v3/contenttype/forms">
   <Display>DocumentLibraryForm</Display>
   <Edit>DocumentLibraryForm</Edit>
   <New>DocumentLibraryForm</New>
 </FormTemplates>
-</file>
-
-<file path=customXml/item5.xml><?xml version="1.0" encoding="utf-8"?>
-<b:Sources xmlns:b="http://schemas.openxmlformats.org/officeDocument/2006/bibliography" xmlns="http://schemas.openxmlformats.org/officeDocument/2006/bibliography" SelectedStyle="\APA.XSL" StyleName="APA"/>
 </file>
 
 <file path=customXml/itemProps1.xml><?xml version="1.0" encoding="utf-8"?>
@@ -13421,23 +14504,6 @@
 </file>
 
 <file path=customXml/itemProps2.xml><?xml version="1.0" encoding="utf-8"?>
-<ds:datastoreItem xmlns:ds="http://schemas.openxmlformats.org/officeDocument/2006/customXml" ds:itemID="{F6A53EED-9433-4BF9-949D-52F6BA3CB7EA}">
-  <ds:schemaRefs>
-    <ds:schemaRef ds:uri="http://schemas.microsoft.com/office/2006/documentManagement/types"/>
-    <ds:schemaRef ds:uri="http://purl.org/dc/elements/1.1/"/>
-    <ds:schemaRef ds:uri="http://purl.org/dc/dcmitype/"/>
-    <ds:schemaRef ds:uri="http://schemas.microsoft.com/office/2006/metadata/properties"/>
-    <ds:schemaRef ds:uri="http://www.w3.org/XML/1998/namespace"/>
-    <ds:schemaRef ds:uri="http://purl.org/dc/terms/"/>
-    <ds:schemaRef ds:uri="http://schemas.microsoft.com/sharepoint/v3"/>
-    <ds:schemaRef ds:uri="0ce37e29-1057-4d1e-8fe4-135ae9ef8a58"/>
-    <ds:schemaRef ds:uri="http://schemas.microsoft.com/office/infopath/2007/PartnerControls"/>
-    <ds:schemaRef ds:uri="http://schemas.openxmlformats.org/package/2006/metadata/core-properties"/>
-  </ds:schemaRefs>
-</ds:datastoreItem>
-</file>
-
-<file path=customXml/itemProps3.xml><?xml version="1.0" encoding="utf-8"?>
 <ds:datastoreItem xmlns:ds="http://schemas.openxmlformats.org/officeDocument/2006/customXml" ds:itemID="{C559D07F-9AC5-44AA-B4E7-0F99E5B9AD4F}">
   <ds:schemaRefs>
     <ds:schemaRef ds:uri="http://schemas.microsoft.com/office/2006/metadata/contentType"/>
@@ -13456,18 +14522,35 @@
 </ds:datastoreItem>
 </file>
 
+<file path=customXml/itemProps3.xml><?xml version="1.0" encoding="utf-8"?>
+<ds:datastoreItem xmlns:ds="http://schemas.openxmlformats.org/officeDocument/2006/customXml" ds:itemID="{F6A53EED-9433-4BF9-949D-52F6BA3CB7EA}">
+  <ds:schemaRefs>
+    <ds:schemaRef ds:uri="http://schemas.microsoft.com/office/2006/documentManagement/types"/>
+    <ds:schemaRef ds:uri="http://purl.org/dc/elements/1.1/"/>
+    <ds:schemaRef ds:uri="http://purl.org/dc/dcmitype/"/>
+    <ds:schemaRef ds:uri="http://schemas.microsoft.com/office/2006/metadata/properties"/>
+    <ds:schemaRef ds:uri="http://www.w3.org/XML/1998/namespace"/>
+    <ds:schemaRef ds:uri="http://purl.org/dc/terms/"/>
+    <ds:schemaRef ds:uri="http://schemas.microsoft.com/sharepoint/v3"/>
+    <ds:schemaRef ds:uri="0ce37e29-1057-4d1e-8fe4-135ae9ef8a58"/>
+    <ds:schemaRef ds:uri="http://schemas.microsoft.com/office/infopath/2007/PartnerControls"/>
+    <ds:schemaRef ds:uri="http://schemas.openxmlformats.org/package/2006/metadata/core-properties"/>
+  </ds:schemaRefs>
+</ds:datastoreItem>
+</file>
+
 <file path=customXml/itemProps4.xml><?xml version="1.0" encoding="utf-8"?>
+<ds:datastoreItem xmlns:ds="http://schemas.openxmlformats.org/officeDocument/2006/customXml" ds:itemID="{52659089-253E-4CF0-A657-BAC2587216F9}">
+  <ds:schemaRefs>
+    <ds:schemaRef ds:uri="http://schemas.openxmlformats.org/officeDocument/2006/bibliography"/>
+  </ds:schemaRefs>
+</ds:datastoreItem>
+</file>
+
+<file path=customXml/itemProps5.xml><?xml version="1.0" encoding="utf-8"?>
 <ds:datastoreItem xmlns:ds="http://schemas.openxmlformats.org/officeDocument/2006/customXml" ds:itemID="{7EB57670-54EC-4AB7-AFAD-B68C046CA870}">
   <ds:schemaRefs>
     <ds:schemaRef ds:uri="http://schemas.microsoft.com/sharepoint/v3/contenttype/forms"/>
   </ds:schemaRefs>
 </ds:datastoreItem>
-</file>
-
-<file path=customXml/itemProps5.xml><?xml version="1.0" encoding="utf-8"?>
-<ds:datastoreItem xmlns:ds="http://schemas.openxmlformats.org/officeDocument/2006/customXml" ds:itemID="{52659089-253E-4CF0-A657-BAC2587216F9}">
-  <ds:schemaRefs>
-    <ds:schemaRef ds:uri="http://schemas.openxmlformats.org/officeDocument/2006/bibliography"/>
-  </ds:schemaRefs>
-</ds:datastoreItem>
 </file>
--- a/merge/HCP Client Care Plan (current) Blank Template.docx
+++ b/merge/HCP Client Care Plan (current) Blank Template.docx
@@ -120,7 +120,7 @@
                 <w:rFonts w:asciiTheme="minorHAnsi" w:hAnsiTheme="minorHAnsi"/>
                 <w:noProof/>
               </w:rPr>
-              <w:t>02/06/1947</w:t>
+              <w:t>24/08/1937</w:t>
             </w:r>
             <w:r>
               <w:rPr>
@@ -184,7 +184,7 @@
                 <w:rFonts w:asciiTheme="minorHAnsi" w:hAnsiTheme="minorHAnsi"/>
                 <w:noProof/>
               </w:rPr>
-              <w:t>Ann</w:t>
+              <w:t>Olive</w:t>
             </w:r>
             <w:r>
               <w:rPr>
@@ -221,7 +221,7 @@
                 <w:rFonts w:asciiTheme="minorHAnsi" w:hAnsiTheme="minorHAnsi"/>
                 <w:noProof/>
               </w:rPr>
-              <w:t>Kavanagh</w:t>
+              <w:t>Holland</w:t>
             </w:r>
             <w:r>
               <w:rPr>
@@ -285,7 +285,7 @@
                 <w:rFonts w:asciiTheme="minorHAnsi" w:hAnsiTheme="minorHAnsi"/>
                 <w:noProof/>
               </w:rPr>
-              <w:t>19/08/2024</w:t>
+              <w:t>25/09/2024</w:t>
             </w:r>
             <w:r>
               <w:rPr>
@@ -372,7 +372,6 @@
               <w:pStyle w:val="FormFont2"/>
               <w:rPr>
                 <w:rFonts w:asciiTheme="minorHAnsi" w:hAnsiTheme="minorHAnsi"/>
-                <w:noProof/>
               </w:rPr>
             </w:pPr>
             <w:r>
@@ -405,7 +404,13 @@
                 <w:rFonts w:asciiTheme="minorHAnsi" w:hAnsiTheme="minorHAnsi"/>
                 <w:noProof/>
               </w:rPr>
-              <w:t xml:space="preserve">Ann was born in Northern Ireland and moved to New Zealand when she was 4 years old. She has 3 sisters and 1 brother.  She moved to Australia in 1967. </w:t>
+              <w:t xml:space="preserve">Ann was born in Sydney, attending school until she was 17. Ann then trained in, and became, a nurse. She met and married her first husband and they moved to Ballina, NSW; they have 4 children, Roman (resides in Ballina), Charles (resides in Perth - FIFO), Deanne (resides in Bali), and Jodi (resides in Ballina). While living in Ballina, Ann worked in the Hotel that she and her first husband owned. 26 years later Ann separated from her first husband and moved back to Sydney where she continued her nursing career. She met her second husband, John, in Sydney, they married in 1996 in Vanuatu. John has 4 children from his previous relationship. Ann has grandchildren and great-grandchildren. Ann and John owned a tyre and trucking business in Port McQuarrie which Ann helped to manage whilst working as a nurse. At 70 years of age Ann retired from nursing and John sold the family business, they then enjoyed travelling around Australia for 6 years in their caravan. Ann and John settled in the Waterloo Caravan Park in 2013 as John was offered a job driving trucks in the area; the couple have lived here ever since. Ann enjoyed gardening before her health declined, she now likes reading financial material on her computer, and caring for her 2 year old Red King Parrot named, Jazza, and 11 year old Maltese Cross named, Gogi. </w:t>
+            </w:r>
+            <w:r>
+              <w:rPr>
+                <w:rFonts w:asciiTheme="minorHAnsi" w:hAnsiTheme="minorHAnsi"/>
+              </w:rPr>
+              <w:fldChar w:fldCharType="end"/>
             </w:r>
           </w:p>
           <w:p>
@@ -413,15 +418,25 @@
               <w:pStyle w:val="FormFont2"/>
               <w:rPr>
                 <w:rFonts w:asciiTheme="minorHAnsi" w:hAnsiTheme="minorHAnsi"/>
-                <w:noProof/>
-              </w:rPr>
-            </w:pPr>
-            <w:r>
-              <w:rPr>
-                <w:rFonts w:asciiTheme="minorHAnsi" w:hAnsiTheme="minorHAnsi"/>
-                <w:noProof/>
-              </w:rPr>
-              <w:t>Ann is a widow who lives on her own. Ann used to clean schools and teach swimming. She has little social contact with others in Bunbury other than Brother tom, Grnadaughter Chiara and health care team.</w:t>
+              </w:rPr>
+            </w:pPr>
+            <w:r>
+              <w:rPr>
+                <w:rFonts w:asciiTheme="minorHAnsi" w:hAnsiTheme="minorHAnsi"/>
+              </w:rPr>
+              <w:fldChar w:fldCharType="begin"/>
+            </w:r>
+            <w:r>
+              <w:rPr>
+                <w:rFonts w:asciiTheme="minorHAnsi" w:hAnsiTheme="minorHAnsi"/>
+              </w:rPr>
+              <w:instrText xml:space="preserve"> MERGEFIELD  importantPeople \b "Important People: " </w:instrText>
+            </w:r>
+            <w:r>
+              <w:rPr>
+                <w:rFonts w:asciiTheme="minorHAnsi" w:hAnsiTheme="minorHAnsi"/>
+              </w:rPr>
+              <w:fldChar w:fldCharType="end"/>
             </w:r>
           </w:p>
           <w:p>
@@ -435,6 +450,38 @@
               <w:rPr>
                 <w:rFonts w:asciiTheme="minorHAnsi" w:hAnsiTheme="minorHAnsi"/>
               </w:rPr>
+              <w:fldChar w:fldCharType="begin"/>
+            </w:r>
+            <w:r>
+              <w:rPr>
+                <w:rFonts w:asciiTheme="minorHAnsi" w:hAnsiTheme="minorHAnsi"/>
+              </w:rPr>
+              <w:instrText xml:space="preserve"> MERGEFIELD  whatMatters \b "What matters: " </w:instrText>
+            </w:r>
+            <w:r>
+              <w:rPr>
+                <w:rFonts w:asciiTheme="minorHAnsi" w:hAnsiTheme="minorHAnsi"/>
+              </w:rPr>
+              <w:fldChar w:fldCharType="separate"/>
+            </w:r>
+            <w:r>
+              <w:rPr>
+                <w:rFonts w:asciiTheme="minorHAnsi" w:hAnsiTheme="minorHAnsi"/>
+                <w:noProof/>
+              </w:rPr>
+              <w:t xml:space="preserve">What matters: </w:t>
+            </w:r>
+            <w:r>
+              <w:rPr>
+                <w:rFonts w:asciiTheme="minorHAnsi" w:hAnsiTheme="minorHAnsi"/>
+                <w:noProof/>
+              </w:rPr>
+              <w:t xml:space="preserve"> I would like help that assists me to stay at home. </w:t>
+            </w:r>
+            <w:r>
+              <w:rPr>
+                <w:rFonts w:asciiTheme="minorHAnsi" w:hAnsiTheme="minorHAnsi"/>
+              </w:rPr>
               <w:fldChar w:fldCharType="end"/>
             </w:r>
           </w:p>
@@ -455,7 +502,59 @@
               <w:rPr>
                 <w:rFonts w:asciiTheme="minorHAnsi" w:hAnsiTheme="minorHAnsi"/>
               </w:rPr>
-              <w:instrText xml:space="preserve"> MERGEFIELD  importantPeople \b "Important People: " </w:instrText>
+              <w:instrText xml:space="preserve"> MERGEFIELD  goodDay \b "A good day: " </w:instrText>
+            </w:r>
+            <w:r>
+              <w:rPr>
+                <w:rFonts w:asciiTheme="minorHAnsi" w:hAnsiTheme="minorHAnsi"/>
+              </w:rPr>
+              <w:fldChar w:fldCharType="end"/>
+            </w:r>
+          </w:p>
+          <w:p>
+            <w:pPr>
+              <w:pStyle w:val="FormFont2"/>
+              <w:rPr>
+                <w:rFonts w:asciiTheme="minorHAnsi" w:hAnsiTheme="minorHAnsi"/>
+              </w:rPr>
+            </w:pPr>
+            <w:r>
+              <w:rPr>
+                <w:rFonts w:asciiTheme="minorHAnsi" w:hAnsiTheme="minorHAnsi"/>
+              </w:rPr>
+              <w:fldChar w:fldCharType="begin"/>
+            </w:r>
+            <w:r>
+              <w:rPr>
+                <w:rFonts w:asciiTheme="minorHAnsi" w:hAnsiTheme="minorHAnsi"/>
+              </w:rPr>
+              <w:instrText xml:space="preserve"> MERGEFIELD  badDay \b "A bad day: " </w:instrText>
+            </w:r>
+            <w:r>
+              <w:rPr>
+                <w:rFonts w:asciiTheme="minorHAnsi" w:hAnsiTheme="minorHAnsi"/>
+              </w:rPr>
+              <w:fldChar w:fldCharType="end"/>
+            </w:r>
+          </w:p>
+          <w:p>
+            <w:pPr>
+              <w:pStyle w:val="FormFont2"/>
+              <w:rPr>
+                <w:rFonts w:asciiTheme="minorHAnsi" w:hAnsiTheme="minorHAnsi"/>
+              </w:rPr>
+            </w:pPr>
+            <w:r>
+              <w:rPr>
+                <w:rFonts w:asciiTheme="minorHAnsi" w:hAnsiTheme="minorHAnsi"/>
+              </w:rPr>
+              <w:fldChar w:fldCharType="begin"/>
+            </w:r>
+            <w:r>
+              <w:rPr>
+                <w:rFonts w:asciiTheme="minorHAnsi" w:hAnsiTheme="minorHAnsi"/>
+              </w:rPr>
+              <w:instrText xml:space="preserve"> MERGEFIELD  strengths \b "Strenghths: " </w:instrText>
             </w:r>
             <w:r>
               <w:rPr>
@@ -468,14 +567,14 @@
                 <w:rFonts w:asciiTheme="minorHAnsi" w:hAnsiTheme="minorHAnsi"/>
                 <w:noProof/>
               </w:rPr>
-              <w:t xml:space="preserve">Important People: </w:t>
-            </w:r>
-            <w:r>
-              <w:rPr>
-                <w:rFonts w:asciiTheme="minorHAnsi" w:hAnsiTheme="minorHAnsi"/>
-                <w:noProof/>
-              </w:rPr>
-              <w:t xml:space="preserve">Ann has four children Martin who lives in Karratha, Paul who lives in Perth, Michael in Mandurah and Peter who lives in the USA.  Her brother Tom lives in Donnybrook and assists with navigating services and providing welfare checks. </w:t>
+              <w:t xml:space="preserve">Strenghths: </w:t>
+            </w:r>
+            <w:r>
+              <w:rPr>
+                <w:rFonts w:asciiTheme="minorHAnsi" w:hAnsiTheme="minorHAnsi"/>
+                <w:noProof/>
+              </w:rPr>
+              <w:t>I'm still able to do some things for myself but I find it difficult to stand for long or walk far due to mobility and balance issues, and chronic pain.</w:t>
             </w:r>
             <w:r>
               <w:rPr>
@@ -489,7 +588,6 @@
               <w:pStyle w:val="FormFont2"/>
               <w:rPr>
                 <w:rFonts w:asciiTheme="minorHAnsi" w:hAnsiTheme="minorHAnsi"/>
-                <w:noProof/>
               </w:rPr>
             </w:pPr>
             <w:r>
@@ -502,274 +600,7 @@
               <w:rPr>
                 <w:rFonts w:asciiTheme="minorHAnsi" w:hAnsiTheme="minorHAnsi"/>
               </w:rPr>
-              <w:instrText xml:space="preserve"> MERGEFIELD  whatMatters \b "What matters: " </w:instrText>
-            </w:r>
-            <w:r>
-              <w:rPr>
-                <w:rFonts w:asciiTheme="minorHAnsi" w:hAnsiTheme="minorHAnsi"/>
-              </w:rPr>
-              <w:fldChar w:fldCharType="separate"/>
-            </w:r>
-            <w:r>
-              <w:rPr>
-                <w:rFonts w:asciiTheme="minorHAnsi" w:hAnsiTheme="minorHAnsi"/>
-                <w:noProof/>
-              </w:rPr>
-              <w:t xml:space="preserve">What matters: </w:t>
-            </w:r>
-            <w:r>
-              <w:rPr>
-                <w:rFonts w:asciiTheme="minorHAnsi" w:hAnsiTheme="minorHAnsi"/>
-                <w:noProof/>
-              </w:rPr>
-              <w:t>Mixing with People - family and friends.</w:t>
-            </w:r>
-          </w:p>
-          <w:p>
-            <w:pPr>
-              <w:pStyle w:val="FormFont2"/>
-              <w:rPr>
-                <w:rFonts w:asciiTheme="minorHAnsi" w:hAnsiTheme="minorHAnsi"/>
-                <w:noProof/>
-              </w:rPr>
-            </w:pPr>
-            <w:r>
-              <w:rPr>
-                <w:rFonts w:asciiTheme="minorHAnsi" w:hAnsiTheme="minorHAnsi"/>
-                <w:noProof/>
-              </w:rPr>
-              <w:t>Southern Plus support workers.</w:t>
-            </w:r>
-          </w:p>
-          <w:p>
-            <w:pPr>
-              <w:pStyle w:val="FormFont2"/>
-              <w:rPr>
-                <w:rFonts w:asciiTheme="minorHAnsi" w:hAnsiTheme="minorHAnsi"/>
-              </w:rPr>
-            </w:pPr>
-            <w:r>
-              <w:rPr>
-                <w:rFonts w:asciiTheme="minorHAnsi" w:hAnsiTheme="minorHAnsi"/>
-                <w:noProof/>
-              </w:rPr>
-              <w:t>Living at home in Bunbury.</w:t>
-            </w:r>
-            <w:r>
-              <w:rPr>
-                <w:rFonts w:asciiTheme="minorHAnsi" w:hAnsiTheme="minorHAnsi"/>
-              </w:rPr>
-              <w:fldChar w:fldCharType="end"/>
-            </w:r>
-          </w:p>
-          <w:p>
-            <w:pPr>
-              <w:pStyle w:val="FormFont2"/>
-              <w:rPr>
-                <w:rFonts w:asciiTheme="minorHAnsi" w:hAnsiTheme="minorHAnsi"/>
-              </w:rPr>
-            </w:pPr>
-            <w:r>
-              <w:rPr>
-                <w:rFonts w:asciiTheme="minorHAnsi" w:hAnsiTheme="minorHAnsi"/>
-              </w:rPr>
-              <w:fldChar w:fldCharType="begin"/>
-            </w:r>
-            <w:r>
-              <w:rPr>
-                <w:rFonts w:asciiTheme="minorHAnsi" w:hAnsiTheme="minorHAnsi"/>
-              </w:rPr>
-              <w:instrText xml:space="preserve"> MERGEFIELD  goodDay \b "A good day: " </w:instrText>
-            </w:r>
-            <w:r>
-              <w:rPr>
-                <w:rFonts w:asciiTheme="minorHAnsi" w:hAnsiTheme="minorHAnsi"/>
-              </w:rPr>
-              <w:fldChar w:fldCharType="separate"/>
-            </w:r>
-            <w:r>
-              <w:rPr>
-                <w:rFonts w:asciiTheme="minorHAnsi" w:hAnsiTheme="minorHAnsi"/>
-                <w:noProof/>
-              </w:rPr>
-              <w:t xml:space="preserve">A good day: </w:t>
-            </w:r>
-            <w:r>
-              <w:rPr>
-                <w:rFonts w:asciiTheme="minorHAnsi" w:hAnsiTheme="minorHAnsi"/>
-                <w:noProof/>
-              </w:rPr>
-              <w:t>Having a visitor or being able to go out if I want.  Having a trusted person available to help with daily activities and when I am anxious.</w:t>
-            </w:r>
-            <w:r>
-              <w:rPr>
-                <w:rFonts w:asciiTheme="minorHAnsi" w:hAnsiTheme="minorHAnsi"/>
-              </w:rPr>
-              <w:fldChar w:fldCharType="end"/>
-            </w:r>
-          </w:p>
-          <w:p>
-            <w:pPr>
-              <w:pStyle w:val="FormFont2"/>
-              <w:rPr>
-                <w:rFonts w:asciiTheme="minorHAnsi" w:hAnsiTheme="minorHAnsi"/>
-              </w:rPr>
-            </w:pPr>
-            <w:r>
-              <w:rPr>
-                <w:rFonts w:asciiTheme="minorHAnsi" w:hAnsiTheme="minorHAnsi"/>
-              </w:rPr>
-              <w:fldChar w:fldCharType="begin"/>
-            </w:r>
-            <w:r>
-              <w:rPr>
-                <w:rFonts w:asciiTheme="minorHAnsi" w:hAnsiTheme="minorHAnsi"/>
-              </w:rPr>
-              <w:instrText xml:space="preserve"> MERGEFIELD  badDay \b "A bad day: " </w:instrText>
-            </w:r>
-            <w:r>
-              <w:rPr>
-                <w:rFonts w:asciiTheme="minorHAnsi" w:hAnsiTheme="minorHAnsi"/>
-              </w:rPr>
-              <w:fldChar w:fldCharType="separate"/>
-            </w:r>
-            <w:r>
-              <w:rPr>
-                <w:rFonts w:asciiTheme="minorHAnsi" w:hAnsiTheme="minorHAnsi"/>
-                <w:noProof/>
-              </w:rPr>
-              <w:t xml:space="preserve">A bad day: </w:t>
-            </w:r>
-            <w:r>
-              <w:rPr>
-                <w:rFonts w:asciiTheme="minorHAnsi" w:hAnsiTheme="minorHAnsi"/>
-                <w:noProof/>
-              </w:rPr>
-              <w:t>Having anxiety or feeling low in mood.</w:t>
-            </w:r>
-            <w:r>
-              <w:rPr>
-                <w:rFonts w:asciiTheme="minorHAnsi" w:hAnsiTheme="minorHAnsi"/>
-              </w:rPr>
-              <w:fldChar w:fldCharType="end"/>
-            </w:r>
-          </w:p>
-          <w:p>
-            <w:pPr>
-              <w:pStyle w:val="FormFont2"/>
-              <w:rPr>
-                <w:rFonts w:asciiTheme="minorHAnsi" w:hAnsiTheme="minorHAnsi"/>
-              </w:rPr>
-            </w:pPr>
-            <w:r>
-              <w:rPr>
-                <w:rFonts w:asciiTheme="minorHAnsi" w:hAnsiTheme="minorHAnsi"/>
-              </w:rPr>
-              <w:fldChar w:fldCharType="begin"/>
-            </w:r>
-            <w:r>
-              <w:rPr>
-                <w:rFonts w:asciiTheme="minorHAnsi" w:hAnsiTheme="minorHAnsi"/>
-              </w:rPr>
-              <w:instrText xml:space="preserve"> MERGEFIELD  strengths \b "Strenghths: " </w:instrText>
-            </w:r>
-            <w:r>
-              <w:rPr>
-                <w:rFonts w:asciiTheme="minorHAnsi" w:hAnsiTheme="minorHAnsi"/>
-              </w:rPr>
-              <w:fldChar w:fldCharType="separate"/>
-            </w:r>
-            <w:r>
-              <w:rPr>
-                <w:rFonts w:asciiTheme="minorHAnsi" w:hAnsiTheme="minorHAnsi"/>
-                <w:noProof/>
-              </w:rPr>
-              <w:t xml:space="preserve">Strenghths: </w:t>
-            </w:r>
-            <w:r>
-              <w:rPr>
-                <w:rFonts w:asciiTheme="minorHAnsi" w:hAnsiTheme="minorHAnsi"/>
-                <w:noProof/>
-              </w:rPr>
-              <w:t>Mobile (walking). Motivated to stay well and participate in activities to improve and maintain wellbeing.</w:t>
-            </w:r>
-            <w:r>
-              <w:rPr>
-                <w:rFonts w:asciiTheme="minorHAnsi" w:hAnsiTheme="minorHAnsi"/>
-              </w:rPr>
-              <w:fldChar w:fldCharType="end"/>
-            </w:r>
-          </w:p>
-          <w:p>
-            <w:pPr>
-              <w:pStyle w:val="FormFont2"/>
-              <w:rPr>
-                <w:rFonts w:asciiTheme="minorHAnsi" w:hAnsiTheme="minorHAnsi"/>
-                <w:noProof/>
-              </w:rPr>
-            </w:pPr>
-            <w:r>
-              <w:rPr>
-                <w:rFonts w:asciiTheme="minorHAnsi" w:hAnsiTheme="minorHAnsi"/>
-              </w:rPr>
-              <w:fldChar w:fldCharType="begin"/>
-            </w:r>
-            <w:r>
-              <w:rPr>
-                <w:rFonts w:asciiTheme="minorHAnsi" w:hAnsiTheme="minorHAnsi"/>
-              </w:rPr>
               <w:instrText xml:space="preserve"> MERGEFIELD  likesDislikes \b "Likes and dislikes: " </w:instrText>
-            </w:r>
-            <w:r>
-              <w:rPr>
-                <w:rFonts w:asciiTheme="minorHAnsi" w:hAnsiTheme="minorHAnsi"/>
-              </w:rPr>
-              <w:fldChar w:fldCharType="separate"/>
-            </w:r>
-            <w:r>
-              <w:rPr>
-                <w:rFonts w:asciiTheme="minorHAnsi" w:hAnsiTheme="minorHAnsi"/>
-                <w:noProof/>
-              </w:rPr>
-              <w:t xml:space="preserve">Likes and dislikes: </w:t>
-            </w:r>
-            <w:r>
-              <w:rPr>
-                <w:rFonts w:asciiTheme="minorHAnsi" w:hAnsiTheme="minorHAnsi"/>
-                <w:noProof/>
-              </w:rPr>
-              <w:t>Like swimming and walking if not too hot and not in pain.</w:t>
-            </w:r>
-          </w:p>
-          <w:p>
-            <w:pPr>
-              <w:pStyle w:val="FormFont2"/>
-              <w:rPr>
-                <w:rFonts w:asciiTheme="minorHAnsi" w:hAnsiTheme="minorHAnsi"/>
-                <w:noProof/>
-              </w:rPr>
-            </w:pPr>
-            <w:r>
-              <w:rPr>
-                <w:rFonts w:asciiTheme="minorHAnsi" w:hAnsiTheme="minorHAnsi"/>
-                <w:noProof/>
-              </w:rPr>
-              <w:t>Like company and being with others.</w:t>
-            </w:r>
-          </w:p>
-          <w:p>
-            <w:pPr>
-              <w:pStyle w:val="FormFont2"/>
-              <w:rPr>
-                <w:rFonts w:asciiTheme="minorHAnsi" w:hAnsiTheme="minorHAnsi"/>
-              </w:rPr>
-            </w:pPr>
-            <w:r>
-              <w:rPr>
-                <w:rFonts w:asciiTheme="minorHAnsi" w:hAnsiTheme="minorHAnsi"/>
-                <w:noProof/>
-              </w:rPr>
-              <w:t>Don't like being unwell - physically or mentally that effects ability to function independently.</w:t>
             </w:r>
             <w:r>
               <w:rPr>
@@ -961,7 +792,7 @@
                 <w:rFonts w:asciiTheme="minorHAnsi" w:hAnsiTheme="minorHAnsi"/>
                 <w:noProof/>
               </w:rPr>
-              <w:t>Ann experiences 0561 - Phobic &amp; anxiety disorders (includes agoraphobia, panic disorder); 0552 - Depression/Mood affective disorders; 1306 - Osteoporosis; 1301 - Rheumatoid arthritis; 1603 - Ankle injury?. Asthma.</w:t>
+              <w:t xml:space="preserve">Ann has Diabetes type 2, Fibromyalgia, osteoarthritis, breathing difficulties/SOB, Atrial Fibrillation, Hypertension, High Cholesterol, Falls, Kidney disease, Knee, hip and shoulder replacements.  </w:t>
             </w:r>
             <w:r>
               <w:rPr>
@@ -998,6 +829,32 @@
               <w:rPr>
                 <w:rFonts w:asciiTheme="minorHAnsi" w:hAnsiTheme="minorHAnsi"/>
               </w:rPr>
+              <w:fldChar w:fldCharType="end"/>
+            </w:r>
+          </w:p>
+          <w:p>
+            <w:pPr>
+              <w:pStyle w:val="FormFont2"/>
+              <w:rPr>
+                <w:rFonts w:asciiTheme="minorHAnsi" w:hAnsiTheme="minorHAnsi"/>
+              </w:rPr>
+            </w:pPr>
+            <w:r>
+              <w:rPr>
+                <w:rFonts w:asciiTheme="minorHAnsi" w:hAnsiTheme="minorHAnsi"/>
+              </w:rPr>
+              <w:fldChar w:fldCharType="begin"/>
+            </w:r>
+            <w:r>
+              <w:rPr>
+                <w:rFonts w:asciiTheme="minorHAnsi" w:hAnsiTheme="minorHAnsi"/>
+              </w:rPr>
+              <w:instrText xml:space="preserve"> MERGEFIELD "medicalCurrent" </w:instrText>
+            </w:r>
+            <w:r>
+              <w:rPr>
+                <w:rFonts w:asciiTheme="minorHAnsi" w:hAnsiTheme="minorHAnsi"/>
+              </w:rPr>
               <w:fldChar w:fldCharType="separate"/>
             </w:r>
             <w:r>
@@ -1005,54 +862,7 @@
                 <w:rFonts w:asciiTheme="minorHAnsi" w:hAnsiTheme="minorHAnsi"/>
                 <w:noProof/>
               </w:rPr>
-              <w:t>Living alone or with an individual with similar or greater level of needs,Unable to make an independent decision due to cognitive or other impairment,Socially or geographically isolated</w:t>
-            </w:r>
-            <w:r>
-              <w:rPr>
-                <w:rFonts w:asciiTheme="minorHAnsi" w:hAnsiTheme="minorHAnsi"/>
-              </w:rPr>
-              <w:fldChar w:fldCharType="end"/>
-            </w:r>
-          </w:p>
-          <w:p>
-            <w:pPr>
-              <w:pStyle w:val="FormFont2"/>
-              <w:rPr>
-                <w:rFonts w:asciiTheme="minorHAnsi" w:hAnsiTheme="minorHAnsi"/>
-              </w:rPr>
-            </w:pPr>
-            <w:r>
-              <w:rPr>
-                <w:rFonts w:asciiTheme="minorHAnsi" w:hAnsiTheme="minorHAnsi"/>
-              </w:rPr>
-              <w:fldChar w:fldCharType="begin"/>
-            </w:r>
-            <w:r>
-              <w:rPr>
-                <w:rFonts w:asciiTheme="minorHAnsi" w:hAnsiTheme="minorHAnsi"/>
-              </w:rPr>
-              <w:instrText xml:space="preserve"> MERGEFIELD "medicalCurrent" </w:instrText>
-            </w:r>
-            <w:r>
-              <w:rPr>
-                <w:rFonts w:asciiTheme="minorHAnsi" w:hAnsiTheme="minorHAnsi"/>
-              </w:rPr>
-              <w:fldChar w:fldCharType="separate"/>
-            </w:r>
-            <w:r>
-              <w:rPr>
-                <w:rFonts w:asciiTheme="minorHAnsi" w:hAnsiTheme="minorHAnsi"/>
-                <w:noProof/>
-              </w:rPr>
-              <w:t xml:space="preserve">Ann lives with a degree of age related cognitive impairment </w:t>
-            </w:r>
-            <w:r>
-              <w:rPr>
-                <w:rFonts w:asciiTheme="minorHAnsi" w:hAnsiTheme="minorHAnsi"/>
-                <w:noProof/>
-              </w:rPr>
-              <w:lastRenderedPageBreak/>
-              <w:t>(short term memory loss) and anxiety. Ann requires support to attend and keep track of medical appointments. Anne has age related physical frailty and is also at risk of social isolation.</w:t>
+              <w:t>Ann cannot stand for long, has difficulties with bending activities, and experiences chronic pain.</w:t>
             </w:r>
             <w:r>
               <w:rPr>
@@ -1078,7 +888,6 @@
               <w:rPr>
                 <w:rFonts w:asciiTheme="minorHAnsi" w:hAnsiTheme="minorHAnsi"/>
               </w:rPr>
-              <w:lastRenderedPageBreak/>
               <w:fldChar w:fldCharType="begin"/>
             </w:r>
             <w:r>
@@ -1091,6 +900,19 @@
               <w:rPr>
                 <w:rFonts w:asciiTheme="minorHAnsi" w:hAnsiTheme="minorHAnsi"/>
               </w:rPr>
+              <w:fldChar w:fldCharType="separate"/>
+            </w:r>
+            <w:r>
+              <w:rPr>
+                <w:rFonts w:asciiTheme="minorHAnsi" w:hAnsiTheme="minorHAnsi"/>
+                <w:noProof/>
+              </w:rPr>
+              <w:t>Independent transfers inside the home.</w:t>
+            </w:r>
+            <w:r>
+              <w:rPr>
+                <w:rFonts w:asciiTheme="minorHAnsi" w:hAnsiTheme="minorHAnsi"/>
+              </w:rPr>
               <w:fldChar w:fldCharType="end"/>
             </w:r>
           </w:p>
@@ -1117,6 +939,19 @@
               <w:rPr>
                 <w:rFonts w:asciiTheme="minorHAnsi" w:hAnsiTheme="minorHAnsi"/>
               </w:rPr>
+              <w:fldChar w:fldCharType="separate"/>
+            </w:r>
+            <w:r>
+              <w:rPr>
+                <w:rFonts w:asciiTheme="minorHAnsi" w:hAnsiTheme="minorHAnsi"/>
+                <w:noProof/>
+              </w:rPr>
+              <w:t>Independent transfers outside the home.</w:t>
+            </w:r>
+            <w:r>
+              <w:rPr>
+                <w:rFonts w:asciiTheme="minorHAnsi" w:hAnsiTheme="minorHAnsi"/>
+              </w:rPr>
               <w:fldChar w:fldCharType="end"/>
             </w:r>
           </w:p>
@@ -1143,6 +978,19 @@
               <w:rPr>
                 <w:rFonts w:asciiTheme="minorHAnsi" w:hAnsiTheme="minorHAnsi"/>
               </w:rPr>
+              <w:fldChar w:fldCharType="separate"/>
+            </w:r>
+            <w:r>
+              <w:rPr>
+                <w:rFonts w:asciiTheme="minorHAnsi" w:hAnsiTheme="minorHAnsi"/>
+                <w:noProof/>
+              </w:rPr>
+              <w:t>Independent ambulation inside the home.</w:t>
+            </w:r>
+            <w:r>
+              <w:rPr>
+                <w:rFonts w:asciiTheme="minorHAnsi" w:hAnsiTheme="minorHAnsi"/>
+              </w:rPr>
               <w:fldChar w:fldCharType="end"/>
             </w:r>
           </w:p>
@@ -1169,6 +1017,19 @@
               <w:rPr>
                 <w:rFonts w:asciiTheme="minorHAnsi" w:hAnsiTheme="minorHAnsi"/>
               </w:rPr>
+              <w:fldChar w:fldCharType="separate"/>
+            </w:r>
+            <w:r>
+              <w:rPr>
+                <w:rFonts w:asciiTheme="minorHAnsi" w:hAnsiTheme="minorHAnsi"/>
+                <w:noProof/>
+              </w:rPr>
+              <w:t>Independent ambulation outside the home.</w:t>
+            </w:r>
+            <w:r>
+              <w:rPr>
+                <w:rFonts w:asciiTheme="minorHAnsi" w:hAnsiTheme="minorHAnsi"/>
+              </w:rPr>
               <w:fldChar w:fldCharType="end"/>
             </w:r>
           </w:p>
@@ -1190,6 +1051,26 @@
                 <w:rFonts w:asciiTheme="minorHAnsi" w:hAnsiTheme="minorHAnsi"/>
               </w:rPr>
               <w:instrText xml:space="preserve"> MERGEFIELD  mobilityAids \b "Mobility aids: " </w:instrText>
+            </w:r>
+            <w:r>
+              <w:rPr>
+                <w:rFonts w:asciiTheme="minorHAnsi" w:hAnsiTheme="minorHAnsi"/>
+              </w:rPr>
+              <w:fldChar w:fldCharType="separate"/>
+            </w:r>
+            <w:r>
+              <w:rPr>
+                <w:rFonts w:asciiTheme="minorHAnsi" w:hAnsiTheme="minorHAnsi"/>
+                <w:noProof/>
+              </w:rPr>
+              <w:t xml:space="preserve">Mobility aids: </w:t>
+            </w:r>
+            <w:r>
+              <w:rPr>
+                <w:rFonts w:asciiTheme="minorHAnsi" w:hAnsiTheme="minorHAnsi"/>
+                <w:noProof/>
+              </w:rPr>
+              <w:t>No mobility aids</w:t>
             </w:r>
             <w:r>
               <w:rPr>
@@ -1235,6 +1116,19 @@
               <w:rPr>
                 <w:rFonts w:asciiTheme="minorHAnsi" w:hAnsiTheme="minorHAnsi"/>
               </w:rPr>
+              <w:fldChar w:fldCharType="separate"/>
+            </w:r>
+            <w:r>
+              <w:rPr>
+                <w:rFonts w:asciiTheme="minorHAnsi" w:hAnsiTheme="minorHAnsi"/>
+                <w:noProof/>
+              </w:rPr>
+              <w:t>Hearing impaired,No vision impairment</w:t>
+            </w:r>
+            <w:r>
+              <w:rPr>
+                <w:rFonts w:asciiTheme="minorHAnsi" w:hAnsiTheme="minorHAnsi"/>
+              </w:rPr>
               <w:fldChar w:fldCharType="end"/>
             </w:r>
           </w:p>
@@ -1243,6 +1137,7 @@
               <w:pStyle w:val="FormFont2"/>
               <w:rPr>
                 <w:rFonts w:asciiTheme="minorHAnsi" w:hAnsiTheme="minorHAnsi"/>
+                <w:noProof/>
               </w:rPr>
             </w:pPr>
             <w:r>
@@ -1268,7 +1163,22 @@
                 <w:rFonts w:asciiTheme="minorHAnsi" w:hAnsiTheme="minorHAnsi"/>
                 <w:noProof/>
               </w:rPr>
-              <w:t>Ann is orientated and able to communicate her needs.  Ann can become anxious at times which affects her ability to concentrate.  Anne lives with short term memory loss.</w:t>
+              <w:t>Ann is aware of her care needs and can communicate independently.</w:t>
+            </w:r>
+          </w:p>
+          <w:p>
+            <w:pPr>
+              <w:pStyle w:val="FormFont2"/>
+              <w:rPr>
+                <w:rFonts w:asciiTheme="minorHAnsi" w:hAnsiTheme="minorHAnsi"/>
+              </w:rPr>
+            </w:pPr>
+            <w:r>
+              <w:rPr>
+                <w:rFonts w:asciiTheme="minorHAnsi" w:hAnsiTheme="minorHAnsi"/>
+                <w:noProof/>
+              </w:rPr>
+              <w:t>Ann has a hearing impairment.</w:t>
             </w:r>
             <w:r>
               <w:rPr>
@@ -1300,6 +1210,19 @@
               <w:rPr>
                 <w:rFonts w:asciiTheme="minorHAnsi" w:hAnsiTheme="minorHAnsi"/>
               </w:rPr>
+              <w:fldChar w:fldCharType="separate"/>
+            </w:r>
+            <w:r>
+              <w:rPr>
+                <w:rFonts w:asciiTheme="minorHAnsi" w:hAnsiTheme="minorHAnsi"/>
+                <w:noProof/>
+              </w:rPr>
+              <w:t>Wears hearing aids</w:t>
+            </w:r>
+            <w:r>
+              <w:rPr>
+                <w:rFonts w:asciiTheme="minorHAnsi" w:hAnsiTheme="minorHAnsi"/>
+              </w:rPr>
               <w:fldChar w:fldCharType="end"/>
             </w:r>
           </w:p>
@@ -1308,7 +1231,6 @@
               <w:pStyle w:val="FormFont2"/>
               <w:rPr>
                 <w:rFonts w:asciiTheme="minorHAnsi" w:hAnsiTheme="minorHAnsi"/>
-                <w:noProof/>
               </w:rPr>
             </w:pPr>
             <w:r>
@@ -1322,34 +1244,6 @@
                 <w:rFonts w:asciiTheme="minorHAnsi" w:hAnsiTheme="minorHAnsi"/>
               </w:rPr>
               <w:instrText xml:space="preserve"> MERGEFIELD "communicationSupportPlanInterventions" </w:instrText>
-            </w:r>
-            <w:r>
-              <w:rPr>
-                <w:rFonts w:asciiTheme="minorHAnsi" w:hAnsiTheme="minorHAnsi"/>
-              </w:rPr>
-              <w:fldChar w:fldCharType="separate"/>
-            </w:r>
-            <w:r>
-              <w:rPr>
-                <w:rFonts w:asciiTheme="minorHAnsi" w:hAnsiTheme="minorHAnsi"/>
-                <w:noProof/>
-              </w:rPr>
-              <w:t>Ensure a quiet calm and respectful environment and allow Ann time to respond questions.  Provide prompts to facilitate conversation.</w:t>
-            </w:r>
-          </w:p>
-          <w:p>
-            <w:pPr>
-              <w:pStyle w:val="FormFont2"/>
-              <w:rPr>
-                <w:rFonts w:asciiTheme="minorHAnsi" w:hAnsiTheme="minorHAnsi"/>
-              </w:rPr>
-            </w:pPr>
-            <w:r>
-              <w:rPr>
-                <w:rFonts w:asciiTheme="minorHAnsi" w:hAnsiTheme="minorHAnsi"/>
-                <w:noProof/>
-              </w:rPr>
-              <w:t>Support worker will prompt Ann to write new appointments in her diary and check her diary and phone for appointment reminders each day.</w:t>
             </w:r>
             <w:r>
               <w:rPr>
@@ -1628,7 +1522,7 @@
                 <w:sz w:val="24"/>
                 <w:szCs w:val="24"/>
               </w:rPr>
-              <w:t>Call my mobile,Enter through the unlocked door,Use the locked box to gain entry,Call my next of kin</w:t>
+              <w:t>Call my home phone,Call my mobile,Call my next of kin</w:t>
             </w:r>
             <w:r>
               <w:rPr>
@@ -2010,7 +1904,7 @@
                 <w:sz w:val="24"/>
                 <w:szCs w:val="24"/>
               </w:rPr>
-              <w:t>front door</w:t>
+              <w:t>No key safe</w:t>
             </w:r>
             <w:r>
               <w:rPr>
@@ -2081,29 +1975,6 @@
                 <w:szCs w:val="24"/>
               </w:rPr>
               <w:instrText xml:space="preserve"> MERGEFIELD "keySafeCode" </w:instrText>
-            </w:r>
-            <w:r>
-              <w:rPr>
-                <w:rFonts w:asciiTheme="minorHAnsi" w:hAnsiTheme="minorHAnsi"/>
-                <w:b/>
-                <w:bCs/>
-                <w:color w:val="0070C0"/>
-                <w:sz w:val="24"/>
-                <w:szCs w:val="24"/>
-              </w:rPr>
-              <w:fldChar w:fldCharType="separate"/>
-            </w:r>
-            <w:r>
-              <w:rPr>
-                <w:rFonts w:asciiTheme="minorHAnsi" w:hAnsiTheme="minorHAnsi"/>
-                <w:b/>
-                <w:bCs/>
-                <w:noProof/>
-                <w:color w:val="0070C0"/>
-                <w:sz w:val="24"/>
-                <w:szCs w:val="24"/>
-              </w:rPr>
-              <w:t>in procura</w:t>
             </w:r>
             <w:r>
               <w:rPr>
@@ -2223,12 +2094,12 @@
         <w:tblLook w:val="04A0" w:firstRow="1" w:lastRow="0" w:firstColumn="1" w:lastColumn="0" w:noHBand="0" w:noVBand="1"/>
       </w:tblPr>
       <w:tblGrid>
-        <w:gridCol w:w="3941"/>
-        <w:gridCol w:w="1483"/>
-        <w:gridCol w:w="1252"/>
-        <w:gridCol w:w="2361"/>
-        <w:gridCol w:w="3839"/>
-        <w:gridCol w:w="2589"/>
+        <w:gridCol w:w="4730"/>
+        <w:gridCol w:w="1396"/>
+        <w:gridCol w:w="1274"/>
+        <w:gridCol w:w="3418"/>
+        <w:gridCol w:w="3279"/>
+        <w:gridCol w:w="1368"/>
       </w:tblGrid>
       <w:tr>
         <w:trPr>
@@ -2417,144 +2288,36 @@
               <w:pStyle w:val="FormFont2"/>
               <w:rPr>
                 <w:rFonts w:asciiTheme="minorHAnsi" w:hAnsiTheme="minorHAnsi"/>
-                <w:noProof/>
+              </w:rPr>
+            </w:pPr>
+            <w:r>
+              <w:rPr>
+                <w:rFonts w:asciiTheme="minorHAnsi" w:hAnsiTheme="minorHAnsi"/>
                 <w:color w:val="0070C0"/>
               </w:rPr>
-            </w:pPr>
+              <w:fldChar w:fldCharType="begin"/>
+            </w:r>
             <w:r>
               <w:rPr>
                 <w:rFonts w:asciiTheme="minorHAnsi" w:hAnsiTheme="minorHAnsi"/>
                 <w:color w:val="0070C0"/>
               </w:rPr>
-              <w:fldChar w:fldCharType="begin"/>
+              <w:instrText xml:space="preserve"> MERGEFIELD "sharedRiskActivity" </w:instrText>
             </w:r>
             <w:r>
               <w:rPr>
                 <w:rFonts w:asciiTheme="minorHAnsi" w:hAnsiTheme="minorHAnsi"/>
                 <w:color w:val="0070C0"/>
               </w:rPr>
-              <w:instrText xml:space="preserve"> MERGEFIELD "sharedRiskActivity" </w:instrText>
-            </w:r>
-            <w:r>
-              <w:rPr>
-                <w:rFonts w:asciiTheme="minorHAnsi" w:hAnsiTheme="minorHAnsi"/>
+              <w:fldChar w:fldCharType="separate"/>
+            </w:r>
+            <w:r>
+              <w:rPr>
+                <w:rFonts w:asciiTheme="minorHAnsi" w:hAnsiTheme="minorHAnsi"/>
+                <w:noProof/>
                 <w:color w:val="0070C0"/>
               </w:rPr>
-              <w:fldChar w:fldCharType="separate"/>
-            </w:r>
-            <w:r>
-              <w:rPr>
-                <w:rFonts w:asciiTheme="minorHAnsi" w:hAnsiTheme="minorHAnsi"/>
-                <w:noProof/>
-                <w:color w:val="0070C0"/>
-              </w:rPr>
-              <w:t>What I would like to do/not do....</w:t>
-            </w:r>
-          </w:p>
-          <w:p>
-            <w:pPr>
-              <w:pStyle w:val="FormFont2"/>
-              <w:rPr>
-                <w:rFonts w:asciiTheme="minorHAnsi" w:hAnsiTheme="minorHAnsi"/>
-                <w:noProof/>
-                <w:color w:val="0070C0"/>
-              </w:rPr>
-            </w:pPr>
-            <w:r>
-              <w:rPr>
-                <w:rFonts w:asciiTheme="minorHAnsi" w:hAnsiTheme="minorHAnsi"/>
-                <w:noProof/>
-                <w:color w:val="0070C0"/>
-              </w:rPr>
-              <w:t>Situation: My son Michael has mental health condition. When he visits, he stays for long periods of time. He says that he is the only person who knows how to care for me and provide the care I need.  He shouts at me. He rants and makes demands of of me (i.e. demanding about how I spend my money etc).  He disturbs the neighbors who have been alarmed and concerned for my welfare and have called the police. Michael also engages in text messaging and phone calls (which are long) which support workers have observed causes me stress. He harasses support workers when they come and they witness him harassing me and being verbally abusive.</w:t>
-            </w:r>
-          </w:p>
-          <w:p>
-            <w:pPr>
-              <w:pStyle w:val="FormFont2"/>
-              <w:rPr>
-                <w:rFonts w:asciiTheme="minorHAnsi" w:hAnsiTheme="minorHAnsi"/>
-                <w:noProof/>
-                <w:color w:val="0070C0"/>
-              </w:rPr>
-            </w:pPr>
-            <w:r>
-              <w:rPr>
-                <w:rFonts w:asciiTheme="minorHAnsi" w:hAnsiTheme="minorHAnsi"/>
-                <w:noProof/>
-                <w:color w:val="0070C0"/>
-              </w:rPr>
-              <w:t>Michael does not have concern for the impact of his behavior he does not listen or moderate his behavior.</w:t>
-            </w:r>
-          </w:p>
-          <w:p>
-            <w:pPr>
-              <w:pStyle w:val="FormFont2"/>
-              <w:rPr>
-                <w:rFonts w:asciiTheme="minorHAnsi" w:hAnsiTheme="minorHAnsi"/>
-                <w:noProof/>
-                <w:color w:val="0070C0"/>
-              </w:rPr>
-            </w:pPr>
-            <w:r>
-              <w:rPr>
-                <w:rFonts w:asciiTheme="minorHAnsi" w:hAnsiTheme="minorHAnsi"/>
-                <w:noProof/>
-                <w:color w:val="0070C0"/>
-              </w:rPr>
-              <w:t>Michael has not been willing in the past to talk reasonably with others about the best way to support me or about the impact his behavior is having.</w:t>
-            </w:r>
-          </w:p>
-          <w:p>
-            <w:pPr>
-              <w:pStyle w:val="FormFont2"/>
-              <w:rPr>
-                <w:rFonts w:asciiTheme="minorHAnsi" w:hAnsiTheme="minorHAnsi"/>
-                <w:noProof/>
-                <w:color w:val="0070C0"/>
-              </w:rPr>
-            </w:pPr>
-            <w:r>
-              <w:rPr>
-                <w:rFonts w:asciiTheme="minorHAnsi" w:hAnsiTheme="minorHAnsi"/>
-                <w:noProof/>
-                <w:color w:val="0070C0"/>
-              </w:rPr>
-              <w:t xml:space="preserve">Choice: I want to continue to have Michael visit my home, to continue to engage with Michael via text and phone calls. </w:t>
-            </w:r>
-          </w:p>
-          <w:p>
-            <w:pPr>
-              <w:pStyle w:val="FormFont2"/>
-              <w:rPr>
-                <w:rFonts w:asciiTheme="minorHAnsi" w:hAnsiTheme="minorHAnsi"/>
-                <w:noProof/>
-                <w:color w:val="0070C0"/>
-              </w:rPr>
-            </w:pPr>
-            <w:r>
-              <w:rPr>
-                <w:rFonts w:asciiTheme="minorHAnsi" w:hAnsiTheme="minorHAnsi"/>
-                <w:noProof/>
-                <w:color w:val="0070C0"/>
-              </w:rPr>
-              <w:t xml:space="preserve">I do not want Michael to stay overnight. </w:t>
-            </w:r>
-          </w:p>
-          <w:p>
-            <w:pPr>
-              <w:pStyle w:val="FormFont2"/>
-              <w:rPr>
-                <w:rFonts w:asciiTheme="minorHAnsi" w:hAnsiTheme="minorHAnsi"/>
-              </w:rPr>
-            </w:pPr>
-            <w:r>
-              <w:rPr>
-                <w:rFonts w:asciiTheme="minorHAnsi" w:hAnsiTheme="minorHAnsi"/>
-                <w:noProof/>
-                <w:color w:val="0070C0"/>
-              </w:rPr>
-              <w:t>I will talk to Michael to let him know that this is what I want.</w:t>
+              <w:t>Ann does not wish to access physio therapy at this time for mobility and falls risk assessment/therapy.</w:t>
             </w:r>
             <w:r>
               <w:rPr>
@@ -2649,7 +2412,7 @@
                 <w:noProof/>
                 <w:color w:val="0070C0"/>
               </w:rPr>
-              <w:t>Why I have chosen this and what I hope to achieve:  I want to stay in contact with my son because I care for him and want to be there for him.</w:t>
+              <w:t>Ann has determined her own needs based on falls risk management information she has received.</w:t>
             </w:r>
             <w:r>
               <w:rPr>
@@ -2684,7 +2447,6 @@
                 <w:rFonts w:asciiTheme="minorHAnsi" w:hAnsiTheme="minorHAnsi"/>
                 <w:b/>
               </w:rPr>
-              <w:lastRenderedPageBreak/>
               <w:t xml:space="preserve">Possible Associated Risk/s of Choice or Activity </w:t>
             </w:r>
           </w:p>
@@ -2730,7 +2492,6 @@
               <w:rPr>
                 <w:rFonts w:asciiTheme="minorHAnsi" w:hAnsiTheme="minorHAnsi"/>
                 <w:b/>
-                <w:noProof/>
               </w:rPr>
             </w:pPr>
             <w:r>
@@ -2760,35 +2521,8 @@
                 <w:b/>
                 <w:noProof/>
               </w:rPr>
-              <w:t>When Michael visits I do not eat well, my medication gets missed, I become stressed (visible shaking, and breathing) – and it effects my ability to function, I do not sleep, Michaels dog comes it has scratched and broken skin on a number of occasions/poos in the yard and contractors will not do lawn, my service have been cancelled (support workers threatened and will not stay if Michael is in the home also I have canceled services to keep Michael happy), this leads to social isolation. My neighbors (very concerned - disrupts them) - breach of tenancy housing rules about visitors having disruptive behavior.</w:t>
-            </w:r>
-          </w:p>
-          <w:p>
-            <w:pPr>
-              <w:pStyle w:val="FormFont2"/>
-              <w:rPr>
-                <w:rFonts w:asciiTheme="minorHAnsi" w:hAnsiTheme="minorHAnsi"/>
-                <w:b/>
-                <w:noProof/>
-              </w:rPr>
-            </w:pPr>
-            <w:r>
-              <w:rPr>
-                <w:rFonts w:asciiTheme="minorHAnsi" w:hAnsiTheme="minorHAnsi"/>
-                <w:b/>
-                <w:noProof/>
-              </w:rPr>
-              <w:t>Michael has not been physically violent or threatened physical violence in the past.</w:t>
-            </w:r>
-          </w:p>
-          <w:p>
-            <w:pPr>
-              <w:pStyle w:val="FormFont2"/>
-              <w:rPr>
-                <w:rFonts w:asciiTheme="minorHAnsi" w:hAnsiTheme="minorHAnsi"/>
-                <w:b/>
-              </w:rPr>
-            </w:pPr>
+              <w:t>Potential for further reduction in falls risk related to nuero motor function.</w:t>
+            </w:r>
             <w:r>
               <w:rPr>
                 <w:rFonts w:asciiTheme="minorHAnsi" w:hAnsiTheme="minorHAnsi"/>
@@ -2814,66 +2548,38 @@
               <w:pStyle w:val="FormFont2"/>
               <w:rPr>
                 <w:rFonts w:asciiTheme="minorHAnsi" w:hAnsiTheme="minorHAnsi"/>
-                <w:noProof/>
+                <w:b/>
+              </w:rPr>
+            </w:pPr>
+            <w:r>
+              <w:rPr>
+                <w:rFonts w:asciiTheme="minorHAnsi" w:hAnsiTheme="minorHAnsi"/>
                 <w:color w:val="0070C0"/>
               </w:rPr>
-            </w:pPr>
+              <w:fldChar w:fldCharType="begin"/>
+            </w:r>
             <w:r>
               <w:rPr>
                 <w:rFonts w:asciiTheme="minorHAnsi" w:hAnsiTheme="minorHAnsi"/>
                 <w:color w:val="0070C0"/>
               </w:rPr>
-              <w:fldChar w:fldCharType="begin"/>
+              <w:instrText xml:space="preserve"> MERGEFIELD "sharedRiskRisks" </w:instrText>
             </w:r>
             <w:r>
               <w:rPr>
                 <w:rFonts w:asciiTheme="minorHAnsi" w:hAnsiTheme="minorHAnsi"/>
                 <w:color w:val="0070C0"/>
               </w:rPr>
-              <w:instrText xml:space="preserve"> MERGEFIELD "sharedRiskRisks" </w:instrText>
-            </w:r>
-            <w:r>
-              <w:rPr>
-                <w:rFonts w:asciiTheme="minorHAnsi" w:hAnsiTheme="minorHAnsi"/>
+              <w:fldChar w:fldCharType="separate"/>
+            </w:r>
+            <w:r>
+              <w:rPr>
+                <w:rFonts w:asciiTheme="minorHAnsi" w:hAnsiTheme="minorHAnsi"/>
+                <w:noProof/>
                 <w:color w:val="0070C0"/>
               </w:rPr>
-              <w:fldChar w:fldCharType="separate"/>
-            </w:r>
-            <w:r>
-              <w:rPr>
-                <w:rFonts w:asciiTheme="minorHAnsi" w:hAnsiTheme="minorHAnsi"/>
-                <w:noProof/>
-                <w:color w:val="0070C0"/>
-              </w:rPr>
-              <w:t>When Michael visits I do not eat well, my medication gets missed, I become stressed (visible shaking, and breathing) – and it effects my ability to function, I do not sleep, Michaels dog comes it has scratched and broken skin on a number of occasions/poos in the yard and contractors will not do lawn, my service have been cancelled (support workers threatened and will not stay if Michael is in the home also I have canceled services to keep Michael happy), this leads to social isolation. My neighbors (very concerned - disrupts them) - breach of tenancy housing rules about visitors having disruptive behavior.</w:t>
-            </w:r>
-          </w:p>
-          <w:p>
-            <w:pPr>
-              <w:pStyle w:val="FormFont2"/>
-              <w:rPr>
-                <w:rFonts w:asciiTheme="minorHAnsi" w:hAnsiTheme="minorHAnsi"/>
-                <w:noProof/>
-                <w:color w:val="0070C0"/>
-              </w:rPr>
-            </w:pPr>
-            <w:r>
-              <w:rPr>
-                <w:rFonts w:asciiTheme="minorHAnsi" w:hAnsiTheme="minorHAnsi"/>
-                <w:noProof/>
-                <w:color w:val="0070C0"/>
-              </w:rPr>
-              <w:t>Michael has not been physically violent or threatened physical violence in the past.</w:t>
-            </w:r>
-          </w:p>
-          <w:p>
-            <w:pPr>
-              <w:pStyle w:val="FormFont2"/>
-              <w:rPr>
-                <w:rFonts w:asciiTheme="minorHAnsi" w:hAnsiTheme="minorHAnsi"/>
-                <w:b/>
-              </w:rPr>
-            </w:pPr>
+              <w:t>Potential for further reduction in falls risk related to nuero motor function.</w:t>
+            </w:r>
             <w:r>
               <w:rPr>
                 <w:rFonts w:asciiTheme="minorHAnsi" w:hAnsiTheme="minorHAnsi"/>
@@ -2924,7 +2630,7 @@
                 <w:noProof/>
                 <w:color w:val="0070C0"/>
               </w:rPr>
-              <w:t>How would you (Ann) like to deal with it?</w:t>
+              <w:t>Ann utilizes a Personal Emergency response system to reduce impact of potential falls.</w:t>
             </w:r>
           </w:p>
           <w:p>
@@ -2942,7 +2648,7 @@
                 <w:noProof/>
                 <w:color w:val="0070C0"/>
               </w:rPr>
-              <w:t xml:space="preserve">I want to limit the amount of time Michael visits and for him not to stay overnight.  </w:t>
+              <w:t>Ann has railing in place in the bathroom and toilet to help her keep her balance during personal care routine.</w:t>
             </w:r>
           </w:p>
           <w:p>
@@ -2960,7 +2666,7 @@
                 <w:noProof/>
                 <w:color w:val="0070C0"/>
               </w:rPr>
-              <w:t>I will ask Michael to abide by this boundary.</w:t>
+              <w:t>Ann's husband will assist her with tasks that require higher dexterity/strength balance/ reach such as putting on shoes etc.</w:t>
             </w:r>
           </w:p>
           <w:p>
@@ -2978,7 +2684,7 @@
                 <w:noProof/>
                 <w:color w:val="0070C0"/>
               </w:rPr>
-              <w:t>If Michael is disruptive I will ask him to leave.</w:t>
+              <w:t>Ann is aware of the types of situations that will increase her risk and will mitigate these (i.e. ask for assistance to reach objects and over reach)</w:t>
             </w:r>
           </w:p>
           <w:p>
@@ -2996,7 +2702,7 @@
                 <w:noProof/>
                 <w:color w:val="0070C0"/>
               </w:rPr>
-              <w:t>If SCC support workers notice that Michael is disruptive and not leaving when asked or trying to stay overnight they will report this to the Wellness Partner who will contact Ann and support her to contact her sons and brother and the police to support her to maintain the boundary with Michael.</w:t>
+              <w:t>Ann uses a 4 wheeled walking frame to aid her mobility when in the community and walking longer distances.</w:t>
             </w:r>
           </w:p>
           <w:p>
@@ -3004,52 +2710,16 @@
               <w:pStyle w:val="FormFont2"/>
               <w:rPr>
                 <w:rFonts w:asciiTheme="minorHAnsi" w:hAnsiTheme="minorHAnsi"/>
+                <w:b/>
+              </w:rPr>
+            </w:pPr>
+            <w:r>
+              <w:rPr>
+                <w:rFonts w:asciiTheme="minorHAnsi" w:hAnsiTheme="minorHAnsi"/>
                 <w:noProof/>
                 <w:color w:val="0070C0"/>
               </w:rPr>
-            </w:pPr>
-            <w:r>
-              <w:rPr>
-                <w:rFonts w:asciiTheme="minorHAnsi" w:hAnsiTheme="minorHAnsi"/>
-                <w:noProof/>
-                <w:color w:val="0070C0"/>
-              </w:rPr>
-              <w:t>I will encourage Michael to get help with his mental health condition.</w:t>
-            </w:r>
-          </w:p>
-          <w:p>
-            <w:pPr>
-              <w:pStyle w:val="FormFont2"/>
-              <w:rPr>
-                <w:rFonts w:asciiTheme="minorHAnsi" w:hAnsiTheme="minorHAnsi"/>
-                <w:noProof/>
-                <w:color w:val="0070C0"/>
-              </w:rPr>
-            </w:pPr>
-            <w:r>
-              <w:rPr>
-                <w:rFonts w:asciiTheme="minorHAnsi" w:hAnsiTheme="minorHAnsi"/>
-                <w:noProof/>
-                <w:color w:val="0070C0"/>
-              </w:rPr>
-              <w:t>I will consider further action if Michael does not honor my wishes such as</w:t>
-            </w:r>
-          </w:p>
-          <w:p>
-            <w:pPr>
-              <w:pStyle w:val="FormFont2"/>
-              <w:rPr>
-                <w:rFonts w:asciiTheme="minorHAnsi" w:hAnsiTheme="minorHAnsi"/>
-                <w:b/>
-              </w:rPr>
-            </w:pPr>
-            <w:r>
-              <w:rPr>
-                <w:rFonts w:asciiTheme="minorHAnsi" w:hAnsiTheme="minorHAnsi"/>
-                <w:noProof/>
-                <w:color w:val="0070C0"/>
-              </w:rPr>
-              <w:t>restricting Michaels access to my home and only meeting with him in a public place. SCC will provide support to do this by providing support workers to transport and accompany me to a place where I can meet with Michael and pick me up later at a set time.</w:t>
+              <w:t>Ann has accessed falls risk reduction information and is encouraged to continue to consider further falls risk reduction strategies and planning.</w:t>
             </w:r>
             <w:r>
               <w:rPr>
@@ -3150,7 +2820,7 @@
                 <w:noProof/>
                 <w:color w:val="0070C0"/>
               </w:rPr>
-              <w:t>2024-10-31</w:t>
+              <w:t>2025-03-18</w:t>
             </w:r>
             <w:r>
               <w:rPr>
@@ -3185,6 +2855,7 @@
                 <w:rFonts w:asciiTheme="minorHAnsi" w:hAnsiTheme="minorHAnsi"/>
                 <w:bCs/>
               </w:rPr>
+              <w:lastRenderedPageBreak/>
               <w:t>This Shared Risk Plan has been discussed and agreed to with the (tick as appropriate)</w:t>
             </w:r>
           </w:p>
@@ -3415,7 +3086,6 @@
                 <w:rFonts w:asciiTheme="minorHAnsi" w:hAnsiTheme="minorHAnsi"/>
                 <w:bCs/>
               </w:rPr>
-              <w:lastRenderedPageBreak/>
               <w:t>Client/Carer/Client Representative Name</w:t>
             </w:r>
             <w:r>
@@ -3828,6 +3498,11 @@
             </w:r>
           </w:p>
           <w:p>
+            <w:pPr>
+              <w:rPr>
+                <w:noProof/>
+              </w:rPr>
+            </w:pPr>
             <w:r>
               <w:rPr>
                 <w:noProof/>
@@ -3850,7 +3525,15 @@
               <w:rPr>
                 <w:noProof/>
               </w:rPr>
-              <w:t>Ann has mild cognitive deficits and psychological symptoms - Short and long term memory problems, impaired judgement, agitation, insomnia, confusion, disorientation to time and place. Regular: symptoms of depression, apathy, loneliness.  Always: anxiety and social isolation.</w:t>
+              <w:t>Ann is alert and orientated and able to communicate effectively.</w:t>
+            </w:r>
+          </w:p>
+          <w:p>
+            <w:r>
+              <w:rPr>
+                <w:noProof/>
+              </w:rPr>
+              <w:t>No cognitive impairments.</w:t>
             </w:r>
             <w:r>
               <w:rPr>
@@ -3870,11 +3553,6 @@
             <w:shd w:val="clear" w:color="auto" w:fill="FFFFFF" w:themeFill="background1"/>
           </w:tcPr>
           <w:p>
-            <w:pPr>
-              <w:rPr>
-                <w:noProof/>
-              </w:rPr>
-            </w:pPr>
             <w:r>
               <w:rPr>
                 <w:noProof/>
@@ -3897,23 +3575,8 @@
               <w:rPr>
                 <w:noProof/>
               </w:rPr>
-              <w:t>Ann will states she feels safe and secure living at home and that she is satisfied with the level of social interaction and support she receives.</w:t>
-            </w:r>
-          </w:p>
-          <w:p>
-            <w:pPr>
-              <w:rPr>
-                <w:noProof/>
-              </w:rPr>
-            </w:pPr>
-            <w:r>
-              <w:rPr>
-                <w:noProof/>
-              </w:rPr>
-              <w:t>Ann would like to attend swimming weekly with a support worker as an exercise to improve mental and physical wellbeing.</w:t>
-            </w:r>
-          </w:p>
-          <w:p>
+              <w:t>Ann will report she feels safe and secure at all times.</w:t>
+            </w:r>
             <w:r>
               <w:rPr>
                 <w:noProof/>
@@ -3953,7 +3616,7 @@
               <w:rPr>
                 <w:noProof/>
               </w:rPr>
-              <w:t>Anne will maintain contact with her GP and continue services under her mental health care plan as referred by her GP.</w:t>
+              <w:t>Ann is able to access health services independently.</w:t>
             </w:r>
             <w:r>
               <w:rPr>
@@ -3972,11 +3635,6 @@
             <w:shd w:val="clear" w:color="auto" w:fill="auto"/>
           </w:tcPr>
           <w:p>
-            <w:pPr>
-              <w:rPr>
-                <w:noProof/>
-              </w:rPr>
-            </w:pPr>
             <w:r>
               <w:rPr>
                 <w:noProof/>
@@ -3988,39 +3646,6 @@
                 <w:noProof/>
               </w:rPr>
               <w:instrText xml:space="preserve"> MERGEFIELD "psychologicalSupportPlanInterventions" </w:instrText>
-            </w:r>
-            <w:r>
-              <w:rPr>
-                <w:noProof/>
-              </w:rPr>
-              <w:fldChar w:fldCharType="separate"/>
-            </w:r>
-            <w:r>
-              <w:rPr>
-                <w:noProof/>
-              </w:rPr>
-              <w:t>Southern plus support workers will attend daily and provide social and emotional support, including but not limited to support with completing instrumental activities of daily living, provide company to alleviate loneliness and social interaction with peers (social support group.)</w:t>
-            </w:r>
-          </w:p>
-          <w:p>
-            <w:pPr>
-              <w:rPr>
-                <w:noProof/>
-              </w:rPr>
-            </w:pPr>
-            <w:r>
-              <w:rPr>
-                <w:noProof/>
-              </w:rPr>
-              <w:t>Anne has been supplied with an orientation clock with medication reminders.</w:t>
-            </w:r>
-          </w:p>
-          <w:p>
-            <w:r>
-              <w:rPr>
-                <w:noProof/>
-              </w:rPr>
-              <w:t>Refer also to communication support.</w:t>
             </w:r>
             <w:r>
               <w:rPr>
@@ -4050,18 +3675,6 @@
                 <w:noProof/>
               </w:rPr>
               <w:instrText xml:space="preserve"> MERGEFIELD "psychologicalSP_WellnessPartner" </w:instrText>
-            </w:r>
-            <w:r>
-              <w:rPr>
-                <w:noProof/>
-              </w:rPr>
-              <w:fldChar w:fldCharType="separate"/>
-            </w:r>
-            <w:r>
-              <w:rPr>
-                <w:noProof/>
-              </w:rPr>
-              <w:t xml:space="preserve">WP will prompt/assist Anne to request renewed referrals for GP mental health plan annually. </w:t>
             </w:r>
             <w:r>
               <w:rPr>
@@ -4101,7 +3714,6 @@
                 <w:b/>
                 <w:bCs/>
               </w:rPr>
-              <w:lastRenderedPageBreak/>
               <w:t>PERSONAL SAFETY</w:t>
             </w:r>
             <w:r>
@@ -4140,23 +3752,29 @@
               <w:rPr>
                 <w:noProof/>
               </w:rPr>
-              <w:t>Ann is at increased risk of medical emergency and falls and is often at home alone.</w:t>
-            </w:r>
-          </w:p>
-          <w:p>
-            <w:pPr>
-              <w:rPr>
-                <w:noProof/>
-              </w:rPr>
-            </w:pPr>
-            <w:r>
-              <w:rPr>
-                <w:noProof/>
-              </w:rPr>
               <w:t>Potential for delayed access to emergency services.</w:t>
             </w:r>
           </w:p>
           <w:p>
+            <w:pPr>
+              <w:rPr>
+                <w:noProof/>
+              </w:rPr>
+            </w:pPr>
+            <w:r>
+              <w:rPr>
+                <w:noProof/>
+              </w:rPr>
+              <w:t>Ann is at increased risk of medical emergency and falls.</w:t>
+            </w:r>
+          </w:p>
+          <w:p>
+            <w:r>
+              <w:rPr>
+                <w:noProof/>
+              </w:rPr>
+              <w:t>Ann has a functional PERS.</w:t>
+            </w:r>
             <w:r>
               <w:rPr>
                 <w:noProof/>
@@ -4175,11 +3793,6 @@
             <w:shd w:val="clear" w:color="auto" w:fill="auto"/>
           </w:tcPr>
           <w:p>
-            <w:pPr>
-              <w:rPr>
-                <w:noProof/>
-              </w:rPr>
-            </w:pPr>
             <w:r>
               <w:rPr>
                 <w:noProof/>
@@ -4204,34 +3817,6 @@
               </w:rPr>
               <w:t>Ann will have the ability to gain timely access to emergency services as needed.</w:t>
             </w:r>
-          </w:p>
-          <w:p>
-            <w:pPr>
-              <w:rPr>
-                <w:noProof/>
-              </w:rPr>
-            </w:pPr>
-            <w:r>
-              <w:rPr>
-                <w:noProof/>
-              </w:rPr>
-              <w:t>Ann's PERS will be functional when tested.</w:t>
-            </w:r>
-          </w:p>
-          <w:p>
-            <w:pPr>
-              <w:rPr>
-                <w:noProof/>
-              </w:rPr>
-            </w:pPr>
-            <w:r>
-              <w:rPr>
-                <w:noProof/>
-              </w:rPr>
-              <w:t>Ann will be demonstrate emergency response preparedness and have a plan in place in the event of a fire or other emergency situation.</w:t>
-            </w:r>
-          </w:p>
-          <w:p>
             <w:r>
               <w:rPr>
                 <w:noProof/>
@@ -4277,69 +3862,16 @@
               <w:rPr>
                 <w:noProof/>
               </w:rPr>
-              <w:t>Anne reports that she will be able to stay with her Brother in an emergency</w:t>
-            </w:r>
-          </w:p>
-          <w:p>
-            <w:pPr>
-              <w:rPr>
-                <w:noProof/>
-              </w:rPr>
-            </w:pPr>
-            <w:r>
-              <w:rPr>
-                <w:noProof/>
-              </w:rPr>
-              <w:t>Ann states she will unsure she is prepared in the event she has to quickly evacuate her premises.</w:t>
-            </w:r>
-          </w:p>
-          <w:p>
-            <w:pPr>
-              <w:rPr>
-                <w:noProof/>
-              </w:rPr>
-            </w:pPr>
-            <w:r>
-              <w:rPr>
-                <w:noProof/>
-              </w:rPr>
-              <w:t>Ann will wear her PERS pendant at all times and keep it charged if needed.</w:t>
-            </w:r>
-          </w:p>
-          <w:p>
-            <w:pPr>
-              <w:rPr>
-                <w:noProof/>
-              </w:rPr>
-            </w:pPr>
-            <w:r>
-              <w:rPr>
-                <w:noProof/>
-              </w:rPr>
-              <w:t>Ann will wear Personal Emergency Response pendant and ensure the battery is charged and renew sim card activation each year if required.</w:t>
-            </w:r>
-          </w:p>
-          <w:p>
-            <w:pPr>
-              <w:rPr>
-                <w:noProof/>
-              </w:rPr>
-            </w:pPr>
-            <w:r>
-              <w:rPr>
-                <w:noProof/>
-              </w:rPr>
-              <w:t xml:space="preserve">Ann identify potential emergency situations and make a plan to enact in case of an emergency and ensure </w:t>
-            </w:r>
-            <w:r>
-              <w:rPr>
-                <w:noProof/>
-              </w:rPr>
-              <w:lastRenderedPageBreak/>
-              <w:t>that preparations are made accordingly.</w:t>
-            </w:r>
-          </w:p>
-          <w:p>
+              <w:t>Ann will maintain functional access to a PERS and ensure that it is tested monthly.</w:t>
+            </w:r>
+          </w:p>
+          <w:p>
+            <w:r>
+              <w:rPr>
+                <w:noProof/>
+              </w:rPr>
+              <w:t>Ann will report any issues she is having with her devise for upgrade or renewal.</w:t>
+            </w:r>
             <w:r>
               <w:rPr>
                 <w:noProof/>
@@ -4358,16 +3890,10 @@
             <w:shd w:val="clear" w:color="auto" w:fill="auto"/>
           </w:tcPr>
           <w:p>
-            <w:pPr>
-              <w:rPr>
-                <w:noProof/>
-              </w:rPr>
-            </w:pPr>
-            <w:r>
-              <w:rPr>
-                <w:noProof/>
-              </w:rPr>
-              <w:lastRenderedPageBreak/>
+            <w:r>
+              <w:rPr>
+                <w:noProof/>
+              </w:rPr>
               <w:fldChar w:fldCharType="begin"/>
             </w:r>
             <w:r>
@@ -4386,10 +3912,8 @@
               <w:rPr>
                 <w:noProof/>
               </w:rPr>
-              <w:t>Support worker will support Ann to make an emergency evacuation pack as per DFES guidelines.</w:t>
-            </w:r>
-          </w:p>
-          <w:p>
+              <w:t>SCC will facilitate upgrade or renewal of PERS as/when required.</w:t>
+            </w:r>
             <w:r>
               <w:rPr>
                 <w:noProof/>
@@ -4419,18 +3943,6 @@
                 <w:noProof/>
               </w:rPr>
               <w:instrText xml:space="preserve"> MERGEFIELD "personalSafetySP_WellnessPartner" </w:instrText>
-            </w:r>
-            <w:r>
-              <w:rPr>
-                <w:noProof/>
-              </w:rPr>
-              <w:fldChar w:fldCharType="separate"/>
-            </w:r>
-            <w:r>
-              <w:rPr>
-                <w:noProof/>
-              </w:rPr>
-              <w:t>WP will  facilitate supports as described.</w:t>
             </w:r>
             <w:r>
               <w:rPr>
@@ -4470,6 +3982,7 @@
                 <w:b/>
                 <w:bCs/>
               </w:rPr>
+              <w:lastRenderedPageBreak/>
               <w:t>PERSONAL CARE</w:t>
             </w:r>
             <w:r>
@@ -4508,15 +4021,28 @@
               <w:rPr>
                 <w:noProof/>
               </w:rPr>
-              <w:t>Ann is able to attend to her own personal care and basic activities of daily living.</w:t>
-            </w:r>
-          </w:p>
-          <w:p>
-            <w:r>
-              <w:rPr>
-                <w:noProof/>
-              </w:rPr>
-              <w:t>Anne reports that she feels unsteady in her feet some days and requires supervision and standby assistance when required.</w:t>
+              <w:t>Ann has difficulty completing self care tasks independently secondary to falls risk, reduced balance and activity tolerance, chronic pain and reduced range of motion.</w:t>
+            </w:r>
+          </w:p>
+          <w:p>
+            <w:pPr>
+              <w:rPr>
+                <w:noProof/>
+              </w:rPr>
+            </w:pPr>
+            <w:r>
+              <w:rPr>
+                <w:noProof/>
+              </w:rPr>
+              <w:t>Ann uses railing and Showering equipment to help her maintain her independence and safety while attending to her own personal care.</w:t>
+            </w:r>
+          </w:p>
+          <w:p>
+            <w:r>
+              <w:rPr>
+                <w:noProof/>
+              </w:rPr>
+              <w:t>Ann has been supported by her husband to complete showering and dressing tasks.</w:t>
             </w:r>
             <w:r>
               <w:rPr>
@@ -4536,11 +4062,6 @@
             <w:shd w:val="clear" w:color="auto" w:fill="auto"/>
           </w:tcPr>
           <w:p>
-            <w:pPr>
-              <w:rPr>
-                <w:noProof/>
-              </w:rPr>
-            </w:pPr>
             <w:r>
               <w:rPr>
                 <w:noProof/>
@@ -4563,10 +4084,8 @@
               <w:rPr>
                 <w:noProof/>
               </w:rPr>
-              <w:t>Ann will maintain independence with personal care without falls.</w:t>
-            </w:r>
-          </w:p>
-          <w:p>
+              <w:t>Ann will report she is maintaining a satisfactory level of personal hygiene/dress and grooming.</w:t>
+            </w:r>
             <w:r>
               <w:rPr>
                 <w:noProof/>
@@ -4611,28 +4130,15 @@
               <w:rPr>
                 <w:noProof/>
               </w:rPr>
-              <w:t xml:space="preserve">Ann will wait for the support worker and shower when they are there on days that she feels unsteady on her feet. </w:t>
-            </w:r>
-          </w:p>
-          <w:p>
-            <w:pPr>
-              <w:rPr>
-                <w:noProof/>
-              </w:rPr>
-            </w:pPr>
-            <w:r>
-              <w:rPr>
-                <w:noProof/>
-              </w:rPr>
-              <w:t>Ann will ask for hands on assistance when she feels it is unsafe for her to do things on her own.</w:t>
-            </w:r>
-          </w:p>
-          <w:p>
-            <w:r>
-              <w:rPr>
-                <w:noProof/>
-              </w:rPr>
-              <w:t>Ann will report if her care needs increase and she requires more time for personal care assistance.</w:t>
+              <w:t>Ann will continue to attend to her own personal care with the support of John.</w:t>
+            </w:r>
+          </w:p>
+          <w:p>
+            <w:r>
+              <w:rPr>
+                <w:noProof/>
+              </w:rPr>
+              <w:t>Ann will report any changes in her function for consideration of support plan review and increased formal supports.</w:t>
             </w:r>
             <w:r>
               <w:rPr>
@@ -4662,18 +4168,6 @@
                 <w:noProof/>
               </w:rPr>
               <w:instrText xml:space="preserve"> MERGEFIELD "personalCareSupportPlanInterventions" </w:instrText>
-            </w:r>
-            <w:r>
-              <w:rPr>
-                <w:noProof/>
-              </w:rPr>
-              <w:fldChar w:fldCharType="separate"/>
-            </w:r>
-            <w:r>
-              <w:rPr>
-                <w:noProof/>
-              </w:rPr>
-              <w:t>Southern Plus support workers will provide supervision and standby assistance as required/requested by Ann during services when appropriate.  Support workers will monitor for any decline in function and provide timely feedback to the  Wellness Partner.</w:t>
             </w:r>
             <w:r>
               <w:rPr>
@@ -4764,7 +4258,7 @@
               <w:rPr>
                 <w:noProof/>
               </w:rPr>
-              <w:t>Ann has regular elimination patterns and is continent</w:t>
+              <w:t xml:space="preserve">Ann experiences incontinence </w:t>
             </w:r>
             <w:r>
               <w:rPr>
@@ -4800,6 +4294,24 @@
               <w:rPr>
                 <w:noProof/>
               </w:rPr>
+              <w:fldChar w:fldCharType="separate"/>
+            </w:r>
+            <w:r>
+              <w:rPr>
+                <w:noProof/>
+              </w:rPr>
+              <w:t xml:space="preserve">Continence: </w:t>
+            </w:r>
+            <w:r>
+              <w:rPr>
+                <w:noProof/>
+              </w:rPr>
+              <w:t>Ann will maintain social continence.</w:t>
+            </w:r>
+            <w:r>
+              <w:rPr>
+                <w:noProof/>
+              </w:rPr>
               <w:fldChar w:fldCharType="end"/>
             </w:r>
           </w:p>
@@ -4829,6 +4341,24 @@
               <w:rPr>
                 <w:noProof/>
               </w:rPr>
+              <w:fldChar w:fldCharType="separate"/>
+            </w:r>
+            <w:r>
+              <w:rPr>
+                <w:noProof/>
+              </w:rPr>
+              <w:t xml:space="preserve">Continence: </w:t>
+            </w:r>
+            <w:r>
+              <w:rPr>
+                <w:noProof/>
+              </w:rPr>
+              <w:t>Ann accesses financial support for incontinence aids via the Continence Aids Payment Scheme.</w:t>
+            </w:r>
+            <w:r>
+              <w:rPr>
+                <w:noProof/>
+              </w:rPr>
               <w:fldChar w:fldCharType="end"/>
             </w:r>
           </w:p>
@@ -4853,24 +4383,6 @@
                 <w:noProof/>
               </w:rPr>
               <w:instrText xml:space="preserve"> MERGEFIELD  eliminationSupportPlanInterventions \b "Continence: " </w:instrText>
-            </w:r>
-            <w:r>
-              <w:rPr>
-                <w:noProof/>
-              </w:rPr>
-              <w:fldChar w:fldCharType="separate"/>
-            </w:r>
-            <w:r>
-              <w:rPr>
-                <w:noProof/>
-              </w:rPr>
-              <w:t xml:space="preserve">Continence: </w:t>
-            </w:r>
-            <w:r>
-              <w:rPr>
-                <w:noProof/>
-              </w:rPr>
-              <w:t>Nil further intervention via HCP at this stage</w:t>
             </w:r>
             <w:r>
               <w:rPr>
@@ -4939,7 +4451,6 @@
                 <w:b/>
                 <w:bCs/>
               </w:rPr>
-              <w:lastRenderedPageBreak/>
               <w:t>MEDICATION MANAGEMENT</w:t>
             </w:r>
             <w:r>
@@ -4951,11 +4462,6 @@
             </w:r>
           </w:p>
           <w:p>
-            <w:pPr>
-              <w:rPr>
-                <w:noProof/>
-              </w:rPr>
-            </w:pPr>
             <w:r>
               <w:rPr>
                 <w:noProof/>
@@ -4978,28 +4484,7 @@
               <w:rPr>
                 <w:noProof/>
               </w:rPr>
-              <w:t xml:space="preserve">Ann is able to identify what medication she is taking and when (webster pack including thyroxine) what to do if missed or incorrect doses taken. </w:t>
-            </w:r>
-          </w:p>
-          <w:p>
-            <w:pPr>
-              <w:rPr>
-                <w:noProof/>
-              </w:rPr>
-            </w:pPr>
-            <w:r>
-              <w:rPr>
-                <w:noProof/>
-              </w:rPr>
-              <w:t>Ann demonstrates appropriate use of webster pack as per RN assessment.</w:t>
-            </w:r>
-          </w:p>
-          <w:p>
-            <w:r>
-              <w:rPr>
-                <w:noProof/>
-              </w:rPr>
-              <w:t>Ann has age related memory loss which potential will impact on her medication management.</w:t>
+              <w:t>No self care deficits identified.</w:t>
             </w:r>
             <w:r>
               <w:rPr>
@@ -5041,7 +4526,7 @@
               <w:rPr>
                 <w:noProof/>
               </w:rPr>
-              <w:t>Safe appropriate and effective use of medications.</w:t>
+              <w:t>Ann's medication will be managed safely and effectively</w:t>
             </w:r>
             <w:r>
               <w:rPr>
@@ -5061,11 +4546,6 @@
             <w:shd w:val="clear" w:color="auto" w:fill="auto"/>
           </w:tcPr>
           <w:p>
-            <w:pPr>
-              <w:rPr>
-                <w:noProof/>
-              </w:rPr>
-            </w:pPr>
             <w:r>
               <w:rPr>
                 <w:noProof/>
@@ -5088,15 +4568,7 @@
               <w:rPr>
                 <w:noProof/>
               </w:rPr>
-              <w:t>Ann will continue to self administer medications from webster pack</w:t>
-            </w:r>
-          </w:p>
-          <w:p>
-            <w:r>
-              <w:rPr>
-                <w:noProof/>
-              </w:rPr>
-              <w:t>Anne will report to her Wellness Partner if she has any medication changes and provide an updated medication profile.</w:t>
+              <w:t>Ann will continue to manage and self administer her own medication in consultation with her GP and pharmacist.</w:t>
             </w:r>
             <w:r>
               <w:rPr>
@@ -5116,11 +4588,6 @@
             <w:shd w:val="clear" w:color="auto" w:fill="auto"/>
           </w:tcPr>
           <w:p>
-            <w:pPr>
-              <w:rPr>
-                <w:noProof/>
-              </w:rPr>
-            </w:pPr>
             <w:r>
               <w:rPr>
                 <w:noProof/>
@@ -5133,33 +4600,6 @@
               </w:rPr>
               <w:instrText xml:space="preserve"> MERGEFIELD "medicationSupportPlanInterventions" </w:instrText>
             </w:r>
-            <w:r>
-              <w:rPr>
-                <w:noProof/>
-              </w:rPr>
-              <w:fldChar w:fldCharType="separate"/>
-            </w:r>
-            <w:r>
-              <w:rPr>
-                <w:noProof/>
-              </w:rPr>
-              <w:t xml:space="preserve">Support workers will prompt Ann to take medications and check that she is not forgetting doses.  </w:t>
-            </w:r>
-          </w:p>
-          <w:p>
-            <w:pPr>
-              <w:rPr>
-                <w:noProof/>
-              </w:rPr>
-            </w:pPr>
-            <w:r>
-              <w:rPr>
-                <w:noProof/>
-              </w:rPr>
-              <w:t>Support workers will report missed doses or other concerns to Wellness Partner.</w:t>
-            </w:r>
-          </w:p>
-          <w:p>
             <w:r>
               <w:rPr>
                 <w:noProof/>
@@ -5189,18 +4629,6 @@
                 <w:noProof/>
               </w:rPr>
               <w:instrText xml:space="preserve"> MERGEFIELD "medicationSP_WellnessPartner" </w:instrText>
-            </w:r>
-            <w:r>
-              <w:rPr>
-                <w:noProof/>
-              </w:rPr>
-              <w:fldChar w:fldCharType="separate"/>
-            </w:r>
-            <w:r>
-              <w:rPr>
-                <w:noProof/>
-              </w:rPr>
-              <w:t>Wellness partner will check with Ann that her medication reminders are appropriate for her medication regime, working and effective each review or when there are medication changes.</w:t>
             </w:r>
             <w:r>
               <w:rPr>
@@ -5278,15 +4706,15 @@
               <w:rPr>
                 <w:noProof/>
               </w:rPr>
-              <w:t>Ann struggles to prepare her own meals secondary to cognitive and psychological symptoms</w:t>
-            </w:r>
-          </w:p>
-          <w:p>
-            <w:r>
-              <w:rPr>
-                <w:noProof/>
-              </w:rPr>
-              <w:t>Ann is able to make her own drinks, snacks and simple meals</w:t>
+              <w:t>Ann has a self care deficit related to meal preparation secondary to reduced activity tolerance/chronic pain and fatigue.</w:t>
+            </w:r>
+          </w:p>
+          <w:p>
+            <w:r>
+              <w:rPr>
+                <w:noProof/>
+              </w:rPr>
+              <w:t>Ann is at risk of Diabetic related complications.</w:t>
             </w:r>
             <w:r>
               <w:rPr>
@@ -5375,15 +4803,41 @@
               <w:rPr>
                 <w:noProof/>
               </w:rPr>
-              <w:t>Ann is able to prepare her own simple meals and snacks.</w:t>
-            </w:r>
-          </w:p>
-          <w:p>
-            <w:r>
-              <w:rPr>
-                <w:noProof/>
-              </w:rPr>
-              <w:t>Ann will contribute to the set up, cost of the food portion of and ongoing ordering of home delivered meals.</w:t>
+              <w:t>Ann will contribute and prepare some home cooked meals to supplement home delivered meals.</w:t>
+            </w:r>
+          </w:p>
+          <w:p>
+            <w:pPr>
+              <w:rPr>
+                <w:noProof/>
+              </w:rPr>
+            </w:pPr>
+            <w:r>
+              <w:rPr>
+                <w:noProof/>
+              </w:rPr>
+              <w:t>Ann will contribute to the set up, cost of the food portion of and ongoing ordering of meals.</w:t>
+            </w:r>
+          </w:p>
+          <w:p>
+            <w:pPr>
+              <w:rPr>
+                <w:noProof/>
+              </w:rPr>
+            </w:pPr>
+            <w:r>
+              <w:rPr>
+                <w:noProof/>
+              </w:rPr>
+              <w:t>Ann is able to continue weekly shopping with the support of John.</w:t>
+            </w:r>
+          </w:p>
+          <w:p>
+            <w:r>
+              <w:rPr>
+                <w:noProof/>
+              </w:rPr>
+              <w:t>Ann is aware of her care needs and is able to manage her own chronic health conditions in consultation with her GP and health care team.</w:t>
             </w:r>
             <w:r>
               <w:rPr>
@@ -5403,11 +4857,6 @@
             <w:shd w:val="clear" w:color="auto" w:fill="auto"/>
           </w:tcPr>
           <w:p>
-            <w:pPr>
-              <w:rPr>
-                <w:noProof/>
-              </w:rPr>
-            </w:pPr>
             <w:r>
               <w:rPr>
                 <w:noProof/>
@@ -5431,40 +4880,6 @@
                 <w:noProof/>
               </w:rPr>
               <w:t>Southern Plus will facilitate the provision of prepared and home delivered meals through light and easy.</w:t>
-            </w:r>
-          </w:p>
-          <w:p>
-            <w:pPr>
-              <w:rPr>
-                <w:noProof/>
-              </w:rPr>
-            </w:pPr>
-            <w:r>
-              <w:rPr>
-                <w:noProof/>
-              </w:rPr>
-              <w:t>Southern Plus staff will assist Ann to do shopping for snacks and easy home made meals for variety</w:t>
-            </w:r>
-          </w:p>
-          <w:p>
-            <w:pPr>
-              <w:rPr>
-                <w:noProof/>
-              </w:rPr>
-            </w:pPr>
-            <w:r>
-              <w:rPr>
-                <w:noProof/>
-              </w:rPr>
-              <w:t>Southern Plus staff will monitor and support Ann to ensure she has access to and is having three nutritious meals per day and report any concerns to the Wellness Partner</w:t>
-            </w:r>
-          </w:p>
-          <w:p>
-            <w:r>
-              <w:rPr>
-                <w:noProof/>
-              </w:rPr>
-              <w:t>Southern Plus support workers will assist Ann with shopping each week Friday's by supporting her to make a list, do the shopping and put away at home.</w:t>
             </w:r>
             <w:r>
               <w:rPr>
@@ -5545,6 +4960,11 @@
             </w:r>
           </w:p>
           <w:p>
+            <w:pPr>
+              <w:rPr>
+                <w:noProof/>
+              </w:rPr>
+            </w:pPr>
             <w:r>
               <w:rPr>
                 <w:noProof/>
@@ -5567,7 +4987,7 @@
               <w:rPr>
                 <w:noProof/>
               </w:rPr>
-              <w:t>Ann requires support with all household tasks.</w:t>
+              <w:t>Ann cannot stand for long, has difficulties with bending activities, and experiences chronic pain. needs increased frequency as not able to cope doing things on her own on a weekly basis she has difficulty with mobility and balance and with bending, lifting, twisting, and push/pull tasks secondary to age related health issues.</w:t>
             </w:r>
             <w:r>
               <w:rPr>
@@ -5576,6 +4996,7 @@
               <w:fldChar w:fldCharType="end"/>
             </w:r>
           </w:p>
+          <w:p/>
           <w:p>
             <w:r>
               <w:rPr>
@@ -5599,7 +5020,7 @@
               <w:rPr>
                 <w:noProof/>
               </w:rPr>
-              <w:t>Self care deficit related to maintenance of safe, accessible outdoor areas and access to the home secondary to reduced mobility and activity tolerance.</w:t>
+              <w:t>Self care deficit related to maintenance of safe, accessible outdoor areas and access to the home secondary to difficulty with mobility and balance and with bending, lifting, twisting, and push/pull tasks secondary to age related health issues..</w:t>
             </w:r>
             <w:r>
               <w:rPr>
@@ -5619,6 +5040,11 @@
             <w:shd w:val="clear" w:color="auto" w:fill="auto"/>
           </w:tcPr>
           <w:p>
+            <w:pPr>
+              <w:rPr>
+                <w:noProof/>
+              </w:rPr>
+            </w:pPr>
             <w:r>
               <w:rPr>
                 <w:noProof/>
@@ -5641,7 +5067,7 @@
               <w:rPr>
                 <w:noProof/>
               </w:rPr>
-              <w:t>To maintain a clean, safe and hygienic home environment</w:t>
+              <w:t xml:space="preserve"> I would like help that assists me to stay at home. To maintain a clean and tidy home.</w:t>
             </w:r>
             <w:r>
               <w:rPr>
@@ -5650,6 +5076,7 @@
               <w:fldChar w:fldCharType="end"/>
             </w:r>
           </w:p>
+          <w:p/>
           <w:p>
             <w:r>
               <w:rPr>
@@ -5673,7 +5100,7 @@
               <w:rPr>
                 <w:noProof/>
               </w:rPr>
-              <w:t>Ann's home will be accessible and safe</w:t>
+              <w:t>Anns home will be accessable and safe</w:t>
             </w:r>
             <w:r>
               <w:rPr>
@@ -5693,6 +5120,11 @@
             <w:shd w:val="clear" w:color="auto" w:fill="auto"/>
           </w:tcPr>
           <w:p>
+            <w:pPr>
+              <w:rPr>
+                <w:noProof/>
+              </w:rPr>
+            </w:pPr>
             <w:r>
               <w:rPr>
                 <w:noProof/>
@@ -5709,9 +5141,22 @@
               <w:rPr>
                 <w:noProof/>
               </w:rPr>
+              <w:fldChar w:fldCharType="separate"/>
+            </w:r>
+            <w:r>
+              <w:rPr>
+                <w:noProof/>
+              </w:rPr>
+              <w:t>Olive will participate with cleaning tasks as able. Olive is very motivated.</w:t>
+            </w:r>
+            <w:r>
+              <w:rPr>
+                <w:noProof/>
+              </w:rPr>
               <w:fldChar w:fldCharType="end"/>
             </w:r>
           </w:p>
+          <w:p/>
           <w:p>
             <w:r>
               <w:rPr>
@@ -5724,6 +5169,18 @@
                 <w:noProof/>
               </w:rPr>
               <w:instrText xml:space="preserve"> MERGEFIELD "HGMSP_Client" </w:instrText>
+            </w:r>
+            <w:r>
+              <w:rPr>
+                <w:noProof/>
+              </w:rPr>
+              <w:fldChar w:fldCharType="separate"/>
+            </w:r>
+            <w:r>
+              <w:rPr>
+                <w:noProof/>
+              </w:rPr>
+              <w:t>Ann's husband is currently attending to most tasks, however he is also having troubles due to age related functional changes.</w:t>
             </w:r>
             <w:r>
               <w:rPr>
@@ -5770,28 +5227,124 @@
               <w:rPr>
                 <w:noProof/>
               </w:rPr>
-              <w:t>Weekly Service to include supporting Ann to complete heavier household tasks and prompting/working alongside Ann to complete general cleaning and tidy.</w:t>
-            </w:r>
-          </w:p>
-          <w:p>
-            <w:pPr>
-              <w:rPr>
-                <w:noProof/>
-              </w:rPr>
-            </w:pPr>
-            <w:r>
-              <w:rPr>
-                <w:noProof/>
-              </w:rPr>
-              <w:t>Weekly services to include assisting Ann to determine household requirements and complete weekly shopping (refer to nutritonal section)</w:t>
-            </w:r>
-          </w:p>
-          <w:p>
-            <w:r>
-              <w:rPr>
-                <w:noProof/>
-              </w:rPr>
-              <w:t>Support worker to work along side Ann to declutter her home which includes putting documents and bills aside that require attention or archiving (in a box) for her family to assist with.</w:t>
+              <w:t>DOMESTIC ASSISTANCE:</w:t>
+            </w:r>
+          </w:p>
+          <w:p>
+            <w:pPr>
+              <w:rPr>
+                <w:noProof/>
+              </w:rPr>
+            </w:pPr>
+            <w:r>
+              <w:rPr>
+                <w:noProof/>
+              </w:rPr>
+              <w:t>- Vacuum and Mop Floors.</w:t>
+            </w:r>
+          </w:p>
+          <w:p>
+            <w:pPr>
+              <w:rPr>
+                <w:noProof/>
+              </w:rPr>
+            </w:pPr>
+            <w:r>
+              <w:rPr>
+                <w:noProof/>
+              </w:rPr>
+              <w:t>Support Workers to be guided by Mrs Holland as to what task she would like</w:t>
+            </w:r>
+          </w:p>
+          <w:p>
+            <w:pPr>
+              <w:rPr>
+                <w:noProof/>
+              </w:rPr>
+            </w:pPr>
+            <w:r>
+              <w:rPr>
+                <w:noProof/>
+              </w:rPr>
+              <w:t>assistance with.</w:t>
+            </w:r>
+          </w:p>
+          <w:p>
+            <w:pPr>
+              <w:rPr>
+                <w:noProof/>
+              </w:rPr>
+            </w:pPr>
+            <w:r>
+              <w:rPr>
+                <w:noProof/>
+              </w:rPr>
+              <w:t>The tasks may include:</w:t>
+            </w:r>
+          </w:p>
+          <w:p>
+            <w:pPr>
+              <w:rPr>
+                <w:noProof/>
+              </w:rPr>
+            </w:pPr>
+            <w:r>
+              <w:rPr>
+                <w:noProof/>
+              </w:rPr>
+              <w:t>- Skirting boards,</w:t>
+            </w:r>
+          </w:p>
+          <w:p>
+            <w:pPr>
+              <w:rPr>
+                <w:noProof/>
+              </w:rPr>
+            </w:pPr>
+            <w:r>
+              <w:rPr>
+                <w:noProof/>
+              </w:rPr>
+              <w:t>- Light window cleaning,</w:t>
+            </w:r>
+          </w:p>
+          <w:p>
+            <w:pPr>
+              <w:rPr>
+                <w:noProof/>
+              </w:rPr>
+            </w:pPr>
+            <w:r>
+              <w:rPr>
+                <w:noProof/>
+              </w:rPr>
+              <w:t>- Cleaning cupboards,</w:t>
+            </w:r>
+          </w:p>
+          <w:p>
+            <w:pPr>
+              <w:rPr>
+                <w:noProof/>
+              </w:rPr>
+            </w:pPr>
+            <w:r>
+              <w:rPr>
+                <w:noProof/>
+              </w:rPr>
+              <w:t>- Dusting low shelves.</w:t>
+            </w:r>
+          </w:p>
+          <w:p>
+            <w:pPr>
+              <w:rPr>
+                <w:noProof/>
+              </w:rPr>
+            </w:pPr>
+            <w:r>
+              <w:rPr>
+                <w:noProof/>
+              </w:rPr>
+              <w:t>- Dusting blinds</w:t>
             </w:r>
             <w:r>
               <w:rPr>
@@ -5800,6 +5353,7 @@
               <w:fldChar w:fldCharType="end"/>
             </w:r>
           </w:p>
+          <w:p/>
           <w:p>
             <w:r>
               <w:rPr>
@@ -5823,7 +5377,7 @@
               <w:rPr>
                 <w:noProof/>
               </w:rPr>
-              <w:t>Monthly and seasonal garden services to attend weeding, mowing and pruning as required.</w:t>
+              <w:t>SCC will facilitate support with home and garden maintenance, window cleaning services and gutter cleaning services on an ad hoc basis within capacity of HCP budget and unspent funds as needed.</w:t>
             </w:r>
             <w:r>
               <w:rPr>
@@ -5861,6 +5415,13 @@
               </w:rPr>
               <w:fldChar w:fldCharType="end"/>
             </w:r>
+          </w:p>
+          <w:p>
+            <w:pPr>
+              <w:rPr>
+                <w:noProof/>
+              </w:rPr>
+            </w:pPr>
           </w:p>
           <w:p>
             <w:r>
@@ -5951,72 +5512,20 @@
               <w:rPr>
                 <w:noProof/>
               </w:rPr>
-              <w:t>Ann does not live in a high fire risk area.</w:t>
-            </w:r>
-          </w:p>
-          <w:p>
-            <w:pPr>
-              <w:rPr>
-                <w:noProof/>
-              </w:rPr>
-            </w:pPr>
-            <w:r>
-              <w:rPr>
-                <w:noProof/>
-              </w:rPr>
-              <w:t>Anne has railing in her shower bathroom and toilet.</w:t>
-            </w:r>
-          </w:p>
-          <w:p>
-            <w:pPr>
-              <w:rPr>
-                <w:noProof/>
-              </w:rPr>
-            </w:pPr>
-            <w:r>
-              <w:rPr>
-                <w:noProof/>
-              </w:rPr>
-              <w:t>Ann has a shower chair.</w:t>
-            </w:r>
-          </w:p>
-          <w:p>
-            <w:pPr>
-              <w:rPr>
-                <w:noProof/>
-              </w:rPr>
-            </w:pPr>
-            <w:r>
-              <w:rPr>
-                <w:noProof/>
-              </w:rPr>
-              <w:t>Ann is able to get in and out of her chairs and bed.</w:t>
-            </w:r>
-          </w:p>
-          <w:p>
-            <w:pPr>
-              <w:rPr>
-                <w:noProof/>
-              </w:rPr>
-            </w:pPr>
-            <w:r>
-              <w:rPr>
-                <w:noProof/>
-              </w:rPr>
-              <w:t>Ann has ramps at front access and is able to enter exit the home at all points.</w:t>
-            </w:r>
-          </w:p>
-          <w:p>
-            <w:pPr>
-              <w:rPr>
-                <w:noProof/>
-              </w:rPr>
-            </w:pPr>
-            <w:r>
-              <w:rPr>
-                <w:noProof/>
-              </w:rPr>
-              <w:t>Ann has increased vulnerability during the hot weather season.</w:t>
+              <w:t>Ann lives in a secure area in a well maintained home with her Husband John.</w:t>
+            </w:r>
+          </w:p>
+          <w:p>
+            <w:pPr>
+              <w:rPr>
+                <w:noProof/>
+              </w:rPr>
+            </w:pPr>
+            <w:r>
+              <w:rPr>
+                <w:noProof/>
+              </w:rPr>
+              <w:t>Ann does not live in a bush fire prone area.</w:t>
             </w:r>
           </w:p>
           <w:p>
@@ -6038,11 +5547,6 @@
             <w:shd w:val="clear" w:color="auto" w:fill="auto"/>
           </w:tcPr>
           <w:p>
-            <w:pPr>
-              <w:rPr>
-                <w:noProof/>
-              </w:rPr>
-            </w:pPr>
             <w:r>
               <w:rPr>
                 <w:noProof/>
@@ -6054,26 +5558,6 @@
                 <w:noProof/>
               </w:rPr>
               <w:instrText xml:space="preserve"> MERGEFIELD "environmentSupportPlanGoals" </w:instrText>
-            </w:r>
-            <w:r>
-              <w:rPr>
-                <w:noProof/>
-              </w:rPr>
-              <w:fldChar w:fldCharType="separate"/>
-            </w:r>
-            <w:r>
-              <w:rPr>
-                <w:noProof/>
-              </w:rPr>
-              <w:t>Environmental risks will be identified, reduced/mitigated.</w:t>
-            </w:r>
-          </w:p>
-          <w:p>
-            <w:r>
-              <w:rPr>
-                <w:noProof/>
-              </w:rPr>
-              <w:t>Ann will be able to identify ways to stay cool and hydrated during extreme heat days.</w:t>
             </w:r>
             <w:r>
               <w:rPr>
@@ -6109,18 +5593,6 @@
               <w:rPr>
                 <w:noProof/>
               </w:rPr>
-              <w:fldChar w:fldCharType="separate"/>
-            </w:r>
-            <w:r>
-              <w:rPr>
-                <w:noProof/>
-              </w:rPr>
-              <w:t>Ann will ensure she is drinking water and staying cool on hot days.  Ann will utilize strategies to prevent heat stress.</w:t>
-            </w:r>
-            <w:r>
-              <w:rPr>
-                <w:noProof/>
-              </w:rPr>
               <w:fldChar w:fldCharType="end"/>
             </w:r>
           </w:p>
@@ -6135,11 +5607,6 @@
             <w:shd w:val="clear" w:color="auto" w:fill="auto"/>
           </w:tcPr>
           <w:p>
-            <w:pPr>
-              <w:rPr>
-                <w:noProof/>
-              </w:rPr>
-            </w:pPr>
             <w:r>
               <w:rPr>
                 <w:noProof/>
@@ -6151,26 +5618,6 @@
                 <w:noProof/>
               </w:rPr>
               <w:instrText xml:space="preserve"> MERGEFIELD "environmentSupportPlanInterventions" </w:instrText>
-            </w:r>
-            <w:r>
-              <w:rPr>
-                <w:noProof/>
-              </w:rPr>
-              <w:fldChar w:fldCharType="separate"/>
-            </w:r>
-            <w:r>
-              <w:rPr>
-                <w:noProof/>
-              </w:rPr>
-              <w:t>Support workers will monitor and prompt Ann to keep walkways clear of trip hazards and well lit.</w:t>
-            </w:r>
-          </w:p>
-          <w:p>
-            <w:r>
-              <w:rPr>
-                <w:noProof/>
-              </w:rPr>
-              <w:t>Support workers will monitor Ann for signs of heat stress, prompt her to take action to prevent heat stress, keep cool and hydrated.</w:t>
             </w:r>
             <w:r>
               <w:rPr>
@@ -6201,18 +5648,6 @@
                 <w:noProof/>
               </w:rPr>
               <w:instrText xml:space="preserve"> MERGEFIELD "environmentSP_WellnessPartner" </w:instrText>
-            </w:r>
-            <w:r>
-              <w:rPr>
-                <w:noProof/>
-              </w:rPr>
-              <w:fldChar w:fldCharType="separate"/>
-            </w:r>
-            <w:r>
-              <w:rPr>
-                <w:noProof/>
-              </w:rPr>
-              <w:t>Six monthly review</w:t>
             </w:r>
             <w:r>
               <w:rPr>
@@ -6251,7 +5686,6 @@
                 <w:b/>
                 <w:bCs/>
               </w:rPr>
-              <w:lastRenderedPageBreak/>
               <w:t>PSYCO</w:t>
             </w:r>
             <w:r>
@@ -6292,7 +5726,7 @@
               <w:rPr>
                 <w:noProof/>
               </w:rPr>
-              <w:t>Ann is no longer safe to drive and requires support to access the community for medical/health related appointments, do shopping and engage in social activities.</w:t>
+              <w:t>Ann is well supported and engages with family and friends independently.</w:t>
             </w:r>
             <w:r>
               <w:rPr>
@@ -6312,11 +5746,6 @@
             <w:shd w:val="clear" w:color="auto" w:fill="auto"/>
           </w:tcPr>
           <w:p>
-            <w:pPr>
-              <w:rPr>
-                <w:noProof/>
-              </w:rPr>
-            </w:pPr>
             <w:r>
               <w:rPr>
                 <w:noProof/>
@@ -6339,15 +5768,7 @@
               <w:rPr>
                 <w:noProof/>
               </w:rPr>
-              <w:t xml:space="preserve">Ann will maintain access to the community as required for social and health related appointments,  </w:t>
-            </w:r>
-          </w:p>
-          <w:p>
-            <w:r>
-              <w:rPr>
-                <w:noProof/>
-              </w:rPr>
-              <w:t>Ann will be able to access stores and purchase the things she needs for day to day living and to achieve her overall goals.</w:t>
+              <w:t>Ann will report that she is satisfied with her level of social and community involvement.  She will report that she is not bored or lonely.</w:t>
             </w:r>
             <w:r>
               <w:rPr>
@@ -6383,6 +5804,18 @@
               <w:rPr>
                 <w:noProof/>
               </w:rPr>
+              <w:fldChar w:fldCharType="separate"/>
+            </w:r>
+            <w:r>
+              <w:rPr>
+                <w:noProof/>
+              </w:rPr>
+              <w:t>Ann will maintain social connections and access the community with the support of family/independently.</w:t>
+            </w:r>
+            <w:r>
+              <w:rPr>
+                <w:noProof/>
+              </w:rPr>
               <w:fldChar w:fldCharType="end"/>
             </w:r>
           </w:p>
@@ -6397,11 +5830,6 @@
             <w:shd w:val="clear" w:color="auto" w:fill="auto"/>
           </w:tcPr>
           <w:p>
-            <w:pPr>
-              <w:rPr>
-                <w:noProof/>
-              </w:rPr>
-            </w:pPr>
             <w:r>
               <w:rPr>
                 <w:noProof/>
@@ -6413,52 +5841,6 @@
                 <w:noProof/>
               </w:rPr>
               <w:instrText xml:space="preserve"> MERGEFIELD "socialSupportPlanInterventions" </w:instrText>
-            </w:r>
-            <w:r>
-              <w:rPr>
-                <w:noProof/>
-              </w:rPr>
-              <w:fldChar w:fldCharType="separate"/>
-            </w:r>
-            <w:r>
-              <w:rPr>
-                <w:noProof/>
-              </w:rPr>
-              <w:t>Southern Plus will provide assistance with transport and social support services to meet these goals</w:t>
-            </w:r>
-          </w:p>
-          <w:p>
-            <w:pPr>
-              <w:rPr>
-                <w:noProof/>
-              </w:rPr>
-            </w:pPr>
-            <w:r>
-              <w:rPr>
-                <w:noProof/>
-              </w:rPr>
-              <w:t>This will include continuing attendance at CHSP social support group as prior to commencement of HCP (This will be funded using HCP funds when available)</w:t>
-            </w:r>
-          </w:p>
-          <w:p>
-            <w:pPr>
-              <w:rPr>
-                <w:noProof/>
-              </w:rPr>
-            </w:pPr>
-            <w:r>
-              <w:rPr>
-                <w:noProof/>
-              </w:rPr>
-              <w:t>Ann would like to attend swimming weekly with a support worker as an exercise to improve mental and physical wellbeing.</w:t>
-            </w:r>
-          </w:p>
-          <w:p>
-            <w:r>
-              <w:rPr>
-                <w:noProof/>
-              </w:rPr>
-              <w:t>Southern Plus support workers will provide extra companionship/social interaction during support services.</w:t>
             </w:r>
             <w:r>
               <w:rPr>
@@ -6538,11 +5920,6 @@
             </w:r>
           </w:p>
           <w:p>
-            <w:pPr>
-              <w:rPr>
-                <w:noProof/>
-              </w:rPr>
-            </w:pPr>
             <w:r>
               <w:rPr>
                 <w:noProof/>
@@ -6565,15 +5942,7 @@
               <w:rPr>
                 <w:noProof/>
               </w:rPr>
-              <w:t>Ann is not able to drive secondary to cognitive impairments and age related functional decline.</w:t>
-            </w:r>
-          </w:p>
-          <w:p>
-            <w:r>
-              <w:rPr>
-                <w:noProof/>
-              </w:rPr>
-              <w:t>Ann is unable to access the community without assistance secondary to anxiety and short term memory loss.</w:t>
+              <w:t>Ann relies on her husband for transport. They have their own car.  Ann has a WA fuel card which she is aware she can use for taxi's .  Discussed potential for CAB charge cards for future reference.</w:t>
             </w:r>
             <w:r>
               <w:rPr>
@@ -6676,11 +6045,6 @@
             <w:shd w:val="clear" w:color="auto" w:fill="auto"/>
           </w:tcPr>
           <w:p>
-            <w:pPr>
-              <w:rPr>
-                <w:noProof/>
-              </w:rPr>
-            </w:pPr>
             <w:r>
               <w:rPr>
                 <w:noProof/>
@@ -6704,14 +6068,6 @@
                 <w:noProof/>
               </w:rPr>
               <w:t>Southern Plus support workers will provide transport to appointments as required within capacity of HCP funding.</w:t>
-            </w:r>
-          </w:p>
-          <w:p>
-            <w:r>
-              <w:rPr>
-                <w:noProof/>
-              </w:rPr>
-              <w:t>Southern Plus Support workers will prompt/assist Ann to stay up to date with her medical/health related appointments and prompt her /assist her to notify the office to schedule transport.</w:t>
             </w:r>
             <w:r>
               <w:rPr>
@@ -6818,28 +6174,41 @@
               <w:rPr>
                 <w:noProof/>
               </w:rPr>
-              <w:t xml:space="preserve">Ann is able to mobilize independently. </w:t>
-            </w:r>
-          </w:p>
-          <w:p>
-            <w:pPr>
-              <w:rPr>
-                <w:noProof/>
-              </w:rPr>
-            </w:pPr>
-            <w:r>
-              <w:rPr>
-                <w:noProof/>
-              </w:rPr>
-              <w:t>Ann requires the use of a walking frame for balance secondary to  age related functional decline.</w:t>
-            </w:r>
-          </w:p>
-          <w:p>
-            <w:r>
-              <w:rPr>
-                <w:noProof/>
-              </w:rPr>
-              <w:t xml:space="preserve">High risk of further muscle strength and balance decline due to aging process. </w:t>
+              <w:t>Ann has experienced frequent falls in the last 12 months.</w:t>
+            </w:r>
+          </w:p>
+          <w:p>
+            <w:pPr>
+              <w:rPr>
+                <w:noProof/>
+              </w:rPr>
+            </w:pPr>
+            <w:r>
+              <w:rPr>
+                <w:noProof/>
+              </w:rPr>
+              <w:t xml:space="preserve">Ann reports that she is comfortable with moving around her house and with sit to stand transfers.  </w:t>
+            </w:r>
+          </w:p>
+          <w:p>
+            <w:pPr>
+              <w:rPr>
+                <w:noProof/>
+              </w:rPr>
+            </w:pPr>
+            <w:r>
+              <w:rPr>
+                <w:noProof/>
+              </w:rPr>
+              <w:t>Ann has railing in her shower, bathroom and toilet to support transfers in and out and help her with balance while completing ADLs.</w:t>
+            </w:r>
+          </w:p>
+          <w:p>
+            <w:r>
+              <w:rPr>
+                <w:noProof/>
+              </w:rPr>
+              <w:t>Ann has attended the falls clinic at Bunbury Hospital.</w:t>
             </w:r>
             <w:r>
               <w:rPr>
@@ -6886,15 +6255,15 @@
               <w:rPr>
                 <w:noProof/>
               </w:rPr>
-              <w:t xml:space="preserve">Falls risk factors will be mitigated, </w:t>
-            </w:r>
-          </w:p>
-          <w:p>
-            <w:r>
-              <w:rPr>
-                <w:noProof/>
-              </w:rPr>
-              <w:t xml:space="preserve">Ann will maintain independence and safety with mobility  </w:t>
+              <w:t>Falls will be prevented.</w:t>
+            </w:r>
+          </w:p>
+          <w:p>
+            <w:r>
+              <w:rPr>
+                <w:noProof/>
+              </w:rPr>
+              <w:t>Ann will report she feels safe and confident when ambulating.</w:t>
             </w:r>
             <w:r>
               <w:rPr>
@@ -6937,7 +6306,7 @@
               <w:rPr>
                 <w:noProof/>
               </w:rPr>
-              <w:t>Ann will participate in her home exercise program as per physiotherapy plan.</w:t>
+              <w:t>Ann is able to mobilize independently and make decisions about the use of mobility aids based on advice given to her from her falls clinic attendance.</w:t>
             </w:r>
             <w:r>
               <w:rPr>
@@ -6957,11 +6326,6 @@
             <w:shd w:val="clear" w:color="auto" w:fill="auto"/>
           </w:tcPr>
           <w:p>
-            <w:pPr>
-              <w:rPr>
-                <w:noProof/>
-              </w:rPr>
-            </w:pPr>
             <w:r>
               <w:rPr>
                 <w:noProof/>
@@ -6984,28 +6348,7 @@
               <w:rPr>
                 <w:noProof/>
               </w:rPr>
-              <w:t>Referral for physio therapy assessment for potential ongoing exercise program - Ann states she would like to go swimming.</w:t>
-            </w:r>
-          </w:p>
-          <w:p>
-            <w:pPr>
-              <w:rPr>
-                <w:noProof/>
-              </w:rPr>
-            </w:pPr>
-            <w:r>
-              <w:rPr>
-                <w:noProof/>
-              </w:rPr>
-              <w:t>Support workers will prompt Ann to do HEP</w:t>
-            </w:r>
-          </w:p>
-          <w:p>
-            <w:r>
-              <w:rPr>
-                <w:noProof/>
-              </w:rPr>
-              <w:t>Referral to Maximum results - southern plus will facilitate weekly hydrotherapy exercise program (including transport, companionship and cost of program)</w:t>
+              <w:t>Full falls risk assessment and follow up to address identified risks will be offered to Ann at initial assessment and as required.</w:t>
             </w:r>
             <w:r>
               <w:rPr>
@@ -7287,21 +6630,6 @@
                 <w:b/>
                 <w:bCs/>
               </w:rPr>
-              <w:fldChar w:fldCharType="separate"/>
-            </w:r>
-            <w:r>
-              <w:rPr>
-                <w:b/>
-                <w:bCs/>
-                <w:noProof/>
-              </w:rPr>
-              <w:t>Anne has a self care deficit related to foot care secondary to age related functional decline.</w:t>
-            </w:r>
-            <w:r>
-              <w:rPr>
-                <w:b/>
-                <w:bCs/>
-              </w:rPr>
               <w:fldChar w:fldCharType="end"/>
             </w:r>
           </w:p>
@@ -7340,21 +6668,6 @@
                 <w:b/>
                 <w:bCs/>
               </w:rPr>
-              <w:fldChar w:fldCharType="separate"/>
-            </w:r>
-            <w:r>
-              <w:rPr>
-                <w:b/>
-                <w:bCs/>
-                <w:noProof/>
-              </w:rPr>
-              <w:t xml:space="preserve">Ann's feet will remain healthy and free from infection, injury. </w:t>
-            </w:r>
-            <w:r>
-              <w:rPr>
-                <w:b/>
-                <w:bCs/>
-              </w:rPr>
               <w:fldChar w:fldCharType="end"/>
             </w:r>
           </w:p>
@@ -7418,18 +6731,6 @@
                 <w:noProof/>
               </w:rPr>
               <w:instrText xml:space="preserve"> MERGEFIELD "clinicalSupportPlanInterventions" </w:instrText>
-            </w:r>
-            <w:r>
-              <w:rPr>
-                <w:noProof/>
-              </w:rPr>
-              <w:fldChar w:fldCharType="separate"/>
-            </w:r>
-            <w:r>
-              <w:rPr>
-                <w:noProof/>
-              </w:rPr>
-              <w:t>Southern plus will facilitate 8 weekly podiatry home visits.</w:t>
             </w:r>
             <w:r>
               <w:rPr>
@@ -8095,18 +7396,6 @@
               <w:rPr>
                 <w:noProof/>
               </w:rPr>
-              <w:fldChar w:fldCharType="separate"/>
-            </w:r>
-            <w:r>
-              <w:rPr>
-                <w:noProof/>
-              </w:rPr>
-              <w:t>1 hours social support</w:t>
-            </w:r>
-            <w:r>
-              <w:rPr>
-                <w:noProof/>
-              </w:rPr>
               <w:fldChar w:fldCharType="end"/>
             </w:r>
           </w:p>
@@ -8165,18 +7454,6 @@
               <w:rPr>
                 <w:noProof/>
               </w:rPr>
-              <w:fldChar w:fldCharType="separate"/>
-            </w:r>
-            <w:r>
-              <w:rPr>
-                <w:noProof/>
-              </w:rPr>
-              <w:t>Cleaning support 1.5 hour</w:t>
-            </w:r>
-            <w:r>
-              <w:rPr>
-                <w:noProof/>
-              </w:rPr>
               <w:fldChar w:fldCharType="end"/>
             </w:r>
           </w:p>
@@ -8206,18 +7483,6 @@
               <w:rPr>
                 <w:noProof/>
               </w:rPr>
-              <w:fldChar w:fldCharType="separate"/>
-            </w:r>
-            <w:r>
-              <w:rPr>
-                <w:noProof/>
-              </w:rPr>
-              <w:t>CHSP social support group or individual social support depending on available funds and availability of services. 2.5hours</w:t>
-            </w:r>
-            <w:r>
-              <w:rPr>
-                <w:noProof/>
-              </w:rPr>
               <w:fldChar w:fldCharType="end"/>
             </w:r>
           </w:p>
@@ -8253,7 +7518,7 @@
               <w:rPr>
                 <w:noProof/>
               </w:rPr>
-              <w:t>1.5 hours social support</w:t>
+              <w:t>2 hours DA Fortnightly</w:t>
             </w:r>
             <w:r>
               <w:rPr>
@@ -8395,18 +7660,6 @@
               <w:rPr>
                 <w:noProof/>
               </w:rPr>
-              <w:fldChar w:fldCharType="separate"/>
-            </w:r>
-            <w:r>
-              <w:rPr>
-                <w:noProof/>
-              </w:rPr>
-              <w:t>1.5 hours SS (swimming)</w:t>
-            </w:r>
-            <w:r>
-              <w:rPr>
-                <w:noProof/>
-              </w:rPr>
               <w:fldChar w:fldCharType="end"/>
             </w:r>
           </w:p>
@@ -8523,18 +7776,6 @@
               <w:rPr>
                 <w:noProof/>
               </w:rPr>
-              <w:fldChar w:fldCharType="separate"/>
-            </w:r>
-            <w:r>
-              <w:rPr>
-                <w:noProof/>
-              </w:rPr>
-              <w:t>half hour ss/welfare check</w:t>
-            </w:r>
-            <w:r>
-              <w:rPr>
-                <w:noProof/>
-              </w:rPr>
               <w:fldChar w:fldCharType="end"/>
             </w:r>
           </w:p>
@@ -8559,18 +7800,6 @@
                 <w:noProof/>
               </w:rPr>
               <w:instrText xml:space="preserve"> MERGEFIELD "sundayPM" </w:instrText>
-            </w:r>
-            <w:r>
-              <w:rPr>
-                <w:noProof/>
-              </w:rPr>
-              <w:fldChar w:fldCharType="separate"/>
-            </w:r>
-            <w:r>
-              <w:rPr>
-                <w:noProof/>
-              </w:rPr>
-              <w:t>half hour ss/welfare check</w:t>
             </w:r>
             <w:r>
               <w:rPr>
@@ -9965,7 +9194,7 @@
               <w:rFonts w:asciiTheme="minorHAnsi" w:hAnsiTheme="minorHAnsi"/>
               <w:noProof/>
             </w:rPr>
-            <w:t>02/06/1947</w:t>
+            <w:t>24/08/1937</w:t>
           </w:r>
           <w:r>
             <w:rPr>
@@ -10028,7 +9257,7 @@
               <w:rFonts w:asciiTheme="minorHAnsi" w:hAnsiTheme="minorHAnsi"/>
               <w:noProof/>
             </w:rPr>
-            <w:t>Ann</w:t>
+            <w:t>Olive</w:t>
           </w:r>
           <w:r>
             <w:rPr>
@@ -10065,7 +9294,7 @@
               <w:rFonts w:asciiTheme="minorHAnsi" w:hAnsiTheme="minorHAnsi"/>
               <w:noProof/>
             </w:rPr>
-            <w:t>Kavanagh</w:t>
+            <w:t>Holland</w:t>
           </w:r>
           <w:r>
             <w:rPr>
@@ -10138,7 +9367,7 @@
               <w:sz w:val="16"/>
               <w:szCs w:val="16"/>
             </w:rPr>
-            <w:t>19/08/2024</w:t>
+            <w:t>25/09/2024</w:t>
           </w:r>
           <w:r>
             <w:rPr>
@@ -10374,7 +9603,7 @@
         <v:path o:extrusionok="f" gradientshapeok="t" o:connecttype="rect"/>
         <o:lock v:ext="edit" aspectratio="t"/>
       </v:shapetype>
-      <v:shape id="_x0000_i1064" type="#_x0000_t75" style="width:11.25pt;height:11.25pt" o:bullet="t">
+      <v:shape id="_x0000_i1032" type="#_x0000_t75" style="width:11.25pt;height:11.25pt" o:bullet="t">
         <v:imagedata r:id="rId1" o:title="mso3683"/>
       </v:shape>
     </w:pict>

--- a/merge/HCP Client Care Plan (current) Blank Template.docx
+++ b/merge/HCP Client Care Plan (current) Blank Template.docx
@@ -120,7 +120,7 @@
                 <w:rFonts w:asciiTheme="minorHAnsi" w:hAnsiTheme="minorHAnsi"/>
                 <w:noProof/>
               </w:rPr>
-              <w:t>24/08/1937</w:t>
+              <w:t>03/09/1936</w:t>
             </w:r>
             <w:r>
               <w:rPr>
@@ -184,7 +184,7 @@
                 <w:rFonts w:asciiTheme="minorHAnsi" w:hAnsiTheme="minorHAnsi"/>
                 <w:noProof/>
               </w:rPr>
-              <w:t>Olive</w:t>
+              <w:t>Shirley</w:t>
             </w:r>
             <w:r>
               <w:rPr>
@@ -221,7 +221,7 @@
                 <w:rFonts w:asciiTheme="minorHAnsi" w:hAnsiTheme="minorHAnsi"/>
                 <w:noProof/>
               </w:rPr>
-              <w:t>Holland</w:t>
+              <w:t>Clarke</w:t>
             </w:r>
             <w:r>
               <w:rPr>
@@ -285,7 +285,7 @@
                 <w:rFonts w:asciiTheme="minorHAnsi" w:hAnsiTheme="minorHAnsi"/>
                 <w:noProof/>
               </w:rPr>
-              <w:t>25/09/2024</w:t>
+              <w:t>18/10/2024</w:t>
             </w:r>
             <w:r>
               <w:rPr>
@@ -372,6 +372,7 @@
               <w:pStyle w:val="FormFont2"/>
               <w:rPr>
                 <w:rFonts w:asciiTheme="minorHAnsi" w:hAnsiTheme="minorHAnsi"/>
+                <w:noProof/>
               </w:rPr>
             </w:pPr>
             <w:r>
@@ -404,8 +405,32 @@
                 <w:rFonts w:asciiTheme="minorHAnsi" w:hAnsiTheme="minorHAnsi"/>
                 <w:noProof/>
               </w:rPr>
-              <w:t xml:space="preserve">Ann was born in Sydney, attending school until she was 17. Ann then trained in, and became, a nurse. She met and married her first husband and they moved to Ballina, NSW; they have 4 children, Roman (resides in Ballina), Charles (resides in Perth - FIFO), Deanne (resides in Bali), and Jodi (resides in Ballina). While living in Ballina, Ann worked in the Hotel that she and her first husband owned. 26 years later Ann separated from her first husband and moved back to Sydney where she continued her nursing career. She met her second husband, John, in Sydney, they married in 1996 in Vanuatu. John has 4 children from his previous relationship. Ann has grandchildren and great-grandchildren. Ann and John owned a tyre and trucking business in Port McQuarrie which Ann helped to manage whilst working as a nurse. At 70 years of age Ann retired from nursing and John sold the family business, they then enjoyed travelling around Australia for 6 years in their caravan. Ann and John settled in the Waterloo Caravan Park in 2013 as John was offered a job driving trucks in the area; the couple have lived here ever since. Ann enjoyed gardening before her health declined, she now likes reading financial material on her computer, and caring for her 2 year old Red King Parrot named, Jazza, and 11 year old Maltese Cross named, Gogi. </w:t>
-            </w:r>
+              <w:t>Mrs Shirley Clarke lives on her own with her pet cat, after her husband passed away. Shirley and her husband spent a lot of time together and she is now finding it difficult on her own. Shirley has also suffered from the loss of twin boys when she was pregnant and the loss of a son Gregg in 2005, who suffered from  cerebal palsy.</w:t>
+            </w:r>
+          </w:p>
+          <w:p>
+            <w:pPr>
+              <w:pStyle w:val="FormFont2"/>
+              <w:rPr>
+                <w:rFonts w:asciiTheme="minorHAnsi" w:hAnsiTheme="minorHAnsi"/>
+                <w:noProof/>
+              </w:rPr>
+            </w:pPr>
+            <w:r>
+              <w:rPr>
+                <w:rFonts w:asciiTheme="minorHAnsi" w:hAnsiTheme="minorHAnsi"/>
+                <w:noProof/>
+              </w:rPr>
+              <w:t>Shirley’s  family are concerned about her decline in function and lack of motivation. Her son, Phillip DIL Denae and grandchildren Lauren, Emma and Jaydon visit regularly but due to work and other commitments sometimes cannot visit daily. They provide much support as and when possible.</w:t>
+            </w:r>
+          </w:p>
+          <w:p>
+            <w:pPr>
+              <w:pStyle w:val="FormFont2"/>
+              <w:rPr>
+                <w:rFonts w:asciiTheme="minorHAnsi" w:hAnsiTheme="minorHAnsi"/>
+              </w:rPr>
+            </w:pPr>
             <w:r>
               <w:rPr>
                 <w:rFonts w:asciiTheme="minorHAnsi" w:hAnsiTheme="minorHAnsi"/>
@@ -436,6 +461,26 @@
               <w:rPr>
                 <w:rFonts w:asciiTheme="minorHAnsi" w:hAnsiTheme="minorHAnsi"/>
               </w:rPr>
+              <w:fldChar w:fldCharType="separate"/>
+            </w:r>
+            <w:r>
+              <w:rPr>
+                <w:rFonts w:asciiTheme="minorHAnsi" w:hAnsiTheme="minorHAnsi"/>
+                <w:noProof/>
+              </w:rPr>
+              <w:t xml:space="preserve">Important People: </w:t>
+            </w:r>
+            <w:r>
+              <w:rPr>
+                <w:rFonts w:asciiTheme="minorHAnsi" w:hAnsiTheme="minorHAnsi"/>
+                <w:noProof/>
+              </w:rPr>
+              <w:t>The important people in Shirley’s life are her son Phillip, Daughter in law Denae, and grandchildren Lauren, Emma and Jaydon.</w:t>
+            </w:r>
+            <w:r>
+              <w:rPr>
+                <w:rFonts w:asciiTheme="minorHAnsi" w:hAnsiTheme="minorHAnsi"/>
+              </w:rPr>
               <w:fldChar w:fldCharType="end"/>
             </w:r>
           </w:p>
@@ -476,7 +521,7 @@
                 <w:rFonts w:asciiTheme="minorHAnsi" w:hAnsiTheme="minorHAnsi"/>
                 <w:noProof/>
               </w:rPr>
-              <w:t xml:space="preserve"> I would like help that assists me to stay at home. </w:t>
+              <w:t>It is  important to Shirley to spend time with her family and to keep engaging in social support activities.</w:t>
             </w:r>
             <w:r>
               <w:rPr>
@@ -516,6 +561,7 @@
               <w:pStyle w:val="FormFont2"/>
               <w:rPr>
                 <w:rFonts w:asciiTheme="minorHAnsi" w:hAnsiTheme="minorHAnsi"/>
+                <w:noProof/>
               </w:rPr>
             </w:pPr>
             <w:r>
@@ -534,6 +580,27 @@
               <w:rPr>
                 <w:rFonts w:asciiTheme="minorHAnsi" w:hAnsiTheme="minorHAnsi"/>
               </w:rPr>
+              <w:fldChar w:fldCharType="separate"/>
+            </w:r>
+            <w:r>
+              <w:rPr>
+                <w:rFonts w:asciiTheme="minorHAnsi" w:hAnsiTheme="minorHAnsi"/>
+                <w:noProof/>
+              </w:rPr>
+              <w:t xml:space="preserve">A bad day: </w:t>
+            </w:r>
+          </w:p>
+          <w:p>
+            <w:pPr>
+              <w:pStyle w:val="FormFont2"/>
+              <w:rPr>
+                <w:rFonts w:asciiTheme="minorHAnsi" w:hAnsiTheme="minorHAnsi"/>
+              </w:rPr>
+            </w:pPr>
+            <w:r>
+              <w:rPr>
+                <w:rFonts w:asciiTheme="minorHAnsi" w:hAnsiTheme="minorHAnsi"/>
+              </w:rPr>
               <w:fldChar w:fldCharType="end"/>
             </w:r>
           </w:p>
@@ -560,6 +627,32 @@
               <w:rPr>
                 <w:rFonts w:asciiTheme="minorHAnsi" w:hAnsiTheme="minorHAnsi"/>
               </w:rPr>
+              <w:fldChar w:fldCharType="end"/>
+            </w:r>
+          </w:p>
+          <w:p>
+            <w:pPr>
+              <w:pStyle w:val="FormFont2"/>
+              <w:rPr>
+                <w:rFonts w:asciiTheme="minorHAnsi" w:hAnsiTheme="minorHAnsi"/>
+              </w:rPr>
+            </w:pPr>
+            <w:r>
+              <w:rPr>
+                <w:rFonts w:asciiTheme="minorHAnsi" w:hAnsiTheme="minorHAnsi"/>
+              </w:rPr>
+              <w:fldChar w:fldCharType="begin"/>
+            </w:r>
+            <w:r>
+              <w:rPr>
+                <w:rFonts w:asciiTheme="minorHAnsi" w:hAnsiTheme="minorHAnsi"/>
+              </w:rPr>
+              <w:instrText xml:space="preserve"> MERGEFIELD  likesDislikes \b "Likes and dislikes: " </w:instrText>
+            </w:r>
+            <w:r>
+              <w:rPr>
+                <w:rFonts w:asciiTheme="minorHAnsi" w:hAnsiTheme="minorHAnsi"/>
+              </w:rPr>
               <w:fldChar w:fldCharType="separate"/>
             </w:r>
             <w:r>
@@ -567,40 +660,14 @@
                 <w:rFonts w:asciiTheme="minorHAnsi" w:hAnsiTheme="minorHAnsi"/>
                 <w:noProof/>
               </w:rPr>
-              <w:t xml:space="preserve">Strenghths: </w:t>
-            </w:r>
-            <w:r>
-              <w:rPr>
-                <w:rFonts w:asciiTheme="minorHAnsi" w:hAnsiTheme="minorHAnsi"/>
-                <w:noProof/>
-              </w:rPr>
-              <w:t>I'm still able to do some things for myself but I find it difficult to stand for long or walk far due to mobility and balance issues, and chronic pain.</w:t>
-            </w:r>
-            <w:r>
-              <w:rPr>
-                <w:rFonts w:asciiTheme="minorHAnsi" w:hAnsiTheme="minorHAnsi"/>
-              </w:rPr>
-              <w:fldChar w:fldCharType="end"/>
-            </w:r>
-          </w:p>
-          <w:p>
-            <w:pPr>
-              <w:pStyle w:val="FormFont2"/>
-              <w:rPr>
-                <w:rFonts w:asciiTheme="minorHAnsi" w:hAnsiTheme="minorHAnsi"/>
-              </w:rPr>
-            </w:pPr>
-            <w:r>
-              <w:rPr>
-                <w:rFonts w:asciiTheme="minorHAnsi" w:hAnsiTheme="minorHAnsi"/>
-              </w:rPr>
-              <w:fldChar w:fldCharType="begin"/>
-            </w:r>
-            <w:r>
-              <w:rPr>
-                <w:rFonts w:asciiTheme="minorHAnsi" w:hAnsiTheme="minorHAnsi"/>
-              </w:rPr>
-              <w:instrText xml:space="preserve"> MERGEFIELD  likesDislikes \b "Likes and dislikes: " </w:instrText>
+              <w:t xml:space="preserve">Likes and dislikes: </w:t>
+            </w:r>
+            <w:r>
+              <w:rPr>
+                <w:rFonts w:asciiTheme="minorHAnsi" w:hAnsiTheme="minorHAnsi"/>
+                <w:noProof/>
+              </w:rPr>
+              <w:t xml:space="preserve">Mrs Clarke enjoys listening to talk back radio and enjoys listening to music, enjoys going out for a tea/coffee and visiting the local shops and community. </w:t>
             </w:r>
             <w:r>
               <w:rPr>
@@ -767,6 +834,7 @@
               <w:pStyle w:val="FormFont2"/>
               <w:rPr>
                 <w:rFonts w:asciiTheme="minorHAnsi" w:hAnsiTheme="minorHAnsi"/>
+                <w:noProof/>
               </w:rPr>
             </w:pPr>
             <w:r>
@@ -792,8 +860,16 @@
                 <w:rFonts w:asciiTheme="minorHAnsi" w:hAnsiTheme="minorHAnsi"/>
                 <w:noProof/>
               </w:rPr>
-              <w:t xml:space="preserve">Ann has Diabetes type 2, Fibromyalgia, osteoarthritis, breathing difficulties/SOB, Atrial Fibrillation, Hypertension, High Cholesterol, Falls, Kidney disease, Knee, hip and shoulder replacements.  </w:t>
-            </w:r>
+              <w:t>Hypertension, Stress, Sleep disturbance, Mobility issues, urinary incontinence, Chronic pain (neurogenic secondary to shingles), Falls risk, Short term memory loss.</w:t>
+            </w:r>
+          </w:p>
+          <w:p>
+            <w:pPr>
+              <w:pStyle w:val="FormFont2"/>
+              <w:rPr>
+                <w:rFonts w:asciiTheme="minorHAnsi" w:hAnsiTheme="minorHAnsi"/>
+              </w:rPr>
+            </w:pPr>
             <w:r>
               <w:rPr>
                 <w:rFonts w:asciiTheme="minorHAnsi" w:hAnsiTheme="minorHAnsi"/>
@@ -837,6 +913,7 @@
               <w:pStyle w:val="FormFont2"/>
               <w:rPr>
                 <w:rFonts w:asciiTheme="minorHAnsi" w:hAnsiTheme="minorHAnsi"/>
+                <w:noProof/>
               </w:rPr>
             </w:pPr>
             <w:r>
@@ -862,8 +939,16 @@
                 <w:rFonts w:asciiTheme="minorHAnsi" w:hAnsiTheme="minorHAnsi"/>
                 <w:noProof/>
               </w:rPr>
-              <w:t>Ann cannot stand for long, has difficulties with bending activities, and experiences chronic pain.</w:t>
-            </w:r>
+              <w:t>Fatigue, Lack of motivation, Emotional and physical stress</w:t>
+            </w:r>
+          </w:p>
+          <w:p>
+            <w:pPr>
+              <w:pStyle w:val="FormFont2"/>
+              <w:rPr>
+                <w:rFonts w:asciiTheme="minorHAnsi" w:hAnsiTheme="minorHAnsi"/>
+              </w:rPr>
+            </w:pPr>
             <w:r>
               <w:rPr>
                 <w:rFonts w:asciiTheme="minorHAnsi" w:hAnsiTheme="minorHAnsi"/>
@@ -1070,7 +1155,7 @@
                 <w:rFonts w:asciiTheme="minorHAnsi" w:hAnsiTheme="minorHAnsi"/>
                 <w:noProof/>
               </w:rPr>
-              <w:t>No mobility aids</w:t>
+              <w:t>Walking stick</w:t>
             </w:r>
             <w:r>
               <w:rPr>
@@ -1163,7 +1248,7 @@
                 <w:rFonts w:asciiTheme="minorHAnsi" w:hAnsiTheme="minorHAnsi"/>
                 <w:noProof/>
               </w:rPr>
-              <w:t>Ann is aware of her care needs and can communicate independently.</w:t>
+              <w:t xml:space="preserve">Shirley has difficulty remembering recent events, peoples names and has difficulty panning day to day activities. </w:t>
             </w:r>
           </w:p>
           <w:p>
@@ -1178,7 +1263,7 @@
                 <w:rFonts w:asciiTheme="minorHAnsi" w:hAnsiTheme="minorHAnsi"/>
                 <w:noProof/>
               </w:rPr>
-              <w:t>Ann has a hearing impairment.</w:t>
+              <w:t>Shirley wears hearing aids and needs reminding to put them in after her shower.  She can manage them and knows what to do.  If she is having trouble she can call her son.</w:t>
             </w:r>
             <w:r>
               <w:rPr>
@@ -1522,7 +1607,7 @@
                 <w:sz w:val="24"/>
                 <w:szCs w:val="24"/>
               </w:rPr>
-              <w:t>Call my home phone,Call my mobile,Call my next of kin</w:t>
+              <w:t>Call my home phone,Call my next of kin</w:t>
             </w:r>
             <w:r>
               <w:rPr>
@@ -1652,7 +1737,7 @@
                 <w:sz w:val="24"/>
                 <w:szCs w:val="24"/>
               </w:rPr>
-              <w:t>Contact the emergency services (Police, Ambulance)</w:t>
+              <w:t>Do not contact emergency services</w:t>
             </w:r>
             <w:r>
               <w:rPr>
@@ -1904,7 +1989,7 @@
                 <w:sz w:val="24"/>
                 <w:szCs w:val="24"/>
               </w:rPr>
-              <w:t>No key safe</w:t>
+              <w:t xml:space="preserve">Key lock box next to meter box at front door, </w:t>
             </w:r>
             <w:r>
               <w:rPr>
@@ -1985,6 +2070,29 @@
                 <w:sz w:val="24"/>
                 <w:szCs w:val="24"/>
               </w:rPr>
+              <w:fldChar w:fldCharType="separate"/>
+            </w:r>
+            <w:r>
+              <w:rPr>
+                <w:rFonts w:asciiTheme="minorHAnsi" w:hAnsiTheme="minorHAnsi"/>
+                <w:b/>
+                <w:bCs/>
+                <w:noProof/>
+                <w:color w:val="0070C0"/>
+                <w:sz w:val="24"/>
+                <w:szCs w:val="24"/>
+              </w:rPr>
+              <w:t xml:space="preserve">emergency use only call office </w:t>
+            </w:r>
+            <w:r>
+              <w:rPr>
+                <w:rFonts w:asciiTheme="minorHAnsi" w:hAnsiTheme="minorHAnsi"/>
+                <w:b/>
+                <w:bCs/>
+                <w:color w:val="0070C0"/>
+                <w:sz w:val="24"/>
+                <w:szCs w:val="24"/>
+              </w:rPr>
               <w:fldChar w:fldCharType="end"/>
             </w:r>
           </w:p>
@@ -1992,9 +2100,13 @@
             <w:pPr>
               <w:pStyle w:val="FormFont2"/>
               <w:rPr>
-                <w:rFonts w:asciiTheme="minorHAnsi" w:hAnsiTheme="minorHAnsi" w:cstheme="minorHAnsi"/>
-                <w:sz w:val="22"/>
-                <w:szCs w:val="22"/>
+                <w:rFonts w:asciiTheme="minorHAnsi" w:hAnsiTheme="minorHAnsi"/>
+                <w:b/>
+                <w:bCs/>
+                <w:noProof/>
+                <w:color w:val="0070C0"/>
+                <w:sz w:val="24"/>
+                <w:szCs w:val="24"/>
               </w:rPr>
             </w:pPr>
             <w:r>
@@ -2044,6 +2156,117 @@
               </w:rPr>
               <w:instrText xml:space="preserve"> MERGEFIELD "emergencyPlanningOther" </w:instrText>
             </w:r>
+            <w:r>
+              <w:rPr>
+                <w:rFonts w:asciiTheme="minorHAnsi" w:hAnsiTheme="minorHAnsi"/>
+                <w:b/>
+                <w:bCs/>
+                <w:color w:val="0070C0"/>
+                <w:sz w:val="24"/>
+                <w:szCs w:val="24"/>
+              </w:rPr>
+              <w:fldChar w:fldCharType="separate"/>
+            </w:r>
+            <w:r>
+              <w:rPr>
+                <w:rFonts w:asciiTheme="minorHAnsi" w:hAnsiTheme="minorHAnsi"/>
+                <w:b/>
+                <w:bCs/>
+                <w:noProof/>
+                <w:color w:val="0070C0"/>
+                <w:sz w:val="24"/>
+                <w:szCs w:val="24"/>
+              </w:rPr>
+              <w:t>Call home phone</w:t>
+            </w:r>
+          </w:p>
+          <w:p>
+            <w:pPr>
+              <w:pStyle w:val="FormFont2"/>
+              <w:rPr>
+                <w:rFonts w:asciiTheme="minorHAnsi" w:hAnsiTheme="minorHAnsi"/>
+                <w:b/>
+                <w:bCs/>
+                <w:noProof/>
+                <w:color w:val="0070C0"/>
+                <w:sz w:val="24"/>
+                <w:szCs w:val="24"/>
+              </w:rPr>
+            </w:pPr>
+            <w:r>
+              <w:rPr>
+                <w:rFonts w:asciiTheme="minorHAnsi" w:hAnsiTheme="minorHAnsi"/>
+                <w:b/>
+                <w:bCs/>
+                <w:noProof/>
+                <w:color w:val="0070C0"/>
+                <w:sz w:val="24"/>
+                <w:szCs w:val="24"/>
+              </w:rPr>
+              <w:t>Enter through lock box</w:t>
+            </w:r>
+          </w:p>
+          <w:p>
+            <w:pPr>
+              <w:pStyle w:val="FormFont2"/>
+              <w:rPr>
+                <w:rFonts w:asciiTheme="minorHAnsi" w:hAnsiTheme="minorHAnsi"/>
+                <w:b/>
+                <w:bCs/>
+                <w:noProof/>
+                <w:color w:val="0070C0"/>
+                <w:sz w:val="24"/>
+                <w:szCs w:val="24"/>
+              </w:rPr>
+            </w:pPr>
+            <w:r>
+              <w:rPr>
+                <w:rFonts w:asciiTheme="minorHAnsi" w:hAnsiTheme="minorHAnsi"/>
+                <w:b/>
+                <w:bCs/>
+                <w:noProof/>
+                <w:color w:val="0070C0"/>
+                <w:sz w:val="24"/>
+                <w:szCs w:val="24"/>
+              </w:rPr>
+              <w:t>If client not home call Son Phil 0429 883 345</w:t>
+            </w:r>
+          </w:p>
+          <w:p>
+            <w:pPr>
+              <w:pStyle w:val="FormFont2"/>
+              <w:rPr>
+                <w:rFonts w:asciiTheme="minorHAnsi" w:hAnsiTheme="minorHAnsi"/>
+                <w:b/>
+                <w:bCs/>
+                <w:noProof/>
+                <w:color w:val="0070C0"/>
+                <w:sz w:val="24"/>
+                <w:szCs w:val="24"/>
+              </w:rPr>
+            </w:pPr>
+            <w:r>
+              <w:rPr>
+                <w:rFonts w:asciiTheme="minorHAnsi" w:hAnsiTheme="minorHAnsi"/>
+                <w:b/>
+                <w:bCs/>
+                <w:noProof/>
+                <w:color w:val="0070C0"/>
+                <w:sz w:val="24"/>
+                <w:szCs w:val="24"/>
+              </w:rPr>
+              <w:t>If unwell and responsive, call next of kin, Phil or Daughter-in-law Denae then ambulance if required.</w:t>
+            </w:r>
+          </w:p>
+          <w:p>
+            <w:pPr>
+              <w:pStyle w:val="FormFont2"/>
+              <w:rPr>
+                <w:rFonts w:asciiTheme="minorHAnsi" w:hAnsiTheme="minorHAnsi" w:cstheme="minorHAnsi"/>
+                <w:sz w:val="22"/>
+                <w:szCs w:val="22"/>
+              </w:rPr>
+            </w:pPr>
             <w:r>
               <w:rPr>
                 <w:rFonts w:asciiTheme="minorHAnsi" w:hAnsiTheme="minorHAnsi"/>
@@ -2094,12 +2317,12 @@
         <w:tblLook w:val="04A0" w:firstRow="1" w:lastRow="0" w:firstColumn="1" w:lastColumn="0" w:noHBand="0" w:noVBand="1"/>
       </w:tblPr>
       <w:tblGrid>
-        <w:gridCol w:w="4730"/>
-        <w:gridCol w:w="1396"/>
-        <w:gridCol w:w="1274"/>
-        <w:gridCol w:w="3418"/>
-        <w:gridCol w:w="3279"/>
-        <w:gridCol w:w="1368"/>
+        <w:gridCol w:w="4046"/>
+        <w:gridCol w:w="1733"/>
+        <w:gridCol w:w="1509"/>
+        <w:gridCol w:w="3532"/>
+        <w:gridCol w:w="3311"/>
+        <w:gridCol w:w="1334"/>
       </w:tblGrid>
       <w:tr>
         <w:trPr>
@@ -2317,7 +2540,7 @@
                 <w:noProof/>
                 <w:color w:val="0070C0"/>
               </w:rPr>
-              <w:t>Ann does not wish to access physio therapy at this time for mobility and falls risk assessment/therapy.</w:t>
+              <w:t>NA</w:t>
             </w:r>
             <w:r>
               <w:rPr>
@@ -2412,7 +2635,7 @@
                 <w:noProof/>
                 <w:color w:val="0070C0"/>
               </w:rPr>
-              <w:t>Ann has determined her own needs based on falls risk management information she has received.</w:t>
+              <w:t>NA</w:t>
             </w:r>
             <w:r>
               <w:rPr>
@@ -2521,7 +2744,7 @@
                 <w:b/>
                 <w:noProof/>
               </w:rPr>
-              <w:t>Potential for further reduction in falls risk related to nuero motor function.</w:t>
+              <w:t>NA</w:t>
             </w:r>
             <w:r>
               <w:rPr>
@@ -2578,7 +2801,7 @@
                 <w:noProof/>
                 <w:color w:val="0070C0"/>
               </w:rPr>
-              <w:t>Potential for further reduction in falls risk related to nuero motor function.</w:t>
+              <w:t>NA</w:t>
             </w:r>
             <w:r>
               <w:rPr>
@@ -2599,127 +2822,37 @@
               <w:pStyle w:val="FormFont2"/>
               <w:rPr>
                 <w:rFonts w:asciiTheme="minorHAnsi" w:hAnsiTheme="minorHAnsi"/>
-                <w:noProof/>
+                <w:b/>
+              </w:rPr>
+            </w:pPr>
+            <w:r>
+              <w:rPr>
+                <w:rFonts w:asciiTheme="minorHAnsi" w:hAnsiTheme="minorHAnsi"/>
                 <w:color w:val="0070C0"/>
               </w:rPr>
-            </w:pPr>
+              <w:fldChar w:fldCharType="begin"/>
+            </w:r>
             <w:r>
               <w:rPr>
                 <w:rFonts w:asciiTheme="minorHAnsi" w:hAnsiTheme="minorHAnsi"/>
                 <w:color w:val="0070C0"/>
               </w:rPr>
-              <w:fldChar w:fldCharType="begin"/>
+              <w:instrText xml:space="preserve"> MERGEFIELD "sharedRiskStrategies" </w:instrText>
             </w:r>
             <w:r>
               <w:rPr>
                 <w:rFonts w:asciiTheme="minorHAnsi" w:hAnsiTheme="minorHAnsi"/>
                 <w:color w:val="0070C0"/>
               </w:rPr>
-              <w:instrText xml:space="preserve"> MERGEFIELD "sharedRiskStrategies" </w:instrText>
-            </w:r>
-            <w:r>
-              <w:rPr>
-                <w:rFonts w:asciiTheme="minorHAnsi" w:hAnsiTheme="minorHAnsi"/>
+              <w:fldChar w:fldCharType="separate"/>
+            </w:r>
+            <w:r>
+              <w:rPr>
+                <w:rFonts w:asciiTheme="minorHAnsi" w:hAnsiTheme="minorHAnsi"/>
+                <w:noProof/>
                 <w:color w:val="0070C0"/>
               </w:rPr>
-              <w:fldChar w:fldCharType="separate"/>
-            </w:r>
-            <w:r>
-              <w:rPr>
-                <w:rFonts w:asciiTheme="minorHAnsi" w:hAnsiTheme="minorHAnsi"/>
-                <w:noProof/>
-                <w:color w:val="0070C0"/>
-              </w:rPr>
-              <w:t>Ann utilizes a Personal Emergency response system to reduce impact of potential falls.</w:t>
-            </w:r>
-          </w:p>
-          <w:p>
-            <w:pPr>
-              <w:pStyle w:val="FormFont2"/>
-              <w:rPr>
-                <w:rFonts w:asciiTheme="minorHAnsi" w:hAnsiTheme="minorHAnsi"/>
-                <w:noProof/>
-                <w:color w:val="0070C0"/>
-              </w:rPr>
-            </w:pPr>
-            <w:r>
-              <w:rPr>
-                <w:rFonts w:asciiTheme="minorHAnsi" w:hAnsiTheme="minorHAnsi"/>
-                <w:noProof/>
-                <w:color w:val="0070C0"/>
-              </w:rPr>
-              <w:t>Ann has railing in place in the bathroom and toilet to help her keep her balance during personal care routine.</w:t>
-            </w:r>
-          </w:p>
-          <w:p>
-            <w:pPr>
-              <w:pStyle w:val="FormFont2"/>
-              <w:rPr>
-                <w:rFonts w:asciiTheme="minorHAnsi" w:hAnsiTheme="minorHAnsi"/>
-                <w:noProof/>
-                <w:color w:val="0070C0"/>
-              </w:rPr>
-            </w:pPr>
-            <w:r>
-              <w:rPr>
-                <w:rFonts w:asciiTheme="minorHAnsi" w:hAnsiTheme="minorHAnsi"/>
-                <w:noProof/>
-                <w:color w:val="0070C0"/>
-              </w:rPr>
-              <w:t>Ann's husband will assist her with tasks that require higher dexterity/strength balance/ reach such as putting on shoes etc.</w:t>
-            </w:r>
-          </w:p>
-          <w:p>
-            <w:pPr>
-              <w:pStyle w:val="FormFont2"/>
-              <w:rPr>
-                <w:rFonts w:asciiTheme="minorHAnsi" w:hAnsiTheme="minorHAnsi"/>
-                <w:noProof/>
-                <w:color w:val="0070C0"/>
-              </w:rPr>
-            </w:pPr>
-            <w:r>
-              <w:rPr>
-                <w:rFonts w:asciiTheme="minorHAnsi" w:hAnsiTheme="minorHAnsi"/>
-                <w:noProof/>
-                <w:color w:val="0070C0"/>
-              </w:rPr>
-              <w:t>Ann is aware of the types of situations that will increase her risk and will mitigate these (i.e. ask for assistance to reach objects and over reach)</w:t>
-            </w:r>
-          </w:p>
-          <w:p>
-            <w:pPr>
-              <w:pStyle w:val="FormFont2"/>
-              <w:rPr>
-                <w:rFonts w:asciiTheme="minorHAnsi" w:hAnsiTheme="minorHAnsi"/>
-                <w:noProof/>
-                <w:color w:val="0070C0"/>
-              </w:rPr>
-            </w:pPr>
-            <w:r>
-              <w:rPr>
-                <w:rFonts w:asciiTheme="minorHAnsi" w:hAnsiTheme="minorHAnsi"/>
-                <w:noProof/>
-                <w:color w:val="0070C0"/>
-              </w:rPr>
-              <w:t>Ann uses a 4 wheeled walking frame to aid her mobility when in the community and walking longer distances.</w:t>
-            </w:r>
-          </w:p>
-          <w:p>
-            <w:pPr>
-              <w:pStyle w:val="FormFont2"/>
-              <w:rPr>
-                <w:rFonts w:asciiTheme="minorHAnsi" w:hAnsiTheme="minorHAnsi"/>
-                <w:b/>
-              </w:rPr>
-            </w:pPr>
-            <w:r>
-              <w:rPr>
-                <w:rFonts w:asciiTheme="minorHAnsi" w:hAnsiTheme="minorHAnsi"/>
-                <w:noProof/>
-                <w:color w:val="0070C0"/>
-              </w:rPr>
-              <w:t>Ann has accessed falls risk reduction information and is encouraged to continue to consider further falls risk reduction strategies and planning.</w:t>
+              <w:t>NA</w:t>
             </w:r>
             <w:r>
               <w:rPr>
@@ -2812,21 +2945,6 @@
                 <w:rFonts w:asciiTheme="minorHAnsi" w:hAnsiTheme="minorHAnsi"/>
                 <w:color w:val="0070C0"/>
               </w:rPr>
-              <w:fldChar w:fldCharType="separate"/>
-            </w:r>
-            <w:r>
-              <w:rPr>
-                <w:rFonts w:asciiTheme="minorHAnsi" w:hAnsiTheme="minorHAnsi"/>
-                <w:noProof/>
-                <w:color w:val="0070C0"/>
-              </w:rPr>
-              <w:t>2025-03-18</w:t>
-            </w:r>
-            <w:r>
-              <w:rPr>
-                <w:rFonts w:asciiTheme="minorHAnsi" w:hAnsiTheme="minorHAnsi"/>
-                <w:color w:val="0070C0"/>
-              </w:rPr>
               <w:fldChar w:fldCharType="end"/>
             </w:r>
           </w:p>
@@ -2855,7 +2973,6 @@
                 <w:rFonts w:asciiTheme="minorHAnsi" w:hAnsiTheme="minorHAnsi"/>
                 <w:bCs/>
               </w:rPr>
-              <w:lastRenderedPageBreak/>
               <w:t>This Shared Risk Plan has been discussed and agreed to with the (tick as appropriate)</w:t>
             </w:r>
           </w:p>
@@ -3359,6 +3476,7 @@
               <w:rPr>
                 <w:rFonts w:asciiTheme="minorHAnsi" w:hAnsiTheme="minorHAnsi"/>
               </w:rPr>
+              <w:lastRenderedPageBreak/>
               <w:t>IDENTIFIED NEED</w:t>
             </w:r>
           </w:p>
@@ -3498,11 +3616,6 @@
             </w:r>
           </w:p>
           <w:p>
-            <w:pPr>
-              <w:rPr>
-                <w:noProof/>
-              </w:rPr>
-            </w:pPr>
             <w:r>
               <w:rPr>
                 <w:noProof/>
@@ -3525,15 +3638,7 @@
               <w:rPr>
                 <w:noProof/>
               </w:rPr>
-              <w:t>Ann is alert and orientated and able to communicate effectively.</w:t>
-            </w:r>
-          </w:p>
-          <w:p>
-            <w:r>
-              <w:rPr>
-                <w:noProof/>
-              </w:rPr>
-              <w:t>No cognitive impairments.</w:t>
+              <w:t>Shirley is generally alert and oriented. She experiences some short term memory issues and does not recall recent events and names of her support workers at times.</w:t>
             </w:r>
             <w:r>
               <w:rPr>
@@ -3575,7 +3680,7 @@
               <w:rPr>
                 <w:noProof/>
               </w:rPr>
-              <w:t>Ann will report she feels safe and secure at all times.</w:t>
+              <w:t xml:space="preserve">Shirley wants to be as independent as possible where she can. </w:t>
             </w:r>
             <w:r>
               <w:rPr>
@@ -3594,6 +3699,11 @@
             <w:shd w:val="clear" w:color="auto" w:fill="auto"/>
           </w:tcPr>
           <w:p>
+            <w:pPr>
+              <w:rPr>
+                <w:noProof/>
+              </w:rPr>
+            </w:pPr>
             <w:r>
               <w:rPr>
                 <w:noProof/>
@@ -3616,7 +3726,28 @@
               <w:rPr>
                 <w:noProof/>
               </w:rPr>
-              <w:t>Ann is able to access health services independently.</w:t>
+              <w:t>Shirley wants to be given the autonomy of choice and control of her day-to-day decisions, likes and dislikes.</w:t>
+            </w:r>
+          </w:p>
+          <w:p>
+            <w:pPr>
+              <w:rPr>
+                <w:noProof/>
+              </w:rPr>
+            </w:pPr>
+            <w:r>
+              <w:rPr>
+                <w:noProof/>
+              </w:rPr>
+              <w:t>Shirley's Son will keep track of important tasks, (medical appointments, paying bills, medication self administration)</w:t>
+            </w:r>
+          </w:p>
+          <w:p>
+            <w:r>
+              <w:rPr>
+                <w:noProof/>
+              </w:rPr>
+              <w:t>Phil is Shirley's representative who checks in her on the days she does not have services and monitors her general wellbeing.</w:t>
             </w:r>
             <w:r>
               <w:rPr>
@@ -3646,6 +3777,18 @@
                 <w:noProof/>
               </w:rPr>
               <w:instrText xml:space="preserve"> MERGEFIELD "psychologicalSupportPlanInterventions" </w:instrText>
+            </w:r>
+            <w:r>
+              <w:rPr>
+                <w:noProof/>
+              </w:rPr>
+              <w:fldChar w:fldCharType="separate"/>
+            </w:r>
+            <w:r>
+              <w:rPr>
+                <w:noProof/>
+              </w:rPr>
+              <w:t>Southern Plus supports will offer choice and control to client in all tasks</w:t>
             </w:r>
             <w:r>
               <w:rPr>
@@ -3752,29 +3895,23 @@
               <w:rPr>
                 <w:noProof/>
               </w:rPr>
+              <w:t>Shirley is at increased risk of medical emergency and falls and is often at home alone.</w:t>
+            </w:r>
+          </w:p>
+          <w:p>
+            <w:pPr>
+              <w:rPr>
+                <w:noProof/>
+              </w:rPr>
+            </w:pPr>
+            <w:r>
+              <w:rPr>
+                <w:noProof/>
+              </w:rPr>
               <w:t>Potential for delayed access to emergency services.</w:t>
             </w:r>
           </w:p>
           <w:p>
-            <w:pPr>
-              <w:rPr>
-                <w:noProof/>
-              </w:rPr>
-            </w:pPr>
-            <w:r>
-              <w:rPr>
-                <w:noProof/>
-              </w:rPr>
-              <w:t>Ann is at increased risk of medical emergency and falls.</w:t>
-            </w:r>
-          </w:p>
-          <w:p>
-            <w:r>
-              <w:rPr>
-                <w:noProof/>
-              </w:rPr>
-              <w:t>Ann has a functional PERS.</w:t>
-            </w:r>
             <w:r>
               <w:rPr>
                 <w:noProof/>
@@ -3815,7 +3952,7 @@
               <w:rPr>
                 <w:noProof/>
               </w:rPr>
-              <w:t>Ann will have the ability to gain timely access to emergency services as needed.</w:t>
+              <w:t>Shirley will have the ability to gain timely access to emergency services as needed.</w:t>
             </w:r>
             <w:r>
               <w:rPr>
@@ -3835,11 +3972,6 @@
             <w:shd w:val="clear" w:color="auto" w:fill="auto"/>
           </w:tcPr>
           <w:p>
-            <w:pPr>
-              <w:rPr>
-                <w:noProof/>
-              </w:rPr>
-            </w:pPr>
             <w:r>
               <w:rPr>
                 <w:noProof/>
@@ -3862,15 +3994,7 @@
               <w:rPr>
                 <w:noProof/>
               </w:rPr>
-              <w:t>Ann will maintain functional access to a PERS and ensure that it is tested monthly.</w:t>
-            </w:r>
-          </w:p>
-          <w:p>
-            <w:r>
-              <w:rPr>
-                <w:noProof/>
-              </w:rPr>
-              <w:t>Ann will report any issues she is having with her devise for upgrade or renewal.</w:t>
+              <w:t>Apple watch which is set up for fall alert and health alerts etc.  Shirley's son Phil supports her to maintain and use this.</w:t>
             </w:r>
             <w:r>
               <w:rPr>
@@ -3901,18 +4025,6 @@
                 <w:noProof/>
               </w:rPr>
               <w:instrText xml:space="preserve"> MERGEFIELD "personalSafetySupportPlanInterventions" </w:instrText>
-            </w:r>
-            <w:r>
-              <w:rPr>
-                <w:noProof/>
-              </w:rPr>
-              <w:fldChar w:fldCharType="separate"/>
-            </w:r>
-            <w:r>
-              <w:rPr>
-                <w:noProof/>
-              </w:rPr>
-              <w:t>SCC will facilitate upgrade or renewal of PERS as/when required.</w:t>
             </w:r>
             <w:r>
               <w:rPr>
@@ -3994,11 +4106,6 @@
             </w:r>
           </w:p>
           <w:p>
-            <w:pPr>
-              <w:rPr>
-                <w:noProof/>
-              </w:rPr>
-            </w:pPr>
             <w:r>
               <w:rPr>
                 <w:noProof/>
@@ -4021,28 +4128,7 @@
               <w:rPr>
                 <w:noProof/>
               </w:rPr>
-              <w:t>Ann has difficulty completing self care tasks independently secondary to falls risk, reduced balance and activity tolerance, chronic pain and reduced range of motion.</w:t>
-            </w:r>
-          </w:p>
-          <w:p>
-            <w:pPr>
-              <w:rPr>
-                <w:noProof/>
-              </w:rPr>
-            </w:pPr>
-            <w:r>
-              <w:rPr>
-                <w:noProof/>
-              </w:rPr>
-              <w:t>Ann uses railing and Showering equipment to help her maintain her independence and safety while attending to her own personal care.</w:t>
-            </w:r>
-          </w:p>
-          <w:p>
-            <w:r>
-              <w:rPr>
-                <w:noProof/>
-              </w:rPr>
-              <w:t>Ann has been supported by her husband to complete showering and dressing tasks.</w:t>
+              <w:t>Shirley is able to complete all personal care tasks independently</w:t>
             </w:r>
             <w:r>
               <w:rPr>
@@ -4084,7 +4170,7 @@
               <w:rPr>
                 <w:noProof/>
               </w:rPr>
-              <w:t>Ann will report she is maintaining a satisfactory level of personal hygiene/dress and grooming.</w:t>
+              <w:t>Shirley will maintain independence with personal care.</w:t>
             </w:r>
             <w:r>
               <w:rPr>
@@ -4103,11 +4189,6 @@
             <w:shd w:val="clear" w:color="auto" w:fill="auto"/>
           </w:tcPr>
           <w:p>
-            <w:pPr>
-              <w:rPr>
-                <w:noProof/>
-              </w:rPr>
-            </w:pPr>
             <w:r>
               <w:rPr>
                 <w:noProof/>
@@ -4130,15 +4211,7 @@
               <w:rPr>
                 <w:noProof/>
               </w:rPr>
-              <w:t>Ann will continue to attend to her own personal care with the support of John.</w:t>
-            </w:r>
-          </w:p>
-          <w:p>
-            <w:r>
-              <w:rPr>
-                <w:noProof/>
-              </w:rPr>
-              <w:t>Ann will report any changes in her function for consideration of support plan review and increased formal supports.</w:t>
+              <w:t>Shirley is independent with all self care tasks showering and dressing.</w:t>
             </w:r>
             <w:r>
               <w:rPr>
@@ -4258,7 +4331,7 @@
               <w:rPr>
                 <w:noProof/>
               </w:rPr>
-              <w:t xml:space="preserve">Ann experiences incontinence </w:t>
+              <w:t>Shirley has urinary Incontinence. Need support with incontinence products</w:t>
             </w:r>
             <w:r>
               <w:rPr>
@@ -4306,7 +4379,7 @@
               <w:rPr>
                 <w:noProof/>
               </w:rPr>
-              <w:t>Ann will maintain social continence.</w:t>
+              <w:t>Shirley will maintain social continence.</w:t>
             </w:r>
             <w:r>
               <w:rPr>
@@ -4353,7 +4426,7 @@
               <w:rPr>
                 <w:noProof/>
               </w:rPr>
-              <w:t>Ann accesses financial support for incontinence aids via the Continence Aids Payment Scheme.</w:t>
+              <w:t>Shirley's son Phil will notify her Wellness Partner when she requires a supply of incontinence aids giving them 2 weeks notice for delivery.</w:t>
             </w:r>
             <w:r>
               <w:rPr>
@@ -4383,6 +4456,24 @@
                 <w:noProof/>
               </w:rPr>
               <w:instrText xml:space="preserve"> MERGEFIELD  eliminationSupportPlanInterventions \b "Continence: " </w:instrText>
+            </w:r>
+            <w:r>
+              <w:rPr>
+                <w:noProof/>
+              </w:rPr>
+              <w:fldChar w:fldCharType="separate"/>
+            </w:r>
+            <w:r>
+              <w:rPr>
+                <w:noProof/>
+              </w:rPr>
+              <w:t xml:space="preserve">Continence: </w:t>
+            </w:r>
+            <w:r>
+              <w:rPr>
+                <w:noProof/>
+              </w:rPr>
+              <w:t>Southern Plus will assist with provision of incontinence aids within the capacity of the budget.</w:t>
             </w:r>
             <w:r>
               <w:rPr>
@@ -4484,7 +4575,7 @@
               <w:rPr>
                 <w:noProof/>
               </w:rPr>
-              <w:t>No self care deficits identified.</w:t>
+              <w:t>Shirley requires supervision with her medication due to short term memory loss and other cognitive changes.  Shirley uses Webster packs for all her medication and has a well established routine. She however, does not always take medication at the right time in the mornings due to sleeping late.</w:t>
             </w:r>
             <w:r>
               <w:rPr>
@@ -4526,7 +4617,7 @@
               <w:rPr>
                 <w:noProof/>
               </w:rPr>
-              <w:t>Ann's medication will be managed safely and effectively</w:t>
+              <w:t>Shirley's medication will be managed safely and effectively.  Shirley wishes to continue to self administer medication.</w:t>
             </w:r>
             <w:r>
               <w:rPr>
@@ -4546,6 +4637,11 @@
             <w:shd w:val="clear" w:color="auto" w:fill="auto"/>
           </w:tcPr>
           <w:p>
+            <w:pPr>
+              <w:rPr>
+                <w:noProof/>
+              </w:rPr>
+            </w:pPr>
             <w:r>
               <w:rPr>
                 <w:noProof/>
@@ -4568,7 +4664,15 @@
               <w:rPr>
                 <w:noProof/>
               </w:rPr>
-              <w:t>Ann will continue to manage and self administer her own medication in consultation with her GP and pharmacist.</w:t>
+              <w:t>Shirley's family (Phil) will support Shirley to manage and self administer her own medication in consultation with her GP and pharmacist.</w:t>
+            </w:r>
+          </w:p>
+          <w:p>
+            <w:r>
+              <w:rPr>
+                <w:noProof/>
+              </w:rPr>
+              <w:t>Phil will monitor Shirley's medication use to ensure she is taking it correctly and request increased supports when needed.</w:t>
             </w:r>
             <w:r>
               <w:rPr>
@@ -4706,15 +4810,15 @@
               <w:rPr>
                 <w:noProof/>
               </w:rPr>
-              <w:t>Ann has a self care deficit related to meal preparation secondary to reduced activity tolerance/chronic pain and fatigue.</w:t>
-            </w:r>
-          </w:p>
-          <w:p>
-            <w:r>
-              <w:rPr>
-                <w:noProof/>
-              </w:rPr>
-              <w:t>Ann is at risk of Diabetic related complications.</w:t>
+              <w:t>Shirley requires support with Meal preparation and to complete her weekly shopping.</w:t>
+            </w:r>
+          </w:p>
+          <w:p>
+            <w:r>
+              <w:rPr>
+                <w:noProof/>
+              </w:rPr>
+              <w:t xml:space="preserve">Shirley fatigues very quickly and may need support to shop by list or to sit down somewhere safe in the shopping center at times while support workers complete shopping tasks.  </w:t>
             </w:r>
             <w:r>
               <w:rPr>
@@ -4734,6 +4838,11 @@
             <w:shd w:val="clear" w:color="auto" w:fill="auto"/>
           </w:tcPr>
           <w:p>
+            <w:pPr>
+              <w:rPr>
+                <w:noProof/>
+              </w:rPr>
+            </w:pPr>
             <w:r>
               <w:rPr>
                 <w:noProof/>
@@ -4756,7 +4865,15 @@
               <w:rPr>
                 <w:noProof/>
               </w:rPr>
-              <w:t>Ann will be adequately nourished and hydrated.</w:t>
+              <w:t>Shirley will be adequately nourished and hydrated.</w:t>
+            </w:r>
+          </w:p>
+          <w:p>
+            <w:r>
+              <w:rPr>
+                <w:noProof/>
+              </w:rPr>
+              <w:t>Shirley will report she is able to access the community to do her weekly shopping.</w:t>
             </w:r>
             <w:r>
               <w:rPr>
@@ -4803,41 +4920,28 @@
               <w:rPr>
                 <w:noProof/>
               </w:rPr>
-              <w:t>Ann will contribute and prepare some home cooked meals to supplement home delivered meals.</w:t>
-            </w:r>
-          </w:p>
-          <w:p>
-            <w:pPr>
-              <w:rPr>
-                <w:noProof/>
-              </w:rPr>
-            </w:pPr>
-            <w:r>
-              <w:rPr>
-                <w:noProof/>
-              </w:rPr>
-              <w:t>Ann will contribute to the set up, cost of the food portion of and ongoing ordering of meals.</w:t>
-            </w:r>
-          </w:p>
-          <w:p>
-            <w:pPr>
-              <w:rPr>
-                <w:noProof/>
-              </w:rPr>
-            </w:pPr>
-            <w:r>
-              <w:rPr>
-                <w:noProof/>
-              </w:rPr>
-              <w:t>Ann is able to continue weekly shopping with the support of John.</w:t>
-            </w:r>
-          </w:p>
-          <w:p>
-            <w:r>
-              <w:rPr>
-                <w:noProof/>
-              </w:rPr>
-              <w:t>Ann is aware of her care needs and is able to manage her own chronic health conditions in consultation with her GP and health care team.</w:t>
+              <w:t>Shirley will contribute to the set up, cost of the food portion of and ongoing ordering of meals.</w:t>
+            </w:r>
+          </w:p>
+          <w:p>
+            <w:pPr>
+              <w:rPr>
+                <w:noProof/>
+              </w:rPr>
+            </w:pPr>
+            <w:r>
+              <w:rPr>
+                <w:noProof/>
+              </w:rPr>
+              <w:t>Shirley is able to prepare her own simple meals and snacks and heat up home delivered meals.</w:t>
+            </w:r>
+          </w:p>
+          <w:p>
+            <w:r>
+              <w:rPr>
+                <w:noProof/>
+              </w:rPr>
+              <w:t>Shirley will participate in weekly/fortnightly shopping as able by - preparing a list of the things that she needs each week.  To go shopping with the support worker and participate in selecting items to be purchased as able.</w:t>
             </w:r>
             <w:r>
               <w:rPr>
@@ -4857,6 +4961,11 @@
             <w:shd w:val="clear" w:color="auto" w:fill="auto"/>
           </w:tcPr>
           <w:p>
+            <w:pPr>
+              <w:rPr>
+                <w:noProof/>
+              </w:rPr>
+            </w:pPr>
             <w:r>
               <w:rPr>
                 <w:noProof/>
@@ -4879,7 +4988,15 @@
               <w:rPr>
                 <w:noProof/>
               </w:rPr>
-              <w:t>Southern Plus will facilitate the provision of prepared and home delivered meals through light and easy.</w:t>
+              <w:t>Southern Plus will facilitate the provision of prepared and home delivered meals through Lite and Easy.</w:t>
+            </w:r>
+          </w:p>
+          <w:p>
+            <w:r>
+              <w:rPr>
+                <w:noProof/>
+              </w:rPr>
+              <w:t>Southern Plus support workers will assist Shirley with shopping each week on Tuesdays by supporting her to make a list, do the shopping and put away at home.</w:t>
             </w:r>
             <w:r>
               <w:rPr>
@@ -4987,7 +5104,7 @@
               <w:rPr>
                 <w:noProof/>
               </w:rPr>
-              <w:t>Ann cannot stand for long, has difficulties with bending activities, and experiences chronic pain. needs increased frequency as not able to cope doing things on her own on a weekly basis she has difficulty with mobility and balance and with bending, lifting, twisting, and push/pull tasks secondary to age related health issues.</w:t>
+              <w:t>Self care deficit related to household cleaning secondary to fatigue, activity intolerance (pain, falls risk)</w:t>
             </w:r>
             <w:r>
               <w:rPr>
@@ -5020,7 +5137,7 @@
               <w:rPr>
                 <w:noProof/>
               </w:rPr>
-              <w:t>Self care deficit related to maintenance of safe, accessible outdoor areas and access to the home secondary to difficulty with mobility and balance and with bending, lifting, twisting, and push/pull tasks secondary to age related health issues..</w:t>
+              <w:t xml:space="preserve">Shirley has declined mobility due to pain; fatigue stroke Client is unable to attend to home maintenance due to health conditions.  </w:t>
             </w:r>
             <w:r>
               <w:rPr>
@@ -5067,7 +5184,7 @@
               <w:rPr>
                 <w:noProof/>
               </w:rPr>
-              <w:t xml:space="preserve"> I would like help that assists me to stay at home. To maintain a clean and tidy home.</w:t>
+              <w:t>Shirleys home environment will be maintained in a clean and tidy state.</w:t>
             </w:r>
             <w:r>
               <w:rPr>
@@ -5078,6 +5195,11 @@
           </w:p>
           <w:p/>
           <w:p>
+            <w:pPr>
+              <w:rPr>
+                <w:noProof/>
+              </w:rPr>
+            </w:pPr>
             <w:r>
               <w:rPr>
                 <w:noProof/>
@@ -5100,8 +5222,23 @@
               <w:rPr>
                 <w:noProof/>
               </w:rPr>
-              <w:t>Anns home will be accessable and safe</w:t>
-            </w:r>
+              <w:t>To maintain home and garden maintenance with support from family</w:t>
+            </w:r>
+          </w:p>
+          <w:p>
+            <w:pPr>
+              <w:rPr>
+                <w:noProof/>
+              </w:rPr>
+            </w:pPr>
+            <w:r>
+              <w:rPr>
+                <w:noProof/>
+              </w:rPr>
+              <w:t>To be able to access home and garden maintenance as and when required</w:t>
+            </w:r>
+          </w:p>
+          <w:p>
             <w:r>
               <w:rPr>
                 <w:noProof/>
@@ -5147,7 +5284,7 @@
               <w:rPr>
                 <w:noProof/>
               </w:rPr>
-              <w:t>Olive will participate with cleaning tasks as able. Olive is very motivated.</w:t>
+              <w:t>Client is able to tidy up as required.</w:t>
             </w:r>
             <w:r>
               <w:rPr>
@@ -5180,7 +5317,7 @@
               <w:rPr>
                 <w:noProof/>
               </w:rPr>
-              <w:t>Ann's husband is currently attending to most tasks, however he is also having troubles due to age related functional changes.</w:t>
+              <w:t>Client will liaise with her son, Phil and request assistance as and when required</w:t>
             </w:r>
             <w:r>
               <w:rPr>
@@ -5227,125 +5364,80 @@
               <w:rPr>
                 <w:noProof/>
               </w:rPr>
-              <w:t>DOMESTIC ASSISTANCE:</w:t>
-            </w:r>
-          </w:p>
-          <w:p>
-            <w:pPr>
-              <w:rPr>
-                <w:noProof/>
-              </w:rPr>
-            </w:pPr>
-            <w:r>
-              <w:rPr>
-                <w:noProof/>
-              </w:rPr>
-              <w:t>- Vacuum and Mop Floors.</w:t>
-            </w:r>
-          </w:p>
-          <w:p>
-            <w:pPr>
-              <w:rPr>
-                <w:noProof/>
-              </w:rPr>
-            </w:pPr>
-            <w:r>
-              <w:rPr>
-                <w:noProof/>
-              </w:rPr>
-              <w:t>Support Workers to be guided by Mrs Holland as to what task she would like</w:t>
-            </w:r>
-          </w:p>
-          <w:p>
-            <w:pPr>
-              <w:rPr>
-                <w:noProof/>
-              </w:rPr>
-            </w:pPr>
-            <w:r>
-              <w:rPr>
-                <w:noProof/>
-              </w:rPr>
-              <w:t>assistance with.</w:t>
-            </w:r>
-          </w:p>
-          <w:p>
-            <w:pPr>
-              <w:rPr>
-                <w:noProof/>
-              </w:rPr>
-            </w:pPr>
-            <w:r>
-              <w:rPr>
-                <w:noProof/>
-              </w:rPr>
-              <w:t>The tasks may include:</w:t>
-            </w:r>
-          </w:p>
-          <w:p>
-            <w:pPr>
-              <w:rPr>
-                <w:noProof/>
-              </w:rPr>
-            </w:pPr>
-            <w:r>
-              <w:rPr>
-                <w:noProof/>
-              </w:rPr>
-              <w:t>- Skirting boards,</w:t>
-            </w:r>
-          </w:p>
-          <w:p>
-            <w:pPr>
-              <w:rPr>
-                <w:noProof/>
-              </w:rPr>
-            </w:pPr>
-            <w:r>
-              <w:rPr>
-                <w:noProof/>
-              </w:rPr>
-              <w:t>- Light window cleaning,</w:t>
-            </w:r>
-          </w:p>
-          <w:p>
-            <w:pPr>
-              <w:rPr>
-                <w:noProof/>
-              </w:rPr>
-            </w:pPr>
-            <w:r>
-              <w:rPr>
-                <w:noProof/>
-              </w:rPr>
-              <w:t>- Cleaning cupboards,</w:t>
-            </w:r>
-          </w:p>
-          <w:p>
-            <w:pPr>
-              <w:rPr>
-                <w:noProof/>
-              </w:rPr>
-            </w:pPr>
-            <w:r>
-              <w:rPr>
-                <w:noProof/>
-              </w:rPr>
-              <w:t>- Dusting low shelves.</w:t>
-            </w:r>
-          </w:p>
-          <w:p>
-            <w:pPr>
-              <w:rPr>
-                <w:noProof/>
-              </w:rPr>
-            </w:pPr>
-            <w:r>
-              <w:rPr>
-                <w:noProof/>
-              </w:rPr>
-              <w:t>- Dusting blinds</w:t>
-            </w:r>
+              <w:t>Domestic Weekly 1.25 hours weekly</w:t>
+            </w:r>
+          </w:p>
+          <w:p>
+            <w:pPr>
+              <w:rPr>
+                <w:noProof/>
+              </w:rPr>
+            </w:pPr>
+            <w:r>
+              <w:rPr>
+                <w:noProof/>
+              </w:rPr>
+              <w:t>Vacuum and mop floors in all main living areas including bedroom and bathroom.</w:t>
+            </w:r>
+          </w:p>
+          <w:p>
+            <w:pPr>
+              <w:rPr>
+                <w:noProof/>
+              </w:rPr>
+            </w:pPr>
+            <w:r>
+              <w:rPr>
+                <w:noProof/>
+              </w:rPr>
+              <w:t>Clean bathroom and toilet areas, wipe out shower recess.</w:t>
+            </w:r>
+          </w:p>
+          <w:p>
+            <w:pPr>
+              <w:rPr>
+                <w:noProof/>
+              </w:rPr>
+            </w:pPr>
+            <w:r>
+              <w:rPr>
+                <w:noProof/>
+              </w:rPr>
+              <w:t>Change bed linen, check washing, load of washing may need to be put on or hung out to dry.</w:t>
+            </w:r>
+          </w:p>
+          <w:p>
+            <w:pPr>
+              <w:rPr>
+                <w:noProof/>
+              </w:rPr>
+            </w:pPr>
+            <w:r>
+              <w:rPr>
+                <w:noProof/>
+              </w:rPr>
+              <w:t>SW to ensure sort, tidy and fold linen and clothing and put away to reduce clutter in the home.</w:t>
+            </w:r>
+          </w:p>
+          <w:p>
+            <w:pPr>
+              <w:rPr>
+                <w:noProof/>
+              </w:rPr>
+            </w:pPr>
+            <w:r>
+              <w:rPr>
+                <w:noProof/>
+              </w:rPr>
+              <w:t xml:space="preserve">Dispose of any uneaten meals in fridge </w:t>
+            </w:r>
+          </w:p>
+          <w:p>
+            <w:pPr>
+              <w:rPr>
+                <w:noProof/>
+              </w:rPr>
+            </w:pPr>
             <w:r>
               <w:rPr>
                 <w:noProof/>
@@ -5366,18 +5458,6 @@
                 <w:noProof/>
               </w:rPr>
               <w:instrText xml:space="preserve"> MERGEFIELD "HGMSupportPlanInterventions" </w:instrText>
-            </w:r>
-            <w:r>
-              <w:rPr>
-                <w:noProof/>
-              </w:rPr>
-              <w:fldChar w:fldCharType="separate"/>
-            </w:r>
-            <w:r>
-              <w:rPr>
-                <w:noProof/>
-              </w:rPr>
-              <w:t>SCC will facilitate support with home and garden maintenance, window cleaning services and gutter cleaning services on an ad hoc basis within capacity of HCP budget and unspent funds as needed.</w:t>
             </w:r>
             <w:r>
               <w:rPr>
@@ -5485,11 +5565,6 @@
             </w:r>
           </w:p>
           <w:p>
-            <w:pPr>
-              <w:rPr>
-                <w:noProof/>
-              </w:rPr>
-            </w:pPr>
             <w:r>
               <w:rPr>
                 <w:noProof/>
@@ -5512,23 +5587,8 @@
               <w:rPr>
                 <w:noProof/>
               </w:rPr>
-              <w:t>Ann lives in a secure area in a well maintained home with her Husband John.</w:t>
-            </w:r>
-          </w:p>
-          <w:p>
-            <w:pPr>
-              <w:rPr>
-                <w:noProof/>
-              </w:rPr>
-            </w:pPr>
-            <w:r>
-              <w:rPr>
-                <w:noProof/>
-              </w:rPr>
-              <w:t>Ann does not live in a bush fire prone area.</w:t>
-            </w:r>
-          </w:p>
-          <w:p>
+              <w:t>Phil (son) reports that Shirley has had a home safety assessment and the home is well set up for her.</w:t>
+            </w:r>
             <w:r>
               <w:rPr>
                 <w:noProof/>
@@ -5563,6 +5623,18 @@
               <w:rPr>
                 <w:noProof/>
               </w:rPr>
+              <w:fldChar w:fldCharType="separate"/>
+            </w:r>
+            <w:r>
+              <w:rPr>
+                <w:noProof/>
+              </w:rPr>
+              <w:t>Environmental risks will be identified, reduced/mitigated.</w:t>
+            </w:r>
+            <w:r>
+              <w:rPr>
+                <w:noProof/>
+              </w:rPr>
               <w:fldChar w:fldCharType="end"/>
             </w:r>
           </w:p>
@@ -5577,6 +5649,11 @@
             <w:shd w:val="clear" w:color="auto" w:fill="auto"/>
           </w:tcPr>
           <w:p>
+            <w:pPr>
+              <w:rPr>
+                <w:noProof/>
+              </w:rPr>
+            </w:pPr>
             <w:r>
               <w:rPr>
                 <w:noProof/>
@@ -5588,6 +5665,26 @@
                 <w:noProof/>
               </w:rPr>
               <w:instrText xml:space="preserve"> MERGEFIELD "environmentSP_Client" </w:instrText>
+            </w:r>
+            <w:r>
+              <w:rPr>
+                <w:noProof/>
+              </w:rPr>
+              <w:fldChar w:fldCharType="separate"/>
+            </w:r>
+            <w:r>
+              <w:rPr>
+                <w:noProof/>
+              </w:rPr>
+              <w:t>Phil will arrange safety checks to ensure that smoke alarms and RCD are functioning correctly.</w:t>
+            </w:r>
+          </w:p>
+          <w:p>
+            <w:r>
+              <w:rPr>
+                <w:noProof/>
+              </w:rPr>
+              <w:t>Phil will perform risk and hazard assessments and seek support from WP to manage these when identified.</w:t>
             </w:r>
             <w:r>
               <w:rPr>
@@ -5618,6 +5715,18 @@
                 <w:noProof/>
               </w:rPr>
               <w:instrText xml:space="preserve"> MERGEFIELD "environmentSupportPlanInterventions" </w:instrText>
+            </w:r>
+            <w:r>
+              <w:rPr>
+                <w:noProof/>
+              </w:rPr>
+              <w:fldChar w:fldCharType="separate"/>
+            </w:r>
+            <w:r>
+              <w:rPr>
+                <w:noProof/>
+              </w:rPr>
+              <w:t>SCC staff will conduct risk assessment at each home visit and report hazards and incidents.</w:t>
             </w:r>
             <w:r>
               <w:rPr>
@@ -5704,6 +5813,11 @@
             </w:r>
           </w:p>
           <w:p>
+            <w:pPr>
+              <w:rPr>
+                <w:noProof/>
+              </w:rPr>
+            </w:pPr>
             <w:r>
               <w:rPr>
                 <w:noProof/>
@@ -5726,7 +5840,15 @@
               <w:rPr>
                 <w:noProof/>
               </w:rPr>
-              <w:t>Ann is well supported and engages with family and friends independently.</w:t>
+              <w:t xml:space="preserve">Client has low mood at times and Client experiences anxiety </w:t>
+            </w:r>
+          </w:p>
+          <w:p>
+            <w:r>
+              <w:rPr>
+                <w:noProof/>
+              </w:rPr>
+              <w:t>Shirley is at risk of social isolation secondary to age related mobility and cognitive decline</w:t>
             </w:r>
             <w:r>
               <w:rPr>
@@ -5768,7 +5890,7 @@
               <w:rPr>
                 <w:noProof/>
               </w:rPr>
-              <w:t>Ann will report that she is satisfied with her level of social and community involvement.  She will report that she is not bored or lonely.</w:t>
+              <w:t>Client wants to have meaningful conversations. To be supported with social support to eliminate social isolation and be able to access the community for activities and shopping</w:t>
             </w:r>
             <w:r>
               <w:rPr>
@@ -5788,6 +5910,11 @@
             <w:shd w:val="clear" w:color="auto" w:fill="auto"/>
           </w:tcPr>
           <w:p>
+            <w:pPr>
+              <w:rPr>
+                <w:noProof/>
+              </w:rPr>
+            </w:pPr>
             <w:r>
               <w:rPr>
                 <w:noProof/>
@@ -5810,7 +5937,28 @@
               <w:rPr>
                 <w:noProof/>
               </w:rPr>
-              <w:t>Ann will maintain social connections and access the community with the support of family/independently.</w:t>
+              <w:t>Shirley will engage in social support  weekly with SCC Support worker</w:t>
+            </w:r>
+          </w:p>
+          <w:p>
+            <w:pPr>
+              <w:rPr>
+                <w:noProof/>
+              </w:rPr>
+            </w:pPr>
+            <w:r>
+              <w:rPr>
+                <w:noProof/>
+              </w:rPr>
+              <w:t>Shirley would like to return to social outings with Amana Living but this is currently on hold as client feels tired to attend and after some of her friends passing however she enjoys being at home.</w:t>
+            </w:r>
+          </w:p>
+          <w:p>
+            <w:r>
+              <w:rPr>
+                <w:noProof/>
+              </w:rPr>
+              <w:t>Shirley's family will visit her and take her out on the days she does not have support visits.</w:t>
             </w:r>
             <w:r>
               <w:rPr>
@@ -5830,6 +5978,11 @@
             <w:shd w:val="clear" w:color="auto" w:fill="auto"/>
           </w:tcPr>
           <w:p>
+            <w:pPr>
+              <w:rPr>
+                <w:noProof/>
+              </w:rPr>
+            </w:pPr>
             <w:r>
               <w:rPr>
                 <w:noProof/>
@@ -5842,6 +5995,33 @@
               </w:rPr>
               <w:instrText xml:space="preserve"> MERGEFIELD "socialSupportPlanInterventions" </w:instrText>
             </w:r>
+            <w:r>
+              <w:rPr>
+                <w:noProof/>
+              </w:rPr>
+              <w:fldChar w:fldCharType="separate"/>
+            </w:r>
+            <w:r>
+              <w:rPr>
+                <w:noProof/>
+              </w:rPr>
+              <w:t>Southern Plus support workers will provide extra companionship/social interaction during support services.</w:t>
+            </w:r>
+          </w:p>
+          <w:p>
+            <w:pPr>
+              <w:rPr>
+                <w:noProof/>
+              </w:rPr>
+            </w:pPr>
+            <w:r>
+              <w:rPr>
+                <w:noProof/>
+              </w:rPr>
+              <w:t>Physio therapy program supported by Allied Health assistance weekly to support exercise and provide social interaction.</w:t>
+            </w:r>
+          </w:p>
+          <w:p>
             <w:r>
               <w:rPr>
                 <w:noProof/>
@@ -5909,6 +6089,7 @@
                 <w:b/>
                 <w:bCs/>
               </w:rPr>
+              <w:lastRenderedPageBreak/>
               <w:t>TRANSPORT</w:t>
             </w:r>
             <w:r>
@@ -5942,7 +6123,7 @@
               <w:rPr>
                 <w:noProof/>
               </w:rPr>
-              <w:t>Ann relies on her husband for transport. They have their own car.  Ann has a WA fuel card which she is aware she can use for taxi's .  Discussed potential for CAB charge cards for future reference.</w:t>
+              <w:t>Client requires assistance with transport to medical appointments and Day centre and accessing the community</w:t>
             </w:r>
             <w:r>
               <w:rPr>
@@ -5984,7 +6165,7 @@
               <w:rPr>
                 <w:noProof/>
               </w:rPr>
-              <w:t>Ann will be able to access the community to attend medical and allied health appointments.</w:t>
+              <w:t>Client would like support with accessing her medical appointments and day centre and accessing the community</w:t>
             </w:r>
             <w:r>
               <w:rPr>
@@ -6004,6 +6185,11 @@
             <w:shd w:val="clear" w:color="auto" w:fill="auto"/>
           </w:tcPr>
           <w:p>
+            <w:pPr>
+              <w:rPr>
+                <w:noProof/>
+              </w:rPr>
+            </w:pPr>
             <w:r>
               <w:rPr>
                 <w:noProof/>
@@ -6026,8 +6212,36 @@
               <w:rPr>
                 <w:noProof/>
               </w:rPr>
-              <w:t>Ann will contact Southern Plus office to advise of transport requirements providing as much notice as possible for requirements to be met.</w:t>
-            </w:r>
+              <w:t>Clients’ daughter will drive her to access the community</w:t>
+            </w:r>
+          </w:p>
+          <w:p>
+            <w:pPr>
+              <w:rPr>
+                <w:noProof/>
+              </w:rPr>
+            </w:pPr>
+            <w:r>
+              <w:rPr>
+                <w:noProof/>
+              </w:rPr>
+              <w:t xml:space="preserve">Clients’ daughter will drive her to attend medical appointments </w:t>
+            </w:r>
+          </w:p>
+          <w:p>
+            <w:pPr>
+              <w:rPr>
+                <w:noProof/>
+              </w:rPr>
+            </w:pPr>
+            <w:r>
+              <w:rPr>
+                <w:noProof/>
+              </w:rPr>
+              <w:t>Day centre will pick client up when attending day centre</w:t>
+            </w:r>
+          </w:p>
+          <w:p>
             <w:r>
               <w:rPr>
                 <w:noProof/>
@@ -6056,18 +6270,6 @@
                 <w:noProof/>
               </w:rPr>
               <w:instrText xml:space="preserve"> MERGEFIELD "transportSupportPlanFactors" </w:instrText>
-            </w:r>
-            <w:r>
-              <w:rPr>
-                <w:noProof/>
-              </w:rPr>
-              <w:fldChar w:fldCharType="separate"/>
-            </w:r>
-            <w:r>
-              <w:rPr>
-                <w:noProof/>
-              </w:rPr>
-              <w:t>Southern Plus support workers will provide transport to appointments as required within capacity of HCP funding.</w:t>
             </w:r>
             <w:r>
               <w:rPr>
@@ -6135,7 +6337,6 @@
                 <w:b/>
                 <w:bCs/>
               </w:rPr>
-              <w:lastRenderedPageBreak/>
               <w:t>MAINTAINING PHYSICAL ACTIVITY &amp; FUNCTION</w:t>
             </w:r>
             <w:r>
@@ -6174,41 +6375,28 @@
               <w:rPr>
                 <w:noProof/>
               </w:rPr>
-              <w:t>Ann has experienced frequent falls in the last 12 months.</w:t>
-            </w:r>
-          </w:p>
-          <w:p>
-            <w:pPr>
-              <w:rPr>
-                <w:noProof/>
-              </w:rPr>
-            </w:pPr>
-            <w:r>
-              <w:rPr>
-                <w:noProof/>
-              </w:rPr>
-              <w:t xml:space="preserve">Ann reports that she is comfortable with moving around her house and with sit to stand transfers.  </w:t>
-            </w:r>
-          </w:p>
-          <w:p>
-            <w:pPr>
-              <w:rPr>
-                <w:noProof/>
-              </w:rPr>
-            </w:pPr>
-            <w:r>
-              <w:rPr>
-                <w:noProof/>
-              </w:rPr>
-              <w:t>Ann has railing in her shower, bathroom and toilet to support transfers in and out and help her with balance while completing ADLs.</w:t>
-            </w:r>
-          </w:p>
-          <w:p>
-            <w:r>
-              <w:rPr>
-                <w:noProof/>
-              </w:rPr>
-              <w:t>Ann has attended the falls clinic at Bunbury Hospital.</w:t>
+              <w:t>Mobility impairment and is at risk of falls, Shirley fatigues very quickly.  Shirley is independent with Mobility in her home but requires supervision when outside of her home in unfamiliar environments.</w:t>
+            </w:r>
+          </w:p>
+          <w:p>
+            <w:pPr>
+              <w:rPr>
+                <w:noProof/>
+              </w:rPr>
+            </w:pPr>
+            <w:r>
+              <w:rPr>
+                <w:noProof/>
+              </w:rPr>
+              <w:t>Rails have been installed in the bathroom and toilet</w:t>
+            </w:r>
+          </w:p>
+          <w:p>
+            <w:r>
+              <w:rPr>
+                <w:noProof/>
+              </w:rPr>
+              <w:t>Participating in HEP under supervision of allied health assistant.  Shirley is needing ongoing prompting to complete tasks.  HEP program also provides good social support.</w:t>
             </w:r>
             <w:r>
               <w:rPr>
@@ -6255,15 +6443,15 @@
               <w:rPr>
                 <w:noProof/>
               </w:rPr>
-              <w:t>Falls will be prevented.</w:t>
-            </w:r>
-          </w:p>
-          <w:p>
-            <w:r>
-              <w:rPr>
-                <w:noProof/>
-              </w:rPr>
-              <w:t>Ann will report she feels safe and confident when ambulating.</w:t>
+              <w:t>To maintain independence with mobility for as long as possible</w:t>
+            </w:r>
+          </w:p>
+          <w:p>
+            <w:r>
+              <w:rPr>
+                <w:noProof/>
+              </w:rPr>
+              <w:t>Shirley will report she feels safe and confident when ambulating.</w:t>
             </w:r>
             <w:r>
               <w:rPr>
@@ -6284,6 +6472,11 @@
             <w:shd w:val="clear" w:color="auto" w:fill="auto"/>
           </w:tcPr>
           <w:p>
+            <w:pPr>
+              <w:rPr>
+                <w:noProof/>
+              </w:rPr>
+            </w:pPr>
             <w:r>
               <w:rPr>
                 <w:noProof/>
@@ -6306,7 +6499,28 @@
               <w:rPr>
                 <w:noProof/>
               </w:rPr>
-              <w:t>Ann is able to mobilize independently and make decisions about the use of mobility aids based on advice given to her from her falls clinic attendance.</w:t>
+              <w:t>Shirley will participate in her home exercise program as per physiotherapy plan.</w:t>
+            </w:r>
+          </w:p>
+          <w:p>
+            <w:pPr>
+              <w:rPr>
+                <w:noProof/>
+              </w:rPr>
+            </w:pPr>
+            <w:r>
+              <w:rPr>
+                <w:noProof/>
+              </w:rPr>
+              <w:t>Shirley will use her mobility aid (walking stick when outdoors) as recommended by her Physiotherapist.</w:t>
+            </w:r>
+          </w:p>
+          <w:p>
+            <w:r>
+              <w:rPr>
+                <w:noProof/>
+              </w:rPr>
+              <w:t>Shirley to wear appropriate footwear (as per Stay on Your Feet information)</w:t>
             </w:r>
             <w:r>
               <w:rPr>
@@ -6326,6 +6540,11 @@
             <w:shd w:val="clear" w:color="auto" w:fill="auto"/>
           </w:tcPr>
           <w:p>
+            <w:pPr>
+              <w:rPr>
+                <w:noProof/>
+              </w:rPr>
+            </w:pPr>
             <w:r>
               <w:rPr>
                 <w:noProof/>
@@ -6348,7 +6567,15 @@
               <w:rPr>
                 <w:noProof/>
               </w:rPr>
-              <w:t>Full falls risk assessment and follow up to address identified risks will be offered to Ann at initial assessment and as required.</w:t>
+              <w:t>Southern Plus will facilitate referral for Physiotherapy.</w:t>
+            </w:r>
+          </w:p>
+          <w:p>
+            <w:r>
+              <w:rPr>
+                <w:noProof/>
+              </w:rPr>
+              <w:t>Southern Plus will facilitate Podiatry services to support healthy feet.</w:t>
             </w:r>
             <w:r>
               <w:rPr>
@@ -6580,6 +6807,7 @@
                 <w:b/>
                 <w:bCs/>
               </w:rPr>
+              <w:lastRenderedPageBreak/>
               <w:t>CLINICAL CARE</w:t>
             </w:r>
             <w:r>
@@ -6855,7 +7083,6 @@
                 <w:rFonts w:asciiTheme="minorHAnsi" w:hAnsiTheme="minorHAnsi"/>
                 <w:b/>
               </w:rPr>
-              <w:lastRenderedPageBreak/>
               <w:t>WELLNESS PARTNER RESPONSIBILITIES</w:t>
             </w:r>
           </w:p>
@@ -7409,6 +7636,11 @@
             </w:tcBorders>
           </w:tcPr>
           <w:p>
+            <w:pPr>
+              <w:rPr>
+                <w:noProof/>
+              </w:rPr>
+            </w:pPr>
             <w:r>
               <w:rPr>
                 <w:noProof/>
@@ -7421,6 +7653,20 @@
               </w:rPr>
               <w:instrText xml:space="preserve"> MERGEFIELD "tuesdayAM" </w:instrText>
             </w:r>
+            <w:r>
+              <w:rPr>
+                <w:noProof/>
+              </w:rPr>
+              <w:fldChar w:fldCharType="separate"/>
+            </w:r>
+            <w:r>
+              <w:rPr>
+                <w:noProof/>
+              </w:rPr>
+              <w:t xml:space="preserve">SOCIAL SUPPORT (shopping) 1.5 Hrs weekly </w:t>
+            </w:r>
+          </w:p>
+          <w:p>
             <w:r>
               <w:rPr>
                 <w:noProof/>
@@ -7454,6 +7700,18 @@
               <w:rPr>
                 <w:noProof/>
               </w:rPr>
+              <w:fldChar w:fldCharType="separate"/>
+            </w:r>
+            <w:r>
+              <w:rPr>
+                <w:noProof/>
+              </w:rPr>
+              <w:t>1.25 hours cleaning support weekly</w:t>
+            </w:r>
+            <w:r>
+              <w:rPr>
+                <w:noProof/>
+              </w:rPr>
               <w:fldChar w:fldCharType="end"/>
             </w:r>
           </w:p>
@@ -7483,6 +7741,18 @@
               <w:rPr>
                 <w:noProof/>
               </w:rPr>
+              <w:fldChar w:fldCharType="separate"/>
+            </w:r>
+            <w:r>
+              <w:rPr>
+                <w:noProof/>
+              </w:rPr>
+              <w:t>Social Support/PC 30-45 mins weekly</w:t>
+            </w:r>
+            <w:r>
+              <w:rPr>
+                <w:noProof/>
+              </w:rPr>
               <w:fldChar w:fldCharType="end"/>
             </w:r>
           </w:p>
@@ -7507,18 +7777,6 @@
                 <w:noProof/>
               </w:rPr>
               <w:instrText xml:space="preserve"> MERGEFIELD "fridayAM" </w:instrText>
-            </w:r>
-            <w:r>
-              <w:rPr>
-                <w:noProof/>
-              </w:rPr>
-              <w:fldChar w:fldCharType="separate"/>
-            </w:r>
-            <w:r>
-              <w:rPr>
-                <w:noProof/>
-              </w:rPr>
-              <w:t>2 hours DA Fortnightly</w:t>
             </w:r>
             <w:r>
               <w:rPr>
@@ -9194,7 +9452,7 @@
               <w:rFonts w:asciiTheme="minorHAnsi" w:hAnsiTheme="minorHAnsi"/>
               <w:noProof/>
             </w:rPr>
-            <w:t>24/08/1937</w:t>
+            <w:t>03/09/1936</w:t>
           </w:r>
           <w:r>
             <w:rPr>
@@ -9257,7 +9515,7 @@
               <w:rFonts w:asciiTheme="minorHAnsi" w:hAnsiTheme="minorHAnsi"/>
               <w:noProof/>
             </w:rPr>
-            <w:t>Olive</w:t>
+            <w:t>Shirley</w:t>
           </w:r>
           <w:r>
             <w:rPr>
@@ -9294,7 +9552,7 @@
               <w:rFonts w:asciiTheme="minorHAnsi" w:hAnsiTheme="minorHAnsi"/>
               <w:noProof/>
             </w:rPr>
-            <w:t>Holland</w:t>
+            <w:t>Clarke</w:t>
           </w:r>
           <w:r>
             <w:rPr>
@@ -9367,7 +9625,7 @@
               <w:sz w:val="16"/>
               <w:szCs w:val="16"/>
             </w:rPr>
-            <w:t>25/09/2024</w:t>
+            <w:t>18/10/2024</w:t>
           </w:r>
           <w:r>
             <w:rPr>
@@ -9603,7 +9861,7 @@
         <v:path o:extrusionok="f" gradientshapeok="t" o:connecttype="rect"/>
         <o:lock v:ext="edit" aspectratio="t"/>
       </v:shapetype>
-      <v:shape id="_x0000_i1032" type="#_x0000_t75" style="width:11.25pt;height:11.25pt" o:bullet="t">
+      <v:shape id="_x0000_i1037" type="#_x0000_t75" style="width:11.25pt;height:11.25pt" o:bullet="t">
         <v:imagedata r:id="rId1" o:title="mso3683"/>
       </v:shape>
     </w:pict>
@@ -13511,6 +13769,21 @@
 </file>
 
 <file path=customXml/item2.xml><?xml version="1.0" encoding="utf-8"?>
+<b:Sources xmlns:b="http://schemas.openxmlformats.org/officeDocument/2006/bibliography" xmlns="http://schemas.openxmlformats.org/officeDocument/2006/bibliography" SelectedStyle="\APA.XSL" StyleName="APA"/>
+</file>
+
+<file path=customXml/item3.xml><?xml version="1.0" encoding="utf-8"?>
+<p:properties xmlns:p="http://schemas.microsoft.com/office/2006/metadata/properties" xmlns:xsi="http://www.w3.org/2001/XMLSchema-instance" xmlns:pc="http://schemas.microsoft.com/office/infopath/2007/PartnerControls">
+  <documentManagement>
+    <PublishingExpirationDate xmlns="http://schemas.microsoft.com/sharepoint/v3" xsi:nil="true"/>
+    <Documenttype2 xmlns="0ce37e29-1057-4d1e-8fe4-135ae9ef8a58">Form</Documenttype2>
+    <PublishingStartDate xmlns="http://schemas.microsoft.com/sharepoint/v3" xsi:nil="true"/>
+    <DocumentType xmlns="0ce37e29-1057-4d1e-8fe4-135ae9ef8a58">Home Care</DocumentType>
+  </documentManagement>
+</p:properties>
+</file>
+
+<file path=customXml/item4.xml><?xml version="1.0" encoding="utf-8"?>
 <ct:contentTypeSchema xmlns:ct="http://schemas.microsoft.com/office/2006/metadata/contentType" xmlns:ma="http://schemas.microsoft.com/office/2006/metadata/properties/metaAttributes" ct:_="" ma:_="" ma:contentTypeName="Document" ma:contentTypeID="0x01010033D7A74B29D82546BE9ADBD44AA159B2" ma:contentTypeVersion="9" ma:contentTypeDescription="Create a new document." ma:contentTypeScope="" ma:versionID="13ed7236a978c93029832a0de4478f29">
   <xsd:schema xmlns:xsd="http://www.w3.org/2001/XMLSchema" xmlns:xs="http://www.w3.org/2001/XMLSchema" xmlns:p="http://schemas.microsoft.com/office/2006/metadata/properties" xmlns:ns1="http://schemas.microsoft.com/sharepoint/v3" xmlns:ns2="0ce37e29-1057-4d1e-8fe4-135ae9ef8a58" targetNamespace="http://schemas.microsoft.com/office/2006/metadata/properties" ma:root="true" ma:fieldsID="0b6ff04e860a5ddef2ccaf1e0574a846" ns1:_="" ns2:_="">
     <xsd:import namespace="http://schemas.microsoft.com/sharepoint/v3"/>
@@ -13700,21 +13973,6 @@
 </ct:contentTypeSchema>
 </file>
 
-<file path=customXml/item3.xml><?xml version="1.0" encoding="utf-8"?>
-<p:properties xmlns:p="http://schemas.microsoft.com/office/2006/metadata/properties" xmlns:xsi="http://www.w3.org/2001/XMLSchema-instance" xmlns:pc="http://schemas.microsoft.com/office/infopath/2007/PartnerControls">
-  <documentManagement>
-    <PublishingExpirationDate xmlns="http://schemas.microsoft.com/sharepoint/v3" xsi:nil="true"/>
-    <Documenttype2 xmlns="0ce37e29-1057-4d1e-8fe4-135ae9ef8a58">Form</Documenttype2>
-    <PublishingStartDate xmlns="http://schemas.microsoft.com/sharepoint/v3" xsi:nil="true"/>
-    <DocumentType xmlns="0ce37e29-1057-4d1e-8fe4-135ae9ef8a58">Home Care</DocumentType>
-  </documentManagement>
-</p:properties>
-</file>
-
-<file path=customXml/item4.xml><?xml version="1.0" encoding="utf-8"?>
-<b:Sources xmlns:b="http://schemas.openxmlformats.org/officeDocument/2006/bibliography" xmlns="http://schemas.openxmlformats.org/officeDocument/2006/bibliography" SelectedStyle="\APA.XSL" StyleName="APA"/>
-</file>
-
 <file path=customXml/item5.xml><?xml version="1.0" encoding="utf-8"?>
 <?mso-contentType ?>
 <FormTemplates xmlns="http://schemas.microsoft.com/sharepoint/v3/contenttype/forms">
@@ -13733,20 +13991,9 @@
 </file>
 
 <file path=customXml/itemProps2.xml><?xml version="1.0" encoding="utf-8"?>
-<ds:datastoreItem xmlns:ds="http://schemas.openxmlformats.org/officeDocument/2006/customXml" ds:itemID="{C559D07F-9AC5-44AA-B4E7-0F99E5B9AD4F}">
+<ds:datastoreItem xmlns:ds="http://schemas.openxmlformats.org/officeDocument/2006/customXml" ds:itemID="{52659089-253E-4CF0-A657-BAC2587216F9}">
   <ds:schemaRefs>
-    <ds:schemaRef ds:uri="http://schemas.microsoft.com/office/2006/metadata/contentType"/>
-    <ds:schemaRef ds:uri="http://schemas.microsoft.com/office/2006/metadata/properties/metaAttributes"/>
-    <ds:schemaRef ds:uri="http://www.w3.org/2001/XMLSchema"/>
-    <ds:schemaRef ds:uri="http://schemas.microsoft.com/office/2006/metadata/properties"/>
-    <ds:schemaRef ds:uri="http://schemas.microsoft.com/sharepoint/v3"/>
-    <ds:schemaRef ds:uri="0ce37e29-1057-4d1e-8fe4-135ae9ef8a58"/>
-    <ds:schemaRef ds:uri="http://schemas.microsoft.com/office/2006/documentManagement/types"/>
-    <ds:schemaRef ds:uri="http://schemas.microsoft.com/office/infopath/2007/PartnerControls"/>
-    <ds:schemaRef ds:uri="http://schemas.openxmlformats.org/package/2006/metadata/core-properties"/>
-    <ds:schemaRef ds:uri="http://purl.org/dc/elements/1.1/"/>
-    <ds:schemaRef ds:uri="http://purl.org/dc/terms/"/>
-    <ds:schemaRef ds:uri="http://schemas.microsoft.com/internal/obd"/>
+    <ds:schemaRef ds:uri="http://schemas.openxmlformats.org/officeDocument/2006/bibliography"/>
   </ds:schemaRefs>
 </ds:datastoreItem>
 </file>
@@ -13769,9 +14016,20 @@
 </file>
 
 <file path=customXml/itemProps4.xml><?xml version="1.0" encoding="utf-8"?>
-<ds:datastoreItem xmlns:ds="http://schemas.openxmlformats.org/officeDocument/2006/customXml" ds:itemID="{52659089-253E-4CF0-A657-BAC2587216F9}">
+<ds:datastoreItem xmlns:ds="http://schemas.openxmlformats.org/officeDocument/2006/customXml" ds:itemID="{C559D07F-9AC5-44AA-B4E7-0F99E5B9AD4F}">
   <ds:schemaRefs>
-    <ds:schemaRef ds:uri="http://schemas.openxmlformats.org/officeDocument/2006/bibliography"/>
+    <ds:schemaRef ds:uri="http://schemas.microsoft.com/office/2006/metadata/contentType"/>
+    <ds:schemaRef ds:uri="http://schemas.microsoft.com/office/2006/metadata/properties/metaAttributes"/>
+    <ds:schemaRef ds:uri="http://www.w3.org/2001/XMLSchema"/>
+    <ds:schemaRef ds:uri="http://schemas.microsoft.com/office/2006/metadata/properties"/>
+    <ds:schemaRef ds:uri="http://schemas.microsoft.com/sharepoint/v3"/>
+    <ds:schemaRef ds:uri="0ce37e29-1057-4d1e-8fe4-135ae9ef8a58"/>
+    <ds:schemaRef ds:uri="http://schemas.microsoft.com/office/2006/documentManagement/types"/>
+    <ds:schemaRef ds:uri="http://schemas.microsoft.com/office/infopath/2007/PartnerControls"/>
+    <ds:schemaRef ds:uri="http://schemas.openxmlformats.org/package/2006/metadata/core-properties"/>
+    <ds:schemaRef ds:uri="http://purl.org/dc/elements/1.1/"/>
+    <ds:schemaRef ds:uri="http://purl.org/dc/terms/"/>
+    <ds:schemaRef ds:uri="http://schemas.microsoft.com/internal/obd"/>
   </ds:schemaRefs>
 </ds:datastoreItem>
 </file>
